--- a/docs (kubernetes)/kcna_summary.docx
+++ b/docs (kubernetes)/kcna_summary.docx
@@ -20171,8 +20171,6 @@
         </w:rPr>
         <w:t>user name</w:t>
       </w:r>
-      <w:bookmarkStart w:id="0" w:name="_GoBack"/>
-      <w:bookmarkEnd w:id="0"/>
       <w:r>
         <w:rPr>
           <w:rFonts w:hint="default" w:ascii="Sitka Subheading" w:hAnsi="Sitka Subheading" w:cs="Sitka Subheading"/>
@@ -20339,7 +20337,7 @@
           <w:rFonts w:hint="default" w:ascii="Sitka Subheading" w:hAnsi="Sitka Subheading" w:cs="Sitka Subheading"/>
           <w:lang w:val="en-IN"/>
         </w:rPr>
-        <w:t>Image Security  (page 92)</w:t>
+        <w:t>Image Security</w:t>
       </w:r>
     </w:p>
     <w:p>
@@ -20354,6 +20352,1174 @@
           <w:rFonts w:hint="default" w:ascii="Sitka Subheading" w:hAnsi="Sitka Subheading" w:cs="Sitka Subheading"/>
         </w:rPr>
       </w:pPr>
+      <w:r>
+        <w:rPr>
+          <w:rFonts w:hint="default" w:ascii="Sitka Subheading" w:hAnsi="Sitka Subheading" w:cs="Sitka Subheading"/>
+          <w:lang w:val="en-IN"/>
+        </w:rPr>
+        <w:t xml:space="preserve">Default docker registry: </w:t>
+      </w:r>
+      <w:r>
+        <w:rPr>
+          <w:rFonts w:hint="default" w:ascii="Sitka Subheading" w:hAnsi="Sitka Subheading" w:cs="Sitka Subheading"/>
+          <w:i/>
+          <w:iCs/>
+          <w:lang w:val="en-IN"/>
+        </w:rPr>
+        <w:t>docker hub</w:t>
+      </w:r>
+      <w:r>
+        <w:rPr>
+          <w:rFonts w:hint="default" w:ascii="Sitka Subheading" w:hAnsi="Sitka Subheading" w:cs="Sitka Subheading"/>
+          <w:b w:val="0"/>
+          <w:bCs w:val="0"/>
+          <w:i w:val="0"/>
+          <w:iCs w:val="0"/>
+          <w:lang w:val="en-IN"/>
+        </w:rPr>
+        <w:t xml:space="preserve"> </w:t>
+      </w:r>
+    </w:p>
+    <w:p>
+      <w:pPr>
+        <w:numPr>
+          <w:ilvl w:val="1"/>
+          <w:numId w:val="11"/>
+        </w:numPr>
+        <w:spacing w:line="360" w:lineRule="auto"/>
+        <w:ind w:left="840" w:leftChars="0" w:hanging="420" w:firstLineChars="0"/>
+        <w:rPr>
+          <w:rFonts w:hint="default" w:ascii="Sitka Subheading" w:hAnsi="Sitka Subheading" w:cs="Sitka Subheading"/>
+        </w:rPr>
+      </w:pPr>
+      <w:r>
+        <w:rPr>
+          <w:rFonts w:hint="default" w:ascii="Sitka Subheading" w:hAnsi="Sitka Subheading" w:cs="Sitka Subheading"/>
+          <w:b/>
+          <w:bCs/>
+          <w:i/>
+          <w:iCs/>
+          <w:color w:val="18605A" w:themeColor="accent5" w:themeShade="80"/>
+          <w:u w:val="single"/>
+          <w:lang w:val="en-IN"/>
+        </w:rPr>
+        <w:t>image</w:t>
+      </w:r>
+      <w:r>
+        <w:rPr>
+          <w:rFonts w:hint="default" w:ascii="Sitka Subheading" w:hAnsi="Sitka Subheading" w:cs="Sitka Subheading"/>
+          <w:b/>
+          <w:bCs/>
+          <w:i w:val="0"/>
+          <w:iCs w:val="0"/>
+          <w:lang w:val="en-IN"/>
+        </w:rPr>
+        <w:t xml:space="preserve">: </w:t>
+      </w:r>
+      <w:r>
+        <w:rPr>
+          <w:rFonts w:hint="default" w:ascii="Sitka Subheading" w:hAnsi="Sitka Subheading" w:cs="Sitka Subheading"/>
+          <w:b w:val="0"/>
+          <w:bCs w:val="0"/>
+          <w:i w:val="0"/>
+          <w:iCs w:val="0"/>
+          <w:lang w:val="en-IN"/>
+        </w:rPr>
+        <w:t xml:space="preserve">nginx </w:t>
+      </w:r>
+      <w:r>
+        <w:rPr>
+          <w:rFonts w:hint="default" w:ascii="Sitka Subheading" w:hAnsi="Sitka Subheading" w:cs="Sitka Subheading"/>
+          <w:b w:val="0"/>
+          <w:bCs w:val="0"/>
+          <w:i w:val="0"/>
+          <w:iCs w:val="0"/>
+          <w:lang w:val="en-IN"/>
+        </w:rPr>
+        <w:br w:type="textWrapping"/>
+      </w:r>
+      <w:r>
+        <w:rPr>
+          <w:rFonts w:hint="default" w:ascii="Sitka Subheading" w:hAnsi="Sitka Subheading" w:cs="Sitka Subheading"/>
+          <w:b w:val="0"/>
+          <w:bCs w:val="0"/>
+          <w:i w:val="0"/>
+          <w:iCs w:val="0"/>
+          <w:lang w:val="en-IN"/>
+        </w:rPr>
+        <w:t>registry: docker.io</w:t>
+      </w:r>
+      <w:r>
+        <w:rPr>
+          <w:rFonts w:hint="default" w:ascii="Sitka Subheading" w:hAnsi="Sitka Subheading" w:cs="Sitka Subheading"/>
+          <w:b w:val="0"/>
+          <w:bCs w:val="0"/>
+          <w:i w:val="0"/>
+          <w:iCs w:val="0"/>
+          <w:lang w:val="en-IN"/>
+        </w:rPr>
+        <w:br w:type="textWrapping"/>
+      </w:r>
+      <w:r>
+        <w:rPr>
+          <w:rFonts w:hint="default" w:ascii="Sitka Subheading" w:hAnsi="Sitka Subheading" w:cs="Sitka Subheading"/>
+          <w:b w:val="0"/>
+          <w:bCs w:val="0"/>
+          <w:i w:val="0"/>
+          <w:iCs w:val="0"/>
+          <w:lang w:val="en-IN"/>
+        </w:rPr>
+        <w:t>namespace (organization/user): library (official images present in this)</w:t>
+      </w:r>
+      <w:r>
+        <w:rPr>
+          <w:rFonts w:hint="default" w:ascii="Sitka Subheading" w:hAnsi="Sitka Subheading" w:cs="Sitka Subheading"/>
+          <w:b w:val="0"/>
+          <w:bCs w:val="0"/>
+          <w:i w:val="0"/>
+          <w:iCs w:val="0"/>
+          <w:lang w:val="en-IN"/>
+        </w:rPr>
+        <w:br w:type="textWrapping"/>
+      </w:r>
+      <w:r>
+        <w:rPr>
+          <w:rFonts w:hint="default" w:ascii="Sitka Subheading" w:hAnsi="Sitka Subheading" w:cs="Sitka Subheading"/>
+          <w:b w:val="0"/>
+          <w:bCs w:val="0"/>
+          <w:i w:val="0"/>
+          <w:iCs w:val="0"/>
+          <w:lang w:val="en-IN"/>
+        </w:rPr>
+        <w:t>repository: nginx</w:t>
+      </w:r>
+      <w:r>
+        <w:rPr>
+          <w:rFonts w:hint="default" w:ascii="Sitka Subheading" w:hAnsi="Sitka Subheading" w:cs="Sitka Subheading"/>
+          <w:b w:val="0"/>
+          <w:bCs w:val="0"/>
+          <w:i w:val="0"/>
+          <w:iCs w:val="0"/>
+          <w:lang w:val="en-IN"/>
+        </w:rPr>
+        <w:br w:type="textWrapping"/>
+      </w:r>
+      <w:r>
+        <w:rPr>
+          <w:rFonts w:hint="default" w:ascii="Sitka Subheading" w:hAnsi="Sitka Subheading" w:cs="Sitka Subheading"/>
+          <w:b w:val="0"/>
+          <w:bCs w:val="0"/>
+          <w:i w:val="0"/>
+          <w:iCs w:val="0"/>
+          <w:lang w:val="en-IN"/>
+        </w:rPr>
+        <w:t>tag: latest</w:t>
+      </w:r>
+    </w:p>
+    <w:p>
+      <w:pPr>
+        <w:numPr>
+          <w:ilvl w:val="1"/>
+          <w:numId w:val="11"/>
+        </w:numPr>
+        <w:spacing w:line="360" w:lineRule="auto"/>
+        <w:ind w:left="840" w:leftChars="0" w:hanging="420" w:firstLineChars="0"/>
+        <w:rPr>
+          <w:rFonts w:hint="default" w:ascii="Sitka Subheading" w:hAnsi="Sitka Subheading" w:cs="Sitka Subheading"/>
+          <w:shd w:val="clear" w:color="FFFFFF" w:fill="D9D9D9"/>
+        </w:rPr>
+      </w:pPr>
+      <w:r>
+        <w:rPr>
+          <w:rFonts w:hint="default" w:ascii="Sitka Subheading" w:hAnsi="Sitka Subheading" w:cs="Sitka Subheading"/>
+          <w:i/>
+          <w:iCs/>
+          <w:color w:val="18605A" w:themeColor="accent5" w:themeShade="80"/>
+          <w:u w:val="single"/>
+          <w:shd w:val="clear" w:color="FFFFFF" w:fill="D9D9D9"/>
+          <w:lang w:val="en-IN"/>
+        </w:rPr>
+        <w:t>image</w:t>
+      </w:r>
+      <w:r>
+        <w:rPr>
+          <w:rFonts w:hint="default" w:ascii="Sitka Subheading" w:hAnsi="Sitka Subheading" w:cs="Sitka Subheading"/>
+          <w:shd w:val="clear" w:color="FFFFFF" w:fill="D9D9D9"/>
+          <w:lang w:val="en-IN"/>
+        </w:rPr>
+        <w:t xml:space="preserve">: nginx  ==&gt;  </w:t>
+      </w:r>
+      <w:r>
+        <w:rPr>
+          <w:rFonts w:hint="default" w:ascii="Sitka Subheading" w:hAnsi="Sitka Subheading" w:cs="Sitka Subheading"/>
+          <w:i/>
+          <w:iCs/>
+          <w:color w:val="18605A" w:themeColor="accent5" w:themeShade="80"/>
+          <w:u w:val="single"/>
+          <w:shd w:val="clear" w:color="FFFFFF" w:fill="D9D9D9"/>
+          <w:lang w:val="en-IN"/>
+        </w:rPr>
+        <w:t>image</w:t>
+      </w:r>
+      <w:r>
+        <w:rPr>
+          <w:rFonts w:hint="default" w:ascii="Sitka Subheading" w:hAnsi="Sitka Subheading" w:cs="Sitka Subheading"/>
+          <w:shd w:val="clear" w:color="FFFFFF" w:fill="D9D9D9"/>
+          <w:lang w:val="en-IN"/>
+        </w:rPr>
+        <w:t>: docker.io/library/nginx</w:t>
+      </w:r>
+    </w:p>
+    <w:p>
+      <w:pPr>
+        <w:numPr>
+          <w:ilvl w:val="1"/>
+          <w:numId w:val="11"/>
+        </w:numPr>
+        <w:spacing w:line="360" w:lineRule="auto"/>
+        <w:ind w:left="840" w:leftChars="0" w:hanging="420" w:firstLineChars="0"/>
+        <w:rPr>
+          <w:rFonts w:hint="default" w:ascii="Sitka Subheading" w:hAnsi="Sitka Subheading" w:cs="Sitka Subheading"/>
+        </w:rPr>
+      </w:pPr>
+      <w:r>
+        <w:rPr>
+          <w:rFonts w:hint="default" w:ascii="Sitka Subheading" w:hAnsi="Sitka Subheading" w:cs="Sitka Subheading"/>
+          <w:i/>
+          <w:iCs/>
+          <w:color w:val="18605A" w:themeColor="accent5" w:themeShade="80"/>
+          <w:u w:val="single"/>
+          <w:lang w:val="en-IN"/>
+        </w:rPr>
+        <w:t>image</w:t>
+      </w:r>
+      <w:r>
+        <w:rPr>
+          <w:rFonts w:hint="default" w:ascii="Sitka Subheading" w:hAnsi="Sitka Subheading" w:cs="Sitka Subheading"/>
+          <w:color w:val="795D01" w:themeColor="accent3" w:themeShade="80"/>
+          <w:lang w:val="en-IN"/>
+        </w:rPr>
+        <w:t>: private-registry.io/apps/internal-app</w:t>
+      </w:r>
+      <w:r>
+        <w:rPr>
+          <w:rFonts w:hint="default" w:ascii="Sitka Subheading" w:hAnsi="Sitka Subheading" w:cs="Sitka Subheading"/>
+          <w:lang w:val="en-IN"/>
+        </w:rPr>
+        <w:br w:type="textWrapping"/>
+      </w:r>
+      <w:r>
+        <w:rPr>
+          <w:rFonts w:hint="default" w:ascii="Sitka Subheading" w:hAnsi="Sitka Subheading" w:cs="Sitka Subheading"/>
+          <w:lang w:val="en-IN"/>
+        </w:rPr>
+        <w:t>[ if you want to specify other registry or other namespace ]</w:t>
+      </w:r>
+    </w:p>
+    <w:p>
+      <w:pPr>
+        <w:numPr>
+          <w:ilvl w:val="1"/>
+          <w:numId w:val="11"/>
+        </w:numPr>
+        <w:spacing w:line="360" w:lineRule="auto"/>
+        <w:ind w:left="840" w:leftChars="0" w:hanging="420" w:firstLineChars="0"/>
+        <w:rPr>
+          <w:rFonts w:hint="default" w:ascii="Sitka Subheading" w:hAnsi="Sitka Subheading" w:cs="Sitka Subheading"/>
+        </w:rPr>
+      </w:pPr>
+      <w:r>
+        <w:rPr>
+          <w:rFonts w:hint="default" w:ascii="Sitka Subheading" w:hAnsi="Sitka Subheading" w:cs="Sitka Subheading"/>
+          <w:lang w:val="en-IN"/>
+        </w:rPr>
+        <w:t>In case of private registry, you need to authenticate in that.</w:t>
+      </w:r>
+    </w:p>
+    <w:p>
+      <w:pPr>
+        <w:numPr>
+          <w:ilvl w:val="1"/>
+          <w:numId w:val="11"/>
+        </w:numPr>
+        <w:spacing w:line="360" w:lineRule="auto"/>
+        <w:ind w:left="840" w:leftChars="0" w:hanging="420" w:firstLineChars="0"/>
+        <w:rPr>
+          <w:rFonts w:hint="default" w:ascii="Sitka Subheading" w:hAnsi="Sitka Subheading" w:cs="Sitka Subheading"/>
+        </w:rPr>
+      </w:pPr>
+      <w:r>
+        <w:rPr>
+          <w:rFonts w:hint="default" w:ascii="Sitka Subheading" w:hAnsi="Sitka Subheading" w:cs="Sitka Subheading"/>
+          <w:lang w:val="en-IN"/>
+        </w:rPr>
+        <w:t xml:space="preserve">Create a </w:t>
+      </w:r>
+      <w:r>
+        <w:rPr>
+          <w:rFonts w:hint="default" w:ascii="Sitka Subheading" w:hAnsi="Sitka Subheading" w:cs="Sitka Subheading"/>
+          <w:b/>
+          <w:bCs/>
+          <w:lang w:val="en-IN"/>
+        </w:rPr>
+        <w:t>Secret</w:t>
+      </w:r>
+      <w:r>
+        <w:rPr>
+          <w:rFonts w:hint="default" w:ascii="Sitka Subheading" w:hAnsi="Sitka Subheading" w:cs="Sitka Subheading"/>
+          <w:b w:val="0"/>
+          <w:bCs w:val="0"/>
+          <w:lang w:val="en-IN"/>
+        </w:rPr>
+        <w:t xml:space="preserve"> (Kubernetes Resource)</w:t>
+      </w:r>
+      <w:r>
+        <w:rPr>
+          <w:rFonts w:hint="default" w:ascii="Sitka Subheading" w:hAnsi="Sitka Subheading" w:cs="Sitka Subheading"/>
+          <w:b w:val="0"/>
+          <w:bCs w:val="0"/>
+          <w:lang w:val="en-IN"/>
+        </w:rPr>
+        <w:br w:type="textWrapping"/>
+      </w:r>
+      <w:r>
+        <w:rPr>
+          <w:rFonts w:hint="default" w:ascii="Sitka Subheading" w:hAnsi="Sitka Subheading" w:cs="Sitka Subheading"/>
+          <w:b w:val="0"/>
+          <w:bCs w:val="0"/>
+          <w:lang w:val="en-IN"/>
+        </w:rPr>
+        <w:t xml:space="preserve">mention secret object’s name in </w:t>
+      </w:r>
+      <w:r>
+        <w:rPr>
+          <w:rFonts w:hint="default" w:ascii="Sitka Subheading" w:hAnsi="Sitka Subheading" w:cs="Sitka Subheading"/>
+          <w:b w:val="0"/>
+          <w:bCs w:val="0"/>
+          <w:i/>
+          <w:iCs/>
+          <w:color w:val="18605A" w:themeColor="accent5" w:themeShade="80"/>
+          <w:u w:val="single"/>
+          <w:lang w:val="en-IN"/>
+        </w:rPr>
+        <w:t>pod.spec.</w:t>
+      </w:r>
+      <w:r>
+        <w:rPr>
+          <w:rFonts w:hint="default" w:ascii="Sitka Subheading" w:hAnsi="Sitka Subheading" w:cs="Sitka Subheading"/>
+          <w:b/>
+          <w:bCs/>
+          <w:i/>
+          <w:iCs/>
+          <w:color w:val="18605A" w:themeColor="accent5" w:themeShade="80"/>
+          <w:u w:val="single"/>
+          <w:lang w:val="en-IN"/>
+        </w:rPr>
+        <w:t>imagePullSecrets.name</w:t>
+      </w:r>
+      <w:r>
+        <w:rPr>
+          <w:rFonts w:hint="default" w:ascii="Sitka Subheading" w:hAnsi="Sitka Subheading" w:cs="Sitka Subheading"/>
+          <w:b w:val="0"/>
+          <w:bCs w:val="0"/>
+          <w:i w:val="0"/>
+          <w:iCs w:val="0"/>
+          <w:lang w:val="en-IN"/>
+        </w:rPr>
+        <w:t xml:space="preserve"> field.</w:t>
+      </w:r>
+    </w:p>
+    <w:p>
+      <w:pPr>
+        <w:numPr>
+          <w:ilvl w:val="1"/>
+          <w:numId w:val="11"/>
+        </w:numPr>
+        <w:spacing w:line="360" w:lineRule="auto"/>
+        <w:ind w:left="840" w:leftChars="0" w:hanging="420" w:firstLineChars="0"/>
+        <w:rPr>
+          <w:rFonts w:hint="default" w:ascii="Sitka Subheading" w:hAnsi="Sitka Subheading" w:cs="Sitka Subheading"/>
+        </w:rPr>
+      </w:pPr>
+      <w:r>
+        <w:rPr>
+          <w:rFonts w:hint="default" w:ascii="Sitka Subheading" w:hAnsi="Sitka Subheading" w:cs="Sitka Subheading"/>
+          <w:b/>
+          <w:bCs/>
+          <w:color w:val="C00000"/>
+          <w:lang w:val="en-IN"/>
+        </w:rPr>
+        <w:t>kubectl create secret docker-registry &lt;</w:t>
+      </w:r>
+      <w:r>
+        <w:rPr>
+          <w:rFonts w:hint="default" w:ascii="Sitka Subheading" w:hAnsi="Sitka Subheading" w:cs="Sitka Subheading"/>
+          <w:b w:val="0"/>
+          <w:bCs w:val="0"/>
+          <w:color w:val="C00000"/>
+          <w:lang w:val="en-IN"/>
+        </w:rPr>
+        <w:t>secret name</w:t>
+      </w:r>
+      <w:r>
+        <w:rPr>
+          <w:rFonts w:hint="default" w:ascii="Sitka Subheading" w:hAnsi="Sitka Subheading" w:cs="Sitka Subheading"/>
+          <w:b/>
+          <w:bCs/>
+          <w:color w:val="C00000"/>
+          <w:lang w:val="en-IN"/>
+        </w:rPr>
+        <w:t xml:space="preserve">&gt;   </w:t>
+      </w:r>
+      <w:r>
+        <w:rPr>
+          <w:rFonts w:hint="default" w:ascii="Sitka Subheading" w:hAnsi="Sitka Subheading" w:cs="Sitka Subheading"/>
+          <w:b w:val="0"/>
+          <w:bCs w:val="0"/>
+          <w:color w:val="C00000"/>
+          <w:lang w:val="en-IN"/>
+        </w:rPr>
+        <w:t>\</w:t>
+      </w:r>
+      <w:r>
+        <w:rPr>
+          <w:rFonts w:hint="default" w:ascii="Sitka Subheading" w:hAnsi="Sitka Subheading" w:cs="Sitka Subheading"/>
+          <w:b/>
+          <w:bCs/>
+          <w:color w:val="C00000"/>
+          <w:lang w:val="en-IN"/>
+        </w:rPr>
+        <w:br w:type="textWrapping"/>
+      </w:r>
+      <w:r>
+        <w:rPr>
+          <w:rFonts w:hint="default" w:ascii="Sitka Subheading" w:hAnsi="Sitka Subheading" w:cs="Sitka Subheading"/>
+          <w:b/>
+          <w:bCs/>
+          <w:color w:val="C00000"/>
+          <w:lang w:val="en-IN"/>
+        </w:rPr>
+        <w:t>--docker-server=&lt;</w:t>
+      </w:r>
+      <w:r>
+        <w:rPr>
+          <w:rFonts w:hint="default" w:ascii="Sitka Subheading" w:hAnsi="Sitka Subheading" w:cs="Sitka Subheading"/>
+          <w:b w:val="0"/>
+          <w:bCs w:val="0"/>
+          <w:color w:val="C00000"/>
+          <w:lang w:val="en-IN"/>
+        </w:rPr>
+        <w:t>docker registry server</w:t>
+      </w:r>
+      <w:r>
+        <w:rPr>
+          <w:rFonts w:hint="default" w:ascii="Sitka Subheading" w:hAnsi="Sitka Subheading" w:cs="Sitka Subheading"/>
+          <w:b/>
+          <w:bCs/>
+          <w:color w:val="C00000"/>
+          <w:lang w:val="en-IN"/>
+        </w:rPr>
+        <w:t>&gt;</w:t>
+      </w:r>
+      <w:r>
+        <w:rPr>
+          <w:rFonts w:hint="default" w:ascii="Sitka Subheading" w:hAnsi="Sitka Subheading" w:cs="Sitka Subheading"/>
+          <w:b w:val="0"/>
+          <w:bCs w:val="0"/>
+          <w:color w:val="C00000"/>
+          <w:lang w:val="en-IN"/>
+        </w:rPr>
+        <w:t xml:space="preserve">   \</w:t>
+      </w:r>
+      <w:r>
+        <w:rPr>
+          <w:rFonts w:hint="default" w:ascii="Sitka Subheading" w:hAnsi="Sitka Subheading" w:cs="Sitka Subheading"/>
+          <w:b w:val="0"/>
+          <w:bCs w:val="0"/>
+          <w:color w:val="C00000"/>
+          <w:lang w:val="en-IN"/>
+        </w:rPr>
+        <w:br w:type="textWrapping"/>
+      </w:r>
+      <w:r>
+        <w:rPr>
+          <w:rFonts w:hint="default" w:ascii="Sitka Subheading" w:hAnsi="Sitka Subheading" w:cs="Sitka Subheading"/>
+          <w:b/>
+          <w:bCs/>
+          <w:color w:val="C00000"/>
+          <w:lang w:val="en-IN"/>
+        </w:rPr>
+        <w:t>--docker-username=&lt;</w:t>
+      </w:r>
+      <w:r>
+        <w:rPr>
+          <w:rFonts w:hint="default" w:ascii="Sitka Subheading" w:hAnsi="Sitka Subheading" w:cs="Sitka Subheading"/>
+          <w:b w:val="0"/>
+          <w:bCs w:val="0"/>
+          <w:color w:val="C00000"/>
+          <w:lang w:val="en-IN"/>
+        </w:rPr>
+        <w:t>docker registry username</w:t>
+      </w:r>
+      <w:r>
+        <w:rPr>
+          <w:rFonts w:hint="default" w:ascii="Sitka Subheading" w:hAnsi="Sitka Subheading" w:cs="Sitka Subheading"/>
+          <w:b/>
+          <w:bCs/>
+          <w:color w:val="C00000"/>
+          <w:lang w:val="en-IN"/>
+        </w:rPr>
+        <w:t>&gt;</w:t>
+      </w:r>
+      <w:r>
+        <w:rPr>
+          <w:rFonts w:hint="default" w:ascii="Sitka Subheading" w:hAnsi="Sitka Subheading" w:cs="Sitka Subheading"/>
+          <w:b w:val="0"/>
+          <w:bCs w:val="0"/>
+          <w:color w:val="C00000"/>
+          <w:lang w:val="en-IN"/>
+        </w:rPr>
+        <w:t xml:space="preserve">   \</w:t>
+      </w:r>
+      <w:r>
+        <w:rPr>
+          <w:rFonts w:hint="default" w:ascii="Sitka Subheading" w:hAnsi="Sitka Subheading" w:cs="Sitka Subheading"/>
+          <w:b/>
+          <w:bCs/>
+          <w:color w:val="C00000"/>
+          <w:lang w:val="en-IN"/>
+        </w:rPr>
+        <w:br w:type="textWrapping"/>
+      </w:r>
+      <w:r>
+        <w:rPr>
+          <w:rFonts w:hint="default" w:ascii="Sitka Subheading" w:hAnsi="Sitka Subheading" w:cs="Sitka Subheading"/>
+          <w:b/>
+          <w:bCs/>
+          <w:color w:val="C00000"/>
+          <w:lang w:val="en-IN"/>
+        </w:rPr>
+        <w:t>--docker-password=&lt;</w:t>
+      </w:r>
+      <w:r>
+        <w:rPr>
+          <w:rFonts w:hint="default" w:ascii="Sitka Subheading" w:hAnsi="Sitka Subheading" w:cs="Sitka Subheading"/>
+          <w:b w:val="0"/>
+          <w:bCs w:val="0"/>
+          <w:color w:val="C00000"/>
+          <w:lang w:val="en-IN"/>
+        </w:rPr>
+        <w:t>docker registry password</w:t>
+      </w:r>
+      <w:r>
+        <w:rPr>
+          <w:rFonts w:hint="default" w:ascii="Sitka Subheading" w:hAnsi="Sitka Subheading" w:cs="Sitka Subheading"/>
+          <w:b/>
+          <w:bCs/>
+          <w:color w:val="C00000"/>
+          <w:lang w:val="en-IN"/>
+        </w:rPr>
+        <w:t>&gt;</w:t>
+      </w:r>
+      <w:r>
+        <w:rPr>
+          <w:rFonts w:hint="default" w:ascii="Sitka Subheading" w:hAnsi="Sitka Subheading" w:cs="Sitka Subheading"/>
+          <w:b w:val="0"/>
+          <w:bCs w:val="0"/>
+          <w:color w:val="C00000"/>
+          <w:lang w:val="en-IN"/>
+        </w:rPr>
+        <w:t xml:space="preserve">   \</w:t>
+      </w:r>
+      <w:r>
+        <w:rPr>
+          <w:rFonts w:hint="default" w:ascii="Sitka Subheading" w:hAnsi="Sitka Subheading" w:cs="Sitka Subheading"/>
+          <w:b/>
+          <w:bCs/>
+          <w:color w:val="C00000"/>
+          <w:lang w:val="en-IN"/>
+        </w:rPr>
+        <w:br w:type="textWrapping"/>
+      </w:r>
+      <w:r>
+        <w:rPr>
+          <w:rFonts w:hint="default" w:ascii="Sitka Subheading" w:hAnsi="Sitka Subheading" w:cs="Sitka Subheading"/>
+          <w:b/>
+          <w:bCs/>
+          <w:color w:val="C00000"/>
+          <w:lang w:val="en-IN"/>
+        </w:rPr>
+        <w:t>--docker-email=&lt;</w:t>
+      </w:r>
+      <w:r>
+        <w:rPr>
+          <w:rFonts w:hint="default" w:ascii="Sitka Subheading" w:hAnsi="Sitka Subheading" w:cs="Sitka Subheading"/>
+          <w:b w:val="0"/>
+          <w:bCs w:val="0"/>
+          <w:color w:val="C00000"/>
+          <w:lang w:val="en-IN"/>
+        </w:rPr>
+        <w:t>docker registry email</w:t>
+      </w:r>
+      <w:r>
+        <w:rPr>
+          <w:rFonts w:hint="default" w:ascii="Sitka Subheading" w:hAnsi="Sitka Subheading" w:cs="Sitka Subheading"/>
+          <w:b/>
+          <w:bCs/>
+          <w:color w:val="C00000"/>
+          <w:lang w:val="en-IN"/>
+        </w:rPr>
+        <w:t>&gt;</w:t>
+      </w:r>
+      <w:r>
+        <w:rPr>
+          <w:rFonts w:hint="default" w:ascii="Sitka Subheading" w:hAnsi="Sitka Subheading" w:cs="Sitka Subheading"/>
+          <w:b w:val="0"/>
+          <w:bCs w:val="0"/>
+          <w:lang w:val="en-IN"/>
+        </w:rPr>
+        <w:t xml:space="preserve">   </w:t>
+      </w:r>
+    </w:p>
+    <w:p>
+      <w:pPr>
+        <w:numPr>
+          <w:ilvl w:val="2"/>
+          <w:numId w:val="11"/>
+        </w:numPr>
+        <w:spacing w:line="360" w:lineRule="auto"/>
+        <w:ind w:left="1260" w:leftChars="0" w:hanging="420" w:firstLineChars="0"/>
+        <w:rPr>
+          <w:rFonts w:hint="default" w:ascii="Sitka Subheading" w:hAnsi="Sitka Subheading" w:cs="Sitka Subheading"/>
+        </w:rPr>
+      </w:pPr>
+      <w:r>
+        <w:rPr>
+          <w:rFonts w:hint="default" w:ascii="Sitka Subheading" w:hAnsi="Sitka Subheading" w:cs="Sitka Subheading"/>
+        </w:rPr>
+        <w:t xml:space="preserve">docker-registry </w:t>
+      </w:r>
+      <w:r>
+        <w:rPr>
+          <w:rFonts w:hint="default" w:ascii="Sitka Subheading" w:hAnsi="Sitka Subheading" w:cs="Sitka Subheading"/>
+          <w:lang w:val="en-IN"/>
+        </w:rPr>
+        <w:t>=&gt;</w:t>
+      </w:r>
+      <w:r>
+        <w:rPr>
+          <w:rFonts w:hint="default" w:ascii="Sitka Subheading" w:hAnsi="Sitka Subheading" w:cs="Sitka Subheading"/>
+        </w:rPr>
+        <w:t xml:space="preserve"> Create a secret for use with a Docker registry</w:t>
+      </w:r>
+    </w:p>
+    <w:p>
+      <w:pPr>
+        <w:numPr>
+          <w:ilvl w:val="1"/>
+          <w:numId w:val="11"/>
+        </w:numPr>
+        <w:spacing w:line="360" w:lineRule="auto"/>
+        <w:ind w:left="840" w:leftChars="0" w:hanging="420" w:firstLineChars="0"/>
+        <w:rPr>
+          <w:rFonts w:hint="default" w:ascii="Sitka Subheading" w:hAnsi="Sitka Subheading" w:cs="Sitka Subheading"/>
+        </w:rPr>
+      </w:pPr>
+      <w:r>
+        <w:rPr>
+          <w:rFonts w:hint="default" w:ascii="Sitka Subheading" w:hAnsi="Sitka Subheading" w:cs="Sitka Subheading"/>
+        </w:rPr>
+        <w:drawing>
+          <wp:inline distT="0" distB="0" distL="114300" distR="114300">
+            <wp:extent cx="2115820" cy="660400"/>
+            <wp:effectExtent l="0" t="0" r="5080" b="0"/>
+            <wp:docPr id="8" name="Picture 1"/>
+            <wp:cNvGraphicFramePr>
+              <a:graphicFrameLocks xmlns:a="http://schemas.openxmlformats.org/drawingml/2006/main" noChangeAspect="1"/>
+            </wp:cNvGraphicFramePr>
+            <a:graphic xmlns:a="http://schemas.openxmlformats.org/drawingml/2006/main">
+              <a:graphicData uri="http://schemas.openxmlformats.org/drawingml/2006/picture">
+                <pic:pic xmlns:pic="http://schemas.openxmlformats.org/drawingml/2006/picture">
+                  <pic:nvPicPr>
+                    <pic:cNvPr id="8" name="Picture 1"/>
+                    <pic:cNvPicPr>
+                      <a:picLocks noChangeAspect="1"/>
+                    </pic:cNvPicPr>
+                  </pic:nvPicPr>
+                  <pic:blipFill>
+                    <a:blip r:embed="rId41"/>
+                    <a:stretch>
+                      <a:fillRect/>
+                    </a:stretch>
+                  </pic:blipFill>
+                  <pic:spPr>
+                    <a:xfrm>
+                      <a:off x="0" y="0"/>
+                      <a:ext cx="2115820" cy="660400"/>
+                    </a:xfrm>
+                    <a:prstGeom prst="rect">
+                      <a:avLst/>
+                    </a:prstGeom>
+                    <a:noFill/>
+                    <a:ln>
+                      <a:noFill/>
+                    </a:ln>
+                  </pic:spPr>
+                </pic:pic>
+              </a:graphicData>
+            </a:graphic>
+          </wp:inline>
+        </w:drawing>
+      </w:r>
+      <w:r>
+        <w:rPr>
+          <w:rFonts w:hint="default" w:ascii="Sitka Subheading" w:hAnsi="Sitka Subheading" w:cs="Sitka Subheading"/>
+        </w:rPr>
+        <w:br w:type="textWrapping"/>
+      </w:r>
+      <w:r>
+        <w:rPr>
+          <w:rFonts w:hint="default" w:ascii="Sitka Subheading" w:hAnsi="Sitka Subheading" w:cs="Sitka Subheading"/>
+          <w:i/>
+          <w:iCs/>
+          <w:color w:val="18605A" w:themeColor="accent5" w:themeShade="80"/>
+          <w:u w:val="single"/>
+          <w:lang w:val="en-IN"/>
+        </w:rPr>
+        <w:t>pod.spec.</w:t>
+      </w:r>
+      <w:r>
+        <w:rPr>
+          <w:rFonts w:hint="default" w:ascii="Sitka Subheading" w:hAnsi="Sitka Subheading" w:cs="Sitka Subheading"/>
+          <w:b/>
+          <w:bCs/>
+          <w:i/>
+          <w:iCs/>
+          <w:color w:val="18605A" w:themeColor="accent5" w:themeShade="80"/>
+          <w:u w:val="single"/>
+          <w:lang w:val="en-IN"/>
+        </w:rPr>
+        <w:t>imagePullSecrets</w:t>
+      </w:r>
+      <w:r>
+        <w:rPr>
+          <w:rFonts w:hint="default" w:ascii="Sitka Subheading" w:hAnsi="Sitka Subheading" w:cs="Sitka Subheading"/>
+          <w:b/>
+          <w:bCs/>
+          <w:lang w:val="en-IN"/>
+        </w:rPr>
+        <w:t xml:space="preserve"> </w:t>
+      </w:r>
+      <w:r>
+        <w:rPr>
+          <w:rFonts w:hint="default" w:ascii="Sitka Subheading" w:hAnsi="Sitka Subheading" w:cs="Sitka Subheading"/>
+          <w:lang w:val="en-IN"/>
+        </w:rPr>
+        <w:t>is a list; it’ll try one by one until it finds the required image.</w:t>
+      </w:r>
+      <w:r>
+        <w:rPr>
+          <w:rFonts w:hint="default" w:ascii="Sitka Subheading" w:hAnsi="Sitka Subheading" w:cs="Sitka Subheading"/>
+          <w:lang w:val="en-IN"/>
+        </w:rPr>
+        <w:br w:type="textWrapping"/>
+      </w:r>
+      <w:r>
+        <w:rPr>
+          <w:rFonts w:hint="default" w:ascii="Sitka Subheading" w:hAnsi="Sitka Subheading" w:cs="Sitka Subheading"/>
+          <w:lang w:val="en-IN"/>
+        </w:rPr>
+        <w:t xml:space="preserve">[ containers and imagePullSecrets: both are </w:t>
+      </w:r>
+      <w:r>
+        <w:rPr>
+          <w:rFonts w:hint="default" w:ascii="Sitka Subheading" w:hAnsi="Sitka Subheading" w:cs="Sitka Subheading"/>
+          <w:u w:val="single"/>
+          <w:lang w:val="en-IN"/>
+        </w:rPr>
+        <w:t>siblings</w:t>
+      </w:r>
+      <w:r>
+        <w:rPr>
+          <w:rFonts w:hint="default" w:ascii="Sitka Subheading" w:hAnsi="Sitka Subheading" w:cs="Sitka Subheading"/>
+          <w:lang w:val="en-IN"/>
+        </w:rPr>
+        <w:t xml:space="preserve"> ]</w:t>
+      </w:r>
+    </w:p>
+    <w:p>
+      <w:pPr>
+        <w:numPr>
+          <w:ilvl w:val="1"/>
+          <w:numId w:val="11"/>
+        </w:numPr>
+        <w:spacing w:line="360" w:lineRule="auto"/>
+        <w:ind w:left="840" w:leftChars="0" w:hanging="420" w:firstLineChars="0"/>
+        <w:rPr>
+          <w:rFonts w:hint="default" w:ascii="Sitka Subheading" w:hAnsi="Sitka Subheading" w:cs="Sitka Subheading"/>
+        </w:rPr>
+      </w:pPr>
+      <w:r>
+        <w:rPr>
+          <w:rFonts w:hint="default" w:ascii="Sitka Subheading" w:hAnsi="Sitka Subheading" w:cs="Sitka Subheading"/>
+          <w:lang w:val="en-IN"/>
+        </w:rPr>
+        <w:t xml:space="preserve">Create </w:t>
+      </w:r>
+      <w:r>
+        <w:rPr>
+          <w:rFonts w:hint="default" w:ascii="Sitka Subheading" w:hAnsi="Sitka Subheading" w:cs="Sitka Subheading"/>
+          <w:b/>
+          <w:bCs/>
+          <w:lang w:val="en-IN"/>
+        </w:rPr>
+        <w:t>secret</w:t>
+      </w:r>
+      <w:r>
+        <w:rPr>
+          <w:rFonts w:hint="default" w:ascii="Sitka Subheading" w:hAnsi="Sitka Subheading" w:cs="Sitka Subheading"/>
+          <w:b w:val="0"/>
+          <w:bCs w:val="0"/>
+          <w:lang w:val="en-IN"/>
+        </w:rPr>
+        <w:t xml:space="preserve"> from yaml</w:t>
+      </w:r>
+      <w:r>
+        <w:rPr>
+          <w:rFonts w:hint="default" w:ascii="Sitka Subheading" w:hAnsi="Sitka Subheading" w:cs="Sitka Subheading"/>
+          <w:b w:val="0"/>
+          <w:bCs w:val="0"/>
+          <w:lang w:val="en-IN"/>
+        </w:rPr>
+        <w:br w:type="textWrapping"/>
+      </w:r>
+      <w:r>
+        <w:rPr>
+          <w:rFonts w:hint="default" w:ascii="Sitka Subheading" w:hAnsi="Sitka Subheading" w:cs="Sitka Subheading"/>
+        </w:rPr>
+        <w:drawing>
+          <wp:inline distT="0" distB="0" distL="114300" distR="114300">
+            <wp:extent cx="2101850" cy="971550"/>
+            <wp:effectExtent l="0" t="0" r="6350" b="6350"/>
+            <wp:docPr id="14" name="Picture 2"/>
+            <wp:cNvGraphicFramePr>
+              <a:graphicFrameLocks xmlns:a="http://schemas.openxmlformats.org/drawingml/2006/main" noChangeAspect="1"/>
+            </wp:cNvGraphicFramePr>
+            <a:graphic xmlns:a="http://schemas.openxmlformats.org/drawingml/2006/main">
+              <a:graphicData uri="http://schemas.openxmlformats.org/drawingml/2006/picture">
+                <pic:pic xmlns:pic="http://schemas.openxmlformats.org/drawingml/2006/picture">
+                  <pic:nvPicPr>
+                    <pic:cNvPr id="14" name="Picture 2"/>
+                    <pic:cNvPicPr>
+                      <a:picLocks noChangeAspect="1"/>
+                    </pic:cNvPicPr>
+                  </pic:nvPicPr>
+                  <pic:blipFill>
+                    <a:blip r:embed="rId42"/>
+                    <a:stretch>
+                      <a:fillRect/>
+                    </a:stretch>
+                  </pic:blipFill>
+                  <pic:spPr>
+                    <a:xfrm>
+                      <a:off x="0" y="0"/>
+                      <a:ext cx="2101850" cy="971550"/>
+                    </a:xfrm>
+                    <a:prstGeom prst="rect">
+                      <a:avLst/>
+                    </a:prstGeom>
+                    <a:noFill/>
+                    <a:ln>
+                      <a:noFill/>
+                    </a:ln>
+                  </pic:spPr>
+                </pic:pic>
+              </a:graphicData>
+            </a:graphic>
+          </wp:inline>
+        </w:drawing>
+      </w:r>
+      <w:r>
+        <w:rPr>
+          <w:rFonts w:hint="default" w:ascii="Sitka Subheading" w:hAnsi="Sitka Subheading" w:cs="Sitka Subheading"/>
+          <w:lang w:val="en-IN"/>
+        </w:rPr>
+        <w:t xml:space="preserve">  [ yaml file looks something like this ]</w:t>
+      </w:r>
+    </w:p>
+    <w:p>
+      <w:pPr>
+        <w:numPr>
+          <w:ilvl w:val="2"/>
+          <w:numId w:val="11"/>
+        </w:numPr>
+        <w:spacing w:line="360" w:lineRule="auto"/>
+        <w:ind w:left="1260" w:leftChars="0" w:hanging="420" w:firstLineChars="0"/>
+        <w:rPr>
+          <w:rFonts w:hint="default" w:ascii="Sitka Subheading" w:hAnsi="Sitka Subheading" w:cs="Sitka Subheading"/>
+        </w:rPr>
+      </w:pPr>
+      <w:r>
+        <w:rPr>
+          <w:rFonts w:hint="default" w:ascii="Sitka Subheading" w:hAnsi="Sitka Subheading" w:cs="Sitka Subheading"/>
+          <w:i/>
+          <w:iCs/>
+          <w:color w:val="18605A" w:themeColor="accent5" w:themeShade="80"/>
+          <w:u w:val="single"/>
+          <w:lang w:val="en-IN"/>
+        </w:rPr>
+        <w:t>secret.data.</w:t>
+      </w:r>
+      <w:r>
+        <w:rPr>
+          <w:rFonts w:hint="default" w:ascii="Sitka Subheading" w:hAnsi="Sitka Subheading" w:cs="Sitka Subheading"/>
+          <w:b/>
+          <w:bCs/>
+          <w:i/>
+          <w:iCs/>
+          <w:color w:val="18605A" w:themeColor="accent5" w:themeShade="80"/>
+          <w:u w:val="single"/>
+          <w:shd w:val="clear" w:color="FFFFFF" w:fill="D9D9D9"/>
+          <w:lang w:val="en-IN"/>
+        </w:rPr>
+        <w:t>\.</w:t>
+      </w:r>
+      <w:r>
+        <w:rPr>
+          <w:rFonts w:hint="default" w:ascii="Sitka Subheading" w:hAnsi="Sitka Subheading" w:cs="Sitka Subheading"/>
+          <w:i/>
+          <w:iCs/>
+          <w:color w:val="18605A" w:themeColor="accent5" w:themeShade="80"/>
+          <w:u w:val="single"/>
+          <w:lang w:val="en-IN"/>
+        </w:rPr>
+        <w:t>dockerconfigjson</w:t>
+      </w:r>
+      <w:r>
+        <w:rPr>
+          <w:rFonts w:hint="default" w:ascii="Sitka Subheading" w:hAnsi="Sitka Subheading" w:cs="Sitka Subheading"/>
+          <w:i w:val="0"/>
+          <w:iCs w:val="0"/>
+          <w:lang w:val="en-IN"/>
+        </w:rPr>
+        <w:t xml:space="preserve">   (</w:t>
+      </w:r>
+      <w:r>
+        <w:rPr>
+          <w:rFonts w:hint="default" w:ascii="Sitka Subheading" w:hAnsi="Sitka Subheading" w:cs="Sitka Subheading"/>
+          <w:b/>
+          <w:bCs/>
+          <w:i w:val="0"/>
+          <w:iCs w:val="0"/>
+          <w:shd w:val="clear" w:color="FFFFFF" w:fill="D9D9D9"/>
+          <w:lang w:val="en-IN"/>
+        </w:rPr>
+        <w:t>\.</w:t>
+      </w:r>
+      <w:r>
+        <w:rPr>
+          <w:rFonts w:hint="default" w:ascii="Sitka Subheading" w:hAnsi="Sitka Subheading" w:cs="Sitka Subheading"/>
+          <w:i w:val="0"/>
+          <w:iCs w:val="0"/>
+          <w:lang w:val="en-IN"/>
+        </w:rPr>
+        <w:t xml:space="preserve"> means to keep </w:t>
+      </w:r>
+      <w:r>
+        <w:rPr>
+          <w:rFonts w:hint="default" w:ascii="Sitka Subheading" w:hAnsi="Sitka Subheading" w:cs="Sitka Subheading"/>
+          <w:b/>
+          <w:bCs/>
+          <w:i w:val="0"/>
+          <w:iCs w:val="0"/>
+          <w:shd w:val="clear" w:color="FFFFFF" w:fill="D9D9D9"/>
+          <w:lang w:val="en-IN"/>
+        </w:rPr>
+        <w:t>.</w:t>
+      </w:r>
+      <w:r>
+        <w:rPr>
+          <w:rFonts w:hint="default" w:ascii="Sitka Subheading" w:hAnsi="Sitka Subheading" w:cs="Sitka Subheading"/>
+          <w:i w:val="0"/>
+          <w:iCs w:val="0"/>
+          <w:lang w:val="en-IN"/>
+        </w:rPr>
+        <w:t xml:space="preserve"> as a string)</w:t>
+      </w:r>
+    </w:p>
+    <w:p>
+      <w:pPr>
+        <w:numPr>
+          <w:ilvl w:val="2"/>
+          <w:numId w:val="11"/>
+        </w:numPr>
+        <w:spacing w:line="360" w:lineRule="auto"/>
+        <w:ind w:left="1260" w:leftChars="0" w:hanging="420" w:firstLineChars="0"/>
+        <w:rPr>
+          <w:rFonts w:hint="default" w:ascii="Sitka Subheading" w:hAnsi="Sitka Subheading" w:cs="Sitka Subheading"/>
+        </w:rPr>
+      </w:pPr>
+      <w:r>
+        <w:rPr>
+          <w:rFonts w:hint="default" w:ascii="Sitka Subheading" w:hAnsi="Sitka Subheading" w:cs="Sitka Subheading"/>
+          <w:i w:val="0"/>
+          <w:iCs w:val="0"/>
+          <w:lang w:val="en-IN"/>
+        </w:rPr>
+        <w:t xml:space="preserve">That is </w:t>
+      </w:r>
+      <w:r>
+        <w:rPr>
+          <w:rFonts w:hint="default" w:ascii="Sitka Subheading" w:hAnsi="Sitka Subheading" w:cs="Sitka Subheading"/>
+          <w:b/>
+          <w:bCs/>
+          <w:i w:val="0"/>
+          <w:iCs w:val="0"/>
+          <w:lang w:val="en-IN"/>
+        </w:rPr>
+        <w:t>base64</w:t>
+      </w:r>
+      <w:r>
+        <w:rPr>
+          <w:rFonts w:hint="default" w:ascii="Sitka Subheading" w:hAnsi="Sitka Subheading" w:cs="Sitka Subheading"/>
+          <w:b w:val="0"/>
+          <w:bCs w:val="0"/>
+          <w:i w:val="0"/>
+          <w:iCs w:val="0"/>
+          <w:lang w:val="en-IN"/>
+        </w:rPr>
+        <w:t xml:space="preserve"> encoded.</w:t>
+      </w:r>
+      <w:r>
+        <w:rPr>
+          <w:rFonts w:hint="default" w:ascii="Sitka Subheading" w:hAnsi="Sitka Subheading" w:cs="Sitka Subheading"/>
+          <w:b w:val="0"/>
+          <w:bCs w:val="0"/>
+          <w:i w:val="0"/>
+          <w:iCs w:val="0"/>
+          <w:lang w:val="en-IN"/>
+        </w:rPr>
+        <w:br w:type="textWrapping"/>
+      </w:r>
+      <w:r>
+        <w:rPr>
+          <w:rFonts w:hint="default" w:ascii="Sitka Subheading" w:hAnsi="Sitka Subheading" w:cs="Sitka Subheading"/>
+          <w:b w:val="0"/>
+          <w:bCs w:val="0"/>
+          <w:i w:val="0"/>
+          <w:iCs w:val="0"/>
+          <w:lang w:val="en-IN"/>
+        </w:rPr>
+        <w:t>On decoding that:</w:t>
+      </w:r>
+      <w:r>
+        <w:rPr>
+          <w:rFonts w:hint="default" w:ascii="Sitka Subheading" w:hAnsi="Sitka Subheading" w:cs="Sitka Subheading"/>
+          <w:b w:val="0"/>
+          <w:bCs w:val="0"/>
+          <w:i w:val="0"/>
+          <w:iCs w:val="0"/>
+          <w:lang w:val="en-IN"/>
+        </w:rPr>
+        <w:br w:type="textWrapping"/>
+      </w:r>
+      <w:r>
+        <w:rPr>
+          <w:rFonts w:hint="default" w:ascii="Sitka Subheading" w:hAnsi="Sitka Subheading" w:cs="Sitka Subheading"/>
+        </w:rPr>
+        <w:drawing>
+          <wp:inline distT="0" distB="0" distL="114300" distR="114300">
+            <wp:extent cx="3187700" cy="1511300"/>
+            <wp:effectExtent l="0" t="0" r="0" b="0"/>
+            <wp:docPr id="17" name="Picture 3"/>
+            <wp:cNvGraphicFramePr>
+              <a:graphicFrameLocks xmlns:a="http://schemas.openxmlformats.org/drawingml/2006/main" noChangeAspect="1"/>
+            </wp:cNvGraphicFramePr>
+            <a:graphic xmlns:a="http://schemas.openxmlformats.org/drawingml/2006/main">
+              <a:graphicData uri="http://schemas.openxmlformats.org/drawingml/2006/picture">
+                <pic:pic xmlns:pic="http://schemas.openxmlformats.org/drawingml/2006/picture">
+                  <pic:nvPicPr>
+                    <pic:cNvPr id="17" name="Picture 3"/>
+                    <pic:cNvPicPr>
+                      <a:picLocks noChangeAspect="1"/>
+                    </pic:cNvPicPr>
+                  </pic:nvPicPr>
+                  <pic:blipFill>
+                    <a:blip r:embed="rId43"/>
+                    <a:stretch>
+                      <a:fillRect/>
+                    </a:stretch>
+                  </pic:blipFill>
+                  <pic:spPr>
+                    <a:xfrm>
+                      <a:off x="0" y="0"/>
+                      <a:ext cx="3187700" cy="1511300"/>
+                    </a:xfrm>
+                    <a:prstGeom prst="rect">
+                      <a:avLst/>
+                    </a:prstGeom>
+                    <a:noFill/>
+                    <a:ln>
+                      <a:noFill/>
+                    </a:ln>
+                  </pic:spPr>
+                </pic:pic>
+              </a:graphicData>
+            </a:graphic>
+          </wp:inline>
+        </w:drawing>
+      </w:r>
+      <w:r>
+        <w:rPr>
+          <w:rFonts w:hint="default" w:ascii="Sitka Subheading" w:hAnsi="Sitka Subheading" w:cs="Sitka Subheading"/>
+          <w:lang w:val="en-IN"/>
+        </w:rPr>
+        <w:t xml:space="preserve"> [ something like this will come ]</w:t>
+      </w:r>
+    </w:p>
+    <w:p>
+      <w:pPr>
+        <w:numPr>
+          <w:ilvl w:val="1"/>
+          <w:numId w:val="11"/>
+        </w:numPr>
+        <w:spacing w:line="360" w:lineRule="auto"/>
+        <w:ind w:left="840" w:leftChars="0" w:hanging="420" w:firstLineChars="0"/>
+        <w:rPr>
+          <w:rFonts w:hint="default" w:ascii="Sitka Subheading" w:hAnsi="Sitka Subheading" w:cs="Sitka Subheading"/>
+        </w:rPr>
+      </w:pPr>
+      <w:r>
+        <w:rPr>
+          <w:rFonts w:hint="default" w:ascii="Sitka Subheading" w:hAnsi="Sitka Subheading" w:cs="Sitka Subheading"/>
+        </w:rPr>
+        <w:fldChar w:fldCharType="begin"/>
+      </w:r>
+      <w:r>
+        <w:rPr>
+          <w:rFonts w:hint="default" w:ascii="Sitka Subheading" w:hAnsi="Sitka Subheading" w:cs="Sitka Subheading"/>
+        </w:rPr>
+        <w:instrText xml:space="preserve"> HYPERLINK "https://kubernetes.io/docs/tasks/configure-pod-container/pull-image-private-registry/" \l "registry-secret-existing-credentials" </w:instrText>
+      </w:r>
+      <w:r>
+        <w:rPr>
+          <w:rFonts w:hint="default" w:ascii="Sitka Subheading" w:hAnsi="Sitka Subheading" w:cs="Sitka Subheading"/>
+        </w:rPr>
+        <w:fldChar w:fldCharType="separate"/>
+      </w:r>
+      <w:r>
+        <w:rPr>
+          <w:rStyle w:val="51"/>
+          <w:rFonts w:hint="default" w:ascii="Sitka Subheading" w:hAnsi="Sitka Subheading" w:cs="Sitka Subheading"/>
+        </w:rPr>
+        <w:t>official docs</w:t>
+      </w:r>
+      <w:r>
+        <w:rPr>
+          <w:rFonts w:hint="default" w:ascii="Sitka Subheading" w:hAnsi="Sitka Subheading" w:cs="Sitka Subheading"/>
+        </w:rPr>
+        <w:fldChar w:fldCharType="end"/>
+      </w:r>
     </w:p>
     <w:p>
       <w:pPr>
@@ -20362,16 +21528,540 @@
           <w:numId w:val="11"/>
         </w:numPr>
         <w:spacing w:line="360" w:lineRule="auto"/>
-        <w:rPr>
-          <w:rFonts w:hint="default" w:ascii="Sitka Subheading" w:hAnsi="Sitka Subheading" w:cs="Sitka Subheading"/>
-        </w:rPr>
-      </w:pPr>
-      <w:r>
-        <w:rPr>
-          <w:rFonts w:hint="default" w:ascii="Sitka Subheading" w:hAnsi="Sitka Subheading" w:cs="Sitka Subheading"/>
-          <w:lang w:val="en-IN"/>
-        </w:rPr>
-        <w:t>F</w:t>
+        <w:ind w:left="420" w:leftChars="0" w:hanging="420" w:firstLineChars="0"/>
+        <w:rPr>
+          <w:rFonts w:hint="default" w:ascii="Sitka Subheading" w:hAnsi="Sitka Subheading" w:cs="Sitka Subheading"/>
+        </w:rPr>
+      </w:pPr>
+      <w:r>
+        <w:rPr>
+          <w:rFonts w:hint="default" w:ascii="Sitka Subheading" w:hAnsi="Sitka Subheading" w:cs="Sitka Subheading"/>
+          <w:lang w:val="en-IN"/>
+        </w:rPr>
+        <w:t>Security Context</w:t>
+      </w:r>
+    </w:p>
+    <w:p>
+      <w:pPr>
+        <w:numPr>
+          <w:ilvl w:val="1"/>
+          <w:numId w:val="11"/>
+        </w:numPr>
+        <w:spacing w:line="360" w:lineRule="auto"/>
+        <w:ind w:left="840" w:leftChars="0" w:hanging="420" w:firstLineChars="0"/>
+        <w:rPr>
+          <w:rFonts w:hint="default" w:ascii="Sitka Subheading" w:hAnsi="Sitka Subheading" w:cs="Sitka Subheading"/>
+        </w:rPr>
+      </w:pPr>
+      <w:r>
+        <w:rPr>
+          <w:rFonts w:hint="default" w:ascii="Sitka Subheading" w:hAnsi="Sitka Subheading" w:cs="Sitka Subheading"/>
+          <w:lang w:val="en-IN"/>
+        </w:rPr>
+        <w:t xml:space="preserve">Docker containers default user: </w:t>
+      </w:r>
+      <w:r>
+        <w:rPr>
+          <w:rFonts w:hint="default" w:ascii="Sitka Subheading" w:hAnsi="Sitka Subheading" w:cs="Sitka Subheading"/>
+          <w:b/>
+          <w:bCs/>
+          <w:lang w:val="en-IN"/>
+        </w:rPr>
+        <w:t>root</w:t>
+      </w:r>
+      <w:r>
+        <w:rPr>
+          <w:rFonts w:hint="default" w:ascii="Sitka Subheading" w:hAnsi="Sitka Subheading" w:cs="Sitka Subheading"/>
+          <w:b w:val="0"/>
+          <w:bCs w:val="0"/>
+          <w:lang w:val="en-IN"/>
+        </w:rPr>
+        <w:t xml:space="preserve">  [root’s user ID: 0 ]</w:t>
+      </w:r>
+      <w:r>
+        <w:rPr>
+          <w:rFonts w:hint="default" w:ascii="Sitka Subheading" w:hAnsi="Sitka Subheading" w:cs="Sitka Subheading"/>
+          <w:b w:val="0"/>
+          <w:bCs w:val="0"/>
+          <w:lang w:val="en-IN"/>
+        </w:rPr>
+        <w:br w:type="textWrapping"/>
+      </w:r>
+      <w:r>
+        <w:rPr>
+          <w:rFonts w:hint="default" w:ascii="Sitka Subheading" w:hAnsi="Sitka Subheading" w:cs="Sitka Subheading"/>
+          <w:b w:val="0"/>
+          <w:bCs w:val="0"/>
+          <w:lang w:val="en-IN"/>
+        </w:rPr>
+        <w:t xml:space="preserve">even </w:t>
+      </w:r>
+      <w:r>
+        <w:rPr>
+          <w:rFonts w:hint="default" w:ascii="Sitka Subheading" w:hAnsi="Sitka Subheading" w:cs="Sitka Subheading"/>
+          <w:b w:val="0"/>
+          <w:bCs w:val="0"/>
+          <w:i/>
+          <w:iCs/>
+          <w:lang w:val="en-IN"/>
+        </w:rPr>
+        <w:t>root</w:t>
+      </w:r>
+      <w:r>
+        <w:rPr>
+          <w:rFonts w:hint="default" w:ascii="Sitka Subheading" w:hAnsi="Sitka Subheading" w:cs="Sitka Subheading"/>
+          <w:b w:val="0"/>
+          <w:bCs w:val="0"/>
+          <w:i w:val="0"/>
+          <w:iCs w:val="0"/>
+          <w:lang w:val="en-IN"/>
+        </w:rPr>
+        <w:t xml:space="preserve"> user doesn’t have all capabilities. You need to specifically add.</w:t>
+      </w:r>
+    </w:p>
+    <w:p>
+      <w:pPr>
+        <w:numPr>
+          <w:ilvl w:val="1"/>
+          <w:numId w:val="11"/>
+        </w:numPr>
+        <w:spacing w:line="360" w:lineRule="auto"/>
+        <w:ind w:left="840" w:leftChars="0" w:hanging="420" w:firstLineChars="0"/>
+        <w:rPr>
+          <w:rFonts w:hint="default" w:ascii="Sitka Subheading" w:hAnsi="Sitka Subheading" w:cs="Sitka Subheading"/>
+        </w:rPr>
+      </w:pPr>
+      <w:r>
+        <w:rPr>
+          <w:rFonts w:hint="default" w:ascii="Sitka Subheading" w:hAnsi="Sitka Subheading" w:cs="Sitka Subheading"/>
+          <w:b/>
+          <w:bCs/>
+          <w:color w:val="851321" w:themeColor="accent6" w:themeShade="80"/>
+          <w:lang w:val="en-IN"/>
+        </w:rPr>
+        <w:t>docker run --user=&lt;</w:t>
+      </w:r>
+      <w:r>
+        <w:rPr>
+          <w:rFonts w:hint="default" w:ascii="Sitka Subheading" w:hAnsi="Sitka Subheading" w:cs="Sitka Subheading"/>
+          <w:b w:val="0"/>
+          <w:bCs w:val="0"/>
+          <w:color w:val="851321" w:themeColor="accent6" w:themeShade="80"/>
+          <w:lang w:val="en-IN"/>
+        </w:rPr>
+        <w:t>user id</w:t>
+      </w:r>
+      <w:r>
+        <w:rPr>
+          <w:rFonts w:hint="default" w:ascii="Sitka Subheading" w:hAnsi="Sitka Subheading" w:cs="Sitka Subheading"/>
+          <w:b/>
+          <w:bCs/>
+          <w:color w:val="851321" w:themeColor="accent6" w:themeShade="80"/>
+          <w:lang w:val="en-IN"/>
+        </w:rPr>
+        <w:t>&gt; &lt;</w:t>
+      </w:r>
+      <w:r>
+        <w:rPr>
+          <w:rFonts w:hint="default" w:ascii="Sitka Subheading" w:hAnsi="Sitka Subheading" w:cs="Sitka Subheading"/>
+          <w:b w:val="0"/>
+          <w:bCs w:val="0"/>
+          <w:color w:val="851321" w:themeColor="accent6" w:themeShade="80"/>
+          <w:lang w:val="en-IN"/>
+        </w:rPr>
+        <w:t>image name</w:t>
+      </w:r>
+      <w:r>
+        <w:rPr>
+          <w:rFonts w:hint="default" w:ascii="Sitka Subheading" w:hAnsi="Sitka Subheading" w:cs="Sitka Subheading"/>
+          <w:b/>
+          <w:bCs/>
+          <w:color w:val="851321" w:themeColor="accent6" w:themeShade="80"/>
+          <w:lang w:val="en-IN"/>
+        </w:rPr>
+        <w:t>&gt;</w:t>
+      </w:r>
+      <w:r>
+        <w:rPr>
+          <w:rFonts w:hint="default" w:ascii="Sitka Subheading" w:hAnsi="Sitka Subheading" w:cs="Sitka Subheading"/>
+          <w:b w:val="0"/>
+          <w:bCs w:val="0"/>
+          <w:lang w:val="en-IN"/>
+        </w:rPr>
+        <w:t xml:space="preserve">  [ user ID will be given ]</w:t>
+      </w:r>
+      <w:r>
+        <w:rPr>
+          <w:rFonts w:hint="default" w:ascii="Sitka Subheading" w:hAnsi="Sitka Subheading" w:cs="Sitka Subheading"/>
+          <w:b w:val="0"/>
+          <w:bCs w:val="0"/>
+          <w:lang w:val="en-IN"/>
+        </w:rPr>
+        <w:br w:type="textWrapping"/>
+      </w:r>
+      <w:r>
+        <w:rPr>
+          <w:rFonts w:hint="default" w:ascii="Sitka Subheading" w:hAnsi="Sitka Subheading" w:cs="Sitka Subheading"/>
+          <w:b/>
+          <w:bCs/>
+          <w:color w:val="851321" w:themeColor="accent6" w:themeShade="80"/>
+          <w:lang w:val="en-IN"/>
+        </w:rPr>
+        <w:t>docker run --cap-add &lt;</w:t>
+      </w:r>
+      <w:r>
+        <w:rPr>
+          <w:rFonts w:hint="default" w:ascii="Sitka Subheading" w:hAnsi="Sitka Subheading" w:cs="Sitka Subheading"/>
+          <w:b w:val="0"/>
+          <w:bCs w:val="0"/>
+          <w:color w:val="851321" w:themeColor="accent6" w:themeShade="80"/>
+          <w:lang w:val="en-IN"/>
+        </w:rPr>
+        <w:t>capability name</w:t>
+      </w:r>
+      <w:r>
+        <w:rPr>
+          <w:rFonts w:hint="default" w:ascii="Sitka Subheading" w:hAnsi="Sitka Subheading" w:cs="Sitka Subheading"/>
+          <w:b/>
+          <w:bCs/>
+          <w:color w:val="851321" w:themeColor="accent6" w:themeShade="80"/>
+          <w:lang w:val="en-IN"/>
+        </w:rPr>
+        <w:t>&gt; &lt;</w:t>
+      </w:r>
+      <w:r>
+        <w:rPr>
+          <w:rFonts w:hint="default" w:ascii="Sitka Subheading" w:hAnsi="Sitka Subheading" w:cs="Sitka Subheading"/>
+          <w:b w:val="0"/>
+          <w:bCs w:val="0"/>
+          <w:color w:val="851321" w:themeColor="accent6" w:themeShade="80"/>
+          <w:lang w:val="en-IN"/>
+        </w:rPr>
+        <w:t>image name</w:t>
+      </w:r>
+      <w:r>
+        <w:rPr>
+          <w:rFonts w:hint="default" w:ascii="Sitka Subheading" w:hAnsi="Sitka Subheading" w:cs="Sitka Subheading"/>
+          <w:b/>
+          <w:bCs/>
+          <w:color w:val="851321" w:themeColor="accent6" w:themeShade="80"/>
+          <w:lang w:val="en-IN"/>
+        </w:rPr>
+        <w:t xml:space="preserve">&gt; </w:t>
+      </w:r>
+      <w:r>
+        <w:rPr>
+          <w:rFonts w:hint="default" w:ascii="Sitka Subheading" w:hAnsi="Sitka Subheading" w:cs="Sitka Subheading"/>
+          <w:b w:val="0"/>
+          <w:bCs w:val="0"/>
+          <w:lang w:val="en-IN"/>
+        </w:rPr>
+        <w:t>[add capability]</w:t>
+      </w:r>
+    </w:p>
+    <w:p>
+      <w:pPr>
+        <w:numPr>
+          <w:ilvl w:val="2"/>
+          <w:numId w:val="11"/>
+        </w:numPr>
+        <w:spacing w:line="360" w:lineRule="auto"/>
+        <w:ind w:left="1260" w:leftChars="0" w:hanging="420" w:firstLineChars="0"/>
+        <w:rPr>
+          <w:rFonts w:hint="default" w:ascii="Sitka Subheading" w:hAnsi="Sitka Subheading" w:cs="Sitka Subheading"/>
+        </w:rPr>
+      </w:pPr>
+      <w:r>
+        <w:rPr>
+          <w:rFonts w:hint="default" w:ascii="Sitka Subheading" w:hAnsi="Sitka Subheading" w:cs="Sitka Subheading"/>
+        </w:rPr>
+        <w:drawing>
+          <wp:inline distT="0" distB="0" distL="114300" distR="114300">
+            <wp:extent cx="1938020" cy="760730"/>
+            <wp:effectExtent l="0" t="0" r="5080" b="1270"/>
+            <wp:docPr id="206" name="Picture 39"/>
+            <wp:cNvGraphicFramePr>
+              <a:graphicFrameLocks xmlns:a="http://schemas.openxmlformats.org/drawingml/2006/main" noChangeAspect="1"/>
+            </wp:cNvGraphicFramePr>
+            <a:graphic xmlns:a="http://schemas.openxmlformats.org/drawingml/2006/main">
+              <a:graphicData uri="http://schemas.openxmlformats.org/drawingml/2006/picture">
+                <pic:pic xmlns:pic="http://schemas.openxmlformats.org/drawingml/2006/picture">
+                  <pic:nvPicPr>
+                    <pic:cNvPr id="206" name="Picture 39"/>
+                    <pic:cNvPicPr>
+                      <a:picLocks noChangeAspect="1"/>
+                    </pic:cNvPicPr>
+                  </pic:nvPicPr>
+                  <pic:blipFill>
+                    <a:blip r:embed="rId44"/>
+                    <a:stretch>
+                      <a:fillRect/>
+                    </a:stretch>
+                  </pic:blipFill>
+                  <pic:spPr>
+                    <a:xfrm>
+                      <a:off x="0" y="0"/>
+                      <a:ext cx="1938020" cy="760730"/>
+                    </a:xfrm>
+                    <a:prstGeom prst="rect">
+                      <a:avLst/>
+                    </a:prstGeom>
+                    <a:noFill/>
+                    <a:ln>
+                      <a:noFill/>
+                    </a:ln>
+                  </pic:spPr>
+                </pic:pic>
+              </a:graphicData>
+            </a:graphic>
+          </wp:inline>
+        </w:drawing>
+      </w:r>
+    </w:p>
+    <w:p>
+      <w:pPr>
+        <w:numPr>
+          <w:ilvl w:val="1"/>
+          <w:numId w:val="11"/>
+        </w:numPr>
+        <w:spacing w:line="360" w:lineRule="auto"/>
+        <w:ind w:left="840" w:leftChars="0" w:hanging="420" w:firstLineChars="0"/>
+        <w:rPr>
+          <w:rFonts w:hint="default" w:ascii="Sitka Subheading" w:hAnsi="Sitka Subheading" w:cs="Sitka Subheading"/>
+        </w:rPr>
+      </w:pPr>
+      <w:r>
+        <w:rPr>
+          <w:rFonts w:hint="default" w:ascii="Sitka Subheading" w:hAnsi="Sitka Subheading" w:cs="Sitka Subheading"/>
+          <w:lang w:val="en-IN"/>
+        </w:rPr>
+        <w:t xml:space="preserve">In kubernetes, either you can define these in </w:t>
+      </w:r>
+      <w:r>
+        <w:rPr>
+          <w:rFonts w:hint="default" w:ascii="Sitka Subheading" w:hAnsi="Sitka Subheading" w:cs="Sitka Subheading"/>
+          <w:b/>
+          <w:bCs/>
+          <w:i/>
+          <w:iCs/>
+          <w:lang w:val="en-IN"/>
+        </w:rPr>
+        <w:t>pod level</w:t>
+      </w:r>
+      <w:r>
+        <w:rPr>
+          <w:rFonts w:hint="default" w:ascii="Sitka Subheading" w:hAnsi="Sitka Subheading" w:cs="Sitka Subheading"/>
+          <w:b w:val="0"/>
+          <w:bCs w:val="0"/>
+          <w:i w:val="0"/>
+          <w:iCs w:val="0"/>
+          <w:lang w:val="en-IN"/>
+        </w:rPr>
+        <w:t xml:space="preserve"> or </w:t>
+      </w:r>
+      <w:r>
+        <w:rPr>
+          <w:rFonts w:hint="default" w:ascii="Sitka Subheading" w:hAnsi="Sitka Subheading" w:cs="Sitka Subheading"/>
+          <w:b/>
+          <w:bCs/>
+          <w:i/>
+          <w:iCs/>
+          <w:lang w:val="en-IN"/>
+        </w:rPr>
+        <w:t>container level</w:t>
+      </w:r>
+      <w:r>
+        <w:rPr>
+          <w:rFonts w:hint="default" w:ascii="Sitka Subheading" w:hAnsi="Sitka Subheading" w:cs="Sitka Subheading"/>
+          <w:b w:val="0"/>
+          <w:bCs w:val="0"/>
+          <w:i w:val="0"/>
+          <w:iCs w:val="0"/>
+          <w:lang w:val="en-IN"/>
+        </w:rPr>
+        <w:t>.</w:t>
+      </w:r>
+      <w:r>
+        <w:rPr>
+          <w:rFonts w:hint="default" w:ascii="Sitka Subheading" w:hAnsi="Sitka Subheading" w:cs="Sitka Subheading"/>
+          <w:b w:val="0"/>
+          <w:bCs w:val="0"/>
+          <w:i w:val="0"/>
+          <w:iCs w:val="0"/>
+          <w:lang w:val="en-IN"/>
+        </w:rPr>
+        <w:br w:type="textWrapping"/>
+      </w:r>
+      <w:r>
+        <w:rPr>
+          <w:rFonts w:hint="default" w:ascii="Sitka Subheading" w:hAnsi="Sitka Subheading" w:cs="Sitka Subheading"/>
+          <w:b w:val="0"/>
+          <w:bCs w:val="0"/>
+          <w:i w:val="0"/>
+          <w:iCs w:val="0"/>
+          <w:lang w:val="en-IN"/>
+        </w:rPr>
+        <w:t xml:space="preserve">Pod level: </w:t>
+      </w:r>
+      <w:r>
+        <w:rPr>
+          <w:rFonts w:hint="default" w:ascii="Sitka Subheading" w:hAnsi="Sitka Subheading" w:cs="Sitka Subheading"/>
+          <w:b w:val="0"/>
+          <w:bCs w:val="0"/>
+          <w:i/>
+          <w:iCs/>
+          <w:color w:val="18605A" w:themeColor="accent5" w:themeShade="80"/>
+          <w:u w:val="single"/>
+          <w:lang w:val="en-IN"/>
+        </w:rPr>
+        <w:t>pod.spec.</w:t>
+      </w:r>
+      <w:r>
+        <w:rPr>
+          <w:rFonts w:hint="default" w:ascii="Sitka Subheading" w:hAnsi="Sitka Subheading" w:cs="Sitka Subheading"/>
+          <w:b/>
+          <w:bCs/>
+          <w:i/>
+          <w:iCs/>
+          <w:color w:val="18605A" w:themeColor="accent5" w:themeShade="80"/>
+          <w:u w:val="single"/>
+          <w:lang w:val="en-IN"/>
+        </w:rPr>
+        <w:t>securityContext</w:t>
+      </w:r>
+      <w:r>
+        <w:rPr>
+          <w:rFonts w:hint="default" w:ascii="Sitka Subheading" w:hAnsi="Sitka Subheading" w:cs="Sitka Subheading"/>
+          <w:b w:val="0"/>
+          <w:bCs w:val="0"/>
+          <w:i w:val="0"/>
+          <w:iCs w:val="0"/>
+          <w:u w:val="none"/>
+          <w:lang w:val="en-IN"/>
+        </w:rPr>
+        <w:t xml:space="preserve">  [ write the configuration here ]</w:t>
+      </w:r>
+      <w:r>
+        <w:rPr>
+          <w:rFonts w:hint="default" w:ascii="Sitka Subheading" w:hAnsi="Sitka Subheading" w:cs="Sitka Subheading"/>
+          <w:b w:val="0"/>
+          <w:bCs w:val="0"/>
+          <w:i w:val="0"/>
+          <w:iCs w:val="0"/>
+          <w:u w:val="none"/>
+          <w:lang w:val="en-IN"/>
+        </w:rPr>
+        <w:br w:type="textWrapping"/>
+      </w:r>
+      <w:r>
+        <w:rPr>
+          <w:rFonts w:hint="default" w:ascii="Sitka Subheading" w:hAnsi="Sitka Subheading" w:cs="Sitka Subheading"/>
+          <w:b w:val="0"/>
+          <w:bCs w:val="0"/>
+          <w:i w:val="0"/>
+          <w:iCs w:val="0"/>
+          <w:u w:val="none"/>
+          <w:lang w:val="en-IN"/>
+        </w:rPr>
+        <w:t xml:space="preserve">Container level: </w:t>
+      </w:r>
+      <w:r>
+        <w:rPr>
+          <w:rFonts w:hint="default" w:ascii="Sitka Subheading" w:hAnsi="Sitka Subheading" w:cs="Sitka Subheading"/>
+          <w:b w:val="0"/>
+          <w:bCs w:val="0"/>
+          <w:i/>
+          <w:iCs/>
+          <w:color w:val="18605A" w:themeColor="accent5" w:themeShade="80"/>
+          <w:u w:val="single"/>
+          <w:lang w:val="en-IN"/>
+        </w:rPr>
+        <w:t>pod.spec.containers[*].</w:t>
+      </w:r>
+      <w:r>
+        <w:rPr>
+          <w:rFonts w:hint="default" w:ascii="Sitka Subheading" w:hAnsi="Sitka Subheading" w:cs="Sitka Subheading"/>
+          <w:b/>
+          <w:bCs/>
+          <w:i/>
+          <w:iCs/>
+          <w:color w:val="18605A" w:themeColor="accent5" w:themeShade="80"/>
+          <w:u w:val="single"/>
+          <w:lang w:val="en-IN"/>
+        </w:rPr>
+        <w:t>securityContext</w:t>
+      </w:r>
+      <w:r>
+        <w:rPr>
+          <w:rFonts w:hint="default" w:ascii="Sitka Subheading" w:hAnsi="Sitka Subheading" w:cs="Sitka Subheading"/>
+          <w:b w:val="0"/>
+          <w:bCs w:val="0"/>
+          <w:i w:val="0"/>
+          <w:iCs w:val="0"/>
+          <w:u w:val="none"/>
+          <w:lang w:val="en-IN"/>
+        </w:rPr>
+        <w:t xml:space="preserve"> </w:t>
+      </w:r>
+    </w:p>
+    <w:p>
+      <w:pPr>
+        <w:numPr>
+          <w:ilvl w:val="1"/>
+          <w:numId w:val="11"/>
+        </w:numPr>
+        <w:spacing w:line="360" w:lineRule="auto"/>
+        <w:ind w:left="840" w:leftChars="0" w:hanging="420" w:firstLineChars="0"/>
+        <w:rPr>
+          <w:rFonts w:hint="default" w:ascii="Sitka Subheading" w:hAnsi="Sitka Subheading" w:cs="Sitka Subheading"/>
+        </w:rPr>
+      </w:pPr>
+      <w:r>
+        <w:rPr>
+          <w:rFonts w:hint="default" w:ascii="Sitka Subheading" w:hAnsi="Sitka Subheading" w:cs="Sitka Subheading"/>
+        </w:rPr>
+        <w:drawing>
+          <wp:inline distT="0" distB="0" distL="114300" distR="114300">
+            <wp:extent cx="2096770" cy="719455"/>
+            <wp:effectExtent l="0" t="0" r="11430" b="4445"/>
+            <wp:docPr id="207" name="Picture 40"/>
+            <wp:cNvGraphicFramePr>
+              <a:graphicFrameLocks xmlns:a="http://schemas.openxmlformats.org/drawingml/2006/main" noChangeAspect="1"/>
+            </wp:cNvGraphicFramePr>
+            <a:graphic xmlns:a="http://schemas.openxmlformats.org/drawingml/2006/main">
+              <a:graphicData uri="http://schemas.openxmlformats.org/drawingml/2006/picture">
+                <pic:pic xmlns:pic="http://schemas.openxmlformats.org/drawingml/2006/picture">
+                  <pic:nvPicPr>
+                    <pic:cNvPr id="207" name="Picture 40"/>
+                    <pic:cNvPicPr>
+                      <a:picLocks noChangeAspect="1"/>
+                    </pic:cNvPicPr>
+                  </pic:nvPicPr>
+                  <pic:blipFill>
+                    <a:blip r:embed="rId45"/>
+                    <a:srcRect t="69349"/>
+                    <a:stretch>
+                      <a:fillRect/>
+                    </a:stretch>
+                  </pic:blipFill>
+                  <pic:spPr>
+                    <a:xfrm>
+                      <a:off x="0" y="0"/>
+                      <a:ext cx="2096770" cy="719455"/>
+                    </a:xfrm>
+                    <a:prstGeom prst="rect">
+                      <a:avLst/>
+                    </a:prstGeom>
+                    <a:noFill/>
+                    <a:ln>
+                      <a:noFill/>
+                    </a:ln>
+                  </pic:spPr>
+                </pic:pic>
+              </a:graphicData>
+            </a:graphic>
+          </wp:inline>
+        </w:drawing>
       </w:r>
     </w:p>
     <w:p>
@@ -20388,10 +22078,1021 @@
       <w:r>
         <w:rPr>
           <w:rFonts w:hint="default" w:ascii="Sitka Subheading" w:hAnsi="Sitka Subheading" w:cs="Sitka Subheading"/>
-          <w:lang w:val="en-IN"/>
-        </w:rPr>
-        <w:t>Ff</w:t>
-      </w:r>
+          <w:b/>
+          <w:bCs/>
+          <w:lang w:val="en-IN"/>
+        </w:rPr>
+        <w:t>NetworkPolicy</w:t>
+      </w:r>
+      <w:r>
+        <w:rPr>
+          <w:rFonts w:hint="default" w:ascii="Sitka Subheading" w:hAnsi="Sitka Subheading" w:cs="Sitka Subheading"/>
+          <w:lang w:val="en-IN"/>
+        </w:rPr>
+        <w:t xml:space="preserve"> (</w:t>
+      </w:r>
+      <w:r>
+        <w:rPr>
+          <w:rFonts w:hint="default" w:ascii="Sitka Subheading" w:hAnsi="Sitka Subheading" w:cs="Sitka Subheading"/>
+          <w:i/>
+          <w:iCs/>
+          <w:color w:val="18605A" w:themeColor="accent5" w:themeShade="80"/>
+          <w:u w:val="single"/>
+          <w:lang w:val="en-IN"/>
+        </w:rPr>
+        <w:t>apiVersion</w:t>
+      </w:r>
+      <w:r>
+        <w:rPr>
+          <w:rFonts w:hint="default" w:ascii="Sitka Subheading" w:hAnsi="Sitka Subheading" w:cs="Sitka Subheading"/>
+          <w:i/>
+          <w:iCs/>
+          <w:u w:val="none"/>
+          <w:lang w:val="en-IN"/>
+        </w:rPr>
+        <w:t xml:space="preserve">: </w:t>
+      </w:r>
+      <w:r>
+        <w:rPr>
+          <w:rFonts w:hint="default" w:ascii="Sitka Subheading" w:hAnsi="Sitka Subheading" w:cs="Sitka Subheading"/>
+          <w:i/>
+          <w:iCs/>
+          <w:u w:val="single"/>
+          <w:lang w:val="en-IN"/>
+        </w:rPr>
+        <w:t>networking.k8s.io/v1</w:t>
+      </w:r>
+      <w:r>
+        <w:rPr>
+          <w:rFonts w:hint="default" w:ascii="Sitka Subheading" w:hAnsi="Sitka Subheading" w:cs="Sitka Subheading"/>
+          <w:lang w:val="en-IN"/>
+        </w:rPr>
+        <w:t>)</w:t>
+      </w:r>
+    </w:p>
+    <w:p>
+      <w:pPr>
+        <w:numPr>
+          <w:ilvl w:val="1"/>
+          <w:numId w:val="11"/>
+        </w:numPr>
+        <w:spacing w:line="360" w:lineRule="auto"/>
+        <w:ind w:left="840" w:leftChars="0" w:hanging="420" w:firstLineChars="0"/>
+        <w:rPr>
+          <w:rFonts w:hint="default" w:ascii="Sitka Subheading" w:hAnsi="Sitka Subheading" w:cs="Sitka Subheading"/>
+        </w:rPr>
+      </w:pPr>
+      <w:r>
+        <w:rPr>
+          <w:rFonts w:hint="default" w:ascii="Sitka Subheading" w:hAnsi="Sitka Subheading" w:cs="Sitka Subheading"/>
+          <w:lang w:val="en-IN"/>
+        </w:rPr>
+        <w:t xml:space="preserve">It is </w:t>
+      </w:r>
+      <w:r>
+        <w:rPr>
+          <w:rFonts w:hint="default" w:ascii="Sitka Subheading" w:hAnsi="Sitka Subheading" w:cs="Sitka Subheading"/>
+          <w:b/>
+          <w:bCs/>
+          <w:shd w:val="clear" w:color="FFFFFF" w:fill="D9D9D9"/>
+          <w:lang w:val="en-IN"/>
+        </w:rPr>
+        <w:t>namespace scoped</w:t>
+      </w:r>
+      <w:r>
+        <w:rPr>
+          <w:rFonts w:hint="default" w:ascii="Sitka Subheading" w:hAnsi="Sitka Subheading" w:cs="Sitka Subheading"/>
+          <w:b w:val="0"/>
+          <w:bCs w:val="0"/>
+          <w:lang w:val="en-IN"/>
+        </w:rPr>
+        <w:t>.</w:t>
+      </w:r>
+    </w:p>
+    <w:p>
+      <w:pPr>
+        <w:numPr>
+          <w:ilvl w:val="1"/>
+          <w:numId w:val="11"/>
+        </w:numPr>
+        <w:spacing w:line="360" w:lineRule="auto"/>
+        <w:ind w:left="840" w:leftChars="0" w:hanging="420" w:firstLineChars="0"/>
+        <w:rPr>
+          <w:rFonts w:hint="default" w:ascii="Sitka Subheading" w:hAnsi="Sitka Subheading" w:cs="Sitka Subheading"/>
+        </w:rPr>
+      </w:pPr>
+      <w:r>
+        <w:rPr>
+          <w:rFonts w:hint="default" w:ascii="Sitka Subheading" w:hAnsi="Sitka Subheading" w:cs="Sitka Subheading"/>
+          <w:lang w:val="en-IN"/>
+        </w:rPr>
+        <w:t>Default behaviour: any pod can communicate with any other pod.</w:t>
+      </w:r>
+      <w:r>
+        <w:rPr>
+          <w:rFonts w:hint="default" w:ascii="Sitka Subheading" w:hAnsi="Sitka Subheading" w:cs="Sitka Subheading"/>
+          <w:lang w:val="en-IN"/>
+        </w:rPr>
+        <w:br w:type="textWrapping"/>
+      </w:r>
+      <w:r>
+        <w:rPr>
+          <w:rFonts w:hint="default" w:ascii="Sitka Subheading" w:hAnsi="Sitka Subheading" w:cs="Sitka Subheading"/>
+          <w:lang w:val="en-IN"/>
+        </w:rPr>
+        <w:t>Network Policies: restrict those behaviour.</w:t>
+      </w:r>
+    </w:p>
+    <w:p>
+      <w:pPr>
+        <w:numPr>
+          <w:ilvl w:val="1"/>
+          <w:numId w:val="11"/>
+        </w:numPr>
+        <w:spacing w:line="360" w:lineRule="auto"/>
+        <w:ind w:left="840" w:leftChars="0" w:hanging="420" w:firstLineChars="0"/>
+        <w:rPr>
+          <w:rFonts w:hint="default" w:ascii="Sitka Subheading" w:hAnsi="Sitka Subheading" w:cs="Sitka Subheading"/>
+        </w:rPr>
+      </w:pPr>
+      <w:r>
+        <w:rPr>
+          <w:rFonts w:hint="default" w:ascii="Sitka Subheading" w:hAnsi="Sitka Subheading" w:cs="Sitka Subheading"/>
+          <w:lang w:val="en-IN"/>
+        </w:rPr>
+        <w:t>Example: only backend should talk to database; not frontend;</w:t>
+      </w:r>
+    </w:p>
+    <w:p>
+      <w:pPr>
+        <w:numPr>
+          <w:ilvl w:val="1"/>
+          <w:numId w:val="11"/>
+        </w:numPr>
+        <w:spacing w:line="360" w:lineRule="auto"/>
+        <w:ind w:left="840" w:leftChars="0" w:hanging="420" w:firstLineChars="0"/>
+        <w:rPr>
+          <w:rFonts w:hint="default" w:ascii="Sitka Subheading" w:hAnsi="Sitka Subheading" w:cs="Sitka Subheading"/>
+        </w:rPr>
+      </w:pPr>
+      <w:r>
+        <w:rPr>
+          <w:rFonts w:hint="default" w:ascii="Sitka Subheading" w:hAnsi="Sitka Subheading" w:cs="Sitka Subheading"/>
+          <w:lang w:val="en-IN"/>
+        </w:rPr>
+        <w:t>Ingress: incoming traffic</w:t>
+      </w:r>
+      <w:r>
+        <w:rPr>
+          <w:rFonts w:hint="default" w:ascii="Sitka Subheading" w:hAnsi="Sitka Subheading" w:cs="Sitka Subheading"/>
+          <w:lang w:val="en-IN"/>
+        </w:rPr>
+        <w:br w:type="textWrapping"/>
+      </w:r>
+      <w:r>
+        <w:rPr>
+          <w:rFonts w:hint="default" w:ascii="Sitka Subheading" w:hAnsi="Sitka Subheading" w:cs="Sitka Subheading"/>
+          <w:lang w:val="en-IN"/>
+        </w:rPr>
+        <w:t>egress: outgoing traffic</w:t>
+      </w:r>
+    </w:p>
+    <w:p>
+      <w:pPr>
+        <w:numPr>
+          <w:ilvl w:val="1"/>
+          <w:numId w:val="11"/>
+        </w:numPr>
+        <w:spacing w:line="360" w:lineRule="auto"/>
+        <w:ind w:left="840" w:leftChars="0" w:hanging="420" w:firstLineChars="0"/>
+        <w:rPr>
+          <w:rFonts w:hint="default" w:ascii="Sitka Subheading" w:hAnsi="Sitka Subheading" w:cs="Sitka Subheading"/>
+        </w:rPr>
+      </w:pPr>
+      <w:r>
+        <w:rPr>
+          <w:rFonts w:hint="default" w:ascii="Sitka Subheading" w:hAnsi="Sitka Subheading" w:cs="Sitka Subheading"/>
+          <w:lang w:val="en-IN"/>
+        </w:rPr>
+        <w:t>Traffic restriction will work only to the pods where NetworkPolicy is applied.</w:t>
+      </w:r>
+      <w:r>
+        <w:rPr>
+          <w:rFonts w:hint="default" w:ascii="Sitka Subheading" w:hAnsi="Sitka Subheading" w:cs="Sitka Subheading"/>
+          <w:lang w:val="en-IN"/>
+        </w:rPr>
+        <w:br w:type="textWrapping"/>
+      </w:r>
+      <w:r>
+        <w:rPr>
+          <w:rFonts w:hint="default" w:ascii="Sitka Subheading" w:hAnsi="Sitka Subheading" w:cs="Sitka Subheading"/>
+          <w:lang w:val="en-IN"/>
+        </w:rPr>
+        <w:t xml:space="preserve">To link pods, </w:t>
+      </w:r>
+      <w:r>
+        <w:rPr>
+          <w:rFonts w:hint="default" w:ascii="Sitka Subheading" w:hAnsi="Sitka Subheading" w:cs="Sitka Subheading"/>
+          <w:b/>
+          <w:bCs/>
+          <w:i/>
+          <w:iCs/>
+          <w:lang w:val="en-IN"/>
+        </w:rPr>
+        <w:t>selector</w:t>
+      </w:r>
+      <w:r>
+        <w:rPr>
+          <w:rFonts w:hint="default" w:ascii="Sitka Subheading" w:hAnsi="Sitka Subheading" w:cs="Sitka Subheading"/>
+          <w:b w:val="0"/>
+          <w:bCs w:val="0"/>
+          <w:i w:val="0"/>
+          <w:iCs w:val="0"/>
+          <w:lang w:val="en-IN"/>
+        </w:rPr>
+        <w:t xml:space="preserve"> and </w:t>
+      </w:r>
+      <w:r>
+        <w:rPr>
+          <w:rFonts w:hint="default" w:ascii="Sitka Subheading" w:hAnsi="Sitka Subheading" w:cs="Sitka Subheading"/>
+          <w:b/>
+          <w:bCs/>
+          <w:i/>
+          <w:iCs/>
+          <w:lang w:val="en-IN"/>
+        </w:rPr>
+        <w:t xml:space="preserve">labels </w:t>
+      </w:r>
+      <w:r>
+        <w:rPr>
+          <w:rFonts w:hint="default" w:ascii="Sitka Subheading" w:hAnsi="Sitka Subheading" w:cs="Sitka Subheading"/>
+          <w:b w:val="0"/>
+          <w:bCs w:val="0"/>
+          <w:i w:val="0"/>
+          <w:iCs w:val="0"/>
+          <w:lang w:val="en-IN"/>
+        </w:rPr>
+        <w:t>method only is used here as well.</w:t>
+      </w:r>
+    </w:p>
+    <w:p>
+      <w:pPr>
+        <w:numPr>
+          <w:ilvl w:val="1"/>
+          <w:numId w:val="11"/>
+        </w:numPr>
+        <w:spacing w:line="360" w:lineRule="auto"/>
+        <w:ind w:left="840" w:leftChars="0" w:hanging="420" w:firstLineChars="0"/>
+        <w:rPr>
+          <w:rFonts w:hint="default" w:ascii="Sitka Subheading" w:hAnsi="Sitka Subheading" w:cs="Sitka Subheading"/>
+        </w:rPr>
+      </w:pPr>
+      <w:r>
+        <w:rPr>
+          <w:rFonts w:hint="default" w:ascii="Sitka Subheading" w:hAnsi="Sitka Subheading" w:cs="Sitka Subheading"/>
+          <w:b w:val="0"/>
+          <w:bCs w:val="0"/>
+          <w:i/>
+          <w:iCs/>
+          <w:color w:val="18605A" w:themeColor="accent5" w:themeShade="80"/>
+          <w:u w:val="single"/>
+          <w:lang w:val="en-IN"/>
+        </w:rPr>
+        <w:t>networkpolicy.spec.</w:t>
+      </w:r>
+      <w:r>
+        <w:rPr>
+          <w:rFonts w:hint="default" w:ascii="Sitka Subheading" w:hAnsi="Sitka Subheading" w:cs="Sitka Subheading"/>
+          <w:b/>
+          <w:bCs/>
+          <w:i/>
+          <w:iCs/>
+          <w:color w:val="18605A" w:themeColor="accent5" w:themeShade="80"/>
+          <w:u w:val="single"/>
+          <w:lang w:val="en-IN"/>
+        </w:rPr>
+        <w:t>podSelector</w:t>
+      </w:r>
+      <w:r>
+        <w:rPr>
+          <w:rFonts w:hint="default" w:ascii="Sitka Subheading" w:hAnsi="Sitka Subheading" w:cs="Sitka Subheading"/>
+          <w:b w:val="0"/>
+          <w:bCs w:val="0"/>
+          <w:i w:val="0"/>
+          <w:iCs w:val="0"/>
+          <w:lang w:val="en-IN"/>
+        </w:rPr>
+        <w:br w:type="textWrapping"/>
+      </w:r>
+      <w:r>
+        <w:rPr>
+          <w:rFonts w:hint="default" w:ascii="Sitka Subheading" w:hAnsi="Sitka Subheading" w:cs="Sitka Subheading"/>
+          <w:b w:val="0"/>
+          <w:bCs w:val="0"/>
+          <w:i w:val="0"/>
+          <w:iCs w:val="0"/>
+          <w:lang w:val="en-IN"/>
+        </w:rPr>
+        <w:t>select the pod on which NetworkPolicy has to be applied i.e. on which ingress and egress traffic restriction will be applied.</w:t>
+      </w:r>
+    </w:p>
+    <w:p>
+      <w:pPr>
+        <w:numPr>
+          <w:ilvl w:val="1"/>
+          <w:numId w:val="11"/>
+        </w:numPr>
+        <w:spacing w:line="360" w:lineRule="auto"/>
+        <w:ind w:left="840" w:leftChars="0" w:hanging="420" w:firstLineChars="0"/>
+        <w:rPr>
+          <w:rFonts w:hint="default" w:ascii="Sitka Subheading" w:hAnsi="Sitka Subheading" w:cs="Sitka Subheading"/>
+        </w:rPr>
+      </w:pPr>
+      <w:r>
+        <w:rPr>
+          <w:rFonts w:hint="default" w:ascii="Sitka Subheading" w:hAnsi="Sitka Subheading" w:cs="Sitka Subheading"/>
+          <w:b w:val="0"/>
+          <w:bCs w:val="0"/>
+          <w:i/>
+          <w:iCs/>
+          <w:color w:val="18605A" w:themeColor="accent5" w:themeShade="80"/>
+          <w:u w:val="single"/>
+          <w:lang w:val="en-IN"/>
+        </w:rPr>
+        <w:t>networkpolicy.spec.</w:t>
+      </w:r>
+      <w:r>
+        <w:rPr>
+          <w:rFonts w:hint="default" w:ascii="Sitka Subheading" w:hAnsi="Sitka Subheading" w:cs="Sitka Subheading"/>
+          <w:b/>
+          <w:bCs/>
+          <w:i/>
+          <w:iCs/>
+          <w:color w:val="18605A" w:themeColor="accent5" w:themeShade="80"/>
+          <w:u w:val="single"/>
+          <w:lang w:val="en-IN"/>
+        </w:rPr>
+        <w:t>ingress</w:t>
+      </w:r>
+      <w:r>
+        <w:rPr>
+          <w:rFonts w:hint="default" w:ascii="Sitka Subheading" w:hAnsi="Sitka Subheading" w:cs="Sitka Subheading"/>
+          <w:b w:val="0"/>
+          <w:bCs w:val="0"/>
+          <w:i/>
+          <w:iCs/>
+          <w:lang w:val="en-IN"/>
+        </w:rPr>
+        <w:br w:type="textWrapping"/>
+      </w:r>
+      <w:r>
+        <w:rPr>
+          <w:rFonts w:hint="default" w:ascii="Sitka Subheading" w:hAnsi="Sitka Subheading" w:cs="Sitka Subheading"/>
+          <w:b w:val="0"/>
+          <w:bCs w:val="0"/>
+          <w:i w:val="0"/>
+          <w:iCs w:val="0"/>
+          <w:lang w:val="en-IN"/>
+        </w:rPr>
+        <w:t>rules for allowed ingress traffic to the pod. (target pod’s selector, ports)</w:t>
+      </w:r>
+    </w:p>
+    <w:p>
+      <w:pPr>
+        <w:numPr>
+          <w:ilvl w:val="1"/>
+          <w:numId w:val="11"/>
+        </w:numPr>
+        <w:spacing w:line="360" w:lineRule="auto"/>
+        <w:ind w:left="840" w:leftChars="0" w:hanging="420" w:firstLineChars="0"/>
+        <w:rPr>
+          <w:rFonts w:hint="default" w:ascii="Sitka Subheading" w:hAnsi="Sitka Subheading" w:cs="Sitka Subheading"/>
+        </w:rPr>
+      </w:pPr>
+      <w:r>
+        <w:rPr>
+          <w:rFonts w:hint="default" w:ascii="Sitka Subheading" w:hAnsi="Sitka Subheading" w:cs="Sitka Subheading"/>
+          <w:b w:val="0"/>
+          <w:bCs w:val="0"/>
+          <w:i/>
+          <w:iCs/>
+          <w:color w:val="18605A" w:themeColor="accent5" w:themeShade="80"/>
+          <w:u w:val="single"/>
+          <w:lang w:val="en-IN"/>
+        </w:rPr>
+        <w:t>networkpolicy.spec.</w:t>
+      </w:r>
+      <w:r>
+        <w:rPr>
+          <w:rFonts w:hint="default" w:ascii="Sitka Subheading" w:hAnsi="Sitka Subheading" w:cs="Sitka Subheading"/>
+          <w:b/>
+          <w:bCs/>
+          <w:i/>
+          <w:iCs/>
+          <w:color w:val="18605A" w:themeColor="accent5" w:themeShade="80"/>
+          <w:u w:val="single"/>
+          <w:lang w:val="en-IN"/>
+        </w:rPr>
+        <w:t>egress</w:t>
+      </w:r>
+      <w:r>
+        <w:rPr>
+          <w:rFonts w:hint="default" w:ascii="Sitka Subheading" w:hAnsi="Sitka Subheading" w:cs="Sitka Subheading"/>
+          <w:b w:val="0"/>
+          <w:bCs w:val="0"/>
+          <w:i w:val="0"/>
+          <w:iCs w:val="0"/>
+          <w:lang w:val="en-IN"/>
+        </w:rPr>
+        <w:br w:type="textWrapping"/>
+      </w:r>
+      <w:r>
+        <w:rPr>
+          <w:rFonts w:hint="default" w:ascii="Sitka Subheading" w:hAnsi="Sitka Subheading" w:cs="Sitka Subheading"/>
+          <w:b w:val="0"/>
+          <w:bCs w:val="0"/>
+          <w:i w:val="0"/>
+          <w:iCs w:val="0"/>
+          <w:lang w:val="en-IN"/>
+        </w:rPr>
+        <w:t>rules for allowed egress traffic</w:t>
+      </w:r>
+    </w:p>
+    <w:p>
+      <w:pPr>
+        <w:numPr>
+          <w:ilvl w:val="1"/>
+          <w:numId w:val="11"/>
+        </w:numPr>
+        <w:spacing w:line="360" w:lineRule="auto"/>
+        <w:ind w:left="840" w:leftChars="0" w:hanging="420" w:firstLineChars="0"/>
+        <w:rPr>
+          <w:rFonts w:hint="default" w:ascii="Sitka Subheading" w:hAnsi="Sitka Subheading" w:cs="Sitka Subheading"/>
+        </w:rPr>
+      </w:pPr>
+      <w:r>
+        <w:rPr>
+          <w:rFonts w:hint="default" w:ascii="Sitka Subheading" w:hAnsi="Sitka Subheading" w:cs="Sitka Subheading"/>
+          <w:b w:val="0"/>
+          <w:bCs w:val="0"/>
+          <w:i/>
+          <w:iCs/>
+          <w:color w:val="18605A" w:themeColor="accent5" w:themeShade="80"/>
+          <w:u w:val="single"/>
+          <w:lang w:val="en-IN"/>
+        </w:rPr>
+        <w:t>networkpolicy.spec.</w:t>
+      </w:r>
+      <w:r>
+        <w:rPr>
+          <w:rFonts w:hint="default" w:ascii="Sitka Subheading" w:hAnsi="Sitka Subheading" w:cs="Sitka Subheading"/>
+          <w:b/>
+          <w:bCs/>
+          <w:i/>
+          <w:iCs/>
+          <w:color w:val="18605A" w:themeColor="accent5" w:themeShade="80"/>
+          <w:u w:val="single"/>
+          <w:lang w:val="en-IN"/>
+        </w:rPr>
+        <w:t>policyTypes</w:t>
+      </w:r>
+      <w:r>
+        <w:rPr>
+          <w:rFonts w:hint="default" w:ascii="Sitka Subheading" w:hAnsi="Sitka Subheading" w:cs="Sitka Subheading"/>
+          <w:b w:val="0"/>
+          <w:bCs w:val="0"/>
+          <w:i w:val="0"/>
+          <w:iCs w:val="0"/>
+          <w:lang w:val="en-IN"/>
+        </w:rPr>
+        <w:t xml:space="preserve"> </w:t>
+      </w:r>
+      <w:r>
+        <w:rPr>
+          <w:rFonts w:hint="default" w:ascii="Sitka Subheading" w:hAnsi="Sitka Subheading" w:cs="Sitka Subheading"/>
+          <w:b w:val="0"/>
+          <w:bCs w:val="0"/>
+          <w:i w:val="0"/>
+          <w:iCs w:val="0"/>
+          <w:lang w:val="en-IN"/>
+        </w:rPr>
+        <w:br w:type="textWrapping"/>
+      </w:r>
+      <w:r>
+        <w:rPr>
+          <w:rFonts w:hint="default" w:ascii="Sitka Subheading" w:hAnsi="Sitka Subheading" w:cs="Sitka Subheading"/>
+          <w:b w:val="0"/>
+          <w:bCs w:val="0"/>
+          <w:i w:val="0"/>
+          <w:iCs w:val="0"/>
+          <w:lang w:val="en-IN"/>
+        </w:rPr>
+        <w:t>it enforces the ingress and egress rules.</w:t>
+      </w:r>
+    </w:p>
+    <w:p>
+      <w:pPr>
+        <w:numPr>
+          <w:ilvl w:val="2"/>
+          <w:numId w:val="11"/>
+        </w:numPr>
+        <w:spacing w:line="360" w:lineRule="auto"/>
+        <w:ind w:left="1260" w:leftChars="0" w:hanging="420" w:firstLineChars="0"/>
+        <w:rPr>
+          <w:rFonts w:hint="default" w:ascii="Sitka Subheading" w:hAnsi="Sitka Subheading" w:cs="Sitka Subheading"/>
+        </w:rPr>
+      </w:pPr>
+      <w:r>
+        <w:rPr>
+          <w:rFonts w:hint="default" w:ascii="Sitka Subheading" w:hAnsi="Sitka Subheading" w:cs="Sitka Subheading"/>
+          <w:lang w:val="en-IN"/>
+        </w:rPr>
+        <w:t xml:space="preserve">If </w:t>
+      </w:r>
+      <w:r>
+        <w:rPr>
+          <w:rFonts w:hint="default" w:ascii="Sitka Subheading" w:hAnsi="Sitka Subheading" w:cs="Sitka Subheading"/>
+          <w:i/>
+          <w:iCs/>
+          <w:lang w:val="en-IN"/>
+        </w:rPr>
+        <w:t>policyTypes</w:t>
+      </w:r>
+      <w:r>
+        <w:rPr>
+          <w:rFonts w:hint="default" w:ascii="Sitka Subheading" w:hAnsi="Sitka Subheading" w:cs="Sitka Subheading"/>
+          <w:i w:val="0"/>
+          <w:iCs w:val="0"/>
+          <w:lang w:val="en-IN"/>
+        </w:rPr>
+        <w:t xml:space="preserve"> field is not there, Kubernetes will add the values (Ingress, Egress) based on presence of </w:t>
+      </w:r>
+      <w:r>
+        <w:rPr>
+          <w:rFonts w:hint="default" w:ascii="Sitka Subheading" w:hAnsi="Sitka Subheading" w:cs="Sitka Subheading"/>
+          <w:i/>
+          <w:iCs/>
+          <w:color w:val="18605A" w:themeColor="accent5" w:themeShade="80"/>
+          <w:u w:val="single"/>
+          <w:lang w:val="en-IN"/>
+        </w:rPr>
+        <w:t>networkpolicy.spec.ingress</w:t>
+      </w:r>
+      <w:r>
+        <w:rPr>
+          <w:rFonts w:hint="default" w:ascii="Sitka Subheading" w:hAnsi="Sitka Subheading" w:cs="Sitka Subheading"/>
+          <w:i w:val="0"/>
+          <w:iCs w:val="0"/>
+          <w:lang w:val="en-IN"/>
+        </w:rPr>
+        <w:t xml:space="preserve"> and </w:t>
+      </w:r>
+      <w:r>
+        <w:rPr>
+          <w:rFonts w:hint="default" w:ascii="Sitka Subheading" w:hAnsi="Sitka Subheading" w:cs="Sitka Subheading"/>
+          <w:i/>
+          <w:iCs/>
+          <w:color w:val="18605A" w:themeColor="accent5" w:themeShade="80"/>
+          <w:u w:val="single"/>
+          <w:lang w:val="en-IN"/>
+        </w:rPr>
+        <w:t>networkpolicy.spec.egress</w:t>
+      </w:r>
+      <w:r>
+        <w:rPr>
+          <w:rFonts w:hint="default" w:ascii="Sitka Subheading" w:hAnsi="Sitka Subheading" w:cs="Sitka Subheading"/>
+          <w:i w:val="0"/>
+          <w:iCs w:val="0"/>
+          <w:lang w:val="en-IN"/>
+        </w:rPr>
+        <w:t xml:space="preserve"> fields.</w:t>
+      </w:r>
+      <w:r>
+        <w:rPr>
+          <w:rFonts w:hint="default" w:ascii="Sitka Subheading" w:hAnsi="Sitka Subheading" w:cs="Sitka Subheading"/>
+          <w:i w:val="0"/>
+          <w:iCs w:val="0"/>
+          <w:lang w:val="en-IN"/>
+        </w:rPr>
+        <w:br w:type="textWrapping"/>
+      </w:r>
+      <w:r>
+        <w:rPr>
+          <w:rFonts w:hint="default" w:ascii="Sitka Subheading" w:hAnsi="Sitka Subheading" w:cs="Sitka Subheading"/>
+          <w:i w:val="0"/>
+          <w:iCs w:val="0"/>
+          <w:color w:val="795D01" w:themeColor="accent3" w:themeShade="80"/>
+          <w:lang w:val="en-IN"/>
+        </w:rPr>
+        <w:t>If only ingress is present, it becomes Ingress; if only egress is present, it becomes Egress; if both are present, it becomes both Ingress and Egress.</w:t>
+      </w:r>
+      <w:r>
+        <w:rPr>
+          <w:rFonts w:hint="default" w:ascii="Sitka Subheading" w:hAnsi="Sitka Subheading" w:cs="Sitka Subheading"/>
+          <w:i w:val="0"/>
+          <w:iCs w:val="0"/>
+          <w:lang w:val="en-IN"/>
+        </w:rPr>
+        <w:br w:type="textWrapping"/>
+      </w:r>
+      <w:r>
+        <w:rPr>
+          <w:rFonts w:hint="default" w:ascii="Sitka Subheading" w:hAnsi="Sitka Subheading" w:cs="Sitka Subheading"/>
+          <w:i w:val="0"/>
+          <w:iCs w:val="0"/>
+          <w:lang w:val="en-IN"/>
+        </w:rPr>
+        <w:t>In the live configuration (</w:t>
+      </w:r>
+      <w:r>
+        <w:rPr>
+          <w:rFonts w:hint="default" w:ascii="Sitka Subheading" w:hAnsi="Sitka Subheading" w:cs="Sitka Subheading"/>
+          <w:b/>
+          <w:bCs/>
+          <w:i w:val="0"/>
+          <w:iCs w:val="0"/>
+          <w:color w:val="851321" w:themeColor="accent6" w:themeShade="80"/>
+          <w:lang w:val="en-IN"/>
+        </w:rPr>
+        <w:t>kubectl get networkpolicy &lt;</w:t>
+      </w:r>
+      <w:r>
+        <w:rPr>
+          <w:rFonts w:hint="default" w:ascii="Sitka Subheading" w:hAnsi="Sitka Subheading" w:cs="Sitka Subheading"/>
+          <w:b w:val="0"/>
+          <w:bCs w:val="0"/>
+          <w:i w:val="0"/>
+          <w:iCs w:val="0"/>
+          <w:color w:val="851321" w:themeColor="accent6" w:themeShade="80"/>
+          <w:lang w:val="en-IN"/>
+        </w:rPr>
+        <w:t>name</w:t>
+      </w:r>
+      <w:r>
+        <w:rPr>
+          <w:rFonts w:hint="default" w:ascii="Sitka Subheading" w:hAnsi="Sitka Subheading" w:cs="Sitka Subheading"/>
+          <w:b/>
+          <w:bCs/>
+          <w:i w:val="0"/>
+          <w:iCs w:val="0"/>
+          <w:color w:val="851321" w:themeColor="accent6" w:themeShade="80"/>
+          <w:lang w:val="en-IN"/>
+        </w:rPr>
+        <w:t>&gt; -o yaml</w:t>
+      </w:r>
+      <w:r>
+        <w:rPr>
+          <w:rFonts w:hint="default" w:ascii="Sitka Subheading" w:hAnsi="Sitka Subheading" w:cs="Sitka Subheading"/>
+          <w:i w:val="0"/>
+          <w:iCs w:val="0"/>
+          <w:lang w:val="en-IN"/>
+        </w:rPr>
+        <w:t xml:space="preserve">), the </w:t>
+      </w:r>
+      <w:r>
+        <w:rPr>
+          <w:rFonts w:hint="default" w:ascii="Sitka Subheading" w:hAnsi="Sitka Subheading" w:cs="Sitka Subheading"/>
+          <w:i/>
+          <w:iCs/>
+          <w:color w:val="18605A" w:themeColor="accent5" w:themeShade="80"/>
+          <w:u w:val="single"/>
+          <w:lang w:val="en-IN"/>
+        </w:rPr>
+        <w:t>policyTypes</w:t>
+      </w:r>
+      <w:r>
+        <w:rPr>
+          <w:rFonts w:hint="default" w:ascii="Sitka Subheading" w:hAnsi="Sitka Subheading" w:cs="Sitka Subheading"/>
+          <w:i w:val="0"/>
+          <w:iCs w:val="0"/>
+          <w:lang w:val="en-IN"/>
+        </w:rPr>
+        <w:t xml:space="preserve"> field will always be present, either defined by the user or added by Kubernetes.</w:t>
+      </w:r>
+    </w:p>
+    <w:p>
+      <w:pPr>
+        <w:numPr>
+          <w:ilvl w:val="2"/>
+          <w:numId w:val="11"/>
+        </w:numPr>
+        <w:spacing w:line="360" w:lineRule="auto"/>
+        <w:ind w:left="1260" w:leftChars="0" w:hanging="420" w:firstLineChars="0"/>
+        <w:rPr>
+          <w:rFonts w:hint="default" w:ascii="Sitka Subheading" w:hAnsi="Sitka Subheading" w:cs="Sitka Subheading"/>
+        </w:rPr>
+      </w:pPr>
+      <w:r>
+        <w:rPr>
+          <w:rFonts w:hint="default" w:ascii="Sitka Subheading" w:hAnsi="Sitka Subheading" w:cs="Sitka Subheading"/>
+          <w:lang w:val="en-IN"/>
+        </w:rPr>
+        <w:t xml:space="preserve">In the live config, whatever values are there [ Ingress or Egress or both ] inside </w:t>
+      </w:r>
+      <w:r>
+        <w:rPr>
+          <w:rFonts w:hint="default" w:ascii="Sitka Subheading" w:hAnsi="Sitka Subheading" w:cs="Sitka Subheading"/>
+          <w:i/>
+          <w:iCs/>
+          <w:lang w:val="en-IN"/>
+        </w:rPr>
+        <w:t>networkpolicy.spec.policyTypes</w:t>
+      </w:r>
+      <w:r>
+        <w:rPr>
+          <w:rFonts w:hint="default" w:ascii="Sitka Subheading" w:hAnsi="Sitka Subheading" w:cs="Sitka Subheading"/>
+          <w:i w:val="0"/>
+          <w:iCs w:val="0"/>
+          <w:lang w:val="en-IN"/>
+        </w:rPr>
+        <w:t>, only those will be enforced.</w:t>
+      </w:r>
+      <w:r>
+        <w:rPr>
+          <w:rFonts w:hint="default" w:ascii="Sitka Subheading" w:hAnsi="Sitka Subheading" w:cs="Sitka Subheading"/>
+          <w:i w:val="0"/>
+          <w:iCs w:val="0"/>
+          <w:lang w:val="en-IN"/>
+        </w:rPr>
+        <w:br w:type="textWrapping"/>
+      </w:r>
+      <w:r>
+        <w:rPr>
+          <w:rFonts w:hint="default" w:ascii="Sitka Subheading" w:hAnsi="Sitka Subheading" w:cs="Sitka Subheading"/>
+          <w:i w:val="0"/>
+          <w:iCs w:val="0"/>
+          <w:lang w:val="en-IN"/>
+        </w:rPr>
+        <w:t xml:space="preserve">If a direction [Ingress or Egress] is listed in policyTypes but no corresponding rules are defined, then that direction becomes </w:t>
+      </w:r>
+      <w:r>
+        <w:rPr>
+          <w:rFonts w:hint="default" w:ascii="Sitka Subheading" w:hAnsi="Sitka Subheading" w:cs="Sitka Subheading"/>
+          <w:i w:val="0"/>
+          <w:iCs w:val="0"/>
+          <w:color w:val="795D01" w:themeColor="accent3" w:themeShade="80"/>
+          <w:lang w:val="en-IN"/>
+        </w:rPr>
+        <w:t>completely blocked</w:t>
+      </w:r>
+      <w:r>
+        <w:rPr>
+          <w:rFonts w:hint="default" w:ascii="Sitka Subheading" w:hAnsi="Sitka Subheading" w:cs="Sitka Subheading"/>
+          <w:i w:val="0"/>
+          <w:iCs w:val="0"/>
+          <w:lang w:val="en-IN"/>
+        </w:rPr>
+        <w:t xml:space="preserve"> (</w:t>
+      </w:r>
+      <w:r>
+        <w:rPr>
+          <w:rFonts w:hint="default" w:ascii="Sitka Subheading" w:hAnsi="Sitka Subheading" w:cs="Sitka Subheading"/>
+          <w:b/>
+          <w:bCs/>
+          <w:i w:val="0"/>
+          <w:iCs w:val="0"/>
+          <w:color w:val="795D01" w:themeColor="accent3" w:themeShade="80"/>
+          <w:lang w:val="en-IN"/>
+        </w:rPr>
+        <w:t>default deny</w:t>
+      </w:r>
+      <w:r>
+        <w:rPr>
+          <w:rFonts w:hint="default" w:ascii="Sitka Subheading" w:hAnsi="Sitka Subheading" w:cs="Sitka Subheading"/>
+          <w:i w:val="0"/>
+          <w:iCs w:val="0"/>
+          <w:lang w:val="en-IN"/>
+        </w:rPr>
+        <w:t>).</w:t>
+      </w:r>
+      <w:r>
+        <w:rPr>
+          <w:rFonts w:hint="default" w:ascii="Sitka Subheading" w:hAnsi="Sitka Subheading" w:cs="Sitka Subheading"/>
+          <w:i w:val="0"/>
+          <w:iCs w:val="0"/>
+          <w:lang w:val="en-IN"/>
+        </w:rPr>
+        <w:br w:type="textWrapping"/>
+      </w:r>
+      <w:r>
+        <w:rPr>
+          <w:rFonts w:hint="default" w:ascii="Sitka Subheading" w:hAnsi="Sitka Subheading" w:cs="Sitka Subheading"/>
+          <w:i w:val="0"/>
+          <w:iCs w:val="0"/>
+          <w:lang w:val="en-IN"/>
+        </w:rPr>
+        <w:t>For example, if policyTypes contains Ingress but no ingress rules are defined, then all incoming traffic is blocked.</w:t>
+      </w:r>
+    </w:p>
+    <w:p>
+      <w:pPr>
+        <w:numPr>
+          <w:ilvl w:val="1"/>
+          <w:numId w:val="11"/>
+        </w:numPr>
+        <w:spacing w:line="360" w:lineRule="auto"/>
+        <w:ind w:left="840" w:leftChars="0" w:hanging="420" w:firstLineChars="0"/>
+        <w:rPr>
+          <w:rFonts w:hint="default" w:ascii="Sitka Subheading" w:hAnsi="Sitka Subheading" w:cs="Sitka Subheading"/>
+        </w:rPr>
+      </w:pPr>
+      <w:r>
+        <w:drawing>
+          <wp:inline distT="0" distB="0" distL="114300" distR="114300">
+            <wp:extent cx="2235200" cy="2649220"/>
+            <wp:effectExtent l="0" t="0" r="0" b="5080"/>
+            <wp:docPr id="216" name="Picture 4"/>
+            <wp:cNvGraphicFramePr>
+              <a:graphicFrameLocks xmlns:a="http://schemas.openxmlformats.org/drawingml/2006/main" noChangeAspect="1"/>
+            </wp:cNvGraphicFramePr>
+            <a:graphic xmlns:a="http://schemas.openxmlformats.org/drawingml/2006/main">
+              <a:graphicData uri="http://schemas.openxmlformats.org/drawingml/2006/picture">
+                <pic:pic xmlns:pic="http://schemas.openxmlformats.org/drawingml/2006/picture">
+                  <pic:nvPicPr>
+                    <pic:cNvPr id="216" name="Picture 4"/>
+                    <pic:cNvPicPr>
+                      <a:picLocks noChangeAspect="1"/>
+                    </pic:cNvPicPr>
+                  </pic:nvPicPr>
+                  <pic:blipFill>
+                    <a:blip r:embed="rId46"/>
+                    <a:srcRect b="32273"/>
+                    <a:stretch>
+                      <a:fillRect/>
+                    </a:stretch>
+                  </pic:blipFill>
+                  <pic:spPr>
+                    <a:xfrm>
+                      <a:off x="0" y="0"/>
+                      <a:ext cx="2235200" cy="2649220"/>
+                    </a:xfrm>
+                    <a:prstGeom prst="rect">
+                      <a:avLst/>
+                    </a:prstGeom>
+                    <a:noFill/>
+                    <a:ln>
+                      <a:noFill/>
+                    </a:ln>
+                  </pic:spPr>
+                </pic:pic>
+              </a:graphicData>
+            </a:graphic>
+          </wp:inline>
+        </w:drawing>
+      </w:r>
+      <w:r>
+        <w:drawing>
+          <wp:inline distT="0" distB="0" distL="114300" distR="114300">
+            <wp:extent cx="2193290" cy="4742180"/>
+            <wp:effectExtent l="0" t="0" r="3810" b="7620"/>
+            <wp:docPr id="217" name="Picture 5"/>
+            <wp:cNvGraphicFramePr>
+              <a:graphicFrameLocks xmlns:a="http://schemas.openxmlformats.org/drawingml/2006/main" noChangeAspect="1"/>
+            </wp:cNvGraphicFramePr>
+            <a:graphic xmlns:a="http://schemas.openxmlformats.org/drawingml/2006/main">
+              <a:graphicData uri="http://schemas.openxmlformats.org/drawingml/2006/picture">
+                <pic:pic xmlns:pic="http://schemas.openxmlformats.org/drawingml/2006/picture">
+                  <pic:nvPicPr>
+                    <pic:cNvPr id="217" name="Picture 5"/>
+                    <pic:cNvPicPr>
+                      <a:picLocks noChangeAspect="1"/>
+                    </pic:cNvPicPr>
+                  </pic:nvPicPr>
+                  <pic:blipFill>
+                    <a:blip r:embed="rId47"/>
+                    <a:stretch>
+                      <a:fillRect/>
+                    </a:stretch>
+                  </pic:blipFill>
+                  <pic:spPr>
+                    <a:xfrm>
+                      <a:off x="0" y="0"/>
+                      <a:ext cx="2193290" cy="4742180"/>
+                    </a:xfrm>
+                    <a:prstGeom prst="rect">
+                      <a:avLst/>
+                    </a:prstGeom>
+                    <a:noFill/>
+                    <a:ln>
+                      <a:noFill/>
+                    </a:ln>
+                  </pic:spPr>
+                </pic:pic>
+              </a:graphicData>
+            </a:graphic>
+          </wp:inline>
+        </w:drawing>
+      </w:r>
+    </w:p>
+    <w:p>
+      <w:pPr>
+        <w:numPr>
+          <w:ilvl w:val="1"/>
+          <w:numId w:val="11"/>
+        </w:numPr>
+        <w:spacing w:line="360" w:lineRule="auto"/>
+        <w:ind w:left="840" w:leftChars="0" w:hanging="420" w:firstLineChars="0"/>
+        <w:rPr>
+          <w:rFonts w:hint="default" w:ascii="Sitka Subheading" w:hAnsi="Sitka Subheading" w:cs="Sitka Subheading"/>
+        </w:rPr>
+      </w:pPr>
+      <w:r>
+        <w:rPr>
+          <w:rFonts w:hint="default" w:ascii="Sitka Subheading" w:hAnsi="Sitka Subheading" w:cs="Sitka Subheading"/>
+          <w:b w:val="0"/>
+          <w:bCs w:val="0"/>
+          <w:i/>
+          <w:iCs/>
+          <w:color w:val="18605A" w:themeColor="accent5" w:themeShade="80"/>
+          <w:u w:val="single"/>
+          <w:lang w:val="en-IN"/>
+        </w:rPr>
+        <w:t>networkpolicy.spec.ingress.from.</w:t>
+      </w:r>
+      <w:r>
+        <w:rPr>
+          <w:rFonts w:hint="default" w:ascii="Sitka Subheading" w:hAnsi="Sitka Subheading" w:cs="Sitka Subheading"/>
+          <w:b/>
+          <w:bCs/>
+          <w:i/>
+          <w:iCs/>
+          <w:color w:val="18605A" w:themeColor="accent5" w:themeShade="80"/>
+          <w:u w:val="single"/>
+          <w:lang w:val="en-IN"/>
+        </w:rPr>
+        <w:t>namespaceSelector</w:t>
+      </w:r>
+      <w:r>
+        <w:rPr>
+          <w:rFonts w:hint="default" w:ascii="Sitka Subheading" w:hAnsi="Sitka Subheading" w:cs="Sitka Subheading"/>
+          <w:b w:val="0"/>
+          <w:bCs w:val="0"/>
+          <w:lang w:val="en-IN"/>
+        </w:rPr>
+        <w:br w:type="textWrapping"/>
+      </w:r>
+      <w:r>
+        <w:rPr>
+          <w:rFonts w:hint="default" w:ascii="Sitka Subheading" w:hAnsi="Sitka Subheading" w:cs="Sitka Subheading"/>
+          <w:b w:val="0"/>
+          <w:bCs w:val="0"/>
+          <w:lang w:val="en-IN"/>
+        </w:rPr>
+        <w:t>if provided, namespaces with those labels will be selected.</w:t>
+      </w:r>
+      <w:r>
+        <w:rPr>
+          <w:rFonts w:hint="default" w:ascii="Sitka Subheading" w:hAnsi="Sitka Subheading" w:cs="Sitka Subheading"/>
+          <w:b w:val="0"/>
+          <w:bCs w:val="0"/>
+          <w:lang w:val="en-IN"/>
+        </w:rPr>
+        <w:br w:type="textWrapping"/>
+      </w:r>
+      <w:r>
+        <w:rPr>
+          <w:rFonts w:hint="default" w:ascii="Sitka Subheading" w:hAnsi="Sitka Subheading" w:cs="Sitka Subheading"/>
+          <w:b w:val="0"/>
+          <w:bCs w:val="0"/>
+          <w:lang w:val="en-IN"/>
+        </w:rPr>
+        <w:t>If not provided, pods within the same namespace (</w:t>
+      </w:r>
+      <w:bookmarkStart w:id="0" w:name="_GoBack"/>
+      <w:r>
+        <w:rPr>
+          <w:rFonts w:hint="default" w:ascii="Sitka Subheading" w:hAnsi="Sitka Subheading" w:cs="Sitka Subheading"/>
+          <w:b w:val="0"/>
+          <w:bCs w:val="0"/>
+          <w:strike/>
+          <w:dstrike w:val="0"/>
+          <w:lang w:val="en-IN"/>
+        </w:rPr>
+        <w:t>not all namespaces</w:t>
+      </w:r>
+      <w:bookmarkEnd w:id="0"/>
+      <w:r>
+        <w:rPr>
+          <w:rFonts w:hint="default" w:ascii="Sitka Subheading" w:hAnsi="Sitka Subheading" w:cs="Sitka Subheading"/>
+          <w:b w:val="0"/>
+          <w:bCs w:val="0"/>
+          <w:lang w:val="en-IN"/>
+        </w:rPr>
+        <w:t>) will be allowed.</w:t>
+      </w:r>
+    </w:p>
+    <w:p>
+      <w:pPr>
+        <w:numPr>
+          <w:ilvl w:val="1"/>
+          <w:numId w:val="11"/>
+        </w:numPr>
+        <w:spacing w:line="360" w:lineRule="auto"/>
+        <w:ind w:left="840" w:leftChars="0" w:hanging="420" w:firstLineChars="0"/>
+        <w:rPr>
+          <w:rFonts w:hint="default" w:ascii="Sitka Subheading" w:hAnsi="Sitka Subheading" w:cs="Sitka Subheading"/>
+        </w:rPr>
+      </w:pPr>
     </w:p>
     <w:p>
       <w:pPr>
@@ -21048,7 +23749,7 @@
     <w:lsdException w:qFormat="1" w:unhideWhenUsed="0" w:uiPriority="0" w:semiHidden="0" w:name="toc 9"/>
     <w:lsdException w:qFormat="1" w:unhideWhenUsed="0" w:uiPriority="0" w:semiHidden="0" w:name="Normal Indent"/>
     <w:lsdException w:qFormat="1" w:unhideWhenUsed="0" w:uiPriority="0" w:semiHidden="0" w:name="footnote text"/>
-    <w:lsdException w:unhideWhenUsed="0" w:uiPriority="0" w:semiHidden="0" w:name="annotation text"/>
+    <w:lsdException w:qFormat="1" w:unhideWhenUsed="0" w:uiPriority="0" w:semiHidden="0" w:name="annotation text"/>
     <w:lsdException w:qFormat="1" w:unhideWhenUsed="0" w:uiPriority="0" w:semiHidden="0" w:name="header"/>
     <w:lsdException w:qFormat="1" w:unhideWhenUsed="0" w:uiPriority="0" w:semiHidden="0" w:name="footer"/>
     <w:lsdException w:qFormat="1" w:unhideWhenUsed="0" w:uiPriority="0" w:semiHidden="0" w:name="index heading"/>
@@ -21621,6 +24322,7 @@
   <w:style w:type="paragraph" w:styleId="26">
     <w:name w:val="annotation text"/>
     <w:basedOn w:val="1"/>
+    <w:qFormat/>
     <w:uiPriority w:val="0"/>
   </w:style>
   <w:style w:type="paragraph" w:styleId="27">

--- a/docs (kubernetes)/kcna_summary.docx
+++ b/docs (kubernetes)/kcna_summary.docx
@@ -34002,6 +34002,83 @@
     <w:p>
       <w:pPr>
         <w:numPr>
+          <w:ilvl w:val="1"/>
+          <w:numId w:val="11"/>
+        </w:numPr>
+        <w:spacing w:line="360" w:lineRule="auto"/>
+        <w:ind w:left="840" w:leftChars="0" w:hanging="420" w:firstLineChars="0"/>
+        <w:rPr>
+          <w:rFonts w:hint="default" w:ascii="Sitka Subheading" w:hAnsi="Sitka Subheading" w:cs="Sitka Subheading"/>
+          <w:b w:val="0"/>
+          <w:bCs w:val="0"/>
+        </w:rPr>
+      </w:pPr>
+      <w:r>
+        <w:rPr>
+          <w:rFonts w:hint="default" w:ascii="Sitka Subheading" w:hAnsi="Sitka Subheading" w:cs="Sitka Subheading"/>
+          <w:color w:val="795D01" w:themeColor="accent3" w:themeShade="80"/>
+          <w:shd w:val="clear" w:color="FFFFFF" w:fill="D9D9D9"/>
+          <w:lang w:val="en-IN"/>
+        </w:rPr>
+        <w:t xml:space="preserve">In this case, </w:t>
+      </w:r>
+      <w:r>
+        <w:rPr>
+          <w:rFonts w:hint="default" w:ascii="Sitka Subheading" w:hAnsi="Sitka Subheading" w:cs="Sitka Subheading"/>
+          <w:b/>
+          <w:bCs/>
+          <w:color w:val="795D01" w:themeColor="accent3" w:themeShade="80"/>
+          <w:shd w:val="clear" w:color="FFFFFF" w:fill="D9D9D9"/>
+          <w:lang w:val="en-IN"/>
+        </w:rPr>
+        <w:t>vm2</w:t>
+      </w:r>
+      <w:r>
+        <w:rPr>
+          <w:rFonts w:hint="default" w:ascii="Sitka Subheading" w:hAnsi="Sitka Subheading" w:cs="Sitka Subheading"/>
+          <w:b w:val="0"/>
+          <w:bCs w:val="0"/>
+          <w:color w:val="795D01" w:themeColor="accent3" w:themeShade="80"/>
+          <w:shd w:val="clear" w:color="FFFFFF" w:fill="D9D9D9"/>
+          <w:lang w:val="en-IN"/>
+        </w:rPr>
+        <w:t xml:space="preserve"> can directly communicate to </w:t>
+      </w:r>
+      <w:r>
+        <w:rPr>
+          <w:rFonts w:hint="default" w:ascii="Sitka Subheading" w:hAnsi="Sitka Subheading" w:cs="Sitka Subheading"/>
+          <w:b/>
+          <w:bCs/>
+          <w:color w:val="795D01" w:themeColor="accent3" w:themeShade="80"/>
+          <w:shd w:val="clear" w:color="FFFFFF" w:fill="D9D9D9"/>
+          <w:lang w:val="en-IN"/>
+        </w:rPr>
+        <w:t>namespace</w:t>
+      </w:r>
+      <w:r>
+        <w:rPr>
+          <w:rFonts w:hint="default" w:ascii="Sitka Subheading" w:hAnsi="Sitka Subheading" w:cs="Sitka Subheading"/>
+          <w:b w:val="0"/>
+          <w:bCs w:val="0"/>
+          <w:color w:val="795D01" w:themeColor="accent3" w:themeShade="80"/>
+          <w:shd w:val="clear" w:color="FFFFFF" w:fill="D9D9D9"/>
+          <w:lang w:val="en-IN"/>
+        </w:rPr>
+        <w:t xml:space="preserve"> (of vm1)</w:t>
+      </w:r>
+      <w:r>
+        <w:rPr>
+          <w:rFonts w:hint="default" w:ascii="Sitka Subheading" w:hAnsi="Sitka Subheading" w:cs="Sitka Subheading"/>
+          <w:b w:val="0"/>
+          <w:bCs w:val="0"/>
+          <w:lang w:val="en-IN"/>
+        </w:rPr>
+        <w:t>.</w:t>
+      </w:r>
+    </w:p>
+    <w:p>
+      <w:pPr>
+        <w:numPr>
           <w:ilvl w:val="0"/>
           <w:numId w:val="11"/>
         </w:numPr>
@@ -34011,126 +34088,441 @@
           <w:rFonts w:hint="default" w:ascii="Sitka Subheading" w:hAnsi="Sitka Subheading" w:cs="Sitka Subheading"/>
         </w:rPr>
       </w:pPr>
-      <w:bookmarkStart w:id="0" w:name="_GoBack"/>
-      <w:bookmarkEnd w:id="0"/>
-    </w:p>
-    <w:p>
-      <w:pPr>
-        <w:numPr>
-          <w:ilvl w:val="0"/>
-          <w:numId w:val="11"/>
-        </w:numPr>
-        <w:spacing w:line="360" w:lineRule="auto"/>
-        <w:ind w:left="420" w:leftChars="0" w:hanging="420" w:firstLineChars="0"/>
-        <w:rPr>
-          <w:rFonts w:hint="default" w:ascii="Sitka Subheading" w:hAnsi="Sitka Subheading" w:cs="Sitka Subheading"/>
-        </w:rPr>
-      </w:pPr>
-      <w:r>
-        <w:rPr>
-          <w:rFonts w:hint="default" w:ascii="Sitka Subheading" w:hAnsi="Sitka Subheading" w:cs="Sitka Subheading"/>
-          <w:lang w:val="en-IN"/>
-        </w:rPr>
-        <w:t>F</w:t>
-      </w:r>
-    </w:p>
-    <w:p>
-      <w:pPr>
-        <w:numPr>
-          <w:ilvl w:val="0"/>
-          <w:numId w:val="11"/>
-        </w:numPr>
-        <w:spacing w:line="360" w:lineRule="auto"/>
-        <w:ind w:left="420" w:leftChars="0" w:hanging="420" w:firstLineChars="0"/>
-        <w:rPr>
-          <w:rFonts w:hint="default" w:ascii="Sitka Subheading" w:hAnsi="Sitka Subheading" w:cs="Sitka Subheading"/>
-        </w:rPr>
-      </w:pPr>
-      <w:r>
-        <w:rPr>
-          <w:rFonts w:hint="default" w:ascii="Sitka Subheading" w:hAnsi="Sitka Subheading" w:cs="Sitka Subheading"/>
-          <w:lang w:val="en-IN"/>
-        </w:rPr>
-        <w:t>F</w:t>
-      </w:r>
-    </w:p>
-    <w:p>
-      <w:pPr>
-        <w:numPr>
-          <w:ilvl w:val="0"/>
-          <w:numId w:val="11"/>
-        </w:numPr>
-        <w:spacing w:line="360" w:lineRule="auto"/>
-        <w:ind w:left="420" w:leftChars="0" w:hanging="420" w:firstLineChars="0"/>
-        <w:rPr>
-          <w:rFonts w:hint="default" w:ascii="Sitka Subheading" w:hAnsi="Sitka Subheading" w:cs="Sitka Subheading"/>
-        </w:rPr>
-      </w:pPr>
-      <w:r>
-        <w:rPr>
-          <w:rFonts w:hint="default" w:ascii="Sitka Subheading" w:hAnsi="Sitka Subheading" w:cs="Sitka Subheading"/>
-          <w:lang w:val="en-IN"/>
-        </w:rPr>
-        <w:t>F</w:t>
-      </w:r>
-    </w:p>
-    <w:p>
-      <w:pPr>
-        <w:numPr>
-          <w:ilvl w:val="0"/>
-          <w:numId w:val="11"/>
-        </w:numPr>
-        <w:spacing w:line="360" w:lineRule="auto"/>
-        <w:ind w:left="420" w:leftChars="0" w:hanging="420" w:firstLineChars="0"/>
-        <w:rPr>
-          <w:rFonts w:hint="default" w:ascii="Sitka Subheading" w:hAnsi="Sitka Subheading" w:cs="Sitka Subheading"/>
-        </w:rPr>
-      </w:pPr>
-    </w:p>
-    <w:p>
-      <w:pPr>
-        <w:numPr>
-          <w:ilvl w:val="0"/>
-          <w:numId w:val="11"/>
-        </w:numPr>
-        <w:spacing w:line="360" w:lineRule="auto"/>
-        <w:rPr>
-          <w:rFonts w:hint="default" w:ascii="Sitka Subheading" w:hAnsi="Sitka Subheading" w:cs="Sitka Subheading"/>
-        </w:rPr>
-      </w:pPr>
-      <w:r>
-        <w:rPr>
-          <w:rFonts w:hint="default" w:ascii="Sitka Subheading" w:hAnsi="Sitka Subheading" w:cs="Sitka Subheading"/>
-          <w:lang w:val="en-IN"/>
-        </w:rPr>
-        <w:t>To add gateway,</w:t>
-      </w:r>
-      <w:r>
-        <w:rPr>
-          <w:rFonts w:hint="default" w:ascii="Sitka Subheading" w:hAnsi="Sitka Subheading" w:cs="Sitka Subheading"/>
+      <w:r>
+        <w:rPr>
+          <w:rFonts w:hint="default" w:ascii="Sitka Subheading" w:hAnsi="Sitka Subheading" w:cs="Sitka Subheading"/>
+          <w:lang w:val="en-IN"/>
+        </w:rPr>
+        <w:t>Option-2: using NAT</w:t>
+      </w:r>
+    </w:p>
+    <w:p>
+      <w:pPr>
+        <w:numPr>
+          <w:ilvl w:val="1"/>
+          <w:numId w:val="11"/>
+        </w:numPr>
+        <w:spacing w:line="360" w:lineRule="auto"/>
+        <w:ind w:left="840" w:leftChars="0" w:hanging="420" w:firstLineChars="0"/>
+        <w:rPr>
+          <w:rFonts w:hint="default" w:ascii="Sitka Subheading" w:hAnsi="Sitka Subheading" w:cs="Sitka Subheading"/>
+        </w:rPr>
+      </w:pPr>
+      <w:r>
+        <w:rPr>
+          <w:rFonts w:hint="default" w:ascii="Sitka Subheading" w:hAnsi="Sitka Subheading" w:cs="Sitka Subheading"/>
+          <w:lang w:val="en-IN"/>
+        </w:rPr>
+        <w:t>Previous option is not preferable because if multiple systems will be there, in each system we need to set route gateway.</w:t>
+      </w:r>
+    </w:p>
+    <w:p>
+      <w:pPr>
+        <w:numPr>
+          <w:ilvl w:val="1"/>
+          <w:numId w:val="11"/>
+        </w:numPr>
+        <w:spacing w:line="360" w:lineRule="auto"/>
+        <w:ind w:left="840" w:leftChars="0" w:hanging="420" w:firstLineChars="0"/>
+        <w:rPr>
+          <w:rFonts w:hint="default" w:ascii="Sitka Subheading" w:hAnsi="Sitka Subheading" w:cs="Sitka Subheading"/>
+        </w:rPr>
+      </w:pPr>
+      <w:r>
+        <w:rPr>
+          <w:rFonts w:hint="default" w:ascii="Sitka Subheading" w:hAnsi="Sitka Subheading" w:cs="Sitka Subheading"/>
+          <w:lang w:val="en-IN"/>
+        </w:rPr>
+        <w:t xml:space="preserve">If we enable NAT in </w:t>
+      </w:r>
+      <w:r>
+        <w:rPr>
+          <w:rFonts w:hint="default" w:ascii="Sitka Subheading" w:hAnsi="Sitka Subheading" w:cs="Sitka Subheading"/>
+          <w:b/>
+          <w:bCs/>
+          <w:lang w:val="en-IN"/>
+        </w:rPr>
+        <w:t>vm1</w:t>
+      </w:r>
+      <w:r>
+        <w:rPr>
+          <w:rFonts w:hint="default" w:ascii="Sitka Subheading" w:hAnsi="Sitka Subheading" w:cs="Sitka Subheading"/>
+          <w:b w:val="0"/>
+          <w:bCs w:val="0"/>
+          <w:lang w:val="en-IN"/>
+        </w:rPr>
+        <w:t>, it’ll update the source IP before the packet exits.</w:t>
+      </w:r>
+    </w:p>
+    <w:p>
+      <w:pPr>
+        <w:numPr>
+          <w:ilvl w:val="2"/>
+          <w:numId w:val="11"/>
+        </w:numPr>
+        <w:spacing w:line="360" w:lineRule="auto"/>
+        <w:ind w:left="1260" w:leftChars="0" w:hanging="420" w:firstLineChars="0"/>
+        <w:rPr>
+          <w:rFonts w:hint="default" w:ascii="Sitka Subheading" w:hAnsi="Sitka Subheading" w:cs="Sitka Subheading"/>
+        </w:rPr>
+      </w:pPr>
+      <w:r>
+        <w:rPr>
+          <w:rFonts w:hint="default" w:ascii="Sitka Subheading" w:hAnsi="Sitka Subheading" w:cs="Sitka Subheading"/>
+          <w:b w:val="0"/>
+          <w:bCs w:val="0"/>
+          <w:lang w:val="en-IN"/>
+        </w:rPr>
+        <w:t>Packet before NAT:</w:t>
+      </w:r>
+      <w:r>
+        <w:rPr>
+          <w:rFonts w:hint="default" w:ascii="Sitka Subheading" w:hAnsi="Sitka Subheading" w:cs="Sitka Subheading"/>
+          <w:b w:val="0"/>
+          <w:bCs w:val="0"/>
           <w:lang w:val="en-IN"/>
         </w:rPr>
         <w:br w:type="textWrapping"/>
       </w:r>
+      <w:r>
+        <w:rPr>
+          <w:rFonts w:hint="default" w:ascii="Sitka Subheading" w:hAnsi="Sitka Subheading" w:cs="Sitka Subheading"/>
+          <w:b w:val="0"/>
+          <w:bCs w:val="0"/>
+          <w:lang w:val="en-IN"/>
+        </w:rPr>
+        <w:t>src IP: 192.168.15.2 (red namespace)</w:t>
+      </w:r>
+      <w:r>
+        <w:rPr>
+          <w:rFonts w:hint="default" w:ascii="Sitka Subheading" w:hAnsi="Sitka Subheading" w:cs="Sitka Subheading"/>
+          <w:b w:val="0"/>
+          <w:bCs w:val="0"/>
+          <w:lang w:val="en-IN"/>
+        </w:rPr>
+        <w:br w:type="textWrapping"/>
+      </w:r>
+      <w:r>
+        <w:rPr>
+          <w:rFonts w:hint="default" w:ascii="Sitka Subheading" w:hAnsi="Sitka Subheading" w:cs="Sitka Subheading"/>
+          <w:b w:val="0"/>
+          <w:bCs w:val="0"/>
+          <w:lang w:val="en-IN"/>
+        </w:rPr>
+        <w:t>dest IP: 10.10.10.11 (vm2)</w:t>
+      </w:r>
+    </w:p>
+    <w:p>
+      <w:pPr>
+        <w:numPr>
+          <w:ilvl w:val="2"/>
+          <w:numId w:val="11"/>
+        </w:numPr>
+        <w:spacing w:line="360" w:lineRule="auto"/>
+        <w:ind w:left="1260" w:leftChars="0" w:hanging="420" w:firstLineChars="0"/>
+        <w:rPr>
+          <w:rFonts w:hint="default" w:ascii="Sitka Subheading" w:hAnsi="Sitka Subheading" w:cs="Sitka Subheading"/>
+        </w:rPr>
+      </w:pPr>
+      <w:r>
+        <w:rPr>
+          <w:rFonts w:hint="default" w:ascii="Sitka Subheading" w:hAnsi="Sitka Subheading" w:cs="Sitka Subheading"/>
+          <w:b w:val="0"/>
+          <w:bCs w:val="0"/>
+          <w:lang w:val="en-IN"/>
+        </w:rPr>
+        <w:t>Packet after NAT:</w:t>
+      </w:r>
+      <w:r>
+        <w:rPr>
+          <w:rFonts w:hint="default" w:ascii="Sitka Subheading" w:hAnsi="Sitka Subheading" w:cs="Sitka Subheading"/>
+          <w:b w:val="0"/>
+          <w:bCs w:val="0"/>
+          <w:lang w:val="en-IN"/>
+        </w:rPr>
+        <w:br w:type="textWrapping"/>
+      </w:r>
+      <w:r>
+        <w:rPr>
+          <w:rFonts w:hint="default" w:ascii="Sitka Subheading" w:hAnsi="Sitka Subheading" w:cs="Sitka Subheading"/>
+          <w:b w:val="0"/>
+          <w:bCs w:val="0"/>
+          <w:lang w:val="en-IN"/>
+        </w:rPr>
+        <w:t>src IP: 10.10.10.10 (host/vm1 IP)</w:t>
+      </w:r>
+      <w:r>
+        <w:rPr>
+          <w:rFonts w:hint="default" w:ascii="Sitka Subheading" w:hAnsi="Sitka Subheading" w:cs="Sitka Subheading"/>
+          <w:b w:val="0"/>
+          <w:bCs w:val="0"/>
+          <w:lang w:val="en-IN"/>
+        </w:rPr>
+        <w:br w:type="textWrapping"/>
+      </w:r>
+      <w:r>
+        <w:rPr>
+          <w:rFonts w:hint="default" w:ascii="Sitka Subheading" w:hAnsi="Sitka Subheading" w:cs="Sitka Subheading"/>
+          <w:b w:val="0"/>
+          <w:bCs w:val="0"/>
+          <w:lang w:val="en-IN"/>
+        </w:rPr>
+        <w:t>dest IP: 10.10.10.11 (vm2) --&gt; it doesn’t change.</w:t>
+      </w:r>
+    </w:p>
+    <w:p>
+      <w:pPr>
+        <w:numPr>
+          <w:ilvl w:val="1"/>
+          <w:numId w:val="11"/>
+        </w:numPr>
+        <w:spacing w:line="360" w:lineRule="auto"/>
+        <w:ind w:left="840" w:leftChars="0" w:hanging="420" w:firstLineChars="0"/>
+        <w:rPr>
+          <w:rFonts w:hint="default" w:ascii="Sitka Subheading" w:hAnsi="Sitka Subheading" w:cs="Sitka Subheading"/>
+        </w:rPr>
+      </w:pPr>
+      <w:r>
+        <w:rPr>
+          <w:rFonts w:hint="default" w:ascii="Sitka Subheading" w:hAnsi="Sitka Subheading" w:cs="Sitka Subheading"/>
+          <w:b w:val="0"/>
+          <w:bCs w:val="0"/>
+          <w:lang w:val="en-IN"/>
+        </w:rPr>
+        <w:t xml:space="preserve">Now the packet can go to </w:t>
+      </w:r>
+      <w:r>
+        <w:rPr>
+          <w:rFonts w:hint="default" w:ascii="Sitka Subheading" w:hAnsi="Sitka Subheading" w:cs="Sitka Subheading"/>
+          <w:b/>
+          <w:bCs/>
+          <w:lang w:val="en-IN"/>
+        </w:rPr>
+        <w:t>vm2</w:t>
+      </w:r>
+      <w:r>
+        <w:rPr>
+          <w:rFonts w:hint="default" w:ascii="Sitka Subheading" w:hAnsi="Sitka Subheading" w:cs="Sitka Subheading"/>
+          <w:b w:val="0"/>
+          <w:bCs w:val="0"/>
+          <w:lang w:val="en-IN"/>
+        </w:rPr>
+        <w:t xml:space="preserve"> easily, and vm2 as well send back the response.</w:t>
+      </w:r>
+      <w:r>
+        <w:rPr>
+          <w:rFonts w:hint="default" w:ascii="Sitka Subheading" w:hAnsi="Sitka Subheading" w:cs="Sitka Subheading"/>
+          <w:b w:val="0"/>
+          <w:bCs w:val="0"/>
+          <w:lang w:val="en-IN"/>
+        </w:rPr>
+        <w:br w:type="textWrapping"/>
+      </w:r>
+      <w:r>
+        <w:rPr>
+          <w:rFonts w:hint="default" w:ascii="Sitka Subheading" w:hAnsi="Sitka Subheading" w:cs="Sitka Subheading"/>
+          <w:b w:val="0"/>
+          <w:bCs w:val="0"/>
+          <w:lang w:val="en-IN"/>
+        </w:rPr>
+        <w:t>src IP: 10.10.10.11</w:t>
+      </w:r>
+      <w:r>
+        <w:rPr>
+          <w:rFonts w:hint="default" w:ascii="Sitka Subheading" w:hAnsi="Sitka Subheading" w:cs="Sitka Subheading"/>
+          <w:b w:val="0"/>
+          <w:bCs w:val="0"/>
+          <w:lang w:val="en-IN"/>
+        </w:rPr>
+        <w:br w:type="textWrapping"/>
+      </w:r>
+      <w:r>
+        <w:rPr>
+          <w:rFonts w:hint="default" w:ascii="Sitka Subheading" w:hAnsi="Sitka Subheading" w:cs="Sitka Subheading"/>
+          <w:b w:val="0"/>
+          <w:bCs w:val="0"/>
+          <w:lang w:val="en-IN"/>
+        </w:rPr>
+        <w:t>dest IP: 10.10.10.10  (because this was the source IP received at vm2)</w:t>
+      </w:r>
+    </w:p>
+    <w:p>
+      <w:pPr>
+        <w:numPr>
+          <w:ilvl w:val="1"/>
+          <w:numId w:val="11"/>
+        </w:numPr>
+        <w:spacing w:line="360" w:lineRule="auto"/>
+        <w:ind w:left="840" w:leftChars="0" w:hanging="420" w:firstLineChars="0"/>
+        <w:rPr>
+          <w:rFonts w:hint="default" w:ascii="Sitka Subheading" w:hAnsi="Sitka Subheading" w:cs="Sitka Subheading"/>
+        </w:rPr>
+      </w:pPr>
+      <w:r>
+        <w:rPr>
+          <w:rFonts w:hint="default" w:ascii="Sitka Subheading" w:hAnsi="Sitka Subheading" w:cs="Sitka Subheading"/>
+          <w:b w:val="0"/>
+          <w:bCs w:val="0"/>
+          <w:lang w:val="en-IN"/>
+        </w:rPr>
+        <w:t xml:space="preserve">vm1 (host) will receive the packet. And from the NAT table it knows that this packet belong to </w:t>
+      </w:r>
+      <w:r>
+        <w:rPr>
+          <w:rFonts w:hint="default" w:ascii="Sitka Subheading" w:hAnsi="Sitka Subheading" w:cs="Sitka Subheading"/>
+          <w:b w:val="0"/>
+          <w:bCs w:val="0"/>
+          <w:i/>
+          <w:iCs/>
+          <w:lang w:val="en-IN"/>
+        </w:rPr>
+        <w:t>192.168.15.2</w:t>
+      </w:r>
+      <w:r>
+        <w:rPr>
+          <w:rFonts w:hint="default" w:ascii="Sitka Subheading" w:hAnsi="Sitka Subheading" w:cs="Sitka Subheading"/>
+          <w:b w:val="0"/>
+          <w:bCs w:val="0"/>
+          <w:i w:val="0"/>
+          <w:iCs w:val="0"/>
+          <w:lang w:val="en-IN"/>
+        </w:rPr>
+        <w:t xml:space="preserve"> (red namespace).</w:t>
+      </w:r>
+      <w:r>
+        <w:rPr>
+          <w:rFonts w:hint="default" w:ascii="Sitka Subheading" w:hAnsi="Sitka Subheading" w:cs="Sitka Subheading"/>
+          <w:b w:val="0"/>
+          <w:bCs w:val="0"/>
+          <w:i w:val="0"/>
+          <w:iCs w:val="0"/>
+          <w:lang w:val="en-IN"/>
+        </w:rPr>
+        <w:br w:type="textWrapping"/>
+      </w:r>
+      <w:r>
+        <w:rPr>
+          <w:rFonts w:hint="default" w:ascii="Sitka Subheading" w:hAnsi="Sitka Subheading" w:cs="Sitka Subheading"/>
+          <w:b w:val="0"/>
+          <w:bCs w:val="0"/>
+          <w:i w:val="0"/>
+          <w:iCs w:val="0"/>
+          <w:lang w:val="en-IN"/>
+        </w:rPr>
+        <w:t>Now it updates the packet’s dest IP</w:t>
+      </w:r>
+      <w:r>
+        <w:rPr>
+          <w:rFonts w:hint="default" w:ascii="Sitka Subheading" w:hAnsi="Sitka Subheading" w:cs="Sitka Subheading"/>
+          <w:b w:val="0"/>
+          <w:bCs w:val="0"/>
+          <w:i w:val="0"/>
+          <w:iCs w:val="0"/>
+          <w:lang w:val="en-IN"/>
+        </w:rPr>
+        <w:br w:type="textWrapping"/>
+      </w:r>
+      <w:r>
+        <w:rPr>
+          <w:rFonts w:hint="default" w:ascii="Sitka Subheading" w:hAnsi="Sitka Subheading" w:cs="Sitka Subheading"/>
+          <w:b w:val="0"/>
+          <w:bCs w:val="0"/>
+          <w:i w:val="0"/>
+          <w:iCs w:val="0"/>
+          <w:lang w:val="en-IN"/>
+        </w:rPr>
+        <w:t>src IP: 10.10.10.11  (vm2, doesn’t change)</w:t>
+      </w:r>
+      <w:r>
+        <w:rPr>
+          <w:rFonts w:hint="default" w:ascii="Sitka Subheading" w:hAnsi="Sitka Subheading" w:cs="Sitka Subheading"/>
+          <w:b w:val="0"/>
+          <w:bCs w:val="0"/>
+          <w:i w:val="0"/>
+          <w:iCs w:val="0"/>
+          <w:lang w:val="en-IN"/>
+        </w:rPr>
+        <w:br w:type="textWrapping"/>
+      </w:r>
+      <w:r>
+        <w:rPr>
+          <w:rFonts w:hint="default" w:ascii="Sitka Subheading" w:hAnsi="Sitka Subheading" w:cs="Sitka Subheading"/>
+          <w:b w:val="0"/>
+          <w:bCs w:val="0"/>
+          <w:i w:val="0"/>
+          <w:iCs w:val="0"/>
+          <w:lang w:val="en-IN"/>
+        </w:rPr>
+        <w:t>dest IP: 192.158.15.2 (red namespace)</w:t>
+      </w:r>
+    </w:p>
+    <w:p>
+      <w:pPr>
+        <w:numPr>
+          <w:ilvl w:val="1"/>
+          <w:numId w:val="11"/>
+        </w:numPr>
+        <w:spacing w:line="360" w:lineRule="auto"/>
+        <w:ind w:left="840" w:leftChars="0" w:hanging="420" w:firstLineChars="0"/>
+        <w:rPr>
+          <w:rFonts w:hint="default" w:ascii="Sitka Subheading" w:hAnsi="Sitka Subheading" w:cs="Sitka Subheading"/>
+        </w:rPr>
+      </w:pPr>
+      <w:r>
+        <w:rPr>
+          <w:rFonts w:hint="default" w:ascii="Sitka Subheading" w:hAnsi="Sitka Subheading" w:cs="Sitka Subheading"/>
+          <w:b w:val="0"/>
+          <w:bCs w:val="0"/>
+          <w:i w:val="0"/>
+          <w:iCs w:val="0"/>
+          <w:lang w:val="en-IN"/>
+        </w:rPr>
+        <w:t>First delete the created configs (vm2 route gateway).</w:t>
+      </w:r>
+      <w:r>
+        <w:rPr>
+          <w:rFonts w:hint="default" w:ascii="Sitka Subheading" w:hAnsi="Sitka Subheading" w:cs="Sitka Subheading"/>
+          <w:b w:val="0"/>
+          <w:bCs w:val="0"/>
+          <w:i w:val="0"/>
+          <w:iCs w:val="0"/>
+          <w:lang w:val="en-IN"/>
+        </w:rPr>
+        <w:br w:type="textWrapping"/>
+      </w:r>
+      <w:r>
+        <w:rPr>
+          <w:rFonts w:hint="default" w:ascii="Sitka Subheading" w:hAnsi="Sitka Subheading" w:cs="Sitka Subheading"/>
+          <w:b w:val="0"/>
+          <w:bCs w:val="0"/>
+          <w:i w:val="0"/>
+          <w:iCs w:val="0"/>
+          <w:color w:val="795D01" w:themeColor="accent3" w:themeShade="80"/>
+          <w:lang w:val="en-IN"/>
+        </w:rPr>
+        <w:t>Don’t disable IP packet forwarding (/proc/sys/net/ipv4/ip_forward) because NAT requires this.</w:t>
+      </w:r>
+    </w:p>
+    <w:p>
+      <w:pPr>
+        <w:numPr>
+          <w:ilvl w:val="1"/>
+          <w:numId w:val="11"/>
+        </w:numPr>
+        <w:spacing w:line="360" w:lineRule="auto"/>
+        <w:ind w:left="840" w:leftChars="0" w:hanging="420" w:firstLineChars="0"/>
+        <w:rPr>
+          <w:rFonts w:hint="default" w:ascii="Sitka Subheading" w:hAnsi="Sitka Subheading" w:cs="Sitka Subheading"/>
+        </w:rPr>
+      </w:pPr>
       <w:r>
         <w:rPr>
           <w:rFonts w:hint="default" w:ascii="Sitka Subheading" w:hAnsi="Sitka Subheading" w:cs="Sitka Subheading"/>
           <w:b/>
           <w:bCs/>
           <w:color w:val="851321" w:themeColor="accent6" w:themeShade="80"/>
-          <w:lang w:val="en-IN"/>
-        </w:rPr>
-        <w:t>ip route add &lt;</w:t>
-      </w:r>
-      <w:r>
-        <w:rPr>
-          <w:rFonts w:hint="default" w:ascii="Sitka Subheading" w:hAnsi="Sitka Subheading" w:cs="Sitka Subheading"/>
-          <w:b w:val="0"/>
-          <w:bCs w:val="0"/>
-          <w:color w:val="851321" w:themeColor="accent6" w:themeShade="80"/>
-          <w:lang w:val="en-IN"/>
-        </w:rPr>
-        <w:t>network-ip</w:t>
+        </w:rPr>
+        <w:t xml:space="preserve">iptables -t nat -A POSTROUTING -o </w:t>
       </w:r>
       <w:r>
         <w:rPr>
@@ -34140,17 +34532,15 @@
           <w:color w:val="851321" w:themeColor="accent6" w:themeShade="80"/>
           <w:lang w:val="en-IN"/>
         </w:rPr>
-        <w:t>&gt; via &lt;</w:t>
-      </w:r>
-      <w:r>
-        <w:rPr>
-          <w:rFonts w:hint="default" w:ascii="Sitka Subheading" w:hAnsi="Sitka Subheading" w:cs="Sitka Subheading"/>
-          <w:b w:val="0"/>
-          <w:bCs w:val="0"/>
+        <w:t>&lt;</w:t>
+      </w:r>
+      <w:r>
+        <w:rPr>
+          <w:rFonts w:hint="default" w:ascii="Sitka Subheading" w:hAnsi="Sitka Subheading" w:cs="Sitka Subheading"/>
           <w:color w:val="851321" w:themeColor="accent6" w:themeShade="80"/>
           <w:lang w:val="en-IN"/>
         </w:rPr>
-        <w:t>gateway-ip</w:t>
+        <w:t>network interface name</w:t>
       </w:r>
       <w:r>
         <w:rPr>
@@ -34165,10 +34555,249 @@
       <w:r>
         <w:rPr>
           <w:rFonts w:hint="default" w:ascii="Sitka Subheading" w:hAnsi="Sitka Subheading" w:cs="Sitka Subheading"/>
+          <w:b/>
+          <w:bCs/>
+          <w:color w:val="851321" w:themeColor="accent6" w:themeShade="80"/>
+        </w:rPr>
+        <w:t xml:space="preserve"> -j MASQUERADE</w:t>
+      </w:r>
+      <w:r>
+        <w:rPr>
+          <w:rFonts w:hint="default" w:ascii="Sitka Subheading" w:hAnsi="Sitka Subheading" w:cs="Sitka Subheading"/>
+        </w:rPr>
+        <w:br w:type="textWrapping"/>
+      </w:r>
+      <w:r>
+        <w:rPr>
+          <w:rFonts w:hint="default" w:ascii="Sitka Subheading" w:hAnsi="Sitka Subheading" w:cs="Sitka Subheading"/>
+          <w:color w:val="0070C0"/>
+          <w:lang w:val="en-IN"/>
+        </w:rPr>
+        <w:t>-t</w:t>
+      </w:r>
+      <w:r>
+        <w:rPr>
+          <w:rFonts w:hint="default" w:ascii="Sitka Subheading" w:hAnsi="Sitka Subheading" w:cs="Sitka Subheading"/>
+          <w:lang w:val="en-IN"/>
+        </w:rPr>
+        <w:t>: use NAT table</w:t>
+      </w:r>
+      <w:r>
+        <w:rPr>
+          <w:rFonts w:hint="default" w:ascii="Sitka Subheading" w:hAnsi="Sitka Subheading" w:cs="Sitka Subheading"/>
+          <w:lang w:val="en-IN"/>
+        </w:rPr>
+        <w:br w:type="textWrapping"/>
+      </w:r>
+      <w:r>
+        <w:rPr>
+          <w:rFonts w:hint="default" w:ascii="Sitka Subheading" w:hAnsi="Sitka Subheading" w:cs="Sitka Subheading"/>
+          <w:color w:val="0070C0"/>
+          <w:lang w:val="en-IN"/>
+        </w:rPr>
+        <w:t>POSTROUTING</w:t>
+      </w:r>
+      <w:r>
+        <w:rPr>
+          <w:rFonts w:hint="default" w:ascii="Sitka Subheading" w:hAnsi="Sitka Subheading" w:cs="Sitka Subheading"/>
+          <w:lang w:val="en-IN"/>
+        </w:rPr>
+        <w:t>: modify packet before leaving</w:t>
+      </w:r>
+      <w:r>
+        <w:rPr>
+          <w:rFonts w:hint="default" w:ascii="Sitka Subheading" w:hAnsi="Sitka Subheading" w:cs="Sitka Subheading"/>
+          <w:lang w:val="en-IN"/>
+        </w:rPr>
+        <w:br w:type="textWrapping"/>
+      </w:r>
+      <w:r>
+        <w:rPr>
+          <w:rFonts w:hint="default" w:ascii="Sitka Subheading" w:hAnsi="Sitka Subheading" w:cs="Sitka Subheading"/>
+          <w:color w:val="0070C0"/>
+          <w:lang w:val="en-IN"/>
+        </w:rPr>
+        <w:t>&lt;network interface name&gt;</w:t>
+      </w:r>
+      <w:r>
+        <w:rPr>
+          <w:rFonts w:hint="default" w:ascii="Sitka Subheading" w:hAnsi="Sitka Subheading" w:cs="Sitka Subheading"/>
+          <w:lang w:val="en-IN"/>
+        </w:rPr>
+        <w:t>: network interface connected to vm2</w:t>
+      </w:r>
+      <w:r>
+        <w:rPr>
+          <w:rFonts w:hint="default" w:ascii="Sitka Subheading" w:hAnsi="Sitka Subheading" w:cs="Sitka Subheading"/>
+          <w:lang w:val="en-IN"/>
+        </w:rPr>
+        <w:br w:type="textWrapping"/>
+      </w:r>
+      <w:r>
+        <w:rPr>
+          <w:rFonts w:hint="default" w:ascii="Sitka Subheading" w:hAnsi="Sitka Subheading" w:cs="Sitka Subheading"/>
+        </w:rPr>
+        <w:drawing>
+          <wp:inline distT="0" distB="0" distL="114300" distR="114300">
+            <wp:extent cx="2806700" cy="844550"/>
+            <wp:effectExtent l="0" t="0" r="0" b="6350"/>
+            <wp:docPr id="80" name="Picture 52"/>
+            <wp:cNvGraphicFramePr>
+              <a:graphicFrameLocks xmlns:a="http://schemas.openxmlformats.org/drawingml/2006/main" noChangeAspect="1"/>
+            </wp:cNvGraphicFramePr>
+            <a:graphic xmlns:a="http://schemas.openxmlformats.org/drawingml/2006/main">
+              <a:graphicData uri="http://schemas.openxmlformats.org/drawingml/2006/picture">
+                <pic:pic xmlns:pic="http://schemas.openxmlformats.org/drawingml/2006/picture">
+                  <pic:nvPicPr>
+                    <pic:cNvPr id="80" name="Picture 52"/>
+                    <pic:cNvPicPr>
+                      <a:picLocks noChangeAspect="1"/>
+                    </pic:cNvPicPr>
+                  </pic:nvPicPr>
+                  <pic:blipFill>
+                    <a:blip r:embed="rId91"/>
+                    <a:stretch>
+                      <a:fillRect/>
+                    </a:stretch>
+                  </pic:blipFill>
+                  <pic:spPr>
+                    <a:xfrm>
+                      <a:off x="0" y="0"/>
+                      <a:ext cx="2806700" cy="844550"/>
+                    </a:xfrm>
+                    <a:prstGeom prst="rect">
+                      <a:avLst/>
+                    </a:prstGeom>
+                    <a:noFill/>
+                    <a:ln>
+                      <a:noFill/>
+                    </a:ln>
+                  </pic:spPr>
+                </pic:pic>
+              </a:graphicData>
+            </a:graphic>
+          </wp:inline>
+        </w:drawing>
+      </w:r>
+      <w:r>
+        <w:rPr>
+          <w:rFonts w:hint="default" w:ascii="Sitka Subheading" w:hAnsi="Sitka Subheading" w:cs="Sitka Subheading"/>
+          <w:lang w:val="en-IN"/>
+        </w:rPr>
+        <w:t xml:space="preserve"> [ in my case </w:t>
+      </w:r>
+      <w:r>
+        <w:rPr>
+          <w:rFonts w:hint="default" w:ascii="Sitka Subheading" w:hAnsi="Sitka Subheading" w:cs="Sitka Subheading"/>
+          <w:b/>
+          <w:bCs/>
+          <w:lang w:val="en-IN"/>
+        </w:rPr>
+        <w:t>enp0s8</w:t>
+      </w:r>
+      <w:r>
+        <w:rPr>
+          <w:rFonts w:hint="default" w:ascii="Sitka Subheading" w:hAnsi="Sitka Subheading" w:cs="Sitka Subheading"/>
+          <w:b w:val="0"/>
+          <w:bCs w:val="0"/>
+          <w:lang w:val="en-IN"/>
+        </w:rPr>
+        <w:t xml:space="preserve"> ]</w:t>
+      </w:r>
+      <w:r>
+        <w:rPr>
+          <w:rFonts w:hint="default" w:ascii="Sitka Subheading" w:hAnsi="Sitka Subheading" w:cs="Sitka Subheading"/>
+          <w:b w:val="0"/>
+          <w:bCs w:val="0"/>
+          <w:lang w:val="en-IN"/>
+        </w:rPr>
+        <w:br w:type="textWrapping"/>
+      </w:r>
+      <w:r>
+        <w:rPr>
+          <w:rFonts w:hint="default" w:ascii="Sitka Subheading" w:hAnsi="Sitka Subheading" w:cs="Sitka Subheading"/>
+          <w:b w:val="0"/>
+          <w:bCs w:val="0"/>
+          <w:color w:val="0070C0"/>
+          <w:lang w:val="en-IN"/>
+        </w:rPr>
+        <w:t>MASQUERADE</w:t>
+      </w:r>
+      <w:r>
+        <w:rPr>
+          <w:rFonts w:hint="default" w:ascii="Sitka Subheading" w:hAnsi="Sitka Subheading" w:cs="Sitka Subheading"/>
+          <w:b w:val="0"/>
+          <w:bCs w:val="0"/>
+          <w:lang w:val="en-IN"/>
+        </w:rPr>
+        <w:t>: replace source IP with host/router IP</w:t>
+      </w:r>
+      <w:r>
+        <w:rPr>
+          <w:rFonts w:hint="default" w:ascii="Sitka Subheading" w:hAnsi="Sitka Subheading" w:cs="Sitka Subheading"/>
+          <w:b w:val="0"/>
+          <w:bCs w:val="0"/>
+          <w:lang w:val="en-IN"/>
+        </w:rPr>
+        <w:br w:type="textWrapping"/>
+      </w:r>
+      <w:r>
+        <w:rPr>
+          <w:rFonts w:hint="default" w:ascii="Sitka Subheading" w:hAnsi="Sitka Subheading" w:cs="Sitka Subheading"/>
+          <w:b w:val="0"/>
+          <w:bCs w:val="0"/>
+          <w:lang w:val="en-IN"/>
+        </w:rPr>
+        <w:t>[ for incoming traffic, destination ip will be updated (host IP to namespace’s IP). it looks like DNAT but it is not. Kernel automatically reverse NAT mapping because it remembers previously source IP was changed ]</w:t>
+      </w:r>
+    </w:p>
+    <w:p>
+      <w:pPr>
+        <w:numPr>
+          <w:ilvl w:val="2"/>
+          <w:numId w:val="11"/>
+        </w:numPr>
+        <w:spacing w:line="360" w:lineRule="auto"/>
+        <w:ind w:left="1260" w:leftChars="0" w:hanging="420" w:firstLineChars="0"/>
+        <w:rPr>
+          <w:rFonts w:hint="default" w:ascii="Sitka Subheading" w:hAnsi="Sitka Subheading" w:cs="Sitka Subheading"/>
+        </w:rPr>
+      </w:pPr>
+      <w:r>
+        <w:rPr>
+          <w:rFonts w:hint="default" w:ascii="Sitka Subheading" w:hAnsi="Sitka Subheading" w:cs="Sitka Subheading"/>
+          <w:color w:val="851321" w:themeColor="accent6" w:themeShade="80"/>
+          <w:lang w:val="en-IN"/>
+        </w:rPr>
+        <w:t>iptables -t nat -A POSTROUTING -o enp0s8 -j MASQUERADE</w:t>
+      </w:r>
+      <w:r>
+        <w:rPr>
+          <w:rFonts w:hint="default" w:ascii="Sitka Subheading" w:hAnsi="Sitka Subheading" w:cs="Sitka Subheading"/>
           <w:lang w:val="en-IN"/>
         </w:rPr>
         <w:t xml:space="preserve"> </w:t>
       </w:r>
+    </w:p>
+    <w:p>
+      <w:pPr>
+        <w:numPr>
+          <w:ilvl w:val="1"/>
+          <w:numId w:val="11"/>
+        </w:numPr>
+        <w:spacing w:line="360" w:lineRule="auto"/>
+        <w:ind w:left="840" w:leftChars="0" w:hanging="420" w:firstLineChars="0"/>
+        <w:rPr>
+          <w:rFonts w:hint="default" w:ascii="Sitka Subheading" w:hAnsi="Sitka Subheading" w:cs="Sitka Subheading"/>
+        </w:rPr>
+      </w:pPr>
+      <w:r>
+        <w:rPr>
+          <w:rFonts w:hint="default" w:ascii="Sitka Subheading" w:hAnsi="Sitka Subheading" w:cs="Sitka Subheading"/>
+          <w:lang w:val="en-IN"/>
+        </w:rPr>
+        <w:t>Now, from namespace to vm2 can be easily accessible.</w:t>
+      </w:r>
       <w:r>
         <w:rPr>
           <w:rFonts w:hint="default" w:ascii="Sitka Subheading" w:hAnsi="Sitka Subheading" w:cs="Sitka Subheading"/>
@@ -34179,44 +34808,805 @@
       <w:r>
         <w:rPr>
           <w:rFonts w:hint="default" w:ascii="Sitka Subheading" w:hAnsi="Sitka Subheading" w:cs="Sitka Subheading"/>
-          <w:lang w:val="en-IN"/>
-        </w:rPr>
-        <w:t xml:space="preserve">to connect to </w:t>
-      </w:r>
-      <w:r>
-        <w:rPr>
-          <w:rFonts w:hint="default" w:ascii="Sitka Subheading" w:hAnsi="Sitka Subheading" w:cs="Sitka Subheading"/>
+        </w:rPr>
+        <w:drawing>
+          <wp:inline distT="0" distB="0" distL="114300" distR="114300">
+            <wp:extent cx="3587750" cy="1397000"/>
+            <wp:effectExtent l="0" t="0" r="6350" b="0"/>
+            <wp:docPr id="81" name="Picture 53"/>
+            <wp:cNvGraphicFramePr>
+              <a:graphicFrameLocks xmlns:a="http://schemas.openxmlformats.org/drawingml/2006/main" noChangeAspect="1"/>
+            </wp:cNvGraphicFramePr>
+            <a:graphic xmlns:a="http://schemas.openxmlformats.org/drawingml/2006/main">
+              <a:graphicData uri="http://schemas.openxmlformats.org/drawingml/2006/picture">
+                <pic:pic xmlns:pic="http://schemas.openxmlformats.org/drawingml/2006/picture">
+                  <pic:nvPicPr>
+                    <pic:cNvPr id="81" name="Picture 53"/>
+                    <pic:cNvPicPr>
+                      <a:picLocks noChangeAspect="1"/>
+                    </pic:cNvPicPr>
+                  </pic:nvPicPr>
+                  <pic:blipFill>
+                    <a:blip r:embed="rId92"/>
+                    <a:stretch>
+                      <a:fillRect/>
+                    </a:stretch>
+                  </pic:blipFill>
+                  <pic:spPr>
+                    <a:xfrm>
+                      <a:off x="0" y="0"/>
+                      <a:ext cx="3587750" cy="1397000"/>
+                    </a:xfrm>
+                    <a:prstGeom prst="rect">
+                      <a:avLst/>
+                    </a:prstGeom>
+                    <a:noFill/>
+                    <a:ln>
+                      <a:noFill/>
+                    </a:ln>
+                  </pic:spPr>
+                </pic:pic>
+              </a:graphicData>
+            </a:graphic>
+          </wp:inline>
+        </w:drawing>
+      </w:r>
+      <w:r>
+        <w:rPr>
+          <w:rFonts w:hint="default" w:ascii="Sitka Subheading" w:hAnsi="Sitka Subheading" w:cs="Sitka Subheading"/>
+          <w:lang w:val="en-IN"/>
+        </w:rPr>
+        <w:t xml:space="preserve"> [red to vm2]</w:t>
+      </w:r>
+      <w:r>
+        <w:rPr>
+          <w:rFonts w:hint="default" w:ascii="Sitka Subheading" w:hAnsi="Sitka Subheading" w:cs="Sitka Subheading"/>
+          <w:lang w:val="en-IN"/>
+        </w:rPr>
+        <w:br w:type="textWrapping"/>
+      </w:r>
+      <w:r>
+        <w:rPr>
+          <w:rFonts w:hint="default" w:ascii="Sitka Subheading" w:hAnsi="Sitka Subheading" w:cs="Sitka Subheading"/>
+        </w:rPr>
+        <w:drawing>
+          <wp:inline distT="0" distB="0" distL="114300" distR="114300">
+            <wp:extent cx="3587750" cy="1397000"/>
+            <wp:effectExtent l="0" t="0" r="6350" b="0"/>
+            <wp:docPr id="82" name="Picture 54"/>
+            <wp:cNvGraphicFramePr>
+              <a:graphicFrameLocks xmlns:a="http://schemas.openxmlformats.org/drawingml/2006/main" noChangeAspect="1"/>
+            </wp:cNvGraphicFramePr>
+            <a:graphic xmlns:a="http://schemas.openxmlformats.org/drawingml/2006/main">
+              <a:graphicData uri="http://schemas.openxmlformats.org/drawingml/2006/picture">
+                <pic:pic xmlns:pic="http://schemas.openxmlformats.org/drawingml/2006/picture">
+                  <pic:nvPicPr>
+                    <pic:cNvPr id="82" name="Picture 54"/>
+                    <pic:cNvPicPr>
+                      <a:picLocks noChangeAspect="1"/>
+                    </pic:cNvPicPr>
+                  </pic:nvPicPr>
+                  <pic:blipFill>
+                    <a:blip r:embed="rId93"/>
+                    <a:stretch>
+                      <a:fillRect/>
+                    </a:stretch>
+                  </pic:blipFill>
+                  <pic:spPr>
+                    <a:xfrm>
+                      <a:off x="0" y="0"/>
+                      <a:ext cx="3587750" cy="1397000"/>
+                    </a:xfrm>
+                    <a:prstGeom prst="rect">
+                      <a:avLst/>
+                    </a:prstGeom>
+                    <a:noFill/>
+                    <a:ln>
+                      <a:noFill/>
+                    </a:ln>
+                  </pic:spPr>
+                </pic:pic>
+              </a:graphicData>
+            </a:graphic>
+          </wp:inline>
+        </w:drawing>
+      </w:r>
+      <w:r>
+        <w:rPr>
+          <w:rFonts w:hint="default" w:ascii="Sitka Subheading" w:hAnsi="Sitka Subheading" w:cs="Sitka Subheading"/>
+          <w:lang w:val="en-IN"/>
+        </w:rPr>
+        <w:t xml:space="preserve"> [blue to vm2]</w:t>
+      </w:r>
+    </w:p>
+    <w:p>
+      <w:pPr>
+        <w:numPr>
+          <w:ilvl w:val="1"/>
+          <w:numId w:val="11"/>
+        </w:numPr>
+        <w:spacing w:line="360" w:lineRule="auto"/>
+        <w:ind w:left="840" w:leftChars="0" w:hanging="420" w:firstLineChars="0"/>
+        <w:rPr>
+          <w:rFonts w:hint="default" w:ascii="Sitka Subheading" w:hAnsi="Sitka Subheading" w:cs="Sitka Subheading"/>
+        </w:rPr>
+      </w:pPr>
+      <w:r>
+        <w:rPr>
+          <w:rFonts w:hint="default" w:ascii="Sitka Subheading" w:hAnsi="Sitka Subheading" w:cs="Sitka Subheading"/>
+          <w:lang w:val="en-IN"/>
+        </w:rPr>
+        <w:t xml:space="preserve">But, </w:t>
+      </w:r>
+      <w:r>
+        <w:rPr>
+          <w:rFonts w:hint="default" w:ascii="Sitka Subheading" w:hAnsi="Sitka Subheading" w:cs="Sitka Subheading"/>
+          <w:b/>
+          <w:bCs/>
+          <w:lang w:val="en-IN"/>
+        </w:rPr>
+        <w:t>vm2</w:t>
+      </w:r>
+      <w:r>
+        <w:rPr>
+          <w:rFonts w:hint="default" w:ascii="Sitka Subheading" w:hAnsi="Sitka Subheading" w:cs="Sitka Subheading"/>
+          <w:b w:val="0"/>
+          <w:bCs w:val="0"/>
+          <w:lang w:val="en-IN"/>
+        </w:rPr>
+        <w:t xml:space="preserve"> to </w:t>
+      </w:r>
+      <w:r>
+        <w:rPr>
+          <w:rFonts w:hint="default" w:ascii="Sitka Subheading" w:hAnsi="Sitka Subheading" w:cs="Sitka Subheading"/>
+          <w:b/>
+          <w:bCs/>
+          <w:lang w:val="en-IN"/>
+        </w:rPr>
+        <w:t>namespace</w:t>
+      </w:r>
+      <w:r>
+        <w:rPr>
+          <w:rFonts w:hint="default" w:ascii="Sitka Subheading" w:hAnsi="Sitka Subheading" w:cs="Sitka Subheading"/>
+          <w:b w:val="0"/>
+          <w:bCs w:val="0"/>
+          <w:lang w:val="en-IN"/>
+        </w:rPr>
+        <w:t xml:space="preserve"> will not be accessible.</w:t>
+      </w:r>
+      <w:r>
+        <w:rPr>
+          <w:rFonts w:hint="default" w:ascii="Sitka Subheading" w:hAnsi="Sitka Subheading" w:cs="Sitka Subheading"/>
+          <w:b w:val="0"/>
+          <w:bCs w:val="0"/>
+          <w:lang w:val="en-IN"/>
+        </w:rPr>
+        <w:br w:type="textWrapping"/>
+      </w:r>
+      <w:r>
+        <w:rPr>
+          <w:rFonts w:hint="default" w:ascii="Sitka Subheading" w:hAnsi="Sitka Subheading" w:cs="Sitka Subheading"/>
+          <w:b w:val="0"/>
+          <w:bCs w:val="0"/>
+          <w:lang w:val="en-IN"/>
+        </w:rPr>
+        <w:t xml:space="preserve">Namespace to vm2: </w:t>
+      </w:r>
+      <w:r>
+        <w:rPr>
+          <w:rFonts w:hint="default" w:ascii="Sitka Subheading" w:hAnsi="Sitka Subheading" w:cs="Sitka Subheading"/>
+          <w:b w:val="0"/>
+          <w:bCs w:val="0"/>
+          <w:lang w:val="en-IN"/>
+        </w:rPr>
+        <w:br w:type="textWrapping"/>
+      </w:r>
+      <w:r>
+        <w:rPr>
+          <w:rFonts w:hint="default" w:ascii="Sitka Subheading" w:hAnsi="Sitka Subheading" w:cs="Sitka Subheading"/>
+          <w:b w:val="0"/>
+          <w:bCs w:val="0"/>
+          <w:lang w:val="en-IN"/>
+        </w:rPr>
+        <w:t xml:space="preserve">when vm2 receives the packet, </w:t>
+      </w:r>
+      <w:r>
+        <w:rPr>
+          <w:rFonts w:hint="default" w:ascii="Sitka Subheading" w:hAnsi="Sitka Subheading" w:cs="Sitka Subheading"/>
+          <w:b w:val="0"/>
+          <w:bCs w:val="0"/>
           <w:i/>
           <w:iCs/>
-          <w:lang w:val="en-IN"/>
-        </w:rPr>
-        <w:t>network-ip</w:t>
-      </w:r>
-      <w:r>
-        <w:rPr>
-          <w:rFonts w:hint="default" w:ascii="Sitka Subheading" w:hAnsi="Sitka Subheading" w:cs="Sitka Subheading"/>
-          <w:lang w:val="en-IN"/>
-        </w:rPr>
-        <w:t xml:space="preserve"> first go to </w:t>
-      </w:r>
-      <w:r>
-        <w:rPr>
-          <w:rFonts w:hint="default" w:ascii="Sitka Subheading" w:hAnsi="Sitka Subheading" w:cs="Sitka Subheading"/>
+          <w:color w:val="18605A" w:themeColor="accent5" w:themeShade="80"/>
+          <w:lang w:val="en-IN"/>
+        </w:rPr>
+        <w:t>src ip:</w:t>
+      </w:r>
+      <w:r>
+        <w:rPr>
+          <w:rFonts w:hint="default" w:ascii="Sitka Subheading" w:hAnsi="Sitka Subheading" w:cs="Sitka Subheading"/>
+          <w:b w:val="0"/>
+          <w:bCs w:val="0"/>
           <w:i/>
           <w:iCs/>
           <w:lang w:val="en-IN"/>
         </w:rPr>
-        <w:t>gateway-ip</w:t>
-      </w:r>
-      <w:r>
-        <w:rPr>
-          <w:rFonts w:hint="default" w:ascii="Sitka Subheading" w:hAnsi="Sitka Subheading" w:cs="Sitka Subheading"/>
+        <w:t xml:space="preserve"> vm1’s ip</w:t>
+      </w:r>
+      <w:r>
+        <w:rPr>
+          <w:rFonts w:hint="default" w:ascii="Sitka Subheading" w:hAnsi="Sitka Subheading" w:cs="Sitka Subheading"/>
+          <w:b w:val="0"/>
+          <w:bCs w:val="0"/>
+          <w:lang w:val="en-IN"/>
+        </w:rPr>
+        <w:t xml:space="preserve">, </w:t>
+      </w:r>
+      <w:r>
+        <w:rPr>
+          <w:rFonts w:hint="default" w:ascii="Sitka Subheading" w:hAnsi="Sitka Subheading" w:cs="Sitka Subheading"/>
+          <w:b w:val="0"/>
+          <w:bCs w:val="0"/>
+          <w:i/>
+          <w:iCs/>
+          <w:color w:val="18605A" w:themeColor="accent5" w:themeShade="80"/>
+          <w:lang w:val="en-IN"/>
+        </w:rPr>
+        <w:t>dest ip:</w:t>
+      </w:r>
+      <w:r>
+        <w:rPr>
+          <w:rFonts w:hint="default" w:ascii="Sitka Subheading" w:hAnsi="Sitka Subheading" w:cs="Sitka Subheading"/>
+          <w:b w:val="0"/>
+          <w:bCs w:val="0"/>
+          <w:i/>
+          <w:iCs/>
+          <w:lang w:val="en-IN"/>
+        </w:rPr>
+        <w:t xml:space="preserve"> vm2’s ip</w:t>
+      </w:r>
+      <w:r>
+        <w:rPr>
+          <w:rFonts w:hint="default" w:ascii="Sitka Subheading" w:hAnsi="Sitka Subheading" w:cs="Sitka Subheading"/>
+          <w:b w:val="0"/>
+          <w:bCs w:val="0"/>
+          <w:lang w:val="en-IN"/>
+        </w:rPr>
+        <w:br w:type="textWrapping"/>
+      </w:r>
+      <w:r>
+        <w:rPr>
+          <w:rFonts w:hint="default" w:ascii="Sitka Subheading" w:hAnsi="Sitka Subheading" w:cs="Sitka Subheading"/>
+          <w:b w:val="0"/>
+          <w:bCs w:val="0"/>
+          <w:lang w:val="en-IN"/>
+        </w:rPr>
+        <w:t xml:space="preserve">so, vm2 also sends the packet, </w:t>
+      </w:r>
+      <w:r>
+        <w:rPr>
+          <w:rFonts w:hint="default" w:ascii="Sitka Subheading" w:hAnsi="Sitka Subheading" w:cs="Sitka Subheading"/>
+          <w:b w:val="0"/>
+          <w:bCs w:val="0"/>
+          <w:i/>
+          <w:iCs/>
+          <w:color w:val="18605A" w:themeColor="accent5" w:themeShade="80"/>
+          <w:lang w:val="en-IN"/>
+        </w:rPr>
+        <w:t xml:space="preserve">src ip: </w:t>
+      </w:r>
+      <w:r>
+        <w:rPr>
+          <w:rFonts w:hint="default" w:ascii="Sitka Subheading" w:hAnsi="Sitka Subheading" w:cs="Sitka Subheading"/>
+          <w:b w:val="0"/>
+          <w:bCs w:val="0"/>
+          <w:i/>
+          <w:iCs/>
+          <w:lang w:val="en-IN"/>
+        </w:rPr>
+        <w:t xml:space="preserve">vm2’s ip, </w:t>
+      </w:r>
+      <w:r>
+        <w:rPr>
+          <w:rFonts w:hint="default" w:ascii="Sitka Subheading" w:hAnsi="Sitka Subheading" w:cs="Sitka Subheading"/>
+          <w:b w:val="0"/>
+          <w:bCs w:val="0"/>
+          <w:i/>
+          <w:iCs/>
+          <w:color w:val="18605A" w:themeColor="accent5" w:themeShade="80"/>
+          <w:lang w:val="en-IN"/>
+        </w:rPr>
+        <w:t>dest ip:</w:t>
+      </w:r>
+      <w:r>
+        <w:rPr>
+          <w:rFonts w:hint="default" w:ascii="Sitka Subheading" w:hAnsi="Sitka Subheading" w:cs="Sitka Subheading"/>
+          <w:b w:val="0"/>
+          <w:bCs w:val="0"/>
+          <w:i/>
+          <w:iCs/>
+          <w:lang w:val="en-IN"/>
+        </w:rPr>
+        <w:t xml:space="preserve"> vm1’s ip</w:t>
+      </w:r>
+      <w:r>
+        <w:rPr>
+          <w:rFonts w:hint="default" w:ascii="Sitka Subheading" w:hAnsi="Sitka Subheading" w:cs="Sitka Subheading"/>
+          <w:b w:val="0"/>
+          <w:bCs w:val="0"/>
           <w:i w:val="0"/>
           <w:iCs w:val="0"/>
           <w:lang w:val="en-IN"/>
         </w:rPr>
         <w:t xml:space="preserve"> </w:t>
       </w:r>
+      <w:r>
+        <w:rPr>
+          <w:rFonts w:hint="default" w:ascii="Sitka Subheading" w:hAnsi="Sitka Subheading" w:cs="Sitka Subheading"/>
+          <w:b w:val="0"/>
+          <w:bCs w:val="0"/>
+          <w:i w:val="0"/>
+          <w:iCs w:val="0"/>
+          <w:lang w:val="en-IN"/>
+        </w:rPr>
+        <w:br w:type="textWrapping"/>
+      </w:r>
+      <w:r>
+        <w:rPr>
+          <w:rFonts w:hint="default" w:ascii="Sitka Subheading" w:hAnsi="Sitka Subheading" w:cs="Sitka Subheading"/>
+          <w:b w:val="0"/>
+          <w:bCs w:val="0"/>
+          <w:i w:val="0"/>
+          <w:iCs w:val="0"/>
+          <w:lang w:val="en-IN"/>
+        </w:rPr>
+        <w:t>at the end, vm1 forward the packet to namespace.</w:t>
+      </w:r>
+      <w:r>
+        <w:rPr>
+          <w:rFonts w:hint="default" w:ascii="Sitka Subheading" w:hAnsi="Sitka Subheading" w:cs="Sitka Subheading"/>
+          <w:b w:val="0"/>
+          <w:bCs w:val="0"/>
+          <w:i w:val="0"/>
+          <w:iCs w:val="0"/>
+          <w:lang w:val="en-IN"/>
+        </w:rPr>
+        <w:br w:type="textWrapping"/>
+      </w:r>
+      <w:r>
+        <w:rPr>
+          <w:rFonts w:hint="default" w:ascii="Sitka Subheading" w:hAnsi="Sitka Subheading" w:cs="Sitka Subheading"/>
+          <w:b w:val="0"/>
+          <w:bCs w:val="0"/>
+          <w:i w:val="0"/>
+          <w:iCs w:val="0"/>
+          <w:lang w:val="en-IN"/>
+        </w:rPr>
+        <w:t>[ in this scenario, vm2 is sending packet to vm1 only, not to namespace ]</w:t>
+      </w:r>
+    </w:p>
+    <w:p>
+      <w:pPr>
+        <w:numPr>
+          <w:ilvl w:val="1"/>
+          <w:numId w:val="11"/>
+        </w:numPr>
+        <w:spacing w:line="360" w:lineRule="auto"/>
+        <w:ind w:left="840" w:leftChars="0" w:hanging="420" w:firstLineChars="0"/>
+        <w:rPr>
+          <w:rFonts w:hint="default" w:ascii="Sitka Subheading" w:hAnsi="Sitka Subheading" w:cs="Sitka Subheading"/>
+        </w:rPr>
+      </w:pPr>
+      <w:r>
+        <w:rPr>
+          <w:rFonts w:hint="default" w:ascii="Sitka Subheading" w:hAnsi="Sitka Subheading" w:cs="Sitka Subheading"/>
+          <w:lang w:val="en-IN"/>
+        </w:rPr>
+        <w:t>But, directly if you try to access namespace from vm2 it’ll not work because vm2 doesn’t know about namespace.</w:t>
+      </w:r>
+      <w:r>
+        <w:rPr>
+          <w:rFonts w:hint="default" w:ascii="Sitka Subheading" w:hAnsi="Sitka Subheading" w:cs="Sitka Subheading"/>
+          <w:lang w:val="en-IN"/>
+        </w:rPr>
+        <w:br w:type="textWrapping"/>
+      </w:r>
+      <w:r>
+        <w:rPr>
+          <w:rFonts w:hint="default" w:ascii="Sitka Subheading" w:hAnsi="Sitka Subheading" w:cs="Sitka Subheading"/>
+          <w:color w:val="795D01" w:themeColor="accent3" w:themeShade="80"/>
+          <w:lang w:val="en-IN"/>
+        </w:rPr>
+        <w:t xml:space="preserve">If you want this only, then </w:t>
+      </w:r>
+      <w:r>
+        <w:rPr>
+          <w:rFonts w:hint="default" w:ascii="Sitka Subheading" w:hAnsi="Sitka Subheading" w:cs="Sitka Subheading"/>
+          <w:b/>
+          <w:bCs/>
+          <w:color w:val="795D01" w:themeColor="accent3" w:themeShade="80"/>
+          <w:lang w:val="en-IN"/>
+        </w:rPr>
+        <w:t>route</w:t>
+      </w:r>
+      <w:r>
+        <w:rPr>
+          <w:rFonts w:hint="default" w:ascii="Sitka Subheading" w:hAnsi="Sitka Subheading" w:cs="Sitka Subheading"/>
+          <w:b w:val="0"/>
+          <w:bCs w:val="0"/>
+          <w:color w:val="795D01" w:themeColor="accent3" w:themeShade="80"/>
+          <w:lang w:val="en-IN"/>
+        </w:rPr>
+        <w:t xml:space="preserve"> needs to be added in </w:t>
+      </w:r>
+      <w:r>
+        <w:rPr>
+          <w:rFonts w:hint="default" w:ascii="Sitka Subheading" w:hAnsi="Sitka Subheading" w:cs="Sitka Subheading"/>
+          <w:b/>
+          <w:bCs/>
+          <w:color w:val="795D01" w:themeColor="accent3" w:themeShade="80"/>
+          <w:lang w:val="en-IN"/>
+        </w:rPr>
+        <w:t>vm2</w:t>
+      </w:r>
+      <w:r>
+        <w:rPr>
+          <w:rFonts w:hint="default" w:ascii="Sitka Subheading" w:hAnsi="Sitka Subheading" w:cs="Sitka Subheading"/>
+          <w:b w:val="0"/>
+          <w:bCs w:val="0"/>
+          <w:color w:val="795D01" w:themeColor="accent3" w:themeShade="80"/>
+          <w:lang w:val="en-IN"/>
+        </w:rPr>
+        <w:t xml:space="preserve"> </w:t>
+      </w:r>
+      <w:r>
+        <w:rPr>
+          <w:rFonts w:hint="default" w:ascii="Sitka Subheading" w:hAnsi="Sitka Subheading" w:cs="Sitka Subheading"/>
+          <w:b w:val="0"/>
+          <w:bCs w:val="0"/>
+          <w:lang w:val="en-IN"/>
+        </w:rPr>
+        <w:t>.</w:t>
+      </w:r>
+    </w:p>
+    <w:p>
+      <w:pPr>
+        <w:numPr>
+          <w:ilvl w:val="1"/>
+          <w:numId w:val="11"/>
+        </w:numPr>
+        <w:spacing w:line="360" w:lineRule="auto"/>
+        <w:ind w:left="840" w:leftChars="0" w:hanging="420" w:firstLineChars="0"/>
+        <w:rPr>
+          <w:rFonts w:hint="default" w:ascii="Sitka Subheading" w:hAnsi="Sitka Subheading" w:cs="Sitka Subheading"/>
+        </w:rPr>
+      </w:pPr>
+      <w:r>
+        <w:rPr>
+          <w:rFonts w:hint="default" w:ascii="Sitka Subheading" w:hAnsi="Sitka Subheading" w:cs="Sitka Subheading"/>
+          <w:b/>
+          <w:bCs/>
+          <w:lang w:val="en-IN"/>
+        </w:rPr>
+        <w:t>Port forwarding</w:t>
+      </w:r>
+      <w:r>
+        <w:rPr>
+          <w:rFonts w:hint="default" w:ascii="Sitka Subheading" w:hAnsi="Sitka Subheading" w:cs="Sitka Subheading"/>
+          <w:b w:val="0"/>
+          <w:bCs w:val="0"/>
+          <w:lang w:val="en-IN"/>
+        </w:rPr>
+        <w:t xml:space="preserve"> can be used in this case.</w:t>
+      </w:r>
+      <w:r>
+        <w:rPr>
+          <w:rFonts w:hint="default" w:ascii="Sitka Subheading" w:hAnsi="Sitka Subheading" w:cs="Sitka Subheading"/>
+          <w:b w:val="0"/>
+          <w:bCs w:val="0"/>
+          <w:lang w:val="en-IN"/>
+        </w:rPr>
+        <w:br w:type="textWrapping"/>
+      </w:r>
+      <w:r>
+        <w:rPr>
+          <w:rFonts w:hint="default" w:ascii="Sitka Subheading" w:hAnsi="Sitka Subheading" w:cs="Sitka Subheading"/>
+          <w:b w:val="0"/>
+          <w:bCs w:val="0"/>
+          <w:lang w:val="en-IN"/>
+        </w:rPr>
+        <w:t>Vm2 will send packet to vm1 at a particular port. Vm1 will forward the packet to namespace.</w:t>
+      </w:r>
+      <w:r>
+        <w:rPr>
+          <w:rFonts w:hint="default" w:ascii="Sitka Subheading" w:hAnsi="Sitka Subheading" w:cs="Sitka Subheading"/>
+          <w:b w:val="0"/>
+          <w:bCs w:val="0"/>
+          <w:lang w:val="en-IN"/>
+        </w:rPr>
+        <w:br w:type="textWrapping"/>
+      </w:r>
+      <w:r>
+        <w:rPr>
+          <w:rFonts w:hint="default" w:ascii="Sitka Subheading" w:hAnsi="Sitka Subheading" w:cs="Sitka Subheading"/>
+          <w:b w:val="0"/>
+          <w:bCs w:val="0"/>
+          <w:lang w:val="en-IN"/>
+        </w:rPr>
+        <w:t xml:space="preserve">It is </w:t>
+      </w:r>
+      <w:r>
+        <w:rPr>
+          <w:rFonts w:hint="default" w:ascii="Sitka Subheading" w:hAnsi="Sitka Subheading" w:cs="Sitka Subheading"/>
+          <w:b/>
+          <w:bCs/>
+          <w:lang w:val="en-IN"/>
+        </w:rPr>
+        <w:t>DNAT</w:t>
+      </w:r>
+      <w:r>
+        <w:rPr>
+          <w:rFonts w:hint="default" w:ascii="Sitka Subheading" w:hAnsi="Sitka Subheading" w:cs="Sitka Subheading"/>
+          <w:b w:val="0"/>
+          <w:bCs w:val="0"/>
+          <w:lang w:val="en-IN"/>
+        </w:rPr>
+        <w:t>.</w:t>
+      </w:r>
+    </w:p>
+    <w:p>
+      <w:pPr>
+        <w:numPr>
+          <w:ilvl w:val="1"/>
+          <w:numId w:val="11"/>
+        </w:numPr>
+        <w:spacing w:line="360" w:lineRule="auto"/>
+        <w:ind w:left="840" w:leftChars="0" w:hanging="420" w:firstLineChars="0"/>
+        <w:rPr>
+          <w:rFonts w:hint="default" w:ascii="Sitka Subheading" w:hAnsi="Sitka Subheading" w:cs="Sitka Subheading"/>
+        </w:rPr>
+      </w:pPr>
+      <w:r>
+        <w:rPr>
+          <w:rFonts w:hint="default" w:ascii="Sitka Subheading" w:hAnsi="Sitka Subheading" w:cs="Sitka Subheading"/>
+          <w:b/>
+          <w:bCs/>
+          <w:color w:val="851321" w:themeColor="accent6" w:themeShade="80"/>
+          <w:shd w:val="clear" w:color="auto" w:fill="auto"/>
+        </w:rPr>
+        <w:t xml:space="preserve">iptables -t nat -A PREROUTING -p tcp --dport </w:t>
+      </w:r>
+      <w:r>
+        <w:rPr>
+          <w:rFonts w:hint="default" w:ascii="Sitka Subheading" w:hAnsi="Sitka Subheading" w:cs="Sitka Subheading"/>
+          <w:b w:val="0"/>
+          <w:bCs w:val="0"/>
+          <w:color w:val="851321" w:themeColor="accent6" w:themeShade="80"/>
+          <w:shd w:val="clear" w:color="auto" w:fill="auto"/>
+        </w:rPr>
+        <w:t>8080</w:t>
+      </w:r>
+      <w:r>
+        <w:rPr>
+          <w:rFonts w:hint="default" w:ascii="Sitka Subheading" w:hAnsi="Sitka Subheading" w:cs="Sitka Subheading"/>
+          <w:b/>
+          <w:bCs/>
+          <w:color w:val="851321" w:themeColor="accent6" w:themeShade="80"/>
+          <w:shd w:val="clear" w:color="auto" w:fill="auto"/>
+        </w:rPr>
+        <w:t xml:space="preserve"> -j DNAT --to-destination </w:t>
+      </w:r>
+      <w:r>
+        <w:rPr>
+          <w:rFonts w:hint="default" w:ascii="Sitka Subheading" w:hAnsi="Sitka Subheading" w:cs="Sitka Subheading"/>
+          <w:b w:val="0"/>
+          <w:bCs w:val="0"/>
+          <w:color w:val="851321" w:themeColor="accent6" w:themeShade="80"/>
+          <w:shd w:val="clear" w:color="auto" w:fill="auto"/>
+        </w:rPr>
+        <w:t>192.168.15.2:80</w:t>
+      </w:r>
+      <w:r>
+        <w:rPr>
+          <w:rFonts w:hint="default" w:ascii="Sitka Subheading" w:hAnsi="Sitka Subheading" w:cs="Sitka Subheading"/>
+        </w:rPr>
+        <w:br w:type="textWrapping"/>
+      </w:r>
+      <w:r>
+        <w:rPr>
+          <w:rFonts w:hint="default" w:ascii="Sitka Subheading" w:hAnsi="Sitka Subheading" w:cs="Sitka Subheading"/>
+        </w:rPr>
+        <w:t>Packets arriving on port 8080</w:t>
+      </w:r>
+      <w:r>
+        <w:rPr>
+          <w:rFonts w:hint="default" w:ascii="Sitka Subheading" w:hAnsi="Sitka Subheading" w:cs="Sitka Subheading"/>
+          <w:lang w:val="en-IN"/>
+        </w:rPr>
+        <w:t xml:space="preserve"> </w:t>
+      </w:r>
+      <w:r>
+        <w:rPr>
+          <w:rFonts w:hint="default" w:ascii="Sitka Subheading" w:hAnsi="Sitka Subheading" w:cs="Sitka Subheading"/>
+        </w:rPr>
+        <w:t>should be redirected to namespace 192.168.15.2:80</w:t>
+      </w:r>
+    </w:p>
+    <w:p>
+      <w:pPr>
+        <w:numPr>
+          <w:ilvl w:val="1"/>
+          <w:numId w:val="11"/>
+        </w:numPr>
+        <w:spacing w:line="360" w:lineRule="auto"/>
+        <w:ind w:left="840" w:leftChars="0" w:hanging="420" w:firstLineChars="0"/>
+        <w:rPr>
+          <w:rFonts w:hint="default" w:ascii="Sitka Subheading" w:hAnsi="Sitka Subheading" w:cs="Sitka Subheading"/>
+        </w:rPr>
+      </w:pPr>
+      <w:r>
+        <w:rPr>
+          <w:rFonts w:hint="default" w:ascii="Sitka Subheading" w:hAnsi="Sitka Subheading" w:cs="Sitka Subheading"/>
+          <w:lang w:val="en-IN"/>
+        </w:rPr>
+        <w:t xml:space="preserve">I ran a simple nodejs in namespace </w:t>
+      </w:r>
+      <w:r>
+        <w:rPr>
+          <w:rFonts w:hint="default" w:ascii="Sitka Subheading" w:hAnsi="Sitka Subheading" w:cs="Sitka Subheading"/>
+          <w:i/>
+          <w:iCs/>
+          <w:lang w:val="en-IN"/>
+        </w:rPr>
+        <w:t>red</w:t>
+      </w:r>
+      <w:r>
+        <w:rPr>
+          <w:rFonts w:hint="default" w:ascii="Sitka Subheading" w:hAnsi="Sitka Subheading" w:cs="Sitka Subheading"/>
+          <w:i w:val="0"/>
+          <w:iCs w:val="0"/>
+          <w:lang w:val="en-IN"/>
+        </w:rPr>
+        <w:t xml:space="preserve"> on port 80,</w:t>
+      </w:r>
+      <w:r>
+        <w:rPr>
+          <w:rFonts w:hint="default" w:ascii="Sitka Subheading" w:hAnsi="Sitka Subheading" w:cs="Sitka Subheading"/>
+          <w:i w:val="0"/>
+          <w:iCs w:val="0"/>
+          <w:lang w:val="en-IN"/>
+        </w:rPr>
+        <w:br w:type="textWrapping"/>
+      </w:r>
+      <w:r>
+        <w:rPr>
+          <w:rFonts w:hint="default" w:ascii="Sitka Subheading" w:hAnsi="Sitka Subheading" w:cs="Sitka Subheading"/>
+          <w:i w:val="0"/>
+          <w:iCs w:val="0"/>
+          <w:lang w:val="en-IN"/>
+        </w:rPr>
+        <w:t xml:space="preserve">curl </w:t>
+      </w:r>
+      <w:r>
+        <w:rPr>
+          <w:rFonts w:hint="default" w:ascii="Sitka Subheading" w:hAnsi="Sitka Subheading" w:cs="Sitka Subheading"/>
+          <w:i w:val="0"/>
+          <w:iCs w:val="0"/>
+          <w:lang w:val="en-IN"/>
+        </w:rPr>
+        <w:fldChar w:fldCharType="begin"/>
+      </w:r>
+      <w:r>
+        <w:rPr>
+          <w:rFonts w:hint="default" w:ascii="Sitka Subheading" w:hAnsi="Sitka Subheading" w:cs="Sitka Subheading"/>
+          <w:i w:val="0"/>
+          <w:iCs w:val="0"/>
+          <w:lang w:val="en-IN"/>
+        </w:rPr>
+        <w:instrText xml:space="preserve"> HYPERLINK "http://10.10.10.10:8080" </w:instrText>
+      </w:r>
+      <w:r>
+        <w:rPr>
+          <w:rFonts w:hint="default" w:ascii="Sitka Subheading" w:hAnsi="Sitka Subheading" w:cs="Sitka Subheading"/>
+          <w:i w:val="0"/>
+          <w:iCs w:val="0"/>
+          <w:lang w:val="en-IN"/>
+        </w:rPr>
+        <w:fldChar w:fldCharType="separate"/>
+      </w:r>
+      <w:r>
+        <w:rPr>
+          <w:rStyle w:val="51"/>
+          <w:rFonts w:hint="default" w:ascii="Sitka Subheading" w:hAnsi="Sitka Subheading" w:cs="Sitka Subheading"/>
+          <w:i w:val="0"/>
+          <w:iCs w:val="0"/>
+          <w:lang w:val="en-IN"/>
+        </w:rPr>
+        <w:t>http://10.10.10.10:8080</w:t>
+      </w:r>
+      <w:r>
+        <w:rPr>
+          <w:rFonts w:hint="default" w:ascii="Sitka Subheading" w:hAnsi="Sitka Subheading" w:cs="Sitka Subheading"/>
+          <w:i w:val="0"/>
+          <w:iCs w:val="0"/>
+          <w:lang w:val="en-IN"/>
+        </w:rPr>
+        <w:fldChar w:fldCharType="end"/>
+      </w:r>
+      <w:r>
+        <w:rPr>
+          <w:rFonts w:hint="default" w:ascii="Sitka Subheading" w:hAnsi="Sitka Subheading" w:cs="Sitka Subheading"/>
+          <w:i w:val="0"/>
+          <w:iCs w:val="0"/>
+          <w:lang w:val="en-IN"/>
+        </w:rPr>
+        <w:t xml:space="preserve">   [ from vm2 ]</w:t>
+      </w:r>
+      <w:r>
+        <w:rPr>
+          <w:rFonts w:hint="default" w:ascii="Sitka Subheading" w:hAnsi="Sitka Subheading" w:cs="Sitka Subheading"/>
+          <w:i w:val="0"/>
+          <w:iCs w:val="0"/>
+          <w:lang w:val="en-IN"/>
+        </w:rPr>
+        <w:br w:type="textWrapping"/>
+      </w:r>
+      <w:r>
+        <w:drawing>
+          <wp:inline distT="0" distB="0" distL="114300" distR="114300">
+            <wp:extent cx="2734945" cy="340995"/>
+            <wp:effectExtent l="0" t="0" r="8255" b="1905"/>
+            <wp:docPr id="84" name="Picture 55"/>
+            <wp:cNvGraphicFramePr>
+              <a:graphicFrameLocks xmlns:a="http://schemas.openxmlformats.org/drawingml/2006/main" noChangeAspect="1"/>
+            </wp:cNvGraphicFramePr>
+            <a:graphic xmlns:a="http://schemas.openxmlformats.org/drawingml/2006/main">
+              <a:graphicData uri="http://schemas.openxmlformats.org/drawingml/2006/picture">
+                <pic:pic xmlns:pic="http://schemas.openxmlformats.org/drawingml/2006/picture">
+                  <pic:nvPicPr>
+                    <pic:cNvPr id="84" name="Picture 55"/>
+                    <pic:cNvPicPr>
+                      <a:picLocks noChangeAspect="1"/>
+                    </pic:cNvPicPr>
+                  </pic:nvPicPr>
+                  <pic:blipFill>
+                    <a:blip r:embed="rId94"/>
+                    <a:stretch>
+                      <a:fillRect/>
+                    </a:stretch>
+                  </pic:blipFill>
+                  <pic:spPr>
+                    <a:xfrm>
+                      <a:off x="0" y="0"/>
+                      <a:ext cx="2734945" cy="340995"/>
+                    </a:xfrm>
+                    <a:prstGeom prst="rect">
+                      <a:avLst/>
+                    </a:prstGeom>
+                    <a:noFill/>
+                    <a:ln>
+                      <a:noFill/>
+                    </a:ln>
+                  </pic:spPr>
+                </pic:pic>
+              </a:graphicData>
+            </a:graphic>
+          </wp:inline>
+        </w:drawing>
+      </w:r>
+    </w:p>
+    <w:p>
+      <w:pPr>
+        <w:numPr>
+          <w:ilvl w:val="1"/>
+          <w:numId w:val="11"/>
+        </w:numPr>
+        <w:spacing w:line="360" w:lineRule="auto"/>
+        <w:ind w:left="840" w:leftChars="0" w:hanging="420" w:firstLineChars="0"/>
+        <w:rPr>
+          <w:rFonts w:hint="default" w:ascii="Sitka Subheading" w:hAnsi="Sitka Subheading" w:cs="Sitka Subheading"/>
+        </w:rPr>
+      </w:pPr>
     </w:p>
     <w:p>
       <w:pPr>
@@ -34229,6 +35619,2917 @@
           <w:rFonts w:hint="default" w:ascii="Sitka Subheading" w:hAnsi="Sitka Subheading" w:cs="Sitka Subheading"/>
         </w:rPr>
       </w:pPr>
+      <w:r>
+        <w:rPr>
+          <w:rFonts w:hint="default" w:ascii="Sitka Subheading" w:hAnsi="Sitka Subheading" w:cs="Sitka Subheading"/>
+          <w:lang w:val="en-IN"/>
+        </w:rPr>
+        <w:t>All commands used</w:t>
+      </w:r>
+    </w:p>
+    <w:p>
+      <w:pPr>
+        <w:numPr>
+          <w:ilvl w:val="1"/>
+          <w:numId w:val="11"/>
+        </w:numPr>
+        <w:spacing w:line="360" w:lineRule="auto"/>
+        <w:ind w:left="840" w:leftChars="0" w:hanging="420" w:firstLineChars="0"/>
+        <w:rPr>
+          <w:rFonts w:hint="default" w:ascii="Sitka Subheading" w:hAnsi="Sitka Subheading" w:cs="Sitka Subheading"/>
+        </w:rPr>
+      </w:pPr>
+      <w:r>
+        <w:rPr>
+          <w:rFonts w:hint="default" w:ascii="Sitka Subheading" w:hAnsi="Sitka Subheading" w:cs="Sitka Subheading"/>
+        </w:rPr>
+        <w:t>ip add</w:t>
+      </w:r>
+    </w:p>
+    <w:p>
+      <w:pPr>
+        <w:numPr>
+          <w:ilvl w:val="1"/>
+          <w:numId w:val="11"/>
+        </w:numPr>
+        <w:spacing w:line="360" w:lineRule="auto"/>
+        <w:ind w:left="840" w:leftChars="0" w:hanging="420" w:firstLineChars="0"/>
+        <w:rPr>
+          <w:rFonts w:hint="default" w:ascii="Sitka Subheading" w:hAnsi="Sitka Subheading" w:cs="Sitka Subheading"/>
+        </w:rPr>
+      </w:pPr>
+      <w:r>
+        <w:rPr>
+          <w:rFonts w:hint="default" w:ascii="Sitka Subheading" w:hAnsi="Sitka Subheading" w:cs="Sitka Subheading"/>
+        </w:rPr>
+        <w:t>ip netns add &lt;namespace-name&gt;</w:t>
+      </w:r>
+    </w:p>
+    <w:p>
+      <w:pPr>
+        <w:numPr>
+          <w:ilvl w:val="1"/>
+          <w:numId w:val="11"/>
+        </w:numPr>
+        <w:spacing w:line="360" w:lineRule="auto"/>
+        <w:ind w:left="840" w:leftChars="0" w:hanging="420" w:firstLineChars="0"/>
+        <w:rPr>
+          <w:rFonts w:hint="default" w:ascii="Sitka Subheading" w:hAnsi="Sitka Subheading" w:cs="Sitka Subheading"/>
+        </w:rPr>
+      </w:pPr>
+      <w:r>
+        <w:rPr>
+          <w:rFonts w:hint="default" w:ascii="Sitka Subheading" w:hAnsi="Sitka Subheading" w:cs="Sitka Subheading"/>
+        </w:rPr>
+        <w:t>ip netns list</w:t>
+      </w:r>
+    </w:p>
+    <w:p>
+      <w:pPr>
+        <w:numPr>
+          <w:ilvl w:val="1"/>
+          <w:numId w:val="11"/>
+        </w:numPr>
+        <w:spacing w:line="360" w:lineRule="auto"/>
+        <w:ind w:left="840" w:leftChars="0" w:hanging="420" w:firstLineChars="0"/>
+        <w:rPr>
+          <w:rFonts w:hint="default" w:ascii="Sitka Subheading" w:hAnsi="Sitka Subheading" w:cs="Sitka Subheading"/>
+        </w:rPr>
+      </w:pPr>
+      <w:r>
+        <w:rPr>
+          <w:rFonts w:hint="default" w:ascii="Sitka Subheading" w:hAnsi="Sitka Subheading" w:cs="Sitka Subheading"/>
+        </w:rPr>
+        <w:t>ip netns exec &lt;namespace-name&gt; &lt;command&gt;</w:t>
+      </w:r>
+      <w:r>
+        <w:rPr>
+          <w:rFonts w:hint="default" w:ascii="Sitka Subheading" w:hAnsi="Sitka Subheading" w:cs="Sitka Subheading"/>
+        </w:rPr>
+        <w:br w:type="textWrapping"/>
+      </w:r>
+      <w:r>
+        <w:rPr>
+          <w:rFonts w:hint="default" w:ascii="Sitka Subheading" w:hAnsi="Sitka Subheading" w:cs="Sitka Subheading"/>
+        </w:rPr>
+        <w:t>ip netns exec red ip add</w:t>
+      </w:r>
+    </w:p>
+    <w:p>
+      <w:pPr>
+        <w:numPr>
+          <w:ilvl w:val="1"/>
+          <w:numId w:val="11"/>
+        </w:numPr>
+        <w:spacing w:line="360" w:lineRule="auto"/>
+        <w:ind w:left="840" w:leftChars="0" w:hanging="420" w:firstLineChars="0"/>
+        <w:rPr>
+          <w:rFonts w:hint="default" w:ascii="Sitka Subheading" w:hAnsi="Sitka Subheading" w:cs="Sitka Subheading"/>
+        </w:rPr>
+      </w:pPr>
+      <w:r>
+        <w:rPr>
+          <w:rFonts w:hint="default" w:ascii="Sitka Subheading" w:hAnsi="Sitka Subheading" w:cs="Sitka Subheading"/>
+        </w:rPr>
+        <w:t>ip netns exec &lt;namespace-name&gt; route</w:t>
+      </w:r>
+      <w:r>
+        <w:rPr>
+          <w:rFonts w:hint="default" w:ascii="Sitka Subheading" w:hAnsi="Sitka Subheading" w:cs="Sitka Subheading"/>
+        </w:rPr>
+        <w:br w:type="textWrapping"/>
+      </w:r>
+      <w:r>
+        <w:rPr>
+          <w:rFonts w:hint="default" w:ascii="Sitka Subheading" w:hAnsi="Sitka Subheading" w:cs="Sitka Subheading"/>
+        </w:rPr>
+        <w:t>ip netns exec red route</w:t>
+      </w:r>
+    </w:p>
+    <w:p>
+      <w:pPr>
+        <w:numPr>
+          <w:ilvl w:val="1"/>
+          <w:numId w:val="11"/>
+        </w:numPr>
+        <w:spacing w:line="360" w:lineRule="auto"/>
+        <w:ind w:left="840" w:leftChars="0" w:hanging="420" w:firstLineChars="0"/>
+        <w:rPr>
+          <w:rFonts w:hint="default" w:ascii="Sitka Subheading" w:hAnsi="Sitka Subheading" w:cs="Sitka Subheading"/>
+        </w:rPr>
+      </w:pPr>
+      <w:r>
+        <w:rPr>
+          <w:rFonts w:hint="default" w:ascii="Sitka Subheading" w:hAnsi="Sitka Subheading" w:cs="Sitka Subheading"/>
+        </w:rPr>
+        <w:t>ip link add &lt;veth1&gt; type veth peer name &lt;veth2&gt;</w:t>
+      </w:r>
+      <w:r>
+        <w:rPr>
+          <w:rFonts w:hint="default" w:ascii="Sitka Subheading" w:hAnsi="Sitka Subheading" w:cs="Sitka Subheading"/>
+        </w:rPr>
+        <w:br w:type="textWrapping"/>
+      </w:r>
+      <w:r>
+        <w:rPr>
+          <w:rFonts w:hint="default" w:ascii="Sitka Subheading" w:hAnsi="Sitka Subheading" w:cs="Sitka Subheading"/>
+        </w:rPr>
+        <w:t>ip link add veth-red type veth peer name veth-blue</w:t>
+      </w:r>
+    </w:p>
+    <w:p>
+      <w:pPr>
+        <w:numPr>
+          <w:ilvl w:val="1"/>
+          <w:numId w:val="11"/>
+        </w:numPr>
+        <w:spacing w:line="360" w:lineRule="auto"/>
+        <w:ind w:left="840" w:leftChars="0" w:hanging="420" w:firstLineChars="0"/>
+        <w:rPr>
+          <w:rFonts w:hint="default" w:ascii="Sitka Subheading" w:hAnsi="Sitka Subheading" w:cs="Sitka Subheading"/>
+        </w:rPr>
+      </w:pPr>
+      <w:r>
+        <w:rPr>
+          <w:rFonts w:hint="default" w:ascii="Sitka Subheading" w:hAnsi="Sitka Subheading" w:cs="Sitka Subheading"/>
+        </w:rPr>
+        <w:t>ip link set &lt;veth-name&gt; netns &lt;namespace-name&gt;</w:t>
+      </w:r>
+      <w:r>
+        <w:rPr>
+          <w:rFonts w:hint="default" w:ascii="Sitka Subheading" w:hAnsi="Sitka Subheading" w:cs="Sitka Subheading"/>
+        </w:rPr>
+        <w:br w:type="textWrapping"/>
+      </w:r>
+      <w:r>
+        <w:rPr>
+          <w:rFonts w:hint="default" w:ascii="Sitka Subheading" w:hAnsi="Sitka Subheading" w:cs="Sitka Subheading"/>
+        </w:rPr>
+        <w:t>ip link set veth-red netns red</w:t>
+      </w:r>
+    </w:p>
+    <w:p>
+      <w:pPr>
+        <w:numPr>
+          <w:ilvl w:val="1"/>
+          <w:numId w:val="11"/>
+        </w:numPr>
+        <w:spacing w:line="360" w:lineRule="auto"/>
+        <w:ind w:left="840" w:leftChars="0" w:hanging="420" w:firstLineChars="0"/>
+        <w:rPr>
+          <w:rFonts w:hint="default" w:ascii="Sitka Subheading" w:hAnsi="Sitka Subheading" w:cs="Sitka Subheading"/>
+        </w:rPr>
+      </w:pPr>
+      <w:r>
+        <w:rPr>
+          <w:rFonts w:hint="default" w:ascii="Sitka Subheading" w:hAnsi="Sitka Subheading" w:cs="Sitka Subheading"/>
+        </w:rPr>
+        <w:t>ip netns exec &lt;namespace-name&gt; ip link set &lt;interface-name&gt; up</w:t>
+      </w:r>
+      <w:r>
+        <w:rPr>
+          <w:rFonts w:hint="default" w:ascii="Sitka Subheading" w:hAnsi="Sitka Subheading" w:cs="Sitka Subheading"/>
+        </w:rPr>
+        <w:br w:type="textWrapping"/>
+      </w:r>
+      <w:r>
+        <w:rPr>
+          <w:rFonts w:hint="default" w:ascii="Sitka Subheading" w:hAnsi="Sitka Subheading" w:cs="Sitka Subheading"/>
+        </w:rPr>
+        <w:t>ip netns exec red ip link set lo up</w:t>
+      </w:r>
+      <w:r>
+        <w:rPr>
+          <w:rFonts w:hint="default" w:ascii="Sitka Subheading" w:hAnsi="Sitka Subheading" w:cs="Sitka Subheading"/>
+        </w:rPr>
+        <w:br w:type="textWrapping"/>
+      </w:r>
+      <w:r>
+        <w:rPr>
+          <w:rFonts w:hint="default" w:ascii="Sitka Subheading" w:hAnsi="Sitka Subheading" w:cs="Sitka Subheading"/>
+        </w:rPr>
+        <w:t>ip netns exec red ip link set veth-red up</w:t>
+      </w:r>
+    </w:p>
+    <w:p>
+      <w:pPr>
+        <w:numPr>
+          <w:ilvl w:val="1"/>
+          <w:numId w:val="11"/>
+        </w:numPr>
+        <w:spacing w:line="360" w:lineRule="auto"/>
+        <w:ind w:left="840" w:leftChars="0" w:hanging="420" w:firstLineChars="0"/>
+        <w:rPr>
+          <w:rFonts w:hint="default" w:ascii="Sitka Subheading" w:hAnsi="Sitka Subheading" w:cs="Sitka Subheading"/>
+        </w:rPr>
+      </w:pPr>
+      <w:r>
+        <w:rPr>
+          <w:rFonts w:hint="default" w:ascii="Sitka Subheading" w:hAnsi="Sitka Subheading" w:cs="Sitka Subheading"/>
+        </w:rPr>
+        <w:t>ip netns exec &lt;namespace-name&gt; ip addr add &lt;ip&gt;/&lt;mask&gt; dev &lt;interface-name&gt;</w:t>
+      </w:r>
+      <w:r>
+        <w:rPr>
+          <w:rFonts w:hint="default" w:ascii="Sitka Subheading" w:hAnsi="Sitka Subheading" w:cs="Sitka Subheading"/>
+        </w:rPr>
+        <w:br w:type="textWrapping"/>
+      </w:r>
+      <w:r>
+        <w:rPr>
+          <w:rFonts w:hint="default" w:ascii="Sitka Subheading" w:hAnsi="Sitka Subheading" w:cs="Sitka Subheading"/>
+        </w:rPr>
+        <w:t>ip netns exec red ip addr add 192.168.15.2/24 dev veth-red</w:t>
+      </w:r>
+      <w:r>
+        <w:rPr>
+          <w:rFonts w:hint="default" w:ascii="Sitka Subheading" w:hAnsi="Sitka Subheading" w:cs="Sitka Subheading"/>
+        </w:rPr>
+        <w:br w:type="textWrapping"/>
+      </w:r>
+      <w:r>
+        <w:rPr>
+          <w:rFonts w:hint="default" w:ascii="Sitka Subheading" w:hAnsi="Sitka Subheading" w:cs="Sitka Subheading"/>
+        </w:rPr>
+        <w:t>ip netns exec blue ip addr add 192.168.15.3/24 dev veth-blue</w:t>
+      </w:r>
+    </w:p>
+    <w:p>
+      <w:pPr>
+        <w:numPr>
+          <w:ilvl w:val="1"/>
+          <w:numId w:val="11"/>
+        </w:numPr>
+        <w:spacing w:line="360" w:lineRule="auto"/>
+        <w:ind w:left="840" w:leftChars="0" w:hanging="420" w:firstLineChars="0"/>
+        <w:rPr>
+          <w:rFonts w:hint="default" w:ascii="Sitka Subheading" w:hAnsi="Sitka Subheading" w:cs="Sitka Subheading"/>
+        </w:rPr>
+      </w:pPr>
+      <w:r>
+        <w:rPr>
+          <w:rFonts w:hint="default" w:ascii="Sitka Subheading" w:hAnsi="Sitka Subheading" w:cs="Sitka Subheading"/>
+          <w:lang w:val="en-IN"/>
+        </w:rPr>
+        <w:t>-------------------</w:t>
+      </w:r>
+    </w:p>
+    <w:p>
+      <w:pPr>
+        <w:numPr>
+          <w:ilvl w:val="1"/>
+          <w:numId w:val="11"/>
+        </w:numPr>
+        <w:spacing w:line="360" w:lineRule="auto"/>
+        <w:ind w:left="840" w:leftChars="0" w:hanging="420" w:firstLineChars="0"/>
+        <w:rPr>
+          <w:rFonts w:hint="default" w:ascii="Sitka Subheading" w:hAnsi="Sitka Subheading" w:cs="Sitka Subheading"/>
+        </w:rPr>
+      </w:pPr>
+      <w:r>
+        <w:rPr>
+          <w:rFonts w:hint="default" w:ascii="Sitka Subheading" w:hAnsi="Sitka Subheading" w:cs="Sitka Subheading"/>
+        </w:rPr>
+        <w:t>Show all network interfaces</w:t>
+      </w:r>
+      <w:r>
+        <w:rPr>
+          <w:rFonts w:hint="default" w:ascii="Sitka Subheading" w:hAnsi="Sitka Subheading" w:cs="Sitka Subheading"/>
+        </w:rPr>
+        <w:br w:type="textWrapping"/>
+      </w:r>
+      <w:r>
+        <w:rPr>
+          <w:rFonts w:hint="default" w:ascii="Sitka Subheading" w:hAnsi="Sitka Subheading" w:cs="Sitka Subheading"/>
+        </w:rPr>
+        <w:t>ip add</w:t>
+      </w:r>
+    </w:p>
+    <w:p>
+      <w:pPr>
+        <w:numPr>
+          <w:ilvl w:val="1"/>
+          <w:numId w:val="11"/>
+        </w:numPr>
+        <w:spacing w:line="360" w:lineRule="auto"/>
+        <w:ind w:left="840" w:leftChars="0" w:hanging="420" w:firstLineChars="0"/>
+        <w:rPr>
+          <w:rFonts w:hint="default" w:ascii="Sitka Subheading" w:hAnsi="Sitka Subheading" w:cs="Sitka Subheading"/>
+        </w:rPr>
+      </w:pPr>
+      <w:r>
+        <w:rPr>
+          <w:rFonts w:hint="default" w:ascii="Sitka Subheading" w:hAnsi="Sitka Subheading" w:cs="Sitka Subheading"/>
+        </w:rPr>
+        <w:t>Create a network namespace</w:t>
+      </w:r>
+      <w:r>
+        <w:rPr>
+          <w:rFonts w:hint="default" w:ascii="Sitka Subheading" w:hAnsi="Sitka Subheading" w:cs="Sitka Subheading"/>
+        </w:rPr>
+        <w:br w:type="textWrapping"/>
+      </w:r>
+      <w:r>
+        <w:rPr>
+          <w:rFonts w:hint="default" w:ascii="Sitka Subheading" w:hAnsi="Sitka Subheading" w:cs="Sitka Subheading"/>
+        </w:rPr>
+        <w:t>ip netns add &lt;namespace-name&gt;</w:t>
+      </w:r>
+      <w:r>
+        <w:rPr>
+          <w:rFonts w:hint="default" w:ascii="Sitka Subheading" w:hAnsi="Sitka Subheading" w:cs="Sitka Subheading"/>
+        </w:rPr>
+        <w:br w:type="textWrapping"/>
+      </w:r>
+      <w:r>
+        <w:rPr>
+          <w:rFonts w:hint="default" w:ascii="Sitka Subheading" w:hAnsi="Sitka Subheading" w:cs="Sitka Subheading"/>
+          <w:i/>
+          <w:iCs/>
+          <w:lang w:val="en-IN"/>
+        </w:rPr>
+        <w:t>i</w:t>
+      </w:r>
+      <w:r>
+        <w:rPr>
+          <w:rFonts w:hint="default" w:ascii="Sitka Subheading" w:hAnsi="Sitka Subheading" w:cs="Sitka Subheading"/>
+          <w:i/>
+          <w:iCs/>
+        </w:rPr>
+        <w:t>p netns add red</w:t>
+      </w:r>
+    </w:p>
+    <w:p>
+      <w:pPr>
+        <w:numPr>
+          <w:ilvl w:val="1"/>
+          <w:numId w:val="11"/>
+        </w:numPr>
+        <w:spacing w:line="360" w:lineRule="auto"/>
+        <w:ind w:left="840" w:leftChars="0" w:hanging="420" w:firstLineChars="0"/>
+        <w:rPr>
+          <w:rFonts w:hint="default" w:ascii="Sitka Subheading" w:hAnsi="Sitka Subheading" w:cs="Sitka Subheading"/>
+        </w:rPr>
+      </w:pPr>
+      <w:r>
+        <w:rPr>
+          <w:rFonts w:hint="default" w:ascii="Sitka Subheading" w:hAnsi="Sitka Subheading" w:cs="Sitka Subheading"/>
+        </w:rPr>
+        <w:t>List all namespaces</w:t>
+      </w:r>
+      <w:r>
+        <w:rPr>
+          <w:rFonts w:hint="default" w:ascii="Sitka Subheading" w:hAnsi="Sitka Subheading" w:cs="Sitka Subheading"/>
+        </w:rPr>
+        <w:br w:type="textWrapping"/>
+      </w:r>
+      <w:r>
+        <w:rPr>
+          <w:rFonts w:hint="default" w:ascii="Sitka Subheading" w:hAnsi="Sitka Subheading" w:cs="Sitka Subheading"/>
+        </w:rPr>
+        <w:t>ip netns list</w:t>
+      </w:r>
+    </w:p>
+    <w:p>
+      <w:pPr>
+        <w:numPr>
+          <w:ilvl w:val="1"/>
+          <w:numId w:val="11"/>
+        </w:numPr>
+        <w:spacing w:line="360" w:lineRule="auto"/>
+        <w:ind w:left="840" w:leftChars="0" w:hanging="420" w:firstLineChars="0"/>
+        <w:rPr>
+          <w:rFonts w:hint="default" w:ascii="Sitka Subheading" w:hAnsi="Sitka Subheading" w:cs="Sitka Subheading"/>
+        </w:rPr>
+      </w:pPr>
+      <w:r>
+        <w:rPr>
+          <w:rFonts w:hint="default" w:ascii="Sitka Subheading" w:hAnsi="Sitka Subheading" w:cs="Sitka Subheading"/>
+        </w:rPr>
+        <w:t>Execute command inside namespace</w:t>
+      </w:r>
+      <w:r>
+        <w:rPr>
+          <w:rFonts w:hint="default" w:ascii="Sitka Subheading" w:hAnsi="Sitka Subheading" w:cs="Sitka Subheading"/>
+        </w:rPr>
+        <w:br w:type="textWrapping"/>
+      </w:r>
+      <w:r>
+        <w:rPr>
+          <w:rFonts w:hint="default" w:ascii="Sitka Subheading" w:hAnsi="Sitka Subheading" w:cs="Sitka Subheading"/>
+        </w:rPr>
+        <w:t>ip netns exec &lt;namespace-name&gt; &lt;command&gt;</w:t>
+      </w:r>
+      <w:r>
+        <w:rPr>
+          <w:rFonts w:hint="default" w:ascii="Sitka Subheading" w:hAnsi="Sitka Subheading" w:cs="Sitka Subheading"/>
+        </w:rPr>
+        <w:br w:type="textWrapping"/>
+      </w:r>
+      <w:r>
+        <w:rPr>
+          <w:rFonts w:hint="default" w:ascii="Sitka Subheading" w:hAnsi="Sitka Subheading" w:cs="Sitka Subheading"/>
+          <w:i/>
+          <w:iCs/>
+          <w:lang w:val="en-IN"/>
+        </w:rPr>
+        <w:t>ip</w:t>
+      </w:r>
+      <w:r>
+        <w:rPr>
+          <w:rFonts w:hint="default" w:ascii="Sitka Subheading" w:hAnsi="Sitka Subheading" w:cs="Sitka Subheading"/>
+          <w:i/>
+          <w:iCs/>
+        </w:rPr>
+        <w:t xml:space="preserve"> netns exec red ip add</w:t>
+      </w:r>
+    </w:p>
+    <w:p>
+      <w:pPr>
+        <w:numPr>
+          <w:ilvl w:val="1"/>
+          <w:numId w:val="11"/>
+        </w:numPr>
+        <w:spacing w:line="360" w:lineRule="auto"/>
+        <w:ind w:left="840" w:leftChars="0" w:hanging="420" w:firstLineChars="0"/>
+        <w:rPr>
+          <w:rFonts w:hint="default" w:ascii="Sitka Subheading" w:hAnsi="Sitka Subheading" w:cs="Sitka Subheading"/>
+        </w:rPr>
+      </w:pPr>
+      <w:r>
+        <w:rPr>
+          <w:rFonts w:hint="default" w:ascii="Sitka Subheading" w:hAnsi="Sitka Subheading" w:cs="Sitka Subheading"/>
+        </w:rPr>
+        <w:t>Show routing table inside namespace</w:t>
+      </w:r>
+      <w:r>
+        <w:rPr>
+          <w:rFonts w:hint="default" w:ascii="Sitka Subheading" w:hAnsi="Sitka Subheading" w:cs="Sitka Subheading"/>
+        </w:rPr>
+        <w:br w:type="textWrapping"/>
+      </w:r>
+      <w:r>
+        <w:rPr>
+          <w:rFonts w:hint="default" w:ascii="Sitka Subheading" w:hAnsi="Sitka Subheading" w:cs="Sitka Subheading"/>
+        </w:rPr>
+        <w:t>ip netns exec &lt;namespace-name&gt; route</w:t>
+      </w:r>
+      <w:r>
+        <w:rPr>
+          <w:rFonts w:hint="default" w:ascii="Sitka Subheading" w:hAnsi="Sitka Subheading" w:cs="Sitka Subheading"/>
+        </w:rPr>
+        <w:br w:type="textWrapping"/>
+      </w:r>
+      <w:bookmarkStart w:id="0" w:name="_GoBack"/>
+      <w:r>
+        <w:rPr>
+          <w:rFonts w:hint="default" w:ascii="Sitka Subheading" w:hAnsi="Sitka Subheading" w:cs="Sitka Subheading"/>
+          <w:i/>
+          <w:iCs/>
+        </w:rPr>
+        <w:t>ip netns exec red route</w:t>
+      </w:r>
+      <w:bookmarkEnd w:id="0"/>
+    </w:p>
+    <w:p>
+      <w:pPr>
+        <w:numPr>
+          <w:ilvl w:val="1"/>
+          <w:numId w:val="11"/>
+        </w:numPr>
+        <w:spacing w:line="360" w:lineRule="auto"/>
+        <w:ind w:left="840" w:leftChars="0" w:hanging="420" w:firstLineChars="0"/>
+        <w:rPr>
+          <w:rFonts w:hint="default" w:ascii="Sitka Subheading" w:hAnsi="Sitka Subheading" w:cs="Sitka Subheading"/>
+        </w:rPr>
+      </w:pPr>
+    </w:p>
+    <w:p>
+      <w:pPr>
+        <w:numPr>
+          <w:ilvl w:val="1"/>
+          <w:numId w:val="11"/>
+        </w:numPr>
+        <w:spacing w:line="360" w:lineRule="auto"/>
+        <w:ind w:left="840" w:leftChars="0" w:hanging="420" w:firstLineChars="0"/>
+        <w:rPr>
+          <w:rFonts w:hint="default" w:ascii="Sitka Subheading" w:hAnsi="Sitka Subheading" w:cs="Sitka Subheading"/>
+        </w:rPr>
+      </w:pPr>
+      <w:r>
+        <w:rPr>
+          <w:rFonts w:hint="default" w:ascii="Sitka Subheading" w:hAnsi="Sitka Subheading" w:cs="Sitka Subheading"/>
+        </w:rPr>
+        <w:t>Create veth pair</w:t>
+      </w:r>
+    </w:p>
+    <w:p>
+      <w:pPr>
+        <w:numPr>
+          <w:ilvl w:val="1"/>
+          <w:numId w:val="11"/>
+        </w:numPr>
+        <w:spacing w:line="360" w:lineRule="auto"/>
+        <w:ind w:left="840" w:leftChars="0" w:hanging="420" w:firstLineChars="0"/>
+        <w:rPr>
+          <w:rFonts w:hint="default" w:ascii="Sitka Subheading" w:hAnsi="Sitka Subheading" w:cs="Sitka Subheading"/>
+        </w:rPr>
+      </w:pPr>
+    </w:p>
+    <w:p>
+      <w:pPr>
+        <w:numPr>
+          <w:ilvl w:val="1"/>
+          <w:numId w:val="11"/>
+        </w:numPr>
+        <w:spacing w:line="360" w:lineRule="auto"/>
+        <w:ind w:left="840" w:leftChars="0" w:hanging="420" w:firstLineChars="0"/>
+        <w:rPr>
+          <w:rFonts w:hint="default" w:ascii="Sitka Subheading" w:hAnsi="Sitka Subheading" w:cs="Sitka Subheading"/>
+        </w:rPr>
+      </w:pPr>
+      <w:r>
+        <w:rPr>
+          <w:rFonts w:hint="default" w:ascii="Sitka Subheading" w:hAnsi="Sitka Subheading" w:cs="Sitka Subheading"/>
+        </w:rPr>
+        <w:t>ip link add &lt;veth1&gt; type veth peer name &lt;veth2&gt;</w:t>
+      </w:r>
+    </w:p>
+    <w:p>
+      <w:pPr>
+        <w:numPr>
+          <w:ilvl w:val="1"/>
+          <w:numId w:val="11"/>
+        </w:numPr>
+        <w:spacing w:line="360" w:lineRule="auto"/>
+        <w:ind w:left="840" w:leftChars="0" w:hanging="420" w:firstLineChars="0"/>
+        <w:rPr>
+          <w:rFonts w:hint="default" w:ascii="Sitka Subheading" w:hAnsi="Sitka Subheading" w:cs="Sitka Subheading"/>
+        </w:rPr>
+      </w:pPr>
+    </w:p>
+    <w:p>
+      <w:pPr>
+        <w:numPr>
+          <w:ilvl w:val="1"/>
+          <w:numId w:val="11"/>
+        </w:numPr>
+        <w:spacing w:line="360" w:lineRule="auto"/>
+        <w:ind w:left="840" w:leftChars="0" w:hanging="420" w:firstLineChars="0"/>
+        <w:rPr>
+          <w:rFonts w:hint="default" w:ascii="Sitka Subheading" w:hAnsi="Sitka Subheading" w:cs="Sitka Subheading"/>
+        </w:rPr>
+      </w:pPr>
+      <w:r>
+        <w:rPr>
+          <w:rFonts w:hint="default" w:ascii="Sitka Subheading" w:hAnsi="Sitka Subheading" w:cs="Sitka Subheading"/>
+        </w:rPr>
+        <w:t>Example</w:t>
+      </w:r>
+    </w:p>
+    <w:p>
+      <w:pPr>
+        <w:numPr>
+          <w:ilvl w:val="1"/>
+          <w:numId w:val="11"/>
+        </w:numPr>
+        <w:spacing w:line="360" w:lineRule="auto"/>
+        <w:ind w:left="840" w:leftChars="0" w:hanging="420" w:firstLineChars="0"/>
+        <w:rPr>
+          <w:rFonts w:hint="default" w:ascii="Sitka Subheading" w:hAnsi="Sitka Subheading" w:cs="Sitka Subheading"/>
+        </w:rPr>
+      </w:pPr>
+    </w:p>
+    <w:p>
+      <w:pPr>
+        <w:numPr>
+          <w:ilvl w:val="1"/>
+          <w:numId w:val="11"/>
+        </w:numPr>
+        <w:spacing w:line="360" w:lineRule="auto"/>
+        <w:ind w:left="840" w:leftChars="0" w:hanging="420" w:firstLineChars="0"/>
+        <w:rPr>
+          <w:rFonts w:hint="default" w:ascii="Sitka Subheading" w:hAnsi="Sitka Subheading" w:cs="Sitka Subheading"/>
+        </w:rPr>
+      </w:pPr>
+      <w:r>
+        <w:rPr>
+          <w:rFonts w:hint="default" w:ascii="Sitka Subheading" w:hAnsi="Sitka Subheading" w:cs="Sitka Subheading"/>
+        </w:rPr>
+        <w:t>ip link add veth-red type veth peer name veth-blue</w:t>
+      </w:r>
+    </w:p>
+    <w:p>
+      <w:pPr>
+        <w:numPr>
+          <w:ilvl w:val="1"/>
+          <w:numId w:val="11"/>
+        </w:numPr>
+        <w:spacing w:line="360" w:lineRule="auto"/>
+        <w:ind w:left="840" w:leftChars="0" w:hanging="420" w:firstLineChars="0"/>
+        <w:rPr>
+          <w:rFonts w:hint="default" w:ascii="Sitka Subheading" w:hAnsi="Sitka Subheading" w:cs="Sitka Subheading"/>
+        </w:rPr>
+      </w:pPr>
+    </w:p>
+    <w:p>
+      <w:pPr>
+        <w:numPr>
+          <w:ilvl w:val="1"/>
+          <w:numId w:val="11"/>
+        </w:numPr>
+        <w:spacing w:line="360" w:lineRule="auto"/>
+        <w:ind w:left="840" w:leftChars="0" w:hanging="420" w:firstLineChars="0"/>
+        <w:rPr>
+          <w:rFonts w:hint="default" w:ascii="Sitka Subheading" w:hAnsi="Sitka Subheading" w:cs="Sitka Subheading"/>
+        </w:rPr>
+      </w:pPr>
+      <w:r>
+        <w:rPr>
+          <w:rFonts w:hint="default" w:ascii="Sitka Subheading" w:hAnsi="Sitka Subheading" w:cs="Sitka Subheading"/>
+        </w:rPr>
+        <w:t>Connect veth to namespace</w:t>
+      </w:r>
+    </w:p>
+    <w:p>
+      <w:pPr>
+        <w:numPr>
+          <w:ilvl w:val="1"/>
+          <w:numId w:val="11"/>
+        </w:numPr>
+        <w:spacing w:line="360" w:lineRule="auto"/>
+        <w:ind w:left="840" w:leftChars="0" w:hanging="420" w:firstLineChars="0"/>
+        <w:rPr>
+          <w:rFonts w:hint="default" w:ascii="Sitka Subheading" w:hAnsi="Sitka Subheading" w:cs="Sitka Subheading"/>
+        </w:rPr>
+      </w:pPr>
+    </w:p>
+    <w:p>
+      <w:pPr>
+        <w:numPr>
+          <w:ilvl w:val="1"/>
+          <w:numId w:val="11"/>
+        </w:numPr>
+        <w:spacing w:line="360" w:lineRule="auto"/>
+        <w:ind w:left="840" w:leftChars="0" w:hanging="420" w:firstLineChars="0"/>
+        <w:rPr>
+          <w:rFonts w:hint="default" w:ascii="Sitka Subheading" w:hAnsi="Sitka Subheading" w:cs="Sitka Subheading"/>
+        </w:rPr>
+      </w:pPr>
+      <w:r>
+        <w:rPr>
+          <w:rFonts w:hint="default" w:ascii="Sitka Subheading" w:hAnsi="Sitka Subheading" w:cs="Sitka Subheading"/>
+        </w:rPr>
+        <w:t>ip link set &lt;veth-name&gt; netns &lt;namespace-name&gt;</w:t>
+      </w:r>
+    </w:p>
+    <w:p>
+      <w:pPr>
+        <w:numPr>
+          <w:ilvl w:val="1"/>
+          <w:numId w:val="11"/>
+        </w:numPr>
+        <w:spacing w:line="360" w:lineRule="auto"/>
+        <w:ind w:left="840" w:leftChars="0" w:hanging="420" w:firstLineChars="0"/>
+        <w:rPr>
+          <w:rFonts w:hint="default" w:ascii="Sitka Subheading" w:hAnsi="Sitka Subheading" w:cs="Sitka Subheading"/>
+        </w:rPr>
+      </w:pPr>
+    </w:p>
+    <w:p>
+      <w:pPr>
+        <w:numPr>
+          <w:ilvl w:val="1"/>
+          <w:numId w:val="11"/>
+        </w:numPr>
+        <w:spacing w:line="360" w:lineRule="auto"/>
+        <w:ind w:left="840" w:leftChars="0" w:hanging="420" w:firstLineChars="0"/>
+        <w:rPr>
+          <w:rFonts w:hint="default" w:ascii="Sitka Subheading" w:hAnsi="Sitka Subheading" w:cs="Sitka Subheading"/>
+        </w:rPr>
+      </w:pPr>
+      <w:r>
+        <w:rPr>
+          <w:rFonts w:hint="default" w:ascii="Sitka Subheading" w:hAnsi="Sitka Subheading" w:cs="Sitka Subheading"/>
+        </w:rPr>
+        <w:t>Example</w:t>
+      </w:r>
+    </w:p>
+    <w:p>
+      <w:pPr>
+        <w:numPr>
+          <w:ilvl w:val="1"/>
+          <w:numId w:val="11"/>
+        </w:numPr>
+        <w:spacing w:line="360" w:lineRule="auto"/>
+        <w:ind w:left="840" w:leftChars="0" w:hanging="420" w:firstLineChars="0"/>
+        <w:rPr>
+          <w:rFonts w:hint="default" w:ascii="Sitka Subheading" w:hAnsi="Sitka Subheading" w:cs="Sitka Subheading"/>
+        </w:rPr>
+      </w:pPr>
+    </w:p>
+    <w:p>
+      <w:pPr>
+        <w:numPr>
+          <w:ilvl w:val="1"/>
+          <w:numId w:val="11"/>
+        </w:numPr>
+        <w:spacing w:line="360" w:lineRule="auto"/>
+        <w:ind w:left="840" w:leftChars="0" w:hanging="420" w:firstLineChars="0"/>
+        <w:rPr>
+          <w:rFonts w:hint="default" w:ascii="Sitka Subheading" w:hAnsi="Sitka Subheading" w:cs="Sitka Subheading"/>
+        </w:rPr>
+      </w:pPr>
+      <w:r>
+        <w:rPr>
+          <w:rFonts w:hint="default" w:ascii="Sitka Subheading" w:hAnsi="Sitka Subheading" w:cs="Sitka Subheading"/>
+        </w:rPr>
+        <w:t>ip link set veth-red netns red</w:t>
+      </w:r>
+    </w:p>
+    <w:p>
+      <w:pPr>
+        <w:numPr>
+          <w:ilvl w:val="1"/>
+          <w:numId w:val="11"/>
+        </w:numPr>
+        <w:spacing w:line="360" w:lineRule="auto"/>
+        <w:ind w:left="840" w:leftChars="0" w:hanging="420" w:firstLineChars="0"/>
+        <w:rPr>
+          <w:rFonts w:hint="default" w:ascii="Sitka Subheading" w:hAnsi="Sitka Subheading" w:cs="Sitka Subheading"/>
+        </w:rPr>
+      </w:pPr>
+    </w:p>
+    <w:p>
+      <w:pPr>
+        <w:numPr>
+          <w:ilvl w:val="1"/>
+          <w:numId w:val="11"/>
+        </w:numPr>
+        <w:spacing w:line="360" w:lineRule="auto"/>
+        <w:ind w:left="840" w:leftChars="0" w:hanging="420" w:firstLineChars="0"/>
+        <w:rPr>
+          <w:rFonts w:hint="default" w:ascii="Sitka Subheading" w:hAnsi="Sitka Subheading" w:cs="Sitka Subheading"/>
+        </w:rPr>
+      </w:pPr>
+      <w:r>
+        <w:rPr>
+          <w:rFonts w:hint="default" w:ascii="Sitka Subheading" w:hAnsi="Sitka Subheading" w:cs="Sitka Subheading"/>
+        </w:rPr>
+        <w:t>Bring interface up inside namespace</w:t>
+      </w:r>
+    </w:p>
+    <w:p>
+      <w:pPr>
+        <w:numPr>
+          <w:ilvl w:val="1"/>
+          <w:numId w:val="11"/>
+        </w:numPr>
+        <w:spacing w:line="360" w:lineRule="auto"/>
+        <w:ind w:left="840" w:leftChars="0" w:hanging="420" w:firstLineChars="0"/>
+        <w:rPr>
+          <w:rFonts w:hint="default" w:ascii="Sitka Subheading" w:hAnsi="Sitka Subheading" w:cs="Sitka Subheading"/>
+        </w:rPr>
+      </w:pPr>
+    </w:p>
+    <w:p>
+      <w:pPr>
+        <w:numPr>
+          <w:ilvl w:val="1"/>
+          <w:numId w:val="11"/>
+        </w:numPr>
+        <w:spacing w:line="360" w:lineRule="auto"/>
+        <w:ind w:left="840" w:leftChars="0" w:hanging="420" w:firstLineChars="0"/>
+        <w:rPr>
+          <w:rFonts w:hint="default" w:ascii="Sitka Subheading" w:hAnsi="Sitka Subheading" w:cs="Sitka Subheading"/>
+        </w:rPr>
+      </w:pPr>
+      <w:r>
+        <w:rPr>
+          <w:rFonts w:hint="default" w:ascii="Sitka Subheading" w:hAnsi="Sitka Subheading" w:cs="Sitka Subheading"/>
+        </w:rPr>
+        <w:t>ip netns exec &lt;namespace-name&gt; ip link set &lt;interface-name&gt; up</w:t>
+      </w:r>
+    </w:p>
+    <w:p>
+      <w:pPr>
+        <w:numPr>
+          <w:ilvl w:val="1"/>
+          <w:numId w:val="11"/>
+        </w:numPr>
+        <w:spacing w:line="360" w:lineRule="auto"/>
+        <w:ind w:left="840" w:leftChars="0" w:hanging="420" w:firstLineChars="0"/>
+        <w:rPr>
+          <w:rFonts w:hint="default" w:ascii="Sitka Subheading" w:hAnsi="Sitka Subheading" w:cs="Sitka Subheading"/>
+        </w:rPr>
+      </w:pPr>
+    </w:p>
+    <w:p>
+      <w:pPr>
+        <w:numPr>
+          <w:ilvl w:val="1"/>
+          <w:numId w:val="11"/>
+        </w:numPr>
+        <w:spacing w:line="360" w:lineRule="auto"/>
+        <w:ind w:left="840" w:leftChars="0" w:hanging="420" w:firstLineChars="0"/>
+        <w:rPr>
+          <w:rFonts w:hint="default" w:ascii="Sitka Subheading" w:hAnsi="Sitka Subheading" w:cs="Sitka Subheading"/>
+        </w:rPr>
+      </w:pPr>
+      <w:r>
+        <w:rPr>
+          <w:rFonts w:hint="default" w:ascii="Sitka Subheading" w:hAnsi="Sitka Subheading" w:cs="Sitka Subheading"/>
+        </w:rPr>
+        <w:t>Examples</w:t>
+      </w:r>
+    </w:p>
+    <w:p>
+      <w:pPr>
+        <w:numPr>
+          <w:ilvl w:val="1"/>
+          <w:numId w:val="11"/>
+        </w:numPr>
+        <w:spacing w:line="360" w:lineRule="auto"/>
+        <w:ind w:left="840" w:leftChars="0" w:hanging="420" w:firstLineChars="0"/>
+        <w:rPr>
+          <w:rFonts w:hint="default" w:ascii="Sitka Subheading" w:hAnsi="Sitka Subheading" w:cs="Sitka Subheading"/>
+        </w:rPr>
+      </w:pPr>
+    </w:p>
+    <w:p>
+      <w:pPr>
+        <w:numPr>
+          <w:ilvl w:val="1"/>
+          <w:numId w:val="11"/>
+        </w:numPr>
+        <w:spacing w:line="360" w:lineRule="auto"/>
+        <w:ind w:left="840" w:leftChars="0" w:hanging="420" w:firstLineChars="0"/>
+        <w:rPr>
+          <w:rFonts w:hint="default" w:ascii="Sitka Subheading" w:hAnsi="Sitka Subheading" w:cs="Sitka Subheading"/>
+        </w:rPr>
+      </w:pPr>
+      <w:r>
+        <w:rPr>
+          <w:rFonts w:hint="default" w:ascii="Sitka Subheading" w:hAnsi="Sitka Subheading" w:cs="Sitka Subheading"/>
+        </w:rPr>
+        <w:t>ip netns exec red ip link set lo up</w:t>
+      </w:r>
+    </w:p>
+    <w:p>
+      <w:pPr>
+        <w:numPr>
+          <w:ilvl w:val="1"/>
+          <w:numId w:val="11"/>
+        </w:numPr>
+        <w:spacing w:line="360" w:lineRule="auto"/>
+        <w:ind w:left="840" w:leftChars="0" w:hanging="420" w:firstLineChars="0"/>
+        <w:rPr>
+          <w:rFonts w:hint="default" w:ascii="Sitka Subheading" w:hAnsi="Sitka Subheading" w:cs="Sitka Subheading"/>
+        </w:rPr>
+      </w:pPr>
+    </w:p>
+    <w:p>
+      <w:pPr>
+        <w:numPr>
+          <w:ilvl w:val="1"/>
+          <w:numId w:val="11"/>
+        </w:numPr>
+        <w:spacing w:line="360" w:lineRule="auto"/>
+        <w:ind w:left="840" w:leftChars="0" w:hanging="420" w:firstLineChars="0"/>
+        <w:rPr>
+          <w:rFonts w:hint="default" w:ascii="Sitka Subheading" w:hAnsi="Sitka Subheading" w:cs="Sitka Subheading"/>
+        </w:rPr>
+      </w:pPr>
+      <w:r>
+        <w:rPr>
+          <w:rFonts w:hint="default" w:ascii="Sitka Subheading" w:hAnsi="Sitka Subheading" w:cs="Sitka Subheading"/>
+        </w:rPr>
+        <w:t>ip netns exec red ip link set veth-red up</w:t>
+      </w:r>
+    </w:p>
+    <w:p>
+      <w:pPr>
+        <w:numPr>
+          <w:ilvl w:val="1"/>
+          <w:numId w:val="11"/>
+        </w:numPr>
+        <w:spacing w:line="360" w:lineRule="auto"/>
+        <w:ind w:left="840" w:leftChars="0" w:hanging="420" w:firstLineChars="0"/>
+        <w:rPr>
+          <w:rFonts w:hint="default" w:ascii="Sitka Subheading" w:hAnsi="Sitka Subheading" w:cs="Sitka Subheading"/>
+        </w:rPr>
+      </w:pPr>
+    </w:p>
+    <w:p>
+      <w:pPr>
+        <w:numPr>
+          <w:ilvl w:val="1"/>
+          <w:numId w:val="11"/>
+        </w:numPr>
+        <w:spacing w:line="360" w:lineRule="auto"/>
+        <w:ind w:left="840" w:leftChars="0" w:hanging="420" w:firstLineChars="0"/>
+        <w:rPr>
+          <w:rFonts w:hint="default" w:ascii="Sitka Subheading" w:hAnsi="Sitka Subheading" w:cs="Sitka Subheading"/>
+        </w:rPr>
+      </w:pPr>
+      <w:r>
+        <w:rPr>
+          <w:rFonts w:hint="default" w:ascii="Sitka Subheading" w:hAnsi="Sitka Subheading" w:cs="Sitka Subheading"/>
+        </w:rPr>
+        <w:t>Assign IP inside namespace</w:t>
+      </w:r>
+    </w:p>
+    <w:p>
+      <w:pPr>
+        <w:numPr>
+          <w:ilvl w:val="1"/>
+          <w:numId w:val="11"/>
+        </w:numPr>
+        <w:spacing w:line="360" w:lineRule="auto"/>
+        <w:ind w:left="840" w:leftChars="0" w:hanging="420" w:firstLineChars="0"/>
+        <w:rPr>
+          <w:rFonts w:hint="default" w:ascii="Sitka Subheading" w:hAnsi="Sitka Subheading" w:cs="Sitka Subheading"/>
+        </w:rPr>
+      </w:pPr>
+    </w:p>
+    <w:p>
+      <w:pPr>
+        <w:numPr>
+          <w:ilvl w:val="1"/>
+          <w:numId w:val="11"/>
+        </w:numPr>
+        <w:spacing w:line="360" w:lineRule="auto"/>
+        <w:ind w:left="840" w:leftChars="0" w:hanging="420" w:firstLineChars="0"/>
+        <w:rPr>
+          <w:rFonts w:hint="default" w:ascii="Sitka Subheading" w:hAnsi="Sitka Subheading" w:cs="Sitka Subheading"/>
+        </w:rPr>
+      </w:pPr>
+      <w:r>
+        <w:rPr>
+          <w:rFonts w:hint="default" w:ascii="Sitka Subheading" w:hAnsi="Sitka Subheading" w:cs="Sitka Subheading"/>
+        </w:rPr>
+        <w:t>ip netns exec &lt;namespace-name&gt; ip addr add &lt;ip&gt;/&lt;mask&gt; dev &lt;interface-name&gt;</w:t>
+      </w:r>
+    </w:p>
+    <w:p>
+      <w:pPr>
+        <w:numPr>
+          <w:ilvl w:val="1"/>
+          <w:numId w:val="11"/>
+        </w:numPr>
+        <w:spacing w:line="360" w:lineRule="auto"/>
+        <w:ind w:left="840" w:leftChars="0" w:hanging="420" w:firstLineChars="0"/>
+        <w:rPr>
+          <w:rFonts w:hint="default" w:ascii="Sitka Subheading" w:hAnsi="Sitka Subheading" w:cs="Sitka Subheading"/>
+        </w:rPr>
+      </w:pPr>
+    </w:p>
+    <w:p>
+      <w:pPr>
+        <w:numPr>
+          <w:ilvl w:val="1"/>
+          <w:numId w:val="11"/>
+        </w:numPr>
+        <w:spacing w:line="360" w:lineRule="auto"/>
+        <w:ind w:left="840" w:leftChars="0" w:hanging="420" w:firstLineChars="0"/>
+        <w:rPr>
+          <w:rFonts w:hint="default" w:ascii="Sitka Subheading" w:hAnsi="Sitka Subheading" w:cs="Sitka Subheading"/>
+        </w:rPr>
+      </w:pPr>
+      <w:r>
+        <w:rPr>
+          <w:rFonts w:hint="default" w:ascii="Sitka Subheading" w:hAnsi="Sitka Subheading" w:cs="Sitka Subheading"/>
+        </w:rPr>
+        <w:t>Examples</w:t>
+      </w:r>
+    </w:p>
+    <w:p>
+      <w:pPr>
+        <w:numPr>
+          <w:ilvl w:val="1"/>
+          <w:numId w:val="11"/>
+        </w:numPr>
+        <w:spacing w:line="360" w:lineRule="auto"/>
+        <w:ind w:left="840" w:leftChars="0" w:hanging="420" w:firstLineChars="0"/>
+        <w:rPr>
+          <w:rFonts w:hint="default" w:ascii="Sitka Subheading" w:hAnsi="Sitka Subheading" w:cs="Sitka Subheading"/>
+        </w:rPr>
+      </w:pPr>
+    </w:p>
+    <w:p>
+      <w:pPr>
+        <w:numPr>
+          <w:ilvl w:val="1"/>
+          <w:numId w:val="11"/>
+        </w:numPr>
+        <w:spacing w:line="360" w:lineRule="auto"/>
+        <w:ind w:left="840" w:leftChars="0" w:hanging="420" w:firstLineChars="0"/>
+        <w:rPr>
+          <w:rFonts w:hint="default" w:ascii="Sitka Subheading" w:hAnsi="Sitka Subheading" w:cs="Sitka Subheading"/>
+        </w:rPr>
+      </w:pPr>
+      <w:r>
+        <w:rPr>
+          <w:rFonts w:hint="default" w:ascii="Sitka Subheading" w:hAnsi="Sitka Subheading" w:cs="Sitka Subheading"/>
+        </w:rPr>
+        <w:t>ip netns exec red ip addr add 192.168.15.2/24 dev veth-red</w:t>
+      </w:r>
+    </w:p>
+    <w:p>
+      <w:pPr>
+        <w:numPr>
+          <w:ilvl w:val="1"/>
+          <w:numId w:val="11"/>
+        </w:numPr>
+        <w:spacing w:line="360" w:lineRule="auto"/>
+        <w:ind w:left="840" w:leftChars="0" w:hanging="420" w:firstLineChars="0"/>
+        <w:rPr>
+          <w:rFonts w:hint="default" w:ascii="Sitka Subheading" w:hAnsi="Sitka Subheading" w:cs="Sitka Subheading"/>
+        </w:rPr>
+      </w:pPr>
+    </w:p>
+    <w:p>
+      <w:pPr>
+        <w:numPr>
+          <w:ilvl w:val="1"/>
+          <w:numId w:val="11"/>
+        </w:numPr>
+        <w:spacing w:line="360" w:lineRule="auto"/>
+        <w:ind w:left="840" w:leftChars="0" w:hanging="420" w:firstLineChars="0"/>
+        <w:rPr>
+          <w:rFonts w:hint="default" w:ascii="Sitka Subheading" w:hAnsi="Sitka Subheading" w:cs="Sitka Subheading"/>
+        </w:rPr>
+      </w:pPr>
+      <w:r>
+        <w:rPr>
+          <w:rFonts w:hint="default" w:ascii="Sitka Subheading" w:hAnsi="Sitka Subheading" w:cs="Sitka Subheading"/>
+        </w:rPr>
+        <w:t>ip netns exec blue ip addr add 192.168.15.3/24 dev veth-blue</w:t>
+      </w:r>
+    </w:p>
+    <w:p>
+      <w:pPr>
+        <w:numPr>
+          <w:ilvl w:val="1"/>
+          <w:numId w:val="11"/>
+        </w:numPr>
+        <w:spacing w:line="360" w:lineRule="auto"/>
+        <w:ind w:left="840" w:leftChars="0" w:hanging="420" w:firstLineChars="0"/>
+        <w:rPr>
+          <w:rFonts w:hint="default" w:ascii="Sitka Subheading" w:hAnsi="Sitka Subheading" w:cs="Sitka Subheading"/>
+        </w:rPr>
+      </w:pPr>
+    </w:p>
+    <w:p>
+      <w:pPr>
+        <w:numPr>
+          <w:ilvl w:val="1"/>
+          <w:numId w:val="11"/>
+        </w:numPr>
+        <w:spacing w:line="360" w:lineRule="auto"/>
+        <w:ind w:left="840" w:leftChars="0" w:hanging="420" w:firstLineChars="0"/>
+        <w:rPr>
+          <w:rFonts w:hint="default" w:ascii="Sitka Subheading" w:hAnsi="Sitka Subheading" w:cs="Sitka Subheading"/>
+        </w:rPr>
+      </w:pPr>
+      <w:r>
+        <w:rPr>
+          <w:rFonts w:hint="default" w:ascii="Sitka Subheading" w:hAnsi="Sitka Subheading" w:cs="Sitka Subheading"/>
+        </w:rPr>
+        <w:t>Ping from namespace</w:t>
+      </w:r>
+    </w:p>
+    <w:p>
+      <w:pPr>
+        <w:numPr>
+          <w:ilvl w:val="1"/>
+          <w:numId w:val="11"/>
+        </w:numPr>
+        <w:spacing w:line="360" w:lineRule="auto"/>
+        <w:ind w:left="840" w:leftChars="0" w:hanging="420" w:firstLineChars="0"/>
+        <w:rPr>
+          <w:rFonts w:hint="default" w:ascii="Sitka Subheading" w:hAnsi="Sitka Subheading" w:cs="Sitka Subheading"/>
+        </w:rPr>
+      </w:pPr>
+    </w:p>
+    <w:p>
+      <w:pPr>
+        <w:numPr>
+          <w:ilvl w:val="1"/>
+          <w:numId w:val="11"/>
+        </w:numPr>
+        <w:spacing w:line="360" w:lineRule="auto"/>
+        <w:ind w:left="840" w:leftChars="0" w:hanging="420" w:firstLineChars="0"/>
+        <w:rPr>
+          <w:rFonts w:hint="default" w:ascii="Sitka Subheading" w:hAnsi="Sitka Subheading" w:cs="Sitka Subheading"/>
+        </w:rPr>
+      </w:pPr>
+      <w:r>
+        <w:rPr>
+          <w:rFonts w:hint="default" w:ascii="Sitka Subheading" w:hAnsi="Sitka Subheading" w:cs="Sitka Subheading"/>
+        </w:rPr>
+        <w:t>ip netns exec &lt;namespace-name&gt; ping -c 4 &lt;ip&gt;</w:t>
+      </w:r>
+    </w:p>
+    <w:p>
+      <w:pPr>
+        <w:numPr>
+          <w:ilvl w:val="1"/>
+          <w:numId w:val="11"/>
+        </w:numPr>
+        <w:spacing w:line="360" w:lineRule="auto"/>
+        <w:ind w:left="840" w:leftChars="0" w:hanging="420" w:firstLineChars="0"/>
+        <w:rPr>
+          <w:rFonts w:hint="default" w:ascii="Sitka Subheading" w:hAnsi="Sitka Subheading" w:cs="Sitka Subheading"/>
+        </w:rPr>
+      </w:pPr>
+    </w:p>
+    <w:p>
+      <w:pPr>
+        <w:numPr>
+          <w:ilvl w:val="1"/>
+          <w:numId w:val="11"/>
+        </w:numPr>
+        <w:spacing w:line="360" w:lineRule="auto"/>
+        <w:ind w:left="840" w:leftChars="0" w:hanging="420" w:firstLineChars="0"/>
+        <w:rPr>
+          <w:rFonts w:hint="default" w:ascii="Sitka Subheading" w:hAnsi="Sitka Subheading" w:cs="Sitka Subheading"/>
+        </w:rPr>
+      </w:pPr>
+      <w:r>
+        <w:rPr>
+          <w:rFonts w:hint="default" w:ascii="Sitka Subheading" w:hAnsi="Sitka Subheading" w:cs="Sitka Subheading"/>
+        </w:rPr>
+        <w:t>Examples</w:t>
+      </w:r>
+    </w:p>
+    <w:p>
+      <w:pPr>
+        <w:numPr>
+          <w:ilvl w:val="1"/>
+          <w:numId w:val="11"/>
+        </w:numPr>
+        <w:spacing w:line="360" w:lineRule="auto"/>
+        <w:ind w:left="840" w:leftChars="0" w:hanging="420" w:firstLineChars="0"/>
+        <w:rPr>
+          <w:rFonts w:hint="default" w:ascii="Sitka Subheading" w:hAnsi="Sitka Subheading" w:cs="Sitka Subheading"/>
+        </w:rPr>
+      </w:pPr>
+    </w:p>
+    <w:p>
+      <w:pPr>
+        <w:numPr>
+          <w:ilvl w:val="1"/>
+          <w:numId w:val="11"/>
+        </w:numPr>
+        <w:spacing w:line="360" w:lineRule="auto"/>
+        <w:ind w:left="840" w:leftChars="0" w:hanging="420" w:firstLineChars="0"/>
+        <w:rPr>
+          <w:rFonts w:hint="default" w:ascii="Sitka Subheading" w:hAnsi="Sitka Subheading" w:cs="Sitka Subheading"/>
+        </w:rPr>
+      </w:pPr>
+      <w:r>
+        <w:rPr>
+          <w:rFonts w:hint="default" w:ascii="Sitka Subheading" w:hAnsi="Sitka Subheading" w:cs="Sitka Subheading"/>
+        </w:rPr>
+        <w:t>ip netns exec red ping -c 4 192.168.15.3</w:t>
+      </w:r>
+    </w:p>
+    <w:p>
+      <w:pPr>
+        <w:numPr>
+          <w:ilvl w:val="1"/>
+          <w:numId w:val="11"/>
+        </w:numPr>
+        <w:spacing w:line="360" w:lineRule="auto"/>
+        <w:ind w:left="840" w:leftChars="0" w:hanging="420" w:firstLineChars="0"/>
+        <w:rPr>
+          <w:rFonts w:hint="default" w:ascii="Sitka Subheading" w:hAnsi="Sitka Subheading" w:cs="Sitka Subheading"/>
+        </w:rPr>
+      </w:pPr>
+    </w:p>
+    <w:p>
+      <w:pPr>
+        <w:numPr>
+          <w:ilvl w:val="1"/>
+          <w:numId w:val="11"/>
+        </w:numPr>
+        <w:spacing w:line="360" w:lineRule="auto"/>
+        <w:ind w:left="840" w:leftChars="0" w:hanging="420" w:firstLineChars="0"/>
+        <w:rPr>
+          <w:rFonts w:hint="default" w:ascii="Sitka Subheading" w:hAnsi="Sitka Subheading" w:cs="Sitka Subheading"/>
+        </w:rPr>
+      </w:pPr>
+      <w:r>
+        <w:rPr>
+          <w:rFonts w:hint="default" w:ascii="Sitka Subheading" w:hAnsi="Sitka Subheading" w:cs="Sitka Subheading"/>
+        </w:rPr>
+        <w:t>ip netns exec blue ping -c 4 192.168.15.2</w:t>
+      </w:r>
+    </w:p>
+    <w:p>
+      <w:pPr>
+        <w:numPr>
+          <w:ilvl w:val="1"/>
+          <w:numId w:val="11"/>
+        </w:numPr>
+        <w:spacing w:line="360" w:lineRule="auto"/>
+        <w:ind w:left="840" w:leftChars="0" w:hanging="420" w:firstLineChars="0"/>
+        <w:rPr>
+          <w:rFonts w:hint="default" w:ascii="Sitka Subheading" w:hAnsi="Sitka Subheading" w:cs="Sitka Subheading"/>
+        </w:rPr>
+      </w:pPr>
+    </w:p>
+    <w:p>
+      <w:pPr>
+        <w:numPr>
+          <w:ilvl w:val="1"/>
+          <w:numId w:val="11"/>
+        </w:numPr>
+        <w:spacing w:line="360" w:lineRule="auto"/>
+        <w:ind w:left="840" w:leftChars="0" w:hanging="420" w:firstLineChars="0"/>
+        <w:rPr>
+          <w:rFonts w:hint="default" w:ascii="Sitka Subheading" w:hAnsi="Sitka Subheading" w:cs="Sitka Subheading"/>
+        </w:rPr>
+      </w:pPr>
+      <w:r>
+        <w:rPr>
+          <w:rFonts w:hint="default" w:ascii="Sitka Subheading" w:hAnsi="Sitka Subheading" w:cs="Sitka Subheading"/>
+        </w:rPr>
+        <w:t>Ping from host</w:t>
+      </w:r>
+    </w:p>
+    <w:p>
+      <w:pPr>
+        <w:numPr>
+          <w:ilvl w:val="1"/>
+          <w:numId w:val="11"/>
+        </w:numPr>
+        <w:spacing w:line="360" w:lineRule="auto"/>
+        <w:ind w:left="840" w:leftChars="0" w:hanging="420" w:firstLineChars="0"/>
+        <w:rPr>
+          <w:rFonts w:hint="default" w:ascii="Sitka Subheading" w:hAnsi="Sitka Subheading" w:cs="Sitka Subheading"/>
+        </w:rPr>
+      </w:pPr>
+    </w:p>
+    <w:p>
+      <w:pPr>
+        <w:numPr>
+          <w:ilvl w:val="1"/>
+          <w:numId w:val="11"/>
+        </w:numPr>
+        <w:spacing w:line="360" w:lineRule="auto"/>
+        <w:ind w:left="840" w:leftChars="0" w:hanging="420" w:firstLineChars="0"/>
+        <w:rPr>
+          <w:rFonts w:hint="default" w:ascii="Sitka Subheading" w:hAnsi="Sitka Subheading" w:cs="Sitka Subheading"/>
+        </w:rPr>
+      </w:pPr>
+      <w:r>
+        <w:rPr>
+          <w:rFonts w:hint="default" w:ascii="Sitka Subheading" w:hAnsi="Sitka Subheading" w:cs="Sitka Subheading"/>
+        </w:rPr>
+        <w:t>ping -c 4 &lt;ip&gt;</w:t>
+      </w:r>
+    </w:p>
+    <w:p>
+      <w:pPr>
+        <w:numPr>
+          <w:ilvl w:val="1"/>
+          <w:numId w:val="11"/>
+        </w:numPr>
+        <w:spacing w:line="360" w:lineRule="auto"/>
+        <w:ind w:left="840" w:leftChars="0" w:hanging="420" w:firstLineChars="0"/>
+        <w:rPr>
+          <w:rFonts w:hint="default" w:ascii="Sitka Subheading" w:hAnsi="Sitka Subheading" w:cs="Sitka Subheading"/>
+        </w:rPr>
+      </w:pPr>
+    </w:p>
+    <w:p>
+      <w:pPr>
+        <w:numPr>
+          <w:ilvl w:val="1"/>
+          <w:numId w:val="11"/>
+        </w:numPr>
+        <w:spacing w:line="360" w:lineRule="auto"/>
+        <w:ind w:left="840" w:leftChars="0" w:hanging="420" w:firstLineChars="0"/>
+        <w:rPr>
+          <w:rFonts w:hint="default" w:ascii="Sitka Subheading" w:hAnsi="Sitka Subheading" w:cs="Sitka Subheading"/>
+        </w:rPr>
+      </w:pPr>
+      <w:r>
+        <w:rPr>
+          <w:rFonts w:hint="default" w:ascii="Sitka Subheading" w:hAnsi="Sitka Subheading" w:cs="Sitka Subheading"/>
+        </w:rPr>
+        <w:t>Examples</w:t>
+      </w:r>
+    </w:p>
+    <w:p>
+      <w:pPr>
+        <w:numPr>
+          <w:ilvl w:val="1"/>
+          <w:numId w:val="11"/>
+        </w:numPr>
+        <w:spacing w:line="360" w:lineRule="auto"/>
+        <w:ind w:left="840" w:leftChars="0" w:hanging="420" w:firstLineChars="0"/>
+        <w:rPr>
+          <w:rFonts w:hint="default" w:ascii="Sitka Subheading" w:hAnsi="Sitka Subheading" w:cs="Sitka Subheading"/>
+        </w:rPr>
+      </w:pPr>
+    </w:p>
+    <w:p>
+      <w:pPr>
+        <w:numPr>
+          <w:ilvl w:val="1"/>
+          <w:numId w:val="11"/>
+        </w:numPr>
+        <w:spacing w:line="360" w:lineRule="auto"/>
+        <w:ind w:left="840" w:leftChars="0" w:hanging="420" w:firstLineChars="0"/>
+        <w:rPr>
+          <w:rFonts w:hint="default" w:ascii="Sitka Subheading" w:hAnsi="Sitka Subheading" w:cs="Sitka Subheading"/>
+        </w:rPr>
+      </w:pPr>
+      <w:r>
+        <w:rPr>
+          <w:rFonts w:hint="default" w:ascii="Sitka Subheading" w:hAnsi="Sitka Subheading" w:cs="Sitka Subheading"/>
+        </w:rPr>
+        <w:t>ping -c 4 192.168.15.2</w:t>
+      </w:r>
+    </w:p>
+    <w:p>
+      <w:pPr>
+        <w:numPr>
+          <w:ilvl w:val="1"/>
+          <w:numId w:val="11"/>
+        </w:numPr>
+        <w:spacing w:line="360" w:lineRule="auto"/>
+        <w:ind w:left="840" w:leftChars="0" w:hanging="420" w:firstLineChars="0"/>
+        <w:rPr>
+          <w:rFonts w:hint="default" w:ascii="Sitka Subheading" w:hAnsi="Sitka Subheading" w:cs="Sitka Subheading"/>
+        </w:rPr>
+      </w:pPr>
+    </w:p>
+    <w:p>
+      <w:pPr>
+        <w:numPr>
+          <w:ilvl w:val="1"/>
+          <w:numId w:val="11"/>
+        </w:numPr>
+        <w:spacing w:line="360" w:lineRule="auto"/>
+        <w:ind w:left="840" w:leftChars="0" w:hanging="420" w:firstLineChars="0"/>
+        <w:rPr>
+          <w:rFonts w:hint="default" w:ascii="Sitka Subheading" w:hAnsi="Sitka Subheading" w:cs="Sitka Subheading"/>
+        </w:rPr>
+      </w:pPr>
+      <w:r>
+        <w:rPr>
+          <w:rFonts w:hint="default" w:ascii="Sitka Subheading" w:hAnsi="Sitka Subheading" w:cs="Sitka Subheading"/>
+        </w:rPr>
+        <w:t>ping -c 4 192.168.15.3</w:t>
+      </w:r>
+    </w:p>
+    <w:p>
+      <w:pPr>
+        <w:numPr>
+          <w:ilvl w:val="1"/>
+          <w:numId w:val="11"/>
+        </w:numPr>
+        <w:spacing w:line="360" w:lineRule="auto"/>
+        <w:ind w:left="840" w:leftChars="0" w:hanging="420" w:firstLineChars="0"/>
+        <w:rPr>
+          <w:rFonts w:hint="default" w:ascii="Sitka Subheading" w:hAnsi="Sitka Subheading" w:cs="Sitka Subheading"/>
+        </w:rPr>
+      </w:pPr>
+    </w:p>
+    <w:p>
+      <w:pPr>
+        <w:numPr>
+          <w:ilvl w:val="1"/>
+          <w:numId w:val="11"/>
+        </w:numPr>
+        <w:spacing w:line="360" w:lineRule="auto"/>
+        <w:ind w:left="840" w:leftChars="0" w:hanging="420" w:firstLineChars="0"/>
+        <w:rPr>
+          <w:rFonts w:hint="default" w:ascii="Sitka Subheading" w:hAnsi="Sitka Subheading" w:cs="Sitka Subheading"/>
+        </w:rPr>
+      </w:pPr>
+      <w:r>
+        <w:rPr>
+          <w:rFonts w:hint="default" w:ascii="Sitka Subheading" w:hAnsi="Sitka Subheading" w:cs="Sitka Subheading"/>
+        </w:rPr>
+        <w:t>Add route in host</w:t>
+      </w:r>
+    </w:p>
+    <w:p>
+      <w:pPr>
+        <w:numPr>
+          <w:ilvl w:val="1"/>
+          <w:numId w:val="11"/>
+        </w:numPr>
+        <w:spacing w:line="360" w:lineRule="auto"/>
+        <w:ind w:left="840" w:leftChars="0" w:hanging="420" w:firstLineChars="0"/>
+        <w:rPr>
+          <w:rFonts w:hint="default" w:ascii="Sitka Subheading" w:hAnsi="Sitka Subheading" w:cs="Sitka Subheading"/>
+        </w:rPr>
+      </w:pPr>
+    </w:p>
+    <w:p>
+      <w:pPr>
+        <w:numPr>
+          <w:ilvl w:val="1"/>
+          <w:numId w:val="11"/>
+        </w:numPr>
+        <w:spacing w:line="360" w:lineRule="auto"/>
+        <w:ind w:left="840" w:leftChars="0" w:hanging="420" w:firstLineChars="0"/>
+        <w:rPr>
+          <w:rFonts w:hint="default" w:ascii="Sitka Subheading" w:hAnsi="Sitka Subheading" w:cs="Sitka Subheading"/>
+        </w:rPr>
+      </w:pPr>
+      <w:r>
+        <w:rPr>
+          <w:rFonts w:hint="default" w:ascii="Sitka Subheading" w:hAnsi="Sitka Subheading" w:cs="Sitka Subheading"/>
+        </w:rPr>
+        <w:t>ip route add &lt;network-ip&gt; via &lt;gateway-ip&gt;</w:t>
+      </w:r>
+    </w:p>
+    <w:p>
+      <w:pPr>
+        <w:numPr>
+          <w:ilvl w:val="1"/>
+          <w:numId w:val="11"/>
+        </w:numPr>
+        <w:spacing w:line="360" w:lineRule="auto"/>
+        <w:ind w:left="840" w:leftChars="0" w:hanging="420" w:firstLineChars="0"/>
+        <w:rPr>
+          <w:rFonts w:hint="default" w:ascii="Sitka Subheading" w:hAnsi="Sitka Subheading" w:cs="Sitka Subheading"/>
+        </w:rPr>
+      </w:pPr>
+    </w:p>
+    <w:p>
+      <w:pPr>
+        <w:numPr>
+          <w:ilvl w:val="1"/>
+          <w:numId w:val="11"/>
+        </w:numPr>
+        <w:spacing w:line="360" w:lineRule="auto"/>
+        <w:ind w:left="840" w:leftChars="0" w:hanging="420" w:firstLineChars="0"/>
+        <w:rPr>
+          <w:rFonts w:hint="default" w:ascii="Sitka Subheading" w:hAnsi="Sitka Subheading" w:cs="Sitka Subheading"/>
+        </w:rPr>
+      </w:pPr>
+      <w:r>
+        <w:rPr>
+          <w:rFonts w:hint="default" w:ascii="Sitka Subheading" w:hAnsi="Sitka Subheading" w:cs="Sitka Subheading"/>
+        </w:rPr>
+        <w:t>Example</w:t>
+      </w:r>
+    </w:p>
+    <w:p>
+      <w:pPr>
+        <w:numPr>
+          <w:ilvl w:val="1"/>
+          <w:numId w:val="11"/>
+        </w:numPr>
+        <w:spacing w:line="360" w:lineRule="auto"/>
+        <w:ind w:left="840" w:leftChars="0" w:hanging="420" w:firstLineChars="0"/>
+        <w:rPr>
+          <w:rFonts w:hint="default" w:ascii="Sitka Subheading" w:hAnsi="Sitka Subheading" w:cs="Sitka Subheading"/>
+        </w:rPr>
+      </w:pPr>
+    </w:p>
+    <w:p>
+      <w:pPr>
+        <w:numPr>
+          <w:ilvl w:val="1"/>
+          <w:numId w:val="11"/>
+        </w:numPr>
+        <w:spacing w:line="360" w:lineRule="auto"/>
+        <w:ind w:left="840" w:leftChars="0" w:hanging="420" w:firstLineChars="0"/>
+        <w:rPr>
+          <w:rFonts w:hint="default" w:ascii="Sitka Subheading" w:hAnsi="Sitka Subheading" w:cs="Sitka Subheading"/>
+        </w:rPr>
+      </w:pPr>
+      <w:r>
+        <w:rPr>
+          <w:rFonts w:hint="default" w:ascii="Sitka Subheading" w:hAnsi="Sitka Subheading" w:cs="Sitka Subheading"/>
+        </w:rPr>
+        <w:t>ip route add 192.168.15.0 via 192.168.25.2</w:t>
+      </w:r>
+    </w:p>
+    <w:p>
+      <w:pPr>
+        <w:numPr>
+          <w:ilvl w:val="1"/>
+          <w:numId w:val="11"/>
+        </w:numPr>
+        <w:spacing w:line="360" w:lineRule="auto"/>
+        <w:ind w:left="840" w:leftChars="0" w:hanging="420" w:firstLineChars="0"/>
+        <w:rPr>
+          <w:rFonts w:hint="default" w:ascii="Sitka Subheading" w:hAnsi="Sitka Subheading" w:cs="Sitka Subheading"/>
+        </w:rPr>
+      </w:pPr>
+    </w:p>
+    <w:p>
+      <w:pPr>
+        <w:numPr>
+          <w:ilvl w:val="1"/>
+          <w:numId w:val="11"/>
+        </w:numPr>
+        <w:spacing w:line="360" w:lineRule="auto"/>
+        <w:ind w:left="840" w:leftChars="0" w:hanging="420" w:firstLineChars="0"/>
+        <w:rPr>
+          <w:rFonts w:hint="default" w:ascii="Sitka Subheading" w:hAnsi="Sitka Subheading" w:cs="Sitka Subheading"/>
+        </w:rPr>
+      </w:pPr>
+      <w:r>
+        <w:rPr>
+          <w:rFonts w:hint="default" w:ascii="Sitka Subheading" w:hAnsi="Sitka Subheading" w:cs="Sitka Subheading"/>
+        </w:rPr>
+        <w:t>Delete interface</w:t>
+      </w:r>
+    </w:p>
+    <w:p>
+      <w:pPr>
+        <w:numPr>
+          <w:ilvl w:val="1"/>
+          <w:numId w:val="11"/>
+        </w:numPr>
+        <w:spacing w:line="360" w:lineRule="auto"/>
+        <w:ind w:left="840" w:leftChars="0" w:hanging="420" w:firstLineChars="0"/>
+        <w:rPr>
+          <w:rFonts w:hint="default" w:ascii="Sitka Subheading" w:hAnsi="Sitka Subheading" w:cs="Sitka Subheading"/>
+        </w:rPr>
+      </w:pPr>
+    </w:p>
+    <w:p>
+      <w:pPr>
+        <w:numPr>
+          <w:ilvl w:val="1"/>
+          <w:numId w:val="11"/>
+        </w:numPr>
+        <w:spacing w:line="360" w:lineRule="auto"/>
+        <w:ind w:left="840" w:leftChars="0" w:hanging="420" w:firstLineChars="0"/>
+        <w:rPr>
+          <w:rFonts w:hint="default" w:ascii="Sitka Subheading" w:hAnsi="Sitka Subheading" w:cs="Sitka Subheading"/>
+        </w:rPr>
+      </w:pPr>
+      <w:r>
+        <w:rPr>
+          <w:rFonts w:hint="default" w:ascii="Sitka Subheading" w:hAnsi="Sitka Subheading" w:cs="Sitka Subheading"/>
+        </w:rPr>
+        <w:t>ip link delete &lt;interface-name&gt;</w:t>
+      </w:r>
+    </w:p>
+    <w:p>
+      <w:pPr>
+        <w:numPr>
+          <w:ilvl w:val="1"/>
+          <w:numId w:val="11"/>
+        </w:numPr>
+        <w:spacing w:line="360" w:lineRule="auto"/>
+        <w:ind w:left="840" w:leftChars="0" w:hanging="420" w:firstLineChars="0"/>
+        <w:rPr>
+          <w:rFonts w:hint="default" w:ascii="Sitka Subheading" w:hAnsi="Sitka Subheading" w:cs="Sitka Subheading"/>
+        </w:rPr>
+      </w:pPr>
+    </w:p>
+    <w:p>
+      <w:pPr>
+        <w:numPr>
+          <w:ilvl w:val="1"/>
+          <w:numId w:val="11"/>
+        </w:numPr>
+        <w:spacing w:line="360" w:lineRule="auto"/>
+        <w:ind w:left="840" w:leftChars="0" w:hanging="420" w:firstLineChars="0"/>
+        <w:rPr>
+          <w:rFonts w:hint="default" w:ascii="Sitka Subheading" w:hAnsi="Sitka Subheading" w:cs="Sitka Subheading"/>
+        </w:rPr>
+      </w:pPr>
+      <w:r>
+        <w:rPr>
+          <w:rFonts w:hint="default" w:ascii="Sitka Subheading" w:hAnsi="Sitka Subheading" w:cs="Sitka Subheading"/>
+        </w:rPr>
+        <w:t>Examples</w:t>
+      </w:r>
+    </w:p>
+    <w:p>
+      <w:pPr>
+        <w:numPr>
+          <w:ilvl w:val="1"/>
+          <w:numId w:val="11"/>
+        </w:numPr>
+        <w:spacing w:line="360" w:lineRule="auto"/>
+        <w:ind w:left="840" w:leftChars="0" w:hanging="420" w:firstLineChars="0"/>
+        <w:rPr>
+          <w:rFonts w:hint="default" w:ascii="Sitka Subheading" w:hAnsi="Sitka Subheading" w:cs="Sitka Subheading"/>
+        </w:rPr>
+      </w:pPr>
+    </w:p>
+    <w:p>
+      <w:pPr>
+        <w:numPr>
+          <w:ilvl w:val="1"/>
+          <w:numId w:val="11"/>
+        </w:numPr>
+        <w:spacing w:line="360" w:lineRule="auto"/>
+        <w:ind w:left="840" w:leftChars="0" w:hanging="420" w:firstLineChars="0"/>
+        <w:rPr>
+          <w:rFonts w:hint="default" w:ascii="Sitka Subheading" w:hAnsi="Sitka Subheading" w:cs="Sitka Subheading"/>
+        </w:rPr>
+      </w:pPr>
+      <w:r>
+        <w:rPr>
+          <w:rFonts w:hint="default" w:ascii="Sitka Subheading" w:hAnsi="Sitka Subheading" w:cs="Sitka Subheading"/>
+        </w:rPr>
+        <w:t>ip netns exec red ip link delete veth-red</w:t>
+      </w:r>
+    </w:p>
+    <w:p>
+      <w:pPr>
+        <w:numPr>
+          <w:ilvl w:val="1"/>
+          <w:numId w:val="11"/>
+        </w:numPr>
+        <w:spacing w:line="360" w:lineRule="auto"/>
+        <w:ind w:left="840" w:leftChars="0" w:hanging="420" w:firstLineChars="0"/>
+        <w:rPr>
+          <w:rFonts w:hint="default" w:ascii="Sitka Subheading" w:hAnsi="Sitka Subheading" w:cs="Sitka Subheading"/>
+        </w:rPr>
+      </w:pPr>
+    </w:p>
+    <w:p>
+      <w:pPr>
+        <w:numPr>
+          <w:ilvl w:val="1"/>
+          <w:numId w:val="11"/>
+        </w:numPr>
+        <w:spacing w:line="360" w:lineRule="auto"/>
+        <w:ind w:left="840" w:leftChars="0" w:hanging="420" w:firstLineChars="0"/>
+        <w:rPr>
+          <w:rFonts w:hint="default" w:ascii="Sitka Subheading" w:hAnsi="Sitka Subheading" w:cs="Sitka Subheading"/>
+        </w:rPr>
+      </w:pPr>
+      <w:r>
+        <w:rPr>
+          <w:rFonts w:hint="default" w:ascii="Sitka Subheading" w:hAnsi="Sitka Subheading" w:cs="Sitka Subheading"/>
+        </w:rPr>
+        <w:t>ip link delete veth2-red-host</w:t>
+      </w:r>
+    </w:p>
+    <w:p>
+      <w:pPr>
+        <w:numPr>
+          <w:ilvl w:val="1"/>
+          <w:numId w:val="11"/>
+        </w:numPr>
+        <w:spacing w:line="360" w:lineRule="auto"/>
+        <w:ind w:left="840" w:leftChars="0" w:hanging="420" w:firstLineChars="0"/>
+        <w:rPr>
+          <w:rFonts w:hint="default" w:ascii="Sitka Subheading" w:hAnsi="Sitka Subheading" w:cs="Sitka Subheading"/>
+        </w:rPr>
+      </w:pPr>
+    </w:p>
+    <w:p>
+      <w:pPr>
+        <w:numPr>
+          <w:ilvl w:val="1"/>
+          <w:numId w:val="11"/>
+        </w:numPr>
+        <w:spacing w:line="360" w:lineRule="auto"/>
+        <w:ind w:left="840" w:leftChars="0" w:hanging="420" w:firstLineChars="0"/>
+        <w:rPr>
+          <w:rFonts w:hint="default" w:ascii="Sitka Subheading" w:hAnsi="Sitka Subheading" w:cs="Sitka Subheading"/>
+        </w:rPr>
+      </w:pPr>
+      <w:r>
+        <w:rPr>
+          <w:rFonts w:hint="default" w:ascii="Sitka Subheading" w:hAnsi="Sitka Subheading" w:cs="Sitka Subheading"/>
+        </w:rPr>
+        <w:t>Create bridge</w:t>
+      </w:r>
+    </w:p>
+    <w:p>
+      <w:pPr>
+        <w:numPr>
+          <w:ilvl w:val="1"/>
+          <w:numId w:val="11"/>
+        </w:numPr>
+        <w:spacing w:line="360" w:lineRule="auto"/>
+        <w:ind w:left="840" w:leftChars="0" w:hanging="420" w:firstLineChars="0"/>
+        <w:rPr>
+          <w:rFonts w:hint="default" w:ascii="Sitka Subheading" w:hAnsi="Sitka Subheading" w:cs="Sitka Subheading"/>
+        </w:rPr>
+      </w:pPr>
+    </w:p>
+    <w:p>
+      <w:pPr>
+        <w:numPr>
+          <w:ilvl w:val="1"/>
+          <w:numId w:val="11"/>
+        </w:numPr>
+        <w:spacing w:line="360" w:lineRule="auto"/>
+        <w:ind w:left="840" w:leftChars="0" w:hanging="420" w:firstLineChars="0"/>
+        <w:rPr>
+          <w:rFonts w:hint="default" w:ascii="Sitka Subheading" w:hAnsi="Sitka Subheading" w:cs="Sitka Subheading"/>
+        </w:rPr>
+      </w:pPr>
+      <w:r>
+        <w:rPr>
+          <w:rFonts w:hint="default" w:ascii="Sitka Subheading" w:hAnsi="Sitka Subheading" w:cs="Sitka Subheading"/>
+        </w:rPr>
+        <w:t>ip link add &lt;bridge-name&gt; type bridge</w:t>
+      </w:r>
+    </w:p>
+    <w:p>
+      <w:pPr>
+        <w:numPr>
+          <w:ilvl w:val="1"/>
+          <w:numId w:val="11"/>
+        </w:numPr>
+        <w:spacing w:line="360" w:lineRule="auto"/>
+        <w:ind w:left="840" w:leftChars="0" w:hanging="420" w:firstLineChars="0"/>
+        <w:rPr>
+          <w:rFonts w:hint="default" w:ascii="Sitka Subheading" w:hAnsi="Sitka Subheading" w:cs="Sitka Subheading"/>
+        </w:rPr>
+      </w:pPr>
+    </w:p>
+    <w:p>
+      <w:pPr>
+        <w:numPr>
+          <w:ilvl w:val="1"/>
+          <w:numId w:val="11"/>
+        </w:numPr>
+        <w:spacing w:line="360" w:lineRule="auto"/>
+        <w:ind w:left="840" w:leftChars="0" w:hanging="420" w:firstLineChars="0"/>
+        <w:rPr>
+          <w:rFonts w:hint="default" w:ascii="Sitka Subheading" w:hAnsi="Sitka Subheading" w:cs="Sitka Subheading"/>
+        </w:rPr>
+      </w:pPr>
+      <w:r>
+        <w:rPr>
+          <w:rFonts w:hint="default" w:ascii="Sitka Subheading" w:hAnsi="Sitka Subheading" w:cs="Sitka Subheading"/>
+        </w:rPr>
+        <w:t>Example</w:t>
+      </w:r>
+    </w:p>
+    <w:p>
+      <w:pPr>
+        <w:numPr>
+          <w:ilvl w:val="1"/>
+          <w:numId w:val="11"/>
+        </w:numPr>
+        <w:spacing w:line="360" w:lineRule="auto"/>
+        <w:ind w:left="840" w:leftChars="0" w:hanging="420" w:firstLineChars="0"/>
+        <w:rPr>
+          <w:rFonts w:hint="default" w:ascii="Sitka Subheading" w:hAnsi="Sitka Subheading" w:cs="Sitka Subheading"/>
+        </w:rPr>
+      </w:pPr>
+    </w:p>
+    <w:p>
+      <w:pPr>
+        <w:numPr>
+          <w:ilvl w:val="1"/>
+          <w:numId w:val="11"/>
+        </w:numPr>
+        <w:spacing w:line="360" w:lineRule="auto"/>
+        <w:ind w:left="840" w:leftChars="0" w:hanging="420" w:firstLineChars="0"/>
+        <w:rPr>
+          <w:rFonts w:hint="default" w:ascii="Sitka Subheading" w:hAnsi="Sitka Subheading" w:cs="Sitka Subheading"/>
+        </w:rPr>
+      </w:pPr>
+      <w:r>
+        <w:rPr>
+          <w:rFonts w:hint="default" w:ascii="Sitka Subheading" w:hAnsi="Sitka Subheading" w:cs="Sitka Subheading"/>
+        </w:rPr>
+        <w:t>ip link add v-net-0 type bridge</w:t>
+      </w:r>
+    </w:p>
+    <w:p>
+      <w:pPr>
+        <w:numPr>
+          <w:ilvl w:val="1"/>
+          <w:numId w:val="11"/>
+        </w:numPr>
+        <w:spacing w:line="360" w:lineRule="auto"/>
+        <w:ind w:left="840" w:leftChars="0" w:hanging="420" w:firstLineChars="0"/>
+        <w:rPr>
+          <w:rFonts w:hint="default" w:ascii="Sitka Subheading" w:hAnsi="Sitka Subheading" w:cs="Sitka Subheading"/>
+        </w:rPr>
+      </w:pPr>
+    </w:p>
+    <w:p>
+      <w:pPr>
+        <w:numPr>
+          <w:ilvl w:val="1"/>
+          <w:numId w:val="11"/>
+        </w:numPr>
+        <w:spacing w:line="360" w:lineRule="auto"/>
+        <w:ind w:left="840" w:leftChars="0" w:hanging="420" w:firstLineChars="0"/>
+        <w:rPr>
+          <w:rFonts w:hint="default" w:ascii="Sitka Subheading" w:hAnsi="Sitka Subheading" w:cs="Sitka Subheading"/>
+        </w:rPr>
+      </w:pPr>
+      <w:r>
+        <w:rPr>
+          <w:rFonts w:hint="default" w:ascii="Sitka Subheading" w:hAnsi="Sitka Subheading" w:cs="Sitka Subheading"/>
+        </w:rPr>
+        <w:t>Bring bridge up</w:t>
+      </w:r>
+    </w:p>
+    <w:p>
+      <w:pPr>
+        <w:numPr>
+          <w:ilvl w:val="1"/>
+          <w:numId w:val="11"/>
+        </w:numPr>
+        <w:spacing w:line="360" w:lineRule="auto"/>
+        <w:ind w:left="840" w:leftChars="0" w:hanging="420" w:firstLineChars="0"/>
+        <w:rPr>
+          <w:rFonts w:hint="default" w:ascii="Sitka Subheading" w:hAnsi="Sitka Subheading" w:cs="Sitka Subheading"/>
+        </w:rPr>
+      </w:pPr>
+    </w:p>
+    <w:p>
+      <w:pPr>
+        <w:numPr>
+          <w:ilvl w:val="1"/>
+          <w:numId w:val="11"/>
+        </w:numPr>
+        <w:spacing w:line="360" w:lineRule="auto"/>
+        <w:ind w:left="840" w:leftChars="0" w:hanging="420" w:firstLineChars="0"/>
+        <w:rPr>
+          <w:rFonts w:hint="default" w:ascii="Sitka Subheading" w:hAnsi="Sitka Subheading" w:cs="Sitka Subheading"/>
+        </w:rPr>
+      </w:pPr>
+      <w:r>
+        <w:rPr>
+          <w:rFonts w:hint="default" w:ascii="Sitka Subheading" w:hAnsi="Sitka Subheading" w:cs="Sitka Subheading"/>
+        </w:rPr>
+        <w:t>ip link set &lt;bridge-name&gt; up</w:t>
+      </w:r>
+    </w:p>
+    <w:p>
+      <w:pPr>
+        <w:numPr>
+          <w:ilvl w:val="1"/>
+          <w:numId w:val="11"/>
+        </w:numPr>
+        <w:spacing w:line="360" w:lineRule="auto"/>
+        <w:ind w:left="840" w:leftChars="0" w:hanging="420" w:firstLineChars="0"/>
+        <w:rPr>
+          <w:rFonts w:hint="default" w:ascii="Sitka Subheading" w:hAnsi="Sitka Subheading" w:cs="Sitka Subheading"/>
+        </w:rPr>
+      </w:pPr>
+    </w:p>
+    <w:p>
+      <w:pPr>
+        <w:numPr>
+          <w:ilvl w:val="1"/>
+          <w:numId w:val="11"/>
+        </w:numPr>
+        <w:spacing w:line="360" w:lineRule="auto"/>
+        <w:ind w:left="840" w:leftChars="0" w:hanging="420" w:firstLineChars="0"/>
+        <w:rPr>
+          <w:rFonts w:hint="default" w:ascii="Sitka Subheading" w:hAnsi="Sitka Subheading" w:cs="Sitka Subheading"/>
+        </w:rPr>
+      </w:pPr>
+      <w:r>
+        <w:rPr>
+          <w:rFonts w:hint="default" w:ascii="Sitka Subheading" w:hAnsi="Sitka Subheading" w:cs="Sitka Subheading"/>
+        </w:rPr>
+        <w:t>Example</w:t>
+      </w:r>
+    </w:p>
+    <w:p>
+      <w:pPr>
+        <w:numPr>
+          <w:ilvl w:val="1"/>
+          <w:numId w:val="11"/>
+        </w:numPr>
+        <w:spacing w:line="360" w:lineRule="auto"/>
+        <w:ind w:left="840" w:leftChars="0" w:hanging="420" w:firstLineChars="0"/>
+        <w:rPr>
+          <w:rFonts w:hint="default" w:ascii="Sitka Subheading" w:hAnsi="Sitka Subheading" w:cs="Sitka Subheading"/>
+        </w:rPr>
+      </w:pPr>
+    </w:p>
+    <w:p>
+      <w:pPr>
+        <w:numPr>
+          <w:ilvl w:val="1"/>
+          <w:numId w:val="11"/>
+        </w:numPr>
+        <w:spacing w:line="360" w:lineRule="auto"/>
+        <w:ind w:left="840" w:leftChars="0" w:hanging="420" w:firstLineChars="0"/>
+        <w:rPr>
+          <w:rFonts w:hint="default" w:ascii="Sitka Subheading" w:hAnsi="Sitka Subheading" w:cs="Sitka Subheading"/>
+        </w:rPr>
+      </w:pPr>
+      <w:r>
+        <w:rPr>
+          <w:rFonts w:hint="default" w:ascii="Sitka Subheading" w:hAnsi="Sitka Subheading" w:cs="Sitka Subheading"/>
+        </w:rPr>
+        <w:t>ip link set v-net-0 up</w:t>
+      </w:r>
+    </w:p>
+    <w:p>
+      <w:pPr>
+        <w:numPr>
+          <w:ilvl w:val="1"/>
+          <w:numId w:val="11"/>
+        </w:numPr>
+        <w:spacing w:line="360" w:lineRule="auto"/>
+        <w:ind w:left="840" w:leftChars="0" w:hanging="420" w:firstLineChars="0"/>
+        <w:rPr>
+          <w:rFonts w:hint="default" w:ascii="Sitka Subheading" w:hAnsi="Sitka Subheading" w:cs="Sitka Subheading"/>
+        </w:rPr>
+      </w:pPr>
+    </w:p>
+    <w:p>
+      <w:pPr>
+        <w:numPr>
+          <w:ilvl w:val="1"/>
+          <w:numId w:val="11"/>
+        </w:numPr>
+        <w:spacing w:line="360" w:lineRule="auto"/>
+        <w:ind w:left="840" w:leftChars="0" w:hanging="420" w:firstLineChars="0"/>
+        <w:rPr>
+          <w:rFonts w:hint="default" w:ascii="Sitka Subheading" w:hAnsi="Sitka Subheading" w:cs="Sitka Subheading"/>
+        </w:rPr>
+      </w:pPr>
+      <w:r>
+        <w:rPr>
+          <w:rFonts w:hint="default" w:ascii="Sitka Subheading" w:hAnsi="Sitka Subheading" w:cs="Sitka Subheading"/>
+        </w:rPr>
+        <w:t>Connect interface to bridge</w:t>
+      </w:r>
+    </w:p>
+    <w:p>
+      <w:pPr>
+        <w:numPr>
+          <w:ilvl w:val="1"/>
+          <w:numId w:val="11"/>
+        </w:numPr>
+        <w:spacing w:line="360" w:lineRule="auto"/>
+        <w:ind w:left="840" w:leftChars="0" w:hanging="420" w:firstLineChars="0"/>
+        <w:rPr>
+          <w:rFonts w:hint="default" w:ascii="Sitka Subheading" w:hAnsi="Sitka Subheading" w:cs="Sitka Subheading"/>
+        </w:rPr>
+      </w:pPr>
+    </w:p>
+    <w:p>
+      <w:pPr>
+        <w:numPr>
+          <w:ilvl w:val="1"/>
+          <w:numId w:val="11"/>
+        </w:numPr>
+        <w:spacing w:line="360" w:lineRule="auto"/>
+        <w:ind w:left="840" w:leftChars="0" w:hanging="420" w:firstLineChars="0"/>
+        <w:rPr>
+          <w:rFonts w:hint="default" w:ascii="Sitka Subheading" w:hAnsi="Sitka Subheading" w:cs="Sitka Subheading"/>
+        </w:rPr>
+      </w:pPr>
+      <w:r>
+        <w:rPr>
+          <w:rFonts w:hint="default" w:ascii="Sitka Subheading" w:hAnsi="Sitka Subheading" w:cs="Sitka Subheading"/>
+        </w:rPr>
+        <w:t>ip link set &lt;interface-name&gt; master &lt;bridge-name&gt;</w:t>
+      </w:r>
+    </w:p>
+    <w:p>
+      <w:pPr>
+        <w:numPr>
+          <w:ilvl w:val="1"/>
+          <w:numId w:val="11"/>
+        </w:numPr>
+        <w:spacing w:line="360" w:lineRule="auto"/>
+        <w:ind w:left="840" w:leftChars="0" w:hanging="420" w:firstLineChars="0"/>
+        <w:rPr>
+          <w:rFonts w:hint="default" w:ascii="Sitka Subheading" w:hAnsi="Sitka Subheading" w:cs="Sitka Subheading"/>
+        </w:rPr>
+      </w:pPr>
+    </w:p>
+    <w:p>
+      <w:pPr>
+        <w:numPr>
+          <w:ilvl w:val="1"/>
+          <w:numId w:val="11"/>
+        </w:numPr>
+        <w:spacing w:line="360" w:lineRule="auto"/>
+        <w:ind w:left="840" w:leftChars="0" w:hanging="420" w:firstLineChars="0"/>
+        <w:rPr>
+          <w:rFonts w:hint="default" w:ascii="Sitka Subheading" w:hAnsi="Sitka Subheading" w:cs="Sitka Subheading"/>
+        </w:rPr>
+      </w:pPr>
+      <w:r>
+        <w:rPr>
+          <w:rFonts w:hint="default" w:ascii="Sitka Subheading" w:hAnsi="Sitka Subheading" w:cs="Sitka Subheading"/>
+        </w:rPr>
+        <w:t>Examples</w:t>
+      </w:r>
+    </w:p>
+    <w:p>
+      <w:pPr>
+        <w:numPr>
+          <w:ilvl w:val="1"/>
+          <w:numId w:val="11"/>
+        </w:numPr>
+        <w:spacing w:line="360" w:lineRule="auto"/>
+        <w:ind w:left="840" w:leftChars="0" w:hanging="420" w:firstLineChars="0"/>
+        <w:rPr>
+          <w:rFonts w:hint="default" w:ascii="Sitka Subheading" w:hAnsi="Sitka Subheading" w:cs="Sitka Subheading"/>
+        </w:rPr>
+      </w:pPr>
+    </w:p>
+    <w:p>
+      <w:pPr>
+        <w:numPr>
+          <w:ilvl w:val="1"/>
+          <w:numId w:val="11"/>
+        </w:numPr>
+        <w:spacing w:line="360" w:lineRule="auto"/>
+        <w:ind w:left="840" w:leftChars="0" w:hanging="420" w:firstLineChars="0"/>
+        <w:rPr>
+          <w:rFonts w:hint="default" w:ascii="Sitka Subheading" w:hAnsi="Sitka Subheading" w:cs="Sitka Subheading"/>
+        </w:rPr>
+      </w:pPr>
+      <w:r>
+        <w:rPr>
+          <w:rFonts w:hint="default" w:ascii="Sitka Subheading" w:hAnsi="Sitka Subheading" w:cs="Sitka Subheading"/>
+        </w:rPr>
+        <w:t>ip link set veth-red-br master v-net-0</w:t>
+      </w:r>
+    </w:p>
+    <w:p>
+      <w:pPr>
+        <w:numPr>
+          <w:ilvl w:val="1"/>
+          <w:numId w:val="11"/>
+        </w:numPr>
+        <w:spacing w:line="360" w:lineRule="auto"/>
+        <w:ind w:left="840" w:leftChars="0" w:hanging="420" w:firstLineChars="0"/>
+        <w:rPr>
+          <w:rFonts w:hint="default" w:ascii="Sitka Subheading" w:hAnsi="Sitka Subheading" w:cs="Sitka Subheading"/>
+        </w:rPr>
+      </w:pPr>
+    </w:p>
+    <w:p>
+      <w:pPr>
+        <w:numPr>
+          <w:ilvl w:val="1"/>
+          <w:numId w:val="11"/>
+        </w:numPr>
+        <w:spacing w:line="360" w:lineRule="auto"/>
+        <w:ind w:left="840" w:leftChars="0" w:hanging="420" w:firstLineChars="0"/>
+        <w:rPr>
+          <w:rFonts w:hint="default" w:ascii="Sitka Subheading" w:hAnsi="Sitka Subheading" w:cs="Sitka Subheading"/>
+        </w:rPr>
+      </w:pPr>
+      <w:r>
+        <w:rPr>
+          <w:rFonts w:hint="default" w:ascii="Sitka Subheading" w:hAnsi="Sitka Subheading" w:cs="Sitka Subheading"/>
+        </w:rPr>
+        <w:t>ip link set veth-blue-br master v-net-0</w:t>
+      </w:r>
+    </w:p>
+    <w:p>
+      <w:pPr>
+        <w:numPr>
+          <w:ilvl w:val="1"/>
+          <w:numId w:val="11"/>
+        </w:numPr>
+        <w:spacing w:line="360" w:lineRule="auto"/>
+        <w:ind w:left="840" w:leftChars="0" w:hanging="420" w:firstLineChars="0"/>
+        <w:rPr>
+          <w:rFonts w:hint="default" w:ascii="Sitka Subheading" w:hAnsi="Sitka Subheading" w:cs="Sitka Subheading"/>
+        </w:rPr>
+      </w:pPr>
+    </w:p>
+    <w:p>
+      <w:pPr>
+        <w:numPr>
+          <w:ilvl w:val="1"/>
+          <w:numId w:val="11"/>
+        </w:numPr>
+        <w:spacing w:line="360" w:lineRule="auto"/>
+        <w:ind w:left="840" w:leftChars="0" w:hanging="420" w:firstLineChars="0"/>
+        <w:rPr>
+          <w:rFonts w:hint="default" w:ascii="Sitka Subheading" w:hAnsi="Sitka Subheading" w:cs="Sitka Subheading"/>
+        </w:rPr>
+      </w:pPr>
+      <w:r>
+        <w:rPr>
+          <w:rFonts w:hint="default" w:ascii="Sitka Subheading" w:hAnsi="Sitka Subheading" w:cs="Sitka Subheading"/>
+        </w:rPr>
+        <w:t>Assign IP to bridge</w:t>
+      </w:r>
+    </w:p>
+    <w:p>
+      <w:pPr>
+        <w:numPr>
+          <w:ilvl w:val="1"/>
+          <w:numId w:val="11"/>
+        </w:numPr>
+        <w:spacing w:line="360" w:lineRule="auto"/>
+        <w:ind w:left="840" w:leftChars="0" w:hanging="420" w:firstLineChars="0"/>
+        <w:rPr>
+          <w:rFonts w:hint="default" w:ascii="Sitka Subheading" w:hAnsi="Sitka Subheading" w:cs="Sitka Subheading"/>
+        </w:rPr>
+      </w:pPr>
+    </w:p>
+    <w:p>
+      <w:pPr>
+        <w:numPr>
+          <w:ilvl w:val="1"/>
+          <w:numId w:val="11"/>
+        </w:numPr>
+        <w:spacing w:line="360" w:lineRule="auto"/>
+        <w:ind w:left="840" w:leftChars="0" w:hanging="420" w:firstLineChars="0"/>
+        <w:rPr>
+          <w:rFonts w:hint="default" w:ascii="Sitka Subheading" w:hAnsi="Sitka Subheading" w:cs="Sitka Subheading"/>
+        </w:rPr>
+      </w:pPr>
+      <w:r>
+        <w:rPr>
+          <w:rFonts w:hint="default" w:ascii="Sitka Subheading" w:hAnsi="Sitka Subheading" w:cs="Sitka Subheading"/>
+        </w:rPr>
+        <w:t>ip addr add &lt;ip&gt;/&lt;mask&gt; dev &lt;bridge-name&gt;</w:t>
+      </w:r>
+    </w:p>
+    <w:p>
+      <w:pPr>
+        <w:numPr>
+          <w:ilvl w:val="1"/>
+          <w:numId w:val="11"/>
+        </w:numPr>
+        <w:spacing w:line="360" w:lineRule="auto"/>
+        <w:ind w:left="840" w:leftChars="0" w:hanging="420" w:firstLineChars="0"/>
+        <w:rPr>
+          <w:rFonts w:hint="default" w:ascii="Sitka Subheading" w:hAnsi="Sitka Subheading" w:cs="Sitka Subheading"/>
+        </w:rPr>
+      </w:pPr>
+    </w:p>
+    <w:p>
+      <w:pPr>
+        <w:numPr>
+          <w:ilvl w:val="1"/>
+          <w:numId w:val="11"/>
+        </w:numPr>
+        <w:spacing w:line="360" w:lineRule="auto"/>
+        <w:ind w:left="840" w:leftChars="0" w:hanging="420" w:firstLineChars="0"/>
+        <w:rPr>
+          <w:rFonts w:hint="default" w:ascii="Sitka Subheading" w:hAnsi="Sitka Subheading" w:cs="Sitka Subheading"/>
+        </w:rPr>
+      </w:pPr>
+      <w:r>
+        <w:rPr>
+          <w:rFonts w:hint="default" w:ascii="Sitka Subheading" w:hAnsi="Sitka Subheading" w:cs="Sitka Subheading"/>
+        </w:rPr>
+        <w:t>Example</w:t>
+      </w:r>
+    </w:p>
+    <w:p>
+      <w:pPr>
+        <w:numPr>
+          <w:ilvl w:val="1"/>
+          <w:numId w:val="11"/>
+        </w:numPr>
+        <w:spacing w:line="360" w:lineRule="auto"/>
+        <w:ind w:left="840" w:leftChars="0" w:hanging="420" w:firstLineChars="0"/>
+        <w:rPr>
+          <w:rFonts w:hint="default" w:ascii="Sitka Subheading" w:hAnsi="Sitka Subheading" w:cs="Sitka Subheading"/>
+        </w:rPr>
+      </w:pPr>
+    </w:p>
+    <w:p>
+      <w:pPr>
+        <w:numPr>
+          <w:ilvl w:val="1"/>
+          <w:numId w:val="11"/>
+        </w:numPr>
+        <w:spacing w:line="360" w:lineRule="auto"/>
+        <w:ind w:left="840" w:leftChars="0" w:hanging="420" w:firstLineChars="0"/>
+        <w:rPr>
+          <w:rFonts w:hint="default" w:ascii="Sitka Subheading" w:hAnsi="Sitka Subheading" w:cs="Sitka Subheading"/>
+        </w:rPr>
+      </w:pPr>
+      <w:r>
+        <w:rPr>
+          <w:rFonts w:hint="default" w:ascii="Sitka Subheading" w:hAnsi="Sitka Subheading" w:cs="Sitka Subheading"/>
+        </w:rPr>
+        <w:t>ip addr add 192.168.15.5/24 dev v-net-0</w:t>
+      </w:r>
+    </w:p>
+    <w:p>
+      <w:pPr>
+        <w:numPr>
+          <w:ilvl w:val="1"/>
+          <w:numId w:val="11"/>
+        </w:numPr>
+        <w:spacing w:line="360" w:lineRule="auto"/>
+        <w:ind w:left="840" w:leftChars="0" w:hanging="420" w:firstLineChars="0"/>
+        <w:rPr>
+          <w:rFonts w:hint="default" w:ascii="Sitka Subheading" w:hAnsi="Sitka Subheading" w:cs="Sitka Subheading"/>
+        </w:rPr>
+      </w:pPr>
+    </w:p>
+    <w:p>
+      <w:pPr>
+        <w:numPr>
+          <w:ilvl w:val="1"/>
+          <w:numId w:val="11"/>
+        </w:numPr>
+        <w:spacing w:line="360" w:lineRule="auto"/>
+        <w:ind w:left="840" w:leftChars="0" w:hanging="420" w:firstLineChars="0"/>
+        <w:rPr>
+          <w:rFonts w:hint="default" w:ascii="Sitka Subheading" w:hAnsi="Sitka Subheading" w:cs="Sitka Subheading"/>
+        </w:rPr>
+      </w:pPr>
+      <w:r>
+        <w:rPr>
+          <w:rFonts w:hint="default" w:ascii="Sitka Subheading" w:hAnsi="Sitka Subheading" w:cs="Sitka Subheading"/>
+        </w:rPr>
+        <w:t>Add route inside namespace</w:t>
+      </w:r>
+    </w:p>
+    <w:p>
+      <w:pPr>
+        <w:numPr>
+          <w:ilvl w:val="1"/>
+          <w:numId w:val="11"/>
+        </w:numPr>
+        <w:spacing w:line="360" w:lineRule="auto"/>
+        <w:ind w:left="840" w:leftChars="0" w:hanging="420" w:firstLineChars="0"/>
+        <w:rPr>
+          <w:rFonts w:hint="default" w:ascii="Sitka Subheading" w:hAnsi="Sitka Subheading" w:cs="Sitka Subheading"/>
+        </w:rPr>
+      </w:pPr>
+    </w:p>
+    <w:p>
+      <w:pPr>
+        <w:numPr>
+          <w:ilvl w:val="1"/>
+          <w:numId w:val="11"/>
+        </w:numPr>
+        <w:spacing w:line="360" w:lineRule="auto"/>
+        <w:ind w:left="840" w:leftChars="0" w:hanging="420" w:firstLineChars="0"/>
+        <w:rPr>
+          <w:rFonts w:hint="default" w:ascii="Sitka Subheading" w:hAnsi="Sitka Subheading" w:cs="Sitka Subheading"/>
+        </w:rPr>
+      </w:pPr>
+      <w:r>
+        <w:rPr>
+          <w:rFonts w:hint="default" w:ascii="Sitka Subheading" w:hAnsi="Sitka Subheading" w:cs="Sitka Subheading"/>
+        </w:rPr>
+        <w:t>ip netns exec &lt;namespace-name&gt; ip route add &lt;network&gt;/&lt;mask&gt; via &lt;gateway-ip&gt;</w:t>
+      </w:r>
+    </w:p>
+    <w:p>
+      <w:pPr>
+        <w:numPr>
+          <w:ilvl w:val="1"/>
+          <w:numId w:val="11"/>
+        </w:numPr>
+        <w:spacing w:line="360" w:lineRule="auto"/>
+        <w:ind w:left="840" w:leftChars="0" w:hanging="420" w:firstLineChars="0"/>
+        <w:rPr>
+          <w:rFonts w:hint="default" w:ascii="Sitka Subheading" w:hAnsi="Sitka Subheading" w:cs="Sitka Subheading"/>
+        </w:rPr>
+      </w:pPr>
+    </w:p>
+    <w:p>
+      <w:pPr>
+        <w:numPr>
+          <w:ilvl w:val="1"/>
+          <w:numId w:val="11"/>
+        </w:numPr>
+        <w:spacing w:line="360" w:lineRule="auto"/>
+        <w:ind w:left="840" w:leftChars="0" w:hanging="420" w:firstLineChars="0"/>
+        <w:rPr>
+          <w:rFonts w:hint="default" w:ascii="Sitka Subheading" w:hAnsi="Sitka Subheading" w:cs="Sitka Subheading"/>
+        </w:rPr>
+      </w:pPr>
+      <w:r>
+        <w:rPr>
+          <w:rFonts w:hint="default" w:ascii="Sitka Subheading" w:hAnsi="Sitka Subheading" w:cs="Sitka Subheading"/>
+        </w:rPr>
+        <w:t>Examples</w:t>
+      </w:r>
+    </w:p>
+    <w:p>
+      <w:pPr>
+        <w:numPr>
+          <w:ilvl w:val="1"/>
+          <w:numId w:val="11"/>
+        </w:numPr>
+        <w:spacing w:line="360" w:lineRule="auto"/>
+        <w:ind w:left="840" w:leftChars="0" w:hanging="420" w:firstLineChars="0"/>
+        <w:rPr>
+          <w:rFonts w:hint="default" w:ascii="Sitka Subheading" w:hAnsi="Sitka Subheading" w:cs="Sitka Subheading"/>
+        </w:rPr>
+      </w:pPr>
+    </w:p>
+    <w:p>
+      <w:pPr>
+        <w:numPr>
+          <w:ilvl w:val="1"/>
+          <w:numId w:val="11"/>
+        </w:numPr>
+        <w:spacing w:line="360" w:lineRule="auto"/>
+        <w:ind w:left="840" w:leftChars="0" w:hanging="420" w:firstLineChars="0"/>
+        <w:rPr>
+          <w:rFonts w:hint="default" w:ascii="Sitka Subheading" w:hAnsi="Sitka Subheading" w:cs="Sitka Subheading"/>
+        </w:rPr>
+      </w:pPr>
+      <w:r>
+        <w:rPr>
+          <w:rFonts w:hint="default" w:ascii="Sitka Subheading" w:hAnsi="Sitka Subheading" w:cs="Sitka Subheading"/>
+        </w:rPr>
+        <w:t>ip netns exec red ip route add 10.10.10.0/24 via 192.168.15.5</w:t>
+      </w:r>
+    </w:p>
+    <w:p>
+      <w:pPr>
+        <w:numPr>
+          <w:ilvl w:val="1"/>
+          <w:numId w:val="11"/>
+        </w:numPr>
+        <w:spacing w:line="360" w:lineRule="auto"/>
+        <w:ind w:left="840" w:leftChars="0" w:hanging="420" w:firstLineChars="0"/>
+        <w:rPr>
+          <w:rFonts w:hint="default" w:ascii="Sitka Subheading" w:hAnsi="Sitka Subheading" w:cs="Sitka Subheading"/>
+        </w:rPr>
+      </w:pPr>
+    </w:p>
+    <w:p>
+      <w:pPr>
+        <w:numPr>
+          <w:ilvl w:val="1"/>
+          <w:numId w:val="11"/>
+        </w:numPr>
+        <w:spacing w:line="360" w:lineRule="auto"/>
+        <w:ind w:left="840" w:leftChars="0" w:hanging="420" w:firstLineChars="0"/>
+        <w:rPr>
+          <w:rFonts w:hint="default" w:ascii="Sitka Subheading" w:hAnsi="Sitka Subheading" w:cs="Sitka Subheading"/>
+        </w:rPr>
+      </w:pPr>
+      <w:r>
+        <w:rPr>
+          <w:rFonts w:hint="default" w:ascii="Sitka Subheading" w:hAnsi="Sitka Subheading" w:cs="Sitka Subheading"/>
+        </w:rPr>
+        <w:t>ip netns exec blue ip route add 10.10.10.0/24 via 192.168.15.5</w:t>
+      </w:r>
+    </w:p>
+    <w:p>
+      <w:pPr>
+        <w:numPr>
+          <w:ilvl w:val="1"/>
+          <w:numId w:val="11"/>
+        </w:numPr>
+        <w:spacing w:line="360" w:lineRule="auto"/>
+        <w:ind w:left="840" w:leftChars="0" w:hanging="420" w:firstLineChars="0"/>
+        <w:rPr>
+          <w:rFonts w:hint="default" w:ascii="Sitka Subheading" w:hAnsi="Sitka Subheading" w:cs="Sitka Subheading"/>
+        </w:rPr>
+      </w:pPr>
+    </w:p>
+    <w:p>
+      <w:pPr>
+        <w:numPr>
+          <w:ilvl w:val="1"/>
+          <w:numId w:val="11"/>
+        </w:numPr>
+        <w:spacing w:line="360" w:lineRule="auto"/>
+        <w:ind w:left="840" w:leftChars="0" w:hanging="420" w:firstLineChars="0"/>
+        <w:rPr>
+          <w:rFonts w:hint="default" w:ascii="Sitka Subheading" w:hAnsi="Sitka Subheading" w:cs="Sitka Subheading"/>
+        </w:rPr>
+      </w:pPr>
+      <w:r>
+        <w:rPr>
+          <w:rFonts w:hint="default" w:ascii="Sitka Subheading" w:hAnsi="Sitka Subheading" w:cs="Sitka Subheading"/>
+        </w:rPr>
+        <w:t>Check IP forwarding</w:t>
+      </w:r>
+    </w:p>
+    <w:p>
+      <w:pPr>
+        <w:numPr>
+          <w:ilvl w:val="1"/>
+          <w:numId w:val="11"/>
+        </w:numPr>
+        <w:spacing w:line="360" w:lineRule="auto"/>
+        <w:ind w:left="840" w:leftChars="0" w:hanging="420" w:firstLineChars="0"/>
+        <w:rPr>
+          <w:rFonts w:hint="default" w:ascii="Sitka Subheading" w:hAnsi="Sitka Subheading" w:cs="Sitka Subheading"/>
+        </w:rPr>
+      </w:pPr>
+    </w:p>
+    <w:p>
+      <w:pPr>
+        <w:numPr>
+          <w:ilvl w:val="1"/>
+          <w:numId w:val="11"/>
+        </w:numPr>
+        <w:spacing w:line="360" w:lineRule="auto"/>
+        <w:ind w:left="840" w:leftChars="0" w:hanging="420" w:firstLineChars="0"/>
+        <w:rPr>
+          <w:rFonts w:hint="default" w:ascii="Sitka Subheading" w:hAnsi="Sitka Subheading" w:cs="Sitka Subheading"/>
+        </w:rPr>
+      </w:pPr>
+      <w:r>
+        <w:rPr>
+          <w:rFonts w:hint="default" w:ascii="Sitka Subheading" w:hAnsi="Sitka Subheading" w:cs="Sitka Subheading"/>
+        </w:rPr>
+        <w:t>cat /proc/sys/net/ipv4/ip_forward</w:t>
+      </w:r>
+    </w:p>
+    <w:p>
+      <w:pPr>
+        <w:numPr>
+          <w:ilvl w:val="1"/>
+          <w:numId w:val="11"/>
+        </w:numPr>
+        <w:spacing w:line="360" w:lineRule="auto"/>
+        <w:ind w:left="840" w:leftChars="0" w:hanging="420" w:firstLineChars="0"/>
+        <w:rPr>
+          <w:rFonts w:hint="default" w:ascii="Sitka Subheading" w:hAnsi="Sitka Subheading" w:cs="Sitka Subheading"/>
+        </w:rPr>
+      </w:pPr>
+    </w:p>
+    <w:p>
+      <w:pPr>
+        <w:numPr>
+          <w:ilvl w:val="1"/>
+          <w:numId w:val="11"/>
+        </w:numPr>
+        <w:spacing w:line="360" w:lineRule="auto"/>
+        <w:ind w:left="840" w:leftChars="0" w:hanging="420" w:firstLineChars="0"/>
+        <w:rPr>
+          <w:rFonts w:hint="default" w:ascii="Sitka Subheading" w:hAnsi="Sitka Subheading" w:cs="Sitka Subheading"/>
+        </w:rPr>
+      </w:pPr>
+      <w:r>
+        <w:rPr>
+          <w:rFonts w:hint="default" w:ascii="Sitka Subheading" w:hAnsi="Sitka Subheading" w:cs="Sitka Subheading"/>
+        </w:rPr>
+        <w:t>Enable IP forwarding</w:t>
+      </w:r>
+    </w:p>
+    <w:p>
+      <w:pPr>
+        <w:numPr>
+          <w:ilvl w:val="1"/>
+          <w:numId w:val="11"/>
+        </w:numPr>
+        <w:spacing w:line="360" w:lineRule="auto"/>
+        <w:ind w:left="840" w:leftChars="0" w:hanging="420" w:firstLineChars="0"/>
+        <w:rPr>
+          <w:rFonts w:hint="default" w:ascii="Sitka Subheading" w:hAnsi="Sitka Subheading" w:cs="Sitka Subheading"/>
+        </w:rPr>
+      </w:pPr>
+    </w:p>
+    <w:p>
+      <w:pPr>
+        <w:numPr>
+          <w:ilvl w:val="1"/>
+          <w:numId w:val="11"/>
+        </w:numPr>
+        <w:spacing w:line="360" w:lineRule="auto"/>
+        <w:ind w:left="840" w:leftChars="0" w:hanging="420" w:firstLineChars="0"/>
+        <w:rPr>
+          <w:rFonts w:hint="default" w:ascii="Sitka Subheading" w:hAnsi="Sitka Subheading" w:cs="Sitka Subheading"/>
+        </w:rPr>
+      </w:pPr>
+      <w:r>
+        <w:rPr>
+          <w:rFonts w:hint="default" w:ascii="Sitka Subheading" w:hAnsi="Sitka Subheading" w:cs="Sitka Subheading"/>
+        </w:rPr>
+        <w:t>echo 1 &gt; /proc/sys/net/ipv4/ip_forward</w:t>
+      </w:r>
+    </w:p>
+    <w:p>
+      <w:pPr>
+        <w:numPr>
+          <w:ilvl w:val="1"/>
+          <w:numId w:val="11"/>
+        </w:numPr>
+        <w:spacing w:line="360" w:lineRule="auto"/>
+        <w:ind w:left="840" w:leftChars="0" w:hanging="420" w:firstLineChars="0"/>
+        <w:rPr>
+          <w:rFonts w:hint="default" w:ascii="Sitka Subheading" w:hAnsi="Sitka Subheading" w:cs="Sitka Subheading"/>
+        </w:rPr>
+      </w:pPr>
+    </w:p>
+    <w:p>
+      <w:pPr>
+        <w:numPr>
+          <w:ilvl w:val="1"/>
+          <w:numId w:val="11"/>
+        </w:numPr>
+        <w:spacing w:line="360" w:lineRule="auto"/>
+        <w:ind w:left="840" w:leftChars="0" w:hanging="420" w:firstLineChars="0"/>
+        <w:rPr>
+          <w:rFonts w:hint="default" w:ascii="Sitka Subheading" w:hAnsi="Sitka Subheading" w:cs="Sitka Subheading"/>
+        </w:rPr>
+      </w:pPr>
+      <w:r>
+        <w:rPr>
+          <w:rFonts w:hint="default" w:ascii="Sitka Subheading" w:hAnsi="Sitka Subheading" w:cs="Sitka Subheading"/>
+        </w:rPr>
+        <w:t>Enable NAT</w:t>
+      </w:r>
+    </w:p>
+    <w:p>
+      <w:pPr>
+        <w:numPr>
+          <w:ilvl w:val="1"/>
+          <w:numId w:val="11"/>
+        </w:numPr>
+        <w:spacing w:line="360" w:lineRule="auto"/>
+        <w:ind w:left="840" w:leftChars="0" w:hanging="420" w:firstLineChars="0"/>
+        <w:rPr>
+          <w:rFonts w:hint="default" w:ascii="Sitka Subheading" w:hAnsi="Sitka Subheading" w:cs="Sitka Subheading"/>
+        </w:rPr>
+      </w:pPr>
+    </w:p>
+    <w:p>
+      <w:pPr>
+        <w:numPr>
+          <w:ilvl w:val="1"/>
+          <w:numId w:val="11"/>
+        </w:numPr>
+        <w:spacing w:line="360" w:lineRule="auto"/>
+        <w:ind w:left="840" w:leftChars="0" w:hanging="420" w:firstLineChars="0"/>
+        <w:rPr>
+          <w:rFonts w:hint="default" w:ascii="Sitka Subheading" w:hAnsi="Sitka Subheading" w:cs="Sitka Subheading"/>
+        </w:rPr>
+      </w:pPr>
+      <w:r>
+        <w:rPr>
+          <w:rFonts w:hint="default" w:ascii="Sitka Subheading" w:hAnsi="Sitka Subheading" w:cs="Sitka Subheading"/>
+        </w:rPr>
+        <w:t>iptables -t nat -A POSTROUTING -o &lt;interface-name&gt; -j MASQUERADE</w:t>
+      </w:r>
+    </w:p>
+    <w:p>
+      <w:pPr>
+        <w:numPr>
+          <w:ilvl w:val="1"/>
+          <w:numId w:val="11"/>
+        </w:numPr>
+        <w:spacing w:line="360" w:lineRule="auto"/>
+        <w:ind w:left="840" w:leftChars="0" w:hanging="420" w:firstLineChars="0"/>
+        <w:rPr>
+          <w:rFonts w:hint="default" w:ascii="Sitka Subheading" w:hAnsi="Sitka Subheading" w:cs="Sitka Subheading"/>
+        </w:rPr>
+      </w:pPr>
+    </w:p>
+    <w:p>
+      <w:pPr>
+        <w:numPr>
+          <w:ilvl w:val="1"/>
+          <w:numId w:val="11"/>
+        </w:numPr>
+        <w:spacing w:line="360" w:lineRule="auto"/>
+        <w:ind w:left="840" w:leftChars="0" w:hanging="420" w:firstLineChars="0"/>
+        <w:rPr>
+          <w:rFonts w:hint="default" w:ascii="Sitka Subheading" w:hAnsi="Sitka Subheading" w:cs="Sitka Subheading"/>
+        </w:rPr>
+      </w:pPr>
+      <w:r>
+        <w:rPr>
+          <w:rFonts w:hint="default" w:ascii="Sitka Subheading" w:hAnsi="Sitka Subheading" w:cs="Sitka Subheading"/>
+        </w:rPr>
+        <w:t>Example</w:t>
+      </w:r>
+    </w:p>
+    <w:p>
+      <w:pPr>
+        <w:numPr>
+          <w:ilvl w:val="1"/>
+          <w:numId w:val="11"/>
+        </w:numPr>
+        <w:spacing w:line="360" w:lineRule="auto"/>
+        <w:ind w:left="840" w:leftChars="0" w:hanging="420" w:firstLineChars="0"/>
+        <w:rPr>
+          <w:rFonts w:hint="default" w:ascii="Sitka Subheading" w:hAnsi="Sitka Subheading" w:cs="Sitka Subheading"/>
+        </w:rPr>
+      </w:pPr>
+    </w:p>
+    <w:p>
+      <w:pPr>
+        <w:numPr>
+          <w:ilvl w:val="1"/>
+          <w:numId w:val="11"/>
+        </w:numPr>
+        <w:spacing w:line="360" w:lineRule="auto"/>
+        <w:ind w:left="840" w:leftChars="0" w:hanging="420" w:firstLineChars="0"/>
+        <w:rPr>
+          <w:rFonts w:hint="default" w:ascii="Sitka Subheading" w:hAnsi="Sitka Subheading" w:cs="Sitka Subheading"/>
+        </w:rPr>
+      </w:pPr>
+      <w:r>
+        <w:rPr>
+          <w:rFonts w:hint="default" w:ascii="Sitka Subheading" w:hAnsi="Sitka Subheading" w:cs="Sitka Subheading"/>
+        </w:rPr>
+        <w:t>iptables -t nat -A POSTROUTING -o enp0s8 -j MASQUERADE</w:t>
+      </w:r>
+    </w:p>
+    <w:p>
+      <w:pPr>
+        <w:numPr>
+          <w:ilvl w:val="1"/>
+          <w:numId w:val="11"/>
+        </w:numPr>
+        <w:spacing w:line="360" w:lineRule="auto"/>
+        <w:ind w:left="840" w:leftChars="0" w:hanging="420" w:firstLineChars="0"/>
+        <w:rPr>
+          <w:rFonts w:hint="default" w:ascii="Sitka Subheading" w:hAnsi="Sitka Subheading" w:cs="Sitka Subheading"/>
+        </w:rPr>
+      </w:pPr>
+    </w:p>
+    <w:p>
+      <w:pPr>
+        <w:numPr>
+          <w:ilvl w:val="1"/>
+          <w:numId w:val="11"/>
+        </w:numPr>
+        <w:spacing w:line="360" w:lineRule="auto"/>
+        <w:ind w:left="840" w:leftChars="0" w:hanging="420" w:firstLineChars="0"/>
+        <w:rPr>
+          <w:rFonts w:hint="default" w:ascii="Sitka Subheading" w:hAnsi="Sitka Subheading" w:cs="Sitka Subheading"/>
+        </w:rPr>
+      </w:pPr>
+      <w:r>
+        <w:rPr>
+          <w:rFonts w:hint="default" w:ascii="Sitka Subheading" w:hAnsi="Sitka Subheading" w:cs="Sitka Subheading"/>
+        </w:rPr>
+        <w:t>Add DNAT port forwarding</w:t>
+      </w:r>
+    </w:p>
+    <w:p>
+      <w:pPr>
+        <w:numPr>
+          <w:ilvl w:val="1"/>
+          <w:numId w:val="11"/>
+        </w:numPr>
+        <w:spacing w:line="360" w:lineRule="auto"/>
+        <w:ind w:left="840" w:leftChars="0" w:hanging="420" w:firstLineChars="0"/>
+        <w:rPr>
+          <w:rFonts w:hint="default" w:ascii="Sitka Subheading" w:hAnsi="Sitka Subheading" w:cs="Sitka Subheading"/>
+        </w:rPr>
+      </w:pPr>
+    </w:p>
+    <w:p>
+      <w:pPr>
+        <w:numPr>
+          <w:ilvl w:val="1"/>
+          <w:numId w:val="11"/>
+        </w:numPr>
+        <w:spacing w:line="360" w:lineRule="auto"/>
+        <w:ind w:left="840" w:leftChars="0" w:hanging="420" w:firstLineChars="0"/>
+        <w:rPr>
+          <w:rFonts w:hint="default" w:ascii="Sitka Subheading" w:hAnsi="Sitka Subheading" w:cs="Sitka Subheading"/>
+        </w:rPr>
+      </w:pPr>
+      <w:r>
+        <w:rPr>
+          <w:rFonts w:hint="default" w:ascii="Sitka Subheading" w:hAnsi="Sitka Subheading" w:cs="Sitka Subheading"/>
+        </w:rPr>
+        <w:t>iptables -t nat -A PREROUTING -p tcp --dport &lt;host-port&gt; -j DNAT --to-destination &lt;ip&gt;:&lt;port&gt;</w:t>
+      </w:r>
+    </w:p>
+    <w:p>
+      <w:pPr>
+        <w:numPr>
+          <w:ilvl w:val="1"/>
+          <w:numId w:val="11"/>
+        </w:numPr>
+        <w:spacing w:line="360" w:lineRule="auto"/>
+        <w:ind w:left="840" w:leftChars="0" w:hanging="420" w:firstLineChars="0"/>
+        <w:rPr>
+          <w:rFonts w:hint="default" w:ascii="Sitka Subheading" w:hAnsi="Sitka Subheading" w:cs="Sitka Subheading"/>
+        </w:rPr>
+      </w:pPr>
+    </w:p>
+    <w:p>
+      <w:pPr>
+        <w:numPr>
+          <w:ilvl w:val="1"/>
+          <w:numId w:val="11"/>
+        </w:numPr>
+        <w:spacing w:line="360" w:lineRule="auto"/>
+        <w:ind w:left="840" w:leftChars="0" w:hanging="420" w:firstLineChars="0"/>
+        <w:rPr>
+          <w:rFonts w:hint="default" w:ascii="Sitka Subheading" w:hAnsi="Sitka Subheading" w:cs="Sitka Subheading"/>
+        </w:rPr>
+      </w:pPr>
+      <w:r>
+        <w:rPr>
+          <w:rFonts w:hint="default" w:ascii="Sitka Subheading" w:hAnsi="Sitka Subheading" w:cs="Sitka Subheading"/>
+        </w:rPr>
+        <w:t>Example</w:t>
+      </w:r>
+    </w:p>
+    <w:p>
+      <w:pPr>
+        <w:numPr>
+          <w:ilvl w:val="1"/>
+          <w:numId w:val="11"/>
+        </w:numPr>
+        <w:spacing w:line="360" w:lineRule="auto"/>
+        <w:ind w:left="840" w:leftChars="0" w:hanging="420" w:firstLineChars="0"/>
+        <w:rPr>
+          <w:rFonts w:hint="default" w:ascii="Sitka Subheading" w:hAnsi="Sitka Subheading" w:cs="Sitka Subheading"/>
+        </w:rPr>
+      </w:pPr>
+    </w:p>
+    <w:p>
+      <w:pPr>
+        <w:numPr>
+          <w:ilvl w:val="1"/>
+          <w:numId w:val="11"/>
+        </w:numPr>
+        <w:spacing w:line="360" w:lineRule="auto"/>
+        <w:ind w:left="840" w:leftChars="0" w:hanging="420" w:firstLineChars="0"/>
+        <w:rPr>
+          <w:rFonts w:hint="default" w:ascii="Sitka Subheading" w:hAnsi="Sitka Subheading" w:cs="Sitka Subheading"/>
+        </w:rPr>
+      </w:pPr>
+      <w:r>
+        <w:rPr>
+          <w:rFonts w:hint="default" w:ascii="Sitka Subheading" w:hAnsi="Sitka Subheading" w:cs="Sitka Subheading"/>
+        </w:rPr>
+        <w:t>iptables -t nat -A PREROUTING -p tcp --dport 8080 -j DNAT --to-destination 192.168.15.2:80</w:t>
+      </w:r>
+    </w:p>
+    <w:p>
+      <w:pPr>
+        <w:numPr>
+          <w:ilvl w:val="1"/>
+          <w:numId w:val="11"/>
+        </w:numPr>
+        <w:spacing w:line="360" w:lineRule="auto"/>
+        <w:ind w:left="840" w:leftChars="0" w:hanging="420" w:firstLineChars="0"/>
+        <w:rPr>
+          <w:rFonts w:hint="default" w:ascii="Sitka Subheading" w:hAnsi="Sitka Subheading" w:cs="Sitka Subheading"/>
+        </w:rPr>
+      </w:pPr>
+    </w:p>
+    <w:p>
+      <w:pPr>
+        <w:numPr>
+          <w:ilvl w:val="1"/>
+          <w:numId w:val="11"/>
+        </w:numPr>
+        <w:spacing w:line="360" w:lineRule="auto"/>
+        <w:ind w:left="840" w:leftChars="0" w:hanging="420" w:firstLineChars="0"/>
+        <w:rPr>
+          <w:rFonts w:hint="default" w:ascii="Sitka Subheading" w:hAnsi="Sitka Subheading" w:cs="Sitka Subheading"/>
+        </w:rPr>
+      </w:pPr>
+      <w:r>
+        <w:rPr>
+          <w:rFonts w:hint="default" w:ascii="Sitka Subheading" w:hAnsi="Sitka Subheading" w:cs="Sitka Subheading"/>
+        </w:rPr>
+        <w:t>Access forwarded application</w:t>
+      </w:r>
+    </w:p>
+    <w:p>
+      <w:pPr>
+        <w:numPr>
+          <w:ilvl w:val="1"/>
+          <w:numId w:val="11"/>
+        </w:numPr>
+        <w:spacing w:line="360" w:lineRule="auto"/>
+        <w:ind w:left="840" w:leftChars="0" w:hanging="420" w:firstLineChars="0"/>
+        <w:rPr>
+          <w:rFonts w:hint="default" w:ascii="Sitka Subheading" w:hAnsi="Sitka Subheading" w:cs="Sitka Subheading"/>
+        </w:rPr>
+      </w:pPr>
+    </w:p>
+    <w:p>
+      <w:pPr>
+        <w:numPr>
+          <w:ilvl w:val="1"/>
+          <w:numId w:val="11"/>
+        </w:numPr>
+        <w:spacing w:line="360" w:lineRule="auto"/>
+        <w:ind w:left="840" w:leftChars="0" w:hanging="420" w:firstLineChars="0"/>
+        <w:rPr>
+          <w:rFonts w:hint="default" w:ascii="Sitka Subheading" w:hAnsi="Sitka Subheading" w:cs="Sitka Subheading"/>
+        </w:rPr>
+      </w:pPr>
+      <w:r>
+        <w:rPr>
+          <w:rFonts w:hint="default" w:ascii="Sitka Subheading" w:hAnsi="Sitka Subheading" w:cs="Sitka Subheading"/>
+        </w:rPr>
+        <w:t>curl http://&lt;host-ip&gt;:&lt;port&gt;</w:t>
+      </w:r>
+    </w:p>
+    <w:p>
+      <w:pPr>
+        <w:numPr>
+          <w:ilvl w:val="1"/>
+          <w:numId w:val="11"/>
+        </w:numPr>
+        <w:spacing w:line="360" w:lineRule="auto"/>
+        <w:ind w:left="840" w:leftChars="0" w:hanging="420" w:firstLineChars="0"/>
+        <w:rPr>
+          <w:rFonts w:hint="default" w:ascii="Sitka Subheading" w:hAnsi="Sitka Subheading" w:cs="Sitka Subheading"/>
+        </w:rPr>
+      </w:pPr>
+    </w:p>
+    <w:p>
+      <w:pPr>
+        <w:numPr>
+          <w:ilvl w:val="1"/>
+          <w:numId w:val="11"/>
+        </w:numPr>
+        <w:spacing w:line="360" w:lineRule="auto"/>
+        <w:ind w:left="840" w:leftChars="0" w:hanging="420" w:firstLineChars="0"/>
+        <w:rPr>
+          <w:rFonts w:hint="default" w:ascii="Sitka Subheading" w:hAnsi="Sitka Subheading" w:cs="Sitka Subheading"/>
+        </w:rPr>
+      </w:pPr>
+      <w:r>
+        <w:rPr>
+          <w:rFonts w:hint="default" w:ascii="Sitka Subheading" w:hAnsi="Sitka Subheading" w:cs="Sitka Subheading"/>
+        </w:rPr>
+        <w:t>Example</w:t>
+      </w:r>
+    </w:p>
+    <w:p>
+      <w:pPr>
+        <w:numPr>
+          <w:ilvl w:val="1"/>
+          <w:numId w:val="11"/>
+        </w:numPr>
+        <w:spacing w:line="360" w:lineRule="auto"/>
+        <w:ind w:left="840" w:leftChars="0" w:hanging="420" w:firstLineChars="0"/>
+        <w:rPr>
+          <w:rFonts w:hint="default" w:ascii="Sitka Subheading" w:hAnsi="Sitka Subheading" w:cs="Sitka Subheading"/>
+        </w:rPr>
+      </w:pPr>
+    </w:p>
+    <w:p>
+      <w:pPr>
+        <w:numPr>
+          <w:ilvl w:val="1"/>
+          <w:numId w:val="11"/>
+        </w:numPr>
+        <w:spacing w:line="360" w:lineRule="auto"/>
+        <w:ind w:left="840" w:leftChars="0" w:hanging="420" w:firstLineChars="0"/>
+        <w:rPr>
+          <w:rFonts w:hint="default" w:ascii="Sitka Subheading" w:hAnsi="Sitka Subheading" w:cs="Sitka Subheading"/>
+        </w:rPr>
+      </w:pPr>
+      <w:r>
+        <w:rPr>
+          <w:rFonts w:hint="default" w:ascii="Sitka Subheading" w:hAnsi="Sitka Subheading" w:cs="Sitka Subheading"/>
+        </w:rPr>
+        <w:t>curl http://10.10.10.10:8080</w:t>
+      </w:r>
     </w:p>
     <w:p>
       <w:pPr>

--- a/docs (kubernetes)/kcna_summary.docx
+++ b/docs (kubernetes)/kcna_summary.docx
@@ -23172,6 +23172,7 @@
     <w:p>
       <w:pPr>
         <w:numPr>
+          <w:ilvl w:val="0"/>
           <w:numId w:val="0"/>
         </w:numPr>
         <w:spacing w:line="360" w:lineRule="auto"/>
@@ -23179,8 +23180,8 @@
         <w:jc w:val="center"/>
         <w:rPr>
           <w:rFonts w:hint="default" w:ascii="Sitka Subheading" w:hAnsi="Sitka Subheading" w:cs="Sitka Subheading"/>
-          <w:b/>
-          <w:bCs/>
+          <w:b w:val="0"/>
+          <w:bCs w:val="0"/>
           <w:color w:val="3B5F21" w:themeColor="accent4" w:themeShade="80"/>
           <w:sz w:val="30"/>
           <w:szCs w:val="30"/>
@@ -23744,7 +23745,7 @@
           <w:iCs w:val="0"/>
           <w:lang w:val="en-IN"/>
         </w:rPr>
-        <w:t xml:space="preserve">in out VM (vm1, vm2), </w:t>
+        <w:t xml:space="preserve">in our VM (vm1, vm2), </w:t>
       </w:r>
       <w:r>
         <w:rPr>
@@ -24456,19 +24457,7 @@
           <w:color w:val="0070C0"/>
           <w:lang w:val="en-IN"/>
         </w:rPr>
-        <w:t>route</w:t>
-      </w:r>
-      <w:r>
-        <w:rPr>
-          <w:rFonts w:hint="default" w:ascii="Sitka Subheading" w:hAnsi="Sitka Subheading" w:cs="Sitka Subheading"/>
-          <w:b w:val="0"/>
-          <w:bCs w:val="0"/>
-          <w:i w:val="0"/>
-          <w:iCs w:val="0"/>
-          <w:color w:val="0070C0"/>
-          <w:lang w:val="en-IN"/>
-        </w:rPr>
-        <w:t xml:space="preserve"> </w:t>
+        <w:t xml:space="preserve">route </w:t>
       </w:r>
       <w:r>
         <w:rPr>
@@ -28760,7 +28749,41 @@
           <w:color w:val="851321" w:themeColor="accent6" w:themeShade="80"/>
           <w:lang w:val="en-IN"/>
         </w:rPr>
-        <w:t>ip link add veth2-red type veth peer name veth2-red-host</w:t>
+        <w:t>ip link add</w:t>
+      </w:r>
+      <w:r>
+        <w:rPr>
+          <w:rFonts w:hint="default" w:ascii="Sitka Subheading" w:hAnsi="Sitka Subheading" w:cs="Sitka Subheading"/>
+          <w:b w:val="0"/>
+          <w:bCs w:val="0"/>
+          <w:i/>
+          <w:iCs/>
+          <w:color w:val="851321" w:themeColor="accent6" w:themeShade="80"/>
+          <w:lang w:val="en-IN"/>
+        </w:rPr>
+        <w:t xml:space="preserve"> veth2-red</w:t>
+      </w:r>
+      <w:r>
+        <w:rPr>
+          <w:rFonts w:hint="default" w:ascii="Sitka Subheading" w:hAnsi="Sitka Subheading" w:cs="Sitka Subheading"/>
+          <w:b w:val="0"/>
+          <w:bCs w:val="0"/>
+          <w:color w:val="851321" w:themeColor="accent6" w:themeShade="80"/>
+          <w:lang w:val="en-IN"/>
+        </w:rPr>
+        <w:t xml:space="preserve"> type veth peer name </w:t>
+      </w:r>
+      <w:r>
+        <w:rPr>
+          <w:rFonts w:hint="default" w:ascii="Sitka Subheading" w:hAnsi="Sitka Subheading" w:cs="Sitka Subheading"/>
+          <w:b w:val="0"/>
+          <w:bCs w:val="0"/>
+          <w:i/>
+          <w:iCs/>
+          <w:color w:val="851321" w:themeColor="accent6" w:themeShade="80"/>
+          <w:lang w:val="en-IN"/>
+        </w:rPr>
+        <w:t>veth2-red-host</w:t>
       </w:r>
       <w:r>
         <w:rPr>
@@ -28792,7 +28815,41 @@
           <w:color w:val="851321" w:themeColor="accent6" w:themeShade="80"/>
           <w:lang w:val="en-IN"/>
         </w:rPr>
-        <w:t>ip link set veth2-red netns red</w:t>
+        <w:t xml:space="preserve">ip link set </w:t>
+      </w:r>
+      <w:r>
+        <w:rPr>
+          <w:rFonts w:hint="default" w:ascii="Sitka Subheading" w:hAnsi="Sitka Subheading" w:cs="Sitka Subheading"/>
+          <w:b w:val="0"/>
+          <w:bCs w:val="0"/>
+          <w:i/>
+          <w:iCs/>
+          <w:color w:val="851321" w:themeColor="accent6" w:themeShade="80"/>
+          <w:lang w:val="en-IN"/>
+        </w:rPr>
+        <w:t>veth2-red</w:t>
+      </w:r>
+      <w:r>
+        <w:rPr>
+          <w:rFonts w:hint="default" w:ascii="Sitka Subheading" w:hAnsi="Sitka Subheading" w:cs="Sitka Subheading"/>
+          <w:b w:val="0"/>
+          <w:bCs w:val="0"/>
+          <w:color w:val="851321" w:themeColor="accent6" w:themeShade="80"/>
+          <w:lang w:val="en-IN"/>
+        </w:rPr>
+        <w:t xml:space="preserve"> netns</w:t>
+      </w:r>
+      <w:r>
+        <w:rPr>
+          <w:rFonts w:hint="default" w:ascii="Sitka Subheading" w:hAnsi="Sitka Subheading" w:cs="Sitka Subheading"/>
+          <w:b w:val="0"/>
+          <w:bCs w:val="0"/>
+          <w:i/>
+          <w:iCs/>
+          <w:color w:val="851321" w:themeColor="accent6" w:themeShade="80"/>
+          <w:lang w:val="en-IN"/>
+        </w:rPr>
+        <w:t xml:space="preserve"> red</w:t>
       </w:r>
       <w:r>
         <w:rPr>
@@ -28824,7 +28881,41 @@
           <w:color w:val="851321" w:themeColor="accent6" w:themeShade="80"/>
           <w:lang w:val="en-IN"/>
         </w:rPr>
-        <w:t>ip netns exec red ip link set veth2-red up</w:t>
+        <w:t xml:space="preserve">ip netns exec </w:t>
+      </w:r>
+      <w:r>
+        <w:rPr>
+          <w:rFonts w:hint="default" w:ascii="Sitka Subheading" w:hAnsi="Sitka Subheading" w:cs="Sitka Subheading"/>
+          <w:b w:val="0"/>
+          <w:bCs w:val="0"/>
+          <w:i/>
+          <w:iCs/>
+          <w:color w:val="851321" w:themeColor="accent6" w:themeShade="80"/>
+          <w:lang w:val="en-IN"/>
+        </w:rPr>
+        <w:t xml:space="preserve">red </w:t>
+      </w:r>
+      <w:r>
+        <w:rPr>
+          <w:rFonts w:hint="default" w:ascii="Sitka Subheading" w:hAnsi="Sitka Subheading" w:cs="Sitka Subheading"/>
+          <w:b w:val="0"/>
+          <w:bCs w:val="0"/>
+          <w:color w:val="0070C0"/>
+          <w:lang w:val="en-IN"/>
+        </w:rPr>
+        <w:t xml:space="preserve">ip link set </w:t>
+      </w:r>
+      <w:r>
+        <w:rPr>
+          <w:rFonts w:hint="default" w:ascii="Sitka Subheading" w:hAnsi="Sitka Subheading" w:cs="Sitka Subheading"/>
+          <w:b w:val="0"/>
+          <w:bCs w:val="0"/>
+          <w:i/>
+          <w:iCs/>
+          <w:color w:val="0070C0"/>
+          <w:lang w:val="en-IN"/>
+        </w:rPr>
+        <w:t>veth2-red up</w:t>
       </w:r>
       <w:r>
         <w:rPr>
@@ -28856,7 +28947,29 @@
           <w:color w:val="851321" w:themeColor="accent6" w:themeShade="80"/>
           <w:lang w:val="en-IN"/>
         </w:rPr>
-        <w:t>ip link set veth2-red-host up</w:t>
+        <w:t>ip link set</w:t>
+      </w:r>
+      <w:r>
+        <w:rPr>
+          <w:rFonts w:hint="default" w:ascii="Sitka Subheading" w:hAnsi="Sitka Subheading" w:cs="Sitka Subheading"/>
+          <w:b w:val="0"/>
+          <w:bCs w:val="0"/>
+          <w:i/>
+          <w:iCs/>
+          <w:color w:val="851321" w:themeColor="accent6" w:themeShade="80"/>
+          <w:lang w:val="en-IN"/>
+        </w:rPr>
+        <w:t xml:space="preserve"> veth2-red-host</w:t>
+      </w:r>
+      <w:r>
+        <w:rPr>
+          <w:rFonts w:hint="default" w:ascii="Sitka Subheading" w:hAnsi="Sitka Subheading" w:cs="Sitka Subheading"/>
+          <w:b w:val="0"/>
+          <w:bCs w:val="0"/>
+          <w:color w:val="851321" w:themeColor="accent6" w:themeShade="80"/>
+          <w:lang w:val="en-IN"/>
+        </w:rPr>
+        <w:t xml:space="preserve"> up</w:t>
       </w:r>
       <w:r>
         <w:rPr>
@@ -28888,56 +29001,150 @@
           <w:color w:val="851321" w:themeColor="accent6" w:themeShade="80"/>
           <w:lang w:val="en-IN"/>
         </w:rPr>
-        <w:t xml:space="preserve">netns exec red ip addr add 192.168.25.2/24 </w:t>
+        <w:t xml:space="preserve">netns exec red </w:t>
+      </w:r>
+      <w:r>
+        <w:rPr>
+          <w:rFonts w:hint="default" w:ascii="Sitka Subheading" w:hAnsi="Sitka Subheading" w:cs="Sitka Subheading"/>
+          <w:b w:val="0"/>
+          <w:bCs w:val="0"/>
+          <w:color w:val="0070C0"/>
+          <w:lang w:val="en-IN"/>
+        </w:rPr>
+        <w:t xml:space="preserve">ip addr add </w:t>
+      </w:r>
+      <w:r>
+        <w:rPr>
+          <w:rFonts w:hint="default" w:ascii="Sitka Subheading" w:hAnsi="Sitka Subheading" w:cs="Sitka Subheading"/>
+          <w:b w:val="0"/>
+          <w:bCs w:val="0"/>
+          <w:i/>
+          <w:iCs/>
+          <w:color w:val="0070C0"/>
+          <w:lang w:val="en-IN"/>
+        </w:rPr>
+        <w:t>192.168.</w:t>
       </w:r>
       <w:r>
         <w:rPr>
           <w:rFonts w:hint="default" w:ascii="Sitka Subheading" w:hAnsi="Sitka Subheading" w:cs="Sitka Subheading"/>
           <w:b/>
           <w:bCs/>
+          <w:i/>
+          <w:iCs/>
+          <w:color w:val="0070C0"/>
+          <w:lang w:val="en-IN"/>
+        </w:rPr>
+        <w:t>25</w:t>
+      </w:r>
+      <w:r>
+        <w:rPr>
+          <w:rFonts w:hint="default" w:ascii="Sitka Subheading" w:hAnsi="Sitka Subheading" w:cs="Sitka Subheading"/>
+          <w:b w:val="0"/>
+          <w:bCs w:val="0"/>
+          <w:i/>
+          <w:iCs/>
+          <w:color w:val="0070C0"/>
+          <w:lang w:val="en-IN"/>
+        </w:rPr>
+        <w:t xml:space="preserve">.2/24 </w:t>
+      </w:r>
+      <w:r>
+        <w:rPr>
+          <w:rFonts w:hint="default" w:ascii="Sitka Subheading" w:hAnsi="Sitka Subheading" w:cs="Sitka Subheading"/>
+          <w:b/>
+          <w:bCs/>
+          <w:color w:val="0070C0"/>
+          <w:lang w:val="en-IN"/>
+        </w:rPr>
+        <w:t>dev</w:t>
+      </w:r>
+      <w:r>
+        <w:rPr>
+          <w:rFonts w:hint="default" w:ascii="Sitka Subheading" w:hAnsi="Sitka Subheading" w:cs="Sitka Subheading"/>
+          <w:b w:val="0"/>
+          <w:bCs w:val="0"/>
+          <w:color w:val="0070C0"/>
+          <w:lang w:val="en-IN"/>
+        </w:rPr>
+        <w:t xml:space="preserve"> </w:t>
+      </w:r>
+      <w:r>
+        <w:rPr>
+          <w:rFonts w:hint="default" w:ascii="Sitka Subheading" w:hAnsi="Sitka Subheading" w:cs="Sitka Subheading"/>
+          <w:b w:val="0"/>
+          <w:bCs w:val="0"/>
+          <w:i/>
+          <w:iCs/>
+          <w:color w:val="0070C0"/>
+          <w:lang w:val="en-IN"/>
+        </w:rPr>
+        <w:t>veth2-red</w:t>
+      </w:r>
+      <w:r>
+        <w:rPr>
+          <w:rFonts w:hint="default" w:ascii="Sitka Subheading" w:hAnsi="Sitka Subheading" w:cs="Sitka Subheading"/>
+          <w:b w:val="0"/>
+          <w:bCs w:val="0"/>
+          <w:i/>
+          <w:iCs/>
+          <w:lang w:val="en-IN"/>
+        </w:rPr>
+        <w:t xml:space="preserve"> </w:t>
+      </w:r>
+      <w:r>
+        <w:rPr>
+          <w:rFonts w:hint="default" w:ascii="Sitka Subheading" w:hAnsi="Sitka Subheading" w:cs="Sitka Subheading"/>
+          <w:b w:val="0"/>
+          <w:bCs w:val="0"/>
+          <w:lang w:val="en-IN"/>
+        </w:rPr>
+        <w:t>[ assign ip in namespace ]</w:t>
+      </w:r>
+    </w:p>
+    <w:p>
+      <w:pPr>
+        <w:numPr>
+          <w:ilvl w:val="1"/>
+          <w:numId w:val="11"/>
+        </w:numPr>
+        <w:spacing w:line="360" w:lineRule="auto"/>
+        <w:ind w:left="840" w:leftChars="0" w:hanging="420" w:firstLineChars="0"/>
+        <w:rPr>
+          <w:rFonts w:hint="default" w:ascii="Sitka Subheading" w:hAnsi="Sitka Subheading" w:cs="Sitka Subheading"/>
+        </w:rPr>
+      </w:pPr>
+      <w:r>
+        <w:rPr>
+          <w:rFonts w:hint="default" w:ascii="Sitka Subheading" w:hAnsi="Sitka Subheading" w:cs="Sitka Subheading"/>
           <w:color w:val="851321" w:themeColor="accent6" w:themeShade="80"/>
-          <w:lang w:val="en-IN"/>
-        </w:rPr>
-        <w:t>dev</w:t>
-      </w:r>
-      <w:r>
-        <w:rPr>
-          <w:rFonts w:hint="default" w:ascii="Sitka Subheading" w:hAnsi="Sitka Subheading" w:cs="Sitka Subheading"/>
-          <w:b w:val="0"/>
-          <w:bCs w:val="0"/>
+        </w:rPr>
+        <w:t xml:space="preserve">ip addr add </w:t>
+      </w:r>
+      <w:r>
+        <w:rPr>
+          <w:rFonts w:hint="default" w:ascii="Sitka Subheading" w:hAnsi="Sitka Subheading" w:cs="Sitka Subheading"/>
+          <w:i/>
+          <w:iCs/>
           <w:color w:val="851321" w:themeColor="accent6" w:themeShade="80"/>
-          <w:lang w:val="en-IN"/>
-        </w:rPr>
-        <w:t xml:space="preserve"> veth2-red</w:t>
-      </w:r>
-      <w:r>
-        <w:rPr>
-          <w:rFonts w:hint="default" w:ascii="Sitka Subheading" w:hAnsi="Sitka Subheading" w:cs="Sitka Subheading"/>
-          <w:b w:val="0"/>
-          <w:bCs w:val="0"/>
-          <w:lang w:val="en-IN"/>
-        </w:rPr>
-        <w:t xml:space="preserve"> [ assign ip in namespace ]</w:t>
-      </w:r>
-    </w:p>
-    <w:p>
-      <w:pPr>
-        <w:numPr>
-          <w:ilvl w:val="1"/>
-          <w:numId w:val="11"/>
-        </w:numPr>
-        <w:spacing w:line="360" w:lineRule="auto"/>
-        <w:ind w:left="840" w:leftChars="0" w:hanging="420" w:firstLineChars="0"/>
-        <w:rPr>
-          <w:rFonts w:hint="default" w:ascii="Sitka Subheading" w:hAnsi="Sitka Subheading" w:cs="Sitka Subheading"/>
-        </w:rPr>
-      </w:pPr>
+        </w:rPr>
+        <w:t>192.168.25.3/24</w:t>
+      </w:r>
       <w:r>
         <w:rPr>
           <w:rFonts w:hint="default" w:ascii="Sitka Subheading" w:hAnsi="Sitka Subheading" w:cs="Sitka Subheading"/>
           <w:color w:val="851321" w:themeColor="accent6" w:themeShade="80"/>
         </w:rPr>
-        <w:t>ip addr add 192.168.25.3/24 dev veth2-red-host</w:t>
+        <w:t xml:space="preserve"> dev </w:t>
+      </w:r>
+      <w:r>
+        <w:rPr>
+          <w:rFonts w:hint="default" w:ascii="Sitka Subheading" w:hAnsi="Sitka Subheading" w:cs="Sitka Subheading"/>
+          <w:i/>
+          <w:iCs/>
+          <w:color w:val="851321" w:themeColor="accent6" w:themeShade="80"/>
+        </w:rPr>
+        <w:t>veth2-red-host</w:t>
       </w:r>
       <w:r>
         <w:rPr>
@@ -32665,6 +32872,56 @@
         </w:rPr>
         <w:t xml:space="preserve">  [ bridge network interface’s IP]</w:t>
       </w:r>
+      <w:r>
+        <w:rPr>
+          <w:rFonts w:hint="default" w:ascii="Sitka Subheading" w:hAnsi="Sitka Subheading" w:cs="Sitka Subheading"/>
+          <w:lang w:val="en-IN"/>
+        </w:rPr>
+        <w:br w:type="textWrapping"/>
+      </w:r>
+      <w:r>
+        <w:rPr>
+          <w:rFonts w:hint="default" w:ascii="Sitka Subheading" w:hAnsi="Sitka Subheading" w:cs="Sitka Subheading"/>
+          <w:lang w:val="en-IN"/>
+        </w:rPr>
+        <w:t xml:space="preserve">[ means to communicate with </w:t>
+      </w:r>
+      <w:r>
+        <w:rPr>
+          <w:rFonts w:hint="default" w:ascii="Sitka Subheading" w:hAnsi="Sitka Subheading" w:cs="Sitka Subheading"/>
+          <w:i/>
+          <w:iCs/>
+          <w:lang w:val="en-IN"/>
+        </w:rPr>
+        <w:t>10.10.10.0</w:t>
+      </w:r>
+      <w:r>
+        <w:rPr>
+          <w:rFonts w:hint="default" w:ascii="Sitka Subheading" w:hAnsi="Sitka Subheading" w:cs="Sitka Subheading"/>
+          <w:i w:val="0"/>
+          <w:iCs w:val="0"/>
+          <w:lang w:val="en-IN"/>
+        </w:rPr>
+        <w:t xml:space="preserve">, route to </w:t>
+      </w:r>
+      <w:r>
+        <w:rPr>
+          <w:rFonts w:hint="default" w:ascii="Sitka Subheading" w:hAnsi="Sitka Subheading" w:cs="Sitka Subheading"/>
+          <w:i/>
+          <w:iCs/>
+          <w:lang w:val="en-IN"/>
+        </w:rPr>
+        <w:t>192.168.15.5</w:t>
+      </w:r>
+      <w:r>
+        <w:rPr>
+          <w:rFonts w:hint="default" w:ascii="Sitka Subheading" w:hAnsi="Sitka Subheading" w:cs="Sitka Subheading"/>
+          <w:i w:val="0"/>
+          <w:iCs w:val="0"/>
+          <w:lang w:val="en-IN"/>
+        </w:rPr>
+        <w:t xml:space="preserve"> (bridge’s IP) ]</w:t>
+      </w:r>
     </w:p>
     <w:p>
       <w:pPr>
@@ -32809,7 +33066,20 @@
         <w:rPr>
           <w:rFonts w:hint="default" w:ascii="Sitka Subheading" w:hAnsi="Sitka Subheading" w:cs="Sitka Subheading"/>
         </w:rPr>
-        <w:t xml:space="preserve">  [ in namespace red ]</w:t>
+        <w:t xml:space="preserve">  [ in namespace</w:t>
+      </w:r>
+      <w:r>
+        <w:rPr>
+          <w:rFonts w:hint="default" w:ascii="Sitka Subheading" w:hAnsi="Sitka Subheading" w:cs="Sitka Subheading"/>
+          <w:lang w:val="en-IN"/>
+        </w:rPr>
+        <w:t xml:space="preserve"> blue</w:t>
+      </w:r>
+      <w:r>
+        <w:rPr>
+          <w:rFonts w:hint="default" w:ascii="Sitka Subheading" w:hAnsi="Sitka Subheading" w:cs="Sitka Subheading"/>
+        </w:rPr>
+        <w:t xml:space="preserve"> ]</w:t>
       </w:r>
       <w:r>
         <w:rPr>
@@ -32849,7 +33119,7 @@
           <w:bCs/>
           <w:lang w:val="en-IN"/>
         </w:rPr>
-        <w:t>32</w:t>
+        <w:t>/32</w:t>
       </w:r>
       <w:r>
         <w:rPr>
@@ -33320,7 +33590,7 @@
           <w:rFonts w:hint="default" w:ascii="Sitka Subheading" w:hAnsi="Sitka Subheading" w:cs="Sitka Subheading"/>
           <w:lang w:val="en-IN"/>
         </w:rPr>
-        <w:t xml:space="preserve">Either add a gw in </w:t>
+        <w:t xml:space="preserve">Either add a gateway in </w:t>
       </w:r>
       <w:r>
         <w:rPr>
@@ -33410,6 +33680,7 @@
           <w:rFonts w:hint="default" w:ascii="Sitka Subheading" w:hAnsi="Sitka Subheading" w:cs="Sitka Subheading"/>
           <w:b w:val="0"/>
           <w:bCs w:val="0"/>
+          <w:color w:val="795D01" w:themeColor="accent3" w:themeShade="80"/>
           <w:lang w:val="en-IN"/>
         </w:rPr>
         <w:t>network: 192.168.15.0</w:t>
@@ -33419,6 +33690,7 @@
           <w:rFonts w:hint="default" w:ascii="Sitka Subheading" w:hAnsi="Sitka Subheading" w:cs="Sitka Subheading"/>
           <w:b w:val="0"/>
           <w:bCs w:val="0"/>
+          <w:color w:val="795D01" w:themeColor="accent3" w:themeShade="80"/>
           <w:lang w:val="en-IN"/>
         </w:rPr>
         <w:br w:type="textWrapping"/>
@@ -33428,9 +33700,88 @@
           <w:rFonts w:hint="default" w:ascii="Sitka Subheading" w:hAnsi="Sitka Subheading" w:cs="Sitka Subheading"/>
           <w:b w:val="0"/>
           <w:bCs w:val="0"/>
-          <w:lang w:val="en-IN"/>
-        </w:rPr>
-        <w:t>gateway: 10.10.10.10 (vm1 / host)</w:t>
+          <w:color w:val="795D01" w:themeColor="accent3" w:themeShade="80"/>
+          <w:lang w:val="en-IN"/>
+        </w:rPr>
+        <w:t xml:space="preserve">gateway: 10.10.10.10 </w:t>
+      </w:r>
+      <w:r>
+        <w:rPr>
+          <w:rFonts w:hint="default" w:ascii="Sitka Subheading" w:hAnsi="Sitka Subheading" w:cs="Sitka Subheading"/>
+          <w:b w:val="0"/>
+          <w:bCs w:val="0"/>
+          <w:lang w:val="en-IN"/>
+        </w:rPr>
+        <w:t>(vm1 / host)</w:t>
+      </w:r>
+      <w:r>
+        <w:rPr>
+          <w:rFonts w:hint="default" w:ascii="Sitka Subheading" w:hAnsi="Sitka Subheading" w:cs="Sitka Subheading"/>
+          <w:b w:val="0"/>
+          <w:bCs w:val="0"/>
+          <w:lang w:val="en-IN"/>
+        </w:rPr>
+        <w:br w:type="textWrapping"/>
+      </w:r>
+      <w:r>
+        <w:rPr>
+          <w:rFonts w:hint="default" w:ascii="Sitka Subheading" w:hAnsi="Sitka Subheading" w:cs="Sitka Subheading"/>
+          <w:b w:val="0"/>
+          <w:bCs w:val="0"/>
+          <w:lang w:val="en-IN"/>
+        </w:rPr>
+        <w:t xml:space="preserve">[ means to communicate with </w:t>
+      </w:r>
+      <w:r>
+        <w:rPr>
+          <w:rFonts w:hint="default" w:ascii="Sitka Subheading" w:hAnsi="Sitka Subheading" w:cs="Sitka Subheading"/>
+          <w:b w:val="0"/>
+          <w:bCs w:val="0"/>
+          <w:i/>
+          <w:iCs/>
+          <w:lang w:val="en-IN"/>
+        </w:rPr>
+        <w:t>192.168.15.0</w:t>
+      </w:r>
+      <w:r>
+        <w:rPr>
+          <w:rFonts w:hint="default" w:ascii="Sitka Subheading" w:hAnsi="Sitka Subheading" w:cs="Sitka Subheading"/>
+          <w:b w:val="0"/>
+          <w:bCs w:val="0"/>
+          <w:i w:val="0"/>
+          <w:iCs w:val="0"/>
+          <w:lang w:val="en-IN"/>
+        </w:rPr>
+        <w:t xml:space="preserve"> subnet</w:t>
+      </w:r>
+      <w:r>
+        <w:rPr>
+          <w:rFonts w:hint="default" w:ascii="Sitka Subheading" w:hAnsi="Sitka Subheading" w:cs="Sitka Subheading"/>
+          <w:b w:val="0"/>
+          <w:bCs w:val="0"/>
+          <w:lang w:val="en-IN"/>
+        </w:rPr>
+        <w:t xml:space="preserve">, route to </w:t>
+      </w:r>
+      <w:r>
+        <w:rPr>
+          <w:rFonts w:hint="default" w:ascii="Sitka Subheading" w:hAnsi="Sitka Subheading" w:cs="Sitka Subheading"/>
+          <w:b w:val="0"/>
+          <w:bCs w:val="0"/>
+          <w:i/>
+          <w:iCs/>
+          <w:lang w:val="en-IN"/>
+        </w:rPr>
+        <w:t>10.10.10.10</w:t>
+      </w:r>
+      <w:r>
+        <w:rPr>
+          <w:rFonts w:hint="default" w:ascii="Sitka Subheading" w:hAnsi="Sitka Subheading" w:cs="Sitka Subheading"/>
+          <w:b w:val="0"/>
+          <w:bCs w:val="0"/>
+          <w:lang w:val="en-IN"/>
+        </w:rPr>
+        <w:t xml:space="preserve"> ]</w:t>
       </w:r>
     </w:p>
     <w:p>
@@ -33674,33 +34025,22 @@
       <w:r>
         <w:rPr>
           <w:rFonts w:hint="default" w:ascii="Sitka Subheading" w:hAnsi="Sitka Subheading" w:cs="Sitka Subheading"/>
-          <w:color w:val="795D01" w:themeColor="accent3" w:themeShade="80"/>
-          <w:shd w:val="clear" w:color="FFFFFF" w:fill="D9D9D9"/>
-          <w:lang w:val="en-IN"/>
-        </w:rPr>
-        <w:t xml:space="preserve">vm1 OS is acting as the </w:t>
-      </w:r>
-      <w:r>
-        <w:rPr>
-          <w:rFonts w:hint="default" w:ascii="Sitka Subheading" w:hAnsi="Sitka Subheading" w:cs="Sitka Subheading"/>
           <w:b/>
           <w:bCs/>
           <w:color w:val="795D01" w:themeColor="accent3" w:themeShade="80"/>
-          <w:shd w:val="clear" w:color="FFFFFF" w:fill="D9D9D9"/>
-          <w:lang w:val="en-IN"/>
-        </w:rPr>
-        <w:t>gateway</w:t>
-      </w:r>
-      <w:r>
-        <w:rPr>
-          <w:rFonts w:hint="default" w:ascii="Sitka Subheading" w:hAnsi="Sitka Subheading" w:cs="Sitka Subheading"/>
-          <w:b w:val="0"/>
-          <w:bCs w:val="0"/>
+          <w:shd w:val="clear" w:color="auto" w:fill="auto"/>
+          <w:lang w:val="en-IN"/>
+        </w:rPr>
+        <w:t>vm1 OS</w:t>
+      </w:r>
+      <w:r>
+        <w:rPr>
+          <w:rFonts w:hint="default" w:ascii="Sitka Subheading" w:hAnsi="Sitka Subheading" w:cs="Sitka Subheading"/>
           <w:color w:val="795D01" w:themeColor="accent3" w:themeShade="80"/>
-          <w:shd w:val="clear" w:color="FFFFFF" w:fill="D9D9D9"/>
-          <w:lang w:val="en-IN"/>
-        </w:rPr>
-        <w:t xml:space="preserve"> and </w:t>
+          <w:shd w:val="clear" w:color="auto" w:fill="auto"/>
+          <w:lang w:val="en-IN"/>
+        </w:rPr>
+        <w:t xml:space="preserve"> is acting as the </w:t>
       </w:r>
       <w:r>
         <w:rPr>
@@ -33708,7 +34048,29 @@
           <w:b/>
           <w:bCs/>
           <w:color w:val="795D01" w:themeColor="accent3" w:themeShade="80"/>
-          <w:shd w:val="clear" w:color="FFFFFF" w:fill="D9D9D9"/>
+          <w:shd w:val="clear" w:color="auto" w:fill="auto"/>
+          <w:lang w:val="en-IN"/>
+        </w:rPr>
+        <w:t>gateway</w:t>
+      </w:r>
+      <w:r>
+        <w:rPr>
+          <w:rFonts w:hint="default" w:ascii="Sitka Subheading" w:hAnsi="Sitka Subheading" w:cs="Sitka Subheading"/>
+          <w:b w:val="0"/>
+          <w:bCs w:val="0"/>
+          <w:color w:val="795D01" w:themeColor="accent3" w:themeShade="80"/>
+          <w:shd w:val="clear" w:color="auto" w:fill="auto"/>
+          <w:lang w:val="en-IN"/>
+        </w:rPr>
+        <w:t xml:space="preserve"> and </w:t>
+      </w:r>
+      <w:r>
+        <w:rPr>
+          <w:rFonts w:hint="default" w:ascii="Sitka Subheading" w:hAnsi="Sitka Subheading" w:cs="Sitka Subheading"/>
+          <w:b/>
+          <w:bCs/>
+          <w:color w:val="795D01" w:themeColor="accent3" w:themeShade="80"/>
+          <w:shd w:val="clear" w:color="auto" w:fill="auto"/>
           <w:lang w:val="en-IN"/>
         </w:rPr>
         <w:t>router</w:t>
@@ -33719,7 +34081,7 @@
           <w:b w:val="0"/>
           <w:bCs w:val="0"/>
           <w:color w:val="795D01" w:themeColor="accent3" w:themeShade="80"/>
-          <w:shd w:val="clear" w:color="FFFFFF" w:fill="D9D9D9"/>
+          <w:shd w:val="clear" w:color="auto" w:fill="auto"/>
           <w:lang w:val="en-IN"/>
         </w:rPr>
         <w:t xml:space="preserve"> for different networks.</w:t>
@@ -33738,27 +34100,40 @@
           <w:rFonts w:hint="default" w:ascii="Sitka Subheading" w:hAnsi="Sitka Subheading" w:cs="Sitka Subheading"/>
           <w:b w:val="0"/>
           <w:bCs w:val="0"/>
-          <w:lang w:val="en-IN"/>
-        </w:rPr>
-        <w:t>10.10.10.x network</w:t>
-      </w:r>
-      <w:r>
-        <w:rPr>
-          <w:rFonts w:hint="default" w:ascii="Sitka Subheading" w:hAnsi="Sitka Subheading" w:cs="Sitka Subheading"/>
-          <w:b w:val="0"/>
-          <w:bCs w:val="0"/>
-          <w:lang w:val="en-IN"/>
-        </w:rPr>
-        <w:br w:type="textWrapping"/>
-      </w:r>
-      <w:r>
-        <w:rPr>
-          <w:rFonts w:hint="default" w:ascii="Sitka Subheading" w:hAnsi="Sitka Subheading" w:cs="Sitka Subheading"/>
-          <w:b w:val="0"/>
-          <w:bCs w:val="0"/>
-          <w:lang w:val="en-IN"/>
-        </w:rPr>
-        <w:t>&amp; 192.168.15.x network.</w:t>
+          <w:i/>
+          <w:iCs/>
+          <w:lang w:val="en-IN"/>
+        </w:rPr>
+        <w:t>10.10.10.x</w:t>
+      </w:r>
+      <w:r>
+        <w:rPr>
+          <w:rFonts w:hint="default" w:ascii="Sitka Subheading" w:hAnsi="Sitka Subheading" w:cs="Sitka Subheading"/>
+          <w:b w:val="0"/>
+          <w:bCs w:val="0"/>
+          <w:lang w:val="en-IN"/>
+        </w:rPr>
+        <w:t xml:space="preserve"> network &amp; </w:t>
+      </w:r>
+      <w:r>
+        <w:rPr>
+          <w:rFonts w:hint="default" w:ascii="Sitka Subheading" w:hAnsi="Sitka Subheading" w:cs="Sitka Subheading"/>
+          <w:b w:val="0"/>
+          <w:bCs w:val="0"/>
+          <w:i/>
+          <w:iCs/>
+          <w:lang w:val="en-IN"/>
+        </w:rPr>
+        <w:t>192.168.15.x</w:t>
+      </w:r>
+      <w:r>
+        <w:rPr>
+          <w:rFonts w:hint="default" w:ascii="Sitka Subheading" w:hAnsi="Sitka Subheading" w:cs="Sitka Subheading"/>
+          <w:b w:val="0"/>
+          <w:bCs w:val="0"/>
+          <w:lang w:val="en-IN"/>
+        </w:rPr>
+        <w:t xml:space="preserve"> network.</w:t>
       </w:r>
     </w:p>
     <w:p>
@@ -33778,7 +34153,7 @@
           <w:rFonts w:hint="default" w:ascii="Sitka Subheading" w:hAnsi="Sitka Subheading" w:cs="Sitka Subheading"/>
           <w:lang w:val="en-IN"/>
         </w:rPr>
-        <w:t>A router’s main job is receive packet from a network, and forward that to another network.</w:t>
+        <w:t>A router’s main job is to receive packet from a network, and forward that to another network.</w:t>
       </w:r>
       <w:r>
         <w:rPr>
@@ -34477,7 +34852,7 @@
           <w:iCs w:val="0"/>
           <w:lang w:val="en-IN"/>
         </w:rPr>
-        <w:t>First delete the created configs (vm2 route gateway).</w:t>
+        <w:t>To setup this, First delete the created configs (vm2 route gateway).</w:t>
       </w:r>
       <w:r>
         <w:rPr>
@@ -35552,6 +35927,9 @@
         <w:br w:type="textWrapping"/>
       </w:r>
       <w:r>
+        <w:rPr>
+          <w:rFonts w:hint="default" w:ascii="Sitka Subheading" w:hAnsi="Sitka Subheading" w:cs="Sitka Subheading"/>
+        </w:rPr>
         <w:drawing>
           <wp:inline distT="0" distB="0" distL="114300" distR="114300">
             <wp:extent cx="2734945" cy="340995"/>
@@ -35598,23 +35976,11 @@
     <w:p>
       <w:pPr>
         <w:numPr>
-          <w:ilvl w:val="1"/>
-          <w:numId w:val="11"/>
-        </w:numPr>
-        <w:spacing w:line="360" w:lineRule="auto"/>
-        <w:ind w:left="840" w:leftChars="0" w:hanging="420" w:firstLineChars="0"/>
-        <w:rPr>
-          <w:rFonts w:hint="default" w:ascii="Sitka Subheading" w:hAnsi="Sitka Subheading" w:cs="Sitka Subheading"/>
-        </w:rPr>
-      </w:pPr>
-    </w:p>
-    <w:p>
-      <w:pPr>
-        <w:numPr>
           <w:ilvl w:val="0"/>
           <w:numId w:val="11"/>
         </w:numPr>
         <w:spacing w:line="360" w:lineRule="auto"/>
+        <w:ind w:left="420" w:leftChars="0" w:hanging="420" w:firstLineChars="0"/>
         <w:rPr>
           <w:rFonts w:hint="default" w:ascii="Sitka Subheading" w:hAnsi="Sitka Subheading" w:cs="Sitka Subheading"/>
         </w:rPr>
@@ -35625,293 +35991,6 @@
           <w:lang w:val="en-IN"/>
         </w:rPr>
         <w:t>All commands used</w:t>
-      </w:r>
-    </w:p>
-    <w:p>
-      <w:pPr>
-        <w:numPr>
-          <w:ilvl w:val="1"/>
-          <w:numId w:val="11"/>
-        </w:numPr>
-        <w:spacing w:line="360" w:lineRule="auto"/>
-        <w:ind w:left="840" w:leftChars="0" w:hanging="420" w:firstLineChars="0"/>
-        <w:rPr>
-          <w:rFonts w:hint="default" w:ascii="Sitka Subheading" w:hAnsi="Sitka Subheading" w:cs="Sitka Subheading"/>
-        </w:rPr>
-      </w:pPr>
-      <w:r>
-        <w:rPr>
-          <w:rFonts w:hint="default" w:ascii="Sitka Subheading" w:hAnsi="Sitka Subheading" w:cs="Sitka Subheading"/>
-        </w:rPr>
-        <w:t>ip add</w:t>
-      </w:r>
-    </w:p>
-    <w:p>
-      <w:pPr>
-        <w:numPr>
-          <w:ilvl w:val="1"/>
-          <w:numId w:val="11"/>
-        </w:numPr>
-        <w:spacing w:line="360" w:lineRule="auto"/>
-        <w:ind w:left="840" w:leftChars="0" w:hanging="420" w:firstLineChars="0"/>
-        <w:rPr>
-          <w:rFonts w:hint="default" w:ascii="Sitka Subheading" w:hAnsi="Sitka Subheading" w:cs="Sitka Subheading"/>
-        </w:rPr>
-      </w:pPr>
-      <w:r>
-        <w:rPr>
-          <w:rFonts w:hint="default" w:ascii="Sitka Subheading" w:hAnsi="Sitka Subheading" w:cs="Sitka Subheading"/>
-        </w:rPr>
-        <w:t>ip netns add &lt;namespace-name&gt;</w:t>
-      </w:r>
-    </w:p>
-    <w:p>
-      <w:pPr>
-        <w:numPr>
-          <w:ilvl w:val="1"/>
-          <w:numId w:val="11"/>
-        </w:numPr>
-        <w:spacing w:line="360" w:lineRule="auto"/>
-        <w:ind w:left="840" w:leftChars="0" w:hanging="420" w:firstLineChars="0"/>
-        <w:rPr>
-          <w:rFonts w:hint="default" w:ascii="Sitka Subheading" w:hAnsi="Sitka Subheading" w:cs="Sitka Subheading"/>
-        </w:rPr>
-      </w:pPr>
-      <w:r>
-        <w:rPr>
-          <w:rFonts w:hint="default" w:ascii="Sitka Subheading" w:hAnsi="Sitka Subheading" w:cs="Sitka Subheading"/>
-        </w:rPr>
-        <w:t>ip netns list</w:t>
-      </w:r>
-    </w:p>
-    <w:p>
-      <w:pPr>
-        <w:numPr>
-          <w:ilvl w:val="1"/>
-          <w:numId w:val="11"/>
-        </w:numPr>
-        <w:spacing w:line="360" w:lineRule="auto"/>
-        <w:ind w:left="840" w:leftChars="0" w:hanging="420" w:firstLineChars="0"/>
-        <w:rPr>
-          <w:rFonts w:hint="default" w:ascii="Sitka Subheading" w:hAnsi="Sitka Subheading" w:cs="Sitka Subheading"/>
-        </w:rPr>
-      </w:pPr>
-      <w:r>
-        <w:rPr>
-          <w:rFonts w:hint="default" w:ascii="Sitka Subheading" w:hAnsi="Sitka Subheading" w:cs="Sitka Subheading"/>
-        </w:rPr>
-        <w:t>ip netns exec &lt;namespace-name&gt; &lt;command&gt;</w:t>
-      </w:r>
-      <w:r>
-        <w:rPr>
-          <w:rFonts w:hint="default" w:ascii="Sitka Subheading" w:hAnsi="Sitka Subheading" w:cs="Sitka Subheading"/>
-        </w:rPr>
-        <w:br w:type="textWrapping"/>
-      </w:r>
-      <w:r>
-        <w:rPr>
-          <w:rFonts w:hint="default" w:ascii="Sitka Subheading" w:hAnsi="Sitka Subheading" w:cs="Sitka Subheading"/>
-        </w:rPr>
-        <w:t>ip netns exec red ip add</w:t>
-      </w:r>
-    </w:p>
-    <w:p>
-      <w:pPr>
-        <w:numPr>
-          <w:ilvl w:val="1"/>
-          <w:numId w:val="11"/>
-        </w:numPr>
-        <w:spacing w:line="360" w:lineRule="auto"/>
-        <w:ind w:left="840" w:leftChars="0" w:hanging="420" w:firstLineChars="0"/>
-        <w:rPr>
-          <w:rFonts w:hint="default" w:ascii="Sitka Subheading" w:hAnsi="Sitka Subheading" w:cs="Sitka Subheading"/>
-        </w:rPr>
-      </w:pPr>
-      <w:r>
-        <w:rPr>
-          <w:rFonts w:hint="default" w:ascii="Sitka Subheading" w:hAnsi="Sitka Subheading" w:cs="Sitka Subheading"/>
-        </w:rPr>
-        <w:t>ip netns exec &lt;namespace-name&gt; route</w:t>
-      </w:r>
-      <w:r>
-        <w:rPr>
-          <w:rFonts w:hint="default" w:ascii="Sitka Subheading" w:hAnsi="Sitka Subheading" w:cs="Sitka Subheading"/>
-        </w:rPr>
-        <w:br w:type="textWrapping"/>
-      </w:r>
-      <w:r>
-        <w:rPr>
-          <w:rFonts w:hint="default" w:ascii="Sitka Subheading" w:hAnsi="Sitka Subheading" w:cs="Sitka Subheading"/>
-        </w:rPr>
-        <w:t>ip netns exec red route</w:t>
-      </w:r>
-    </w:p>
-    <w:p>
-      <w:pPr>
-        <w:numPr>
-          <w:ilvl w:val="1"/>
-          <w:numId w:val="11"/>
-        </w:numPr>
-        <w:spacing w:line="360" w:lineRule="auto"/>
-        <w:ind w:left="840" w:leftChars="0" w:hanging="420" w:firstLineChars="0"/>
-        <w:rPr>
-          <w:rFonts w:hint="default" w:ascii="Sitka Subheading" w:hAnsi="Sitka Subheading" w:cs="Sitka Subheading"/>
-        </w:rPr>
-      </w:pPr>
-      <w:r>
-        <w:rPr>
-          <w:rFonts w:hint="default" w:ascii="Sitka Subheading" w:hAnsi="Sitka Subheading" w:cs="Sitka Subheading"/>
-        </w:rPr>
-        <w:t>ip link add &lt;veth1&gt; type veth peer name &lt;veth2&gt;</w:t>
-      </w:r>
-      <w:r>
-        <w:rPr>
-          <w:rFonts w:hint="default" w:ascii="Sitka Subheading" w:hAnsi="Sitka Subheading" w:cs="Sitka Subheading"/>
-        </w:rPr>
-        <w:br w:type="textWrapping"/>
-      </w:r>
-      <w:r>
-        <w:rPr>
-          <w:rFonts w:hint="default" w:ascii="Sitka Subheading" w:hAnsi="Sitka Subheading" w:cs="Sitka Subheading"/>
-        </w:rPr>
-        <w:t>ip link add veth-red type veth peer name veth-blue</w:t>
-      </w:r>
-    </w:p>
-    <w:p>
-      <w:pPr>
-        <w:numPr>
-          <w:ilvl w:val="1"/>
-          <w:numId w:val="11"/>
-        </w:numPr>
-        <w:spacing w:line="360" w:lineRule="auto"/>
-        <w:ind w:left="840" w:leftChars="0" w:hanging="420" w:firstLineChars="0"/>
-        <w:rPr>
-          <w:rFonts w:hint="default" w:ascii="Sitka Subheading" w:hAnsi="Sitka Subheading" w:cs="Sitka Subheading"/>
-        </w:rPr>
-      </w:pPr>
-      <w:r>
-        <w:rPr>
-          <w:rFonts w:hint="default" w:ascii="Sitka Subheading" w:hAnsi="Sitka Subheading" w:cs="Sitka Subheading"/>
-        </w:rPr>
-        <w:t>ip link set &lt;veth-name&gt; netns &lt;namespace-name&gt;</w:t>
-      </w:r>
-      <w:r>
-        <w:rPr>
-          <w:rFonts w:hint="default" w:ascii="Sitka Subheading" w:hAnsi="Sitka Subheading" w:cs="Sitka Subheading"/>
-        </w:rPr>
-        <w:br w:type="textWrapping"/>
-      </w:r>
-      <w:r>
-        <w:rPr>
-          <w:rFonts w:hint="default" w:ascii="Sitka Subheading" w:hAnsi="Sitka Subheading" w:cs="Sitka Subheading"/>
-        </w:rPr>
-        <w:t>ip link set veth-red netns red</w:t>
-      </w:r>
-    </w:p>
-    <w:p>
-      <w:pPr>
-        <w:numPr>
-          <w:ilvl w:val="1"/>
-          <w:numId w:val="11"/>
-        </w:numPr>
-        <w:spacing w:line="360" w:lineRule="auto"/>
-        <w:ind w:left="840" w:leftChars="0" w:hanging="420" w:firstLineChars="0"/>
-        <w:rPr>
-          <w:rFonts w:hint="default" w:ascii="Sitka Subheading" w:hAnsi="Sitka Subheading" w:cs="Sitka Subheading"/>
-        </w:rPr>
-      </w:pPr>
-      <w:r>
-        <w:rPr>
-          <w:rFonts w:hint="default" w:ascii="Sitka Subheading" w:hAnsi="Sitka Subheading" w:cs="Sitka Subheading"/>
-        </w:rPr>
-        <w:t>ip netns exec &lt;namespace-name&gt; ip link set &lt;interface-name&gt; up</w:t>
-      </w:r>
-      <w:r>
-        <w:rPr>
-          <w:rFonts w:hint="default" w:ascii="Sitka Subheading" w:hAnsi="Sitka Subheading" w:cs="Sitka Subheading"/>
-        </w:rPr>
-        <w:br w:type="textWrapping"/>
-      </w:r>
-      <w:r>
-        <w:rPr>
-          <w:rFonts w:hint="default" w:ascii="Sitka Subheading" w:hAnsi="Sitka Subheading" w:cs="Sitka Subheading"/>
-        </w:rPr>
-        <w:t>ip netns exec red ip link set lo up</w:t>
-      </w:r>
-      <w:r>
-        <w:rPr>
-          <w:rFonts w:hint="default" w:ascii="Sitka Subheading" w:hAnsi="Sitka Subheading" w:cs="Sitka Subheading"/>
-        </w:rPr>
-        <w:br w:type="textWrapping"/>
-      </w:r>
-      <w:r>
-        <w:rPr>
-          <w:rFonts w:hint="default" w:ascii="Sitka Subheading" w:hAnsi="Sitka Subheading" w:cs="Sitka Subheading"/>
-        </w:rPr>
-        <w:t>ip netns exec red ip link set veth-red up</w:t>
-      </w:r>
-    </w:p>
-    <w:p>
-      <w:pPr>
-        <w:numPr>
-          <w:ilvl w:val="1"/>
-          <w:numId w:val="11"/>
-        </w:numPr>
-        <w:spacing w:line="360" w:lineRule="auto"/>
-        <w:ind w:left="840" w:leftChars="0" w:hanging="420" w:firstLineChars="0"/>
-        <w:rPr>
-          <w:rFonts w:hint="default" w:ascii="Sitka Subheading" w:hAnsi="Sitka Subheading" w:cs="Sitka Subheading"/>
-        </w:rPr>
-      </w:pPr>
-      <w:r>
-        <w:rPr>
-          <w:rFonts w:hint="default" w:ascii="Sitka Subheading" w:hAnsi="Sitka Subheading" w:cs="Sitka Subheading"/>
-        </w:rPr>
-        <w:t>ip netns exec &lt;namespace-name&gt; ip addr add &lt;ip&gt;/&lt;mask&gt; dev &lt;interface-name&gt;</w:t>
-      </w:r>
-      <w:r>
-        <w:rPr>
-          <w:rFonts w:hint="default" w:ascii="Sitka Subheading" w:hAnsi="Sitka Subheading" w:cs="Sitka Subheading"/>
-        </w:rPr>
-        <w:br w:type="textWrapping"/>
-      </w:r>
-      <w:r>
-        <w:rPr>
-          <w:rFonts w:hint="default" w:ascii="Sitka Subheading" w:hAnsi="Sitka Subheading" w:cs="Sitka Subheading"/>
-        </w:rPr>
-        <w:t>ip netns exec red ip addr add 192.168.15.2/24 dev veth-red</w:t>
-      </w:r>
-      <w:r>
-        <w:rPr>
-          <w:rFonts w:hint="default" w:ascii="Sitka Subheading" w:hAnsi="Sitka Subheading" w:cs="Sitka Subheading"/>
-        </w:rPr>
-        <w:br w:type="textWrapping"/>
-      </w:r>
-      <w:r>
-        <w:rPr>
-          <w:rFonts w:hint="default" w:ascii="Sitka Subheading" w:hAnsi="Sitka Subheading" w:cs="Sitka Subheading"/>
-        </w:rPr>
-        <w:t>ip netns exec blue ip addr add 192.168.15.3/24 dev veth-blue</w:t>
-      </w:r>
-    </w:p>
-    <w:p>
-      <w:pPr>
-        <w:numPr>
-          <w:ilvl w:val="1"/>
-          <w:numId w:val="11"/>
-        </w:numPr>
-        <w:spacing w:line="360" w:lineRule="auto"/>
-        <w:ind w:left="840" w:leftChars="0" w:hanging="420" w:firstLineChars="0"/>
-        <w:rPr>
-          <w:rFonts w:hint="default" w:ascii="Sitka Subheading" w:hAnsi="Sitka Subheading" w:cs="Sitka Subheading"/>
-        </w:rPr>
-      </w:pPr>
-      <w:r>
-        <w:rPr>
-          <w:rFonts w:hint="default" w:ascii="Sitka Subheading" w:hAnsi="Sitka Subheading" w:cs="Sitka Subheading"/>
-          <w:lang w:val="en-IN"/>
-        </w:rPr>
-        <w:t>-------------------</w:t>
       </w:r>
     </w:p>
     <w:p>
@@ -36120,7 +36199,6 @@
         </w:rPr>
         <w:br w:type="textWrapping"/>
       </w:r>
-      <w:bookmarkStart w:id="0" w:name="_GoBack"/>
       <w:r>
         <w:rPr>
           <w:rFonts w:hint="default" w:ascii="Sitka Subheading" w:hAnsi="Sitka Subheading" w:cs="Sitka Subheading"/>
@@ -36129,2406 +36207,4759 @@
         </w:rPr>
         <w:t>ip netns exec red route</w:t>
       </w:r>
+    </w:p>
+    <w:p>
+      <w:pPr>
+        <w:numPr>
+          <w:ilvl w:val="1"/>
+          <w:numId w:val="11"/>
+        </w:numPr>
+        <w:spacing w:line="360" w:lineRule="auto"/>
+        <w:ind w:left="840" w:leftChars="0" w:hanging="420" w:firstLineChars="0"/>
+        <w:rPr>
+          <w:rFonts w:hint="default" w:ascii="Sitka Subheading" w:hAnsi="Sitka Subheading" w:cs="Sitka Subheading"/>
+        </w:rPr>
+      </w:pPr>
+      <w:r>
+        <w:rPr>
+          <w:rFonts w:hint="default" w:ascii="Sitka Subheading" w:hAnsi="Sitka Subheading" w:cs="Sitka Subheading"/>
+        </w:rPr>
+        <w:t>Create veth pair</w:t>
+      </w:r>
+    </w:p>
+    <w:p>
+      <w:pPr>
+        <w:numPr>
+          <w:ilvl w:val="1"/>
+          <w:numId w:val="11"/>
+        </w:numPr>
+        <w:spacing w:line="360" w:lineRule="auto"/>
+        <w:ind w:left="840" w:leftChars="0" w:hanging="420" w:firstLineChars="0"/>
+        <w:rPr>
+          <w:rFonts w:hint="default" w:ascii="Sitka Subheading" w:hAnsi="Sitka Subheading" w:cs="Sitka Subheading"/>
+        </w:rPr>
+      </w:pPr>
+      <w:r>
+        <w:rPr>
+          <w:rFonts w:hint="default" w:ascii="Sitka Subheading" w:hAnsi="Sitka Subheading" w:cs="Sitka Subheading"/>
+        </w:rPr>
+        <w:t>ip link add &lt;veth1&gt; type veth peer name &lt;veth2&gt;</w:t>
+      </w:r>
+    </w:p>
+    <w:p>
+      <w:pPr>
+        <w:numPr>
+          <w:ilvl w:val="1"/>
+          <w:numId w:val="11"/>
+        </w:numPr>
+        <w:spacing w:line="360" w:lineRule="auto"/>
+        <w:ind w:left="840" w:leftChars="0" w:hanging="420" w:firstLineChars="0"/>
+        <w:rPr>
+          <w:rFonts w:hint="default" w:ascii="Sitka Subheading" w:hAnsi="Sitka Subheading" w:cs="Sitka Subheading"/>
+        </w:rPr>
+      </w:pPr>
+      <w:r>
+        <w:rPr>
+          <w:rFonts w:hint="default" w:ascii="Sitka Subheading" w:hAnsi="Sitka Subheading" w:cs="Sitka Subheading"/>
+        </w:rPr>
+        <w:t>Example</w:t>
+      </w:r>
+    </w:p>
+    <w:p>
+      <w:pPr>
+        <w:numPr>
+          <w:ilvl w:val="1"/>
+          <w:numId w:val="11"/>
+        </w:numPr>
+        <w:spacing w:line="360" w:lineRule="auto"/>
+        <w:ind w:left="840" w:leftChars="0" w:hanging="420" w:firstLineChars="0"/>
+        <w:rPr>
+          <w:rFonts w:hint="default" w:ascii="Sitka Subheading" w:hAnsi="Sitka Subheading" w:cs="Sitka Subheading"/>
+        </w:rPr>
+      </w:pPr>
+      <w:r>
+        <w:rPr>
+          <w:rFonts w:hint="default" w:ascii="Sitka Subheading" w:hAnsi="Sitka Subheading" w:cs="Sitka Subheading"/>
+        </w:rPr>
+        <w:t>ip link add veth-red type veth peer name veth-blue</w:t>
+      </w:r>
+    </w:p>
+    <w:p>
+      <w:pPr>
+        <w:numPr>
+          <w:ilvl w:val="1"/>
+          <w:numId w:val="11"/>
+        </w:numPr>
+        <w:spacing w:line="360" w:lineRule="auto"/>
+        <w:ind w:left="840" w:leftChars="0" w:hanging="420" w:firstLineChars="0"/>
+        <w:rPr>
+          <w:rFonts w:hint="default" w:ascii="Sitka Subheading" w:hAnsi="Sitka Subheading" w:cs="Sitka Subheading"/>
+        </w:rPr>
+      </w:pPr>
+      <w:r>
+        <w:rPr>
+          <w:rFonts w:hint="default" w:ascii="Sitka Subheading" w:hAnsi="Sitka Subheading" w:cs="Sitka Subheading"/>
+        </w:rPr>
+        <w:t>Connect veth to namespace</w:t>
+      </w:r>
+    </w:p>
+    <w:p>
+      <w:pPr>
+        <w:numPr>
+          <w:ilvl w:val="1"/>
+          <w:numId w:val="11"/>
+        </w:numPr>
+        <w:spacing w:line="360" w:lineRule="auto"/>
+        <w:ind w:left="840" w:leftChars="0" w:hanging="420" w:firstLineChars="0"/>
+        <w:rPr>
+          <w:rFonts w:hint="default" w:ascii="Sitka Subheading" w:hAnsi="Sitka Subheading" w:cs="Sitka Subheading"/>
+        </w:rPr>
+      </w:pPr>
+      <w:r>
+        <w:rPr>
+          <w:rFonts w:hint="default" w:ascii="Sitka Subheading" w:hAnsi="Sitka Subheading" w:cs="Sitka Subheading"/>
+        </w:rPr>
+        <w:t>ip link set &lt;veth-name&gt; netns &lt;namespace-name&gt;</w:t>
+      </w:r>
+    </w:p>
+    <w:p>
+      <w:pPr>
+        <w:numPr>
+          <w:ilvl w:val="1"/>
+          <w:numId w:val="11"/>
+        </w:numPr>
+        <w:spacing w:line="360" w:lineRule="auto"/>
+        <w:ind w:left="840" w:leftChars="0" w:hanging="420" w:firstLineChars="0"/>
+        <w:rPr>
+          <w:rFonts w:hint="default" w:ascii="Sitka Subheading" w:hAnsi="Sitka Subheading" w:cs="Sitka Subheading"/>
+        </w:rPr>
+      </w:pPr>
+      <w:r>
+        <w:rPr>
+          <w:rFonts w:hint="default" w:ascii="Sitka Subheading" w:hAnsi="Sitka Subheading" w:cs="Sitka Subheading"/>
+        </w:rPr>
+        <w:t>Example</w:t>
+      </w:r>
+    </w:p>
+    <w:p>
+      <w:pPr>
+        <w:numPr>
+          <w:ilvl w:val="1"/>
+          <w:numId w:val="11"/>
+        </w:numPr>
+        <w:spacing w:line="360" w:lineRule="auto"/>
+        <w:ind w:left="840" w:leftChars="0" w:hanging="420" w:firstLineChars="0"/>
+        <w:rPr>
+          <w:rFonts w:hint="default" w:ascii="Sitka Subheading" w:hAnsi="Sitka Subheading" w:cs="Sitka Subheading"/>
+        </w:rPr>
+      </w:pPr>
+      <w:r>
+        <w:rPr>
+          <w:rFonts w:hint="default" w:ascii="Sitka Subheading" w:hAnsi="Sitka Subheading" w:cs="Sitka Subheading"/>
+        </w:rPr>
+        <w:t>ip link set veth-red netns red</w:t>
+      </w:r>
+    </w:p>
+    <w:p>
+      <w:pPr>
+        <w:numPr>
+          <w:ilvl w:val="1"/>
+          <w:numId w:val="11"/>
+        </w:numPr>
+        <w:spacing w:line="360" w:lineRule="auto"/>
+        <w:ind w:left="840" w:leftChars="0" w:hanging="420" w:firstLineChars="0"/>
+        <w:rPr>
+          <w:rFonts w:hint="default" w:ascii="Sitka Subheading" w:hAnsi="Sitka Subheading" w:cs="Sitka Subheading"/>
+        </w:rPr>
+      </w:pPr>
+      <w:r>
+        <w:rPr>
+          <w:rFonts w:hint="default" w:ascii="Sitka Subheading" w:hAnsi="Sitka Subheading" w:cs="Sitka Subheading"/>
+        </w:rPr>
+        <w:t>Bring interface up inside namespace</w:t>
+      </w:r>
+    </w:p>
+    <w:p>
+      <w:pPr>
+        <w:numPr>
+          <w:ilvl w:val="1"/>
+          <w:numId w:val="11"/>
+        </w:numPr>
+        <w:spacing w:line="360" w:lineRule="auto"/>
+        <w:ind w:left="840" w:leftChars="0" w:hanging="420" w:firstLineChars="0"/>
+        <w:rPr>
+          <w:rFonts w:hint="default" w:ascii="Sitka Subheading" w:hAnsi="Sitka Subheading" w:cs="Sitka Subheading"/>
+        </w:rPr>
+      </w:pPr>
+      <w:r>
+        <w:rPr>
+          <w:rFonts w:hint="default" w:ascii="Sitka Subheading" w:hAnsi="Sitka Subheading" w:cs="Sitka Subheading"/>
+        </w:rPr>
+        <w:t>ip netns exec &lt;namespace-name&gt; ip link set &lt;interface-name&gt; up</w:t>
+      </w:r>
+    </w:p>
+    <w:p>
+      <w:pPr>
+        <w:numPr>
+          <w:ilvl w:val="1"/>
+          <w:numId w:val="11"/>
+        </w:numPr>
+        <w:spacing w:line="360" w:lineRule="auto"/>
+        <w:ind w:left="840" w:leftChars="0" w:hanging="420" w:firstLineChars="0"/>
+        <w:rPr>
+          <w:rFonts w:hint="default" w:ascii="Sitka Subheading" w:hAnsi="Sitka Subheading" w:cs="Sitka Subheading"/>
+        </w:rPr>
+      </w:pPr>
+      <w:r>
+        <w:rPr>
+          <w:rFonts w:hint="default" w:ascii="Sitka Subheading" w:hAnsi="Sitka Subheading" w:cs="Sitka Subheading"/>
+        </w:rPr>
+        <w:t>Examples</w:t>
+      </w:r>
+    </w:p>
+    <w:p>
+      <w:pPr>
+        <w:numPr>
+          <w:ilvl w:val="1"/>
+          <w:numId w:val="11"/>
+        </w:numPr>
+        <w:spacing w:line="360" w:lineRule="auto"/>
+        <w:ind w:left="840" w:leftChars="0" w:hanging="420" w:firstLineChars="0"/>
+        <w:rPr>
+          <w:rFonts w:hint="default" w:ascii="Sitka Subheading" w:hAnsi="Sitka Subheading" w:cs="Sitka Subheading"/>
+        </w:rPr>
+      </w:pPr>
+      <w:r>
+        <w:rPr>
+          <w:rFonts w:hint="default" w:ascii="Sitka Subheading" w:hAnsi="Sitka Subheading" w:cs="Sitka Subheading"/>
+        </w:rPr>
+        <w:t>ip netns exec red ip link set lo up</w:t>
+      </w:r>
+    </w:p>
+    <w:p>
+      <w:pPr>
+        <w:numPr>
+          <w:ilvl w:val="1"/>
+          <w:numId w:val="11"/>
+        </w:numPr>
+        <w:spacing w:line="360" w:lineRule="auto"/>
+        <w:ind w:left="840" w:leftChars="0" w:hanging="420" w:firstLineChars="0"/>
+        <w:rPr>
+          <w:rFonts w:hint="default" w:ascii="Sitka Subheading" w:hAnsi="Sitka Subheading" w:cs="Sitka Subheading"/>
+        </w:rPr>
+      </w:pPr>
+      <w:r>
+        <w:rPr>
+          <w:rFonts w:hint="default" w:ascii="Sitka Subheading" w:hAnsi="Sitka Subheading" w:cs="Sitka Subheading"/>
+        </w:rPr>
+        <w:t>ip netns exec red ip link set veth-red up</w:t>
+      </w:r>
+    </w:p>
+    <w:p>
+      <w:pPr>
+        <w:numPr>
+          <w:ilvl w:val="1"/>
+          <w:numId w:val="11"/>
+        </w:numPr>
+        <w:spacing w:line="360" w:lineRule="auto"/>
+        <w:ind w:left="840" w:leftChars="0" w:hanging="420" w:firstLineChars="0"/>
+        <w:rPr>
+          <w:rFonts w:hint="default" w:ascii="Sitka Subheading" w:hAnsi="Sitka Subheading" w:cs="Sitka Subheading"/>
+        </w:rPr>
+      </w:pPr>
+      <w:r>
+        <w:rPr>
+          <w:rFonts w:hint="default" w:ascii="Sitka Subheading" w:hAnsi="Sitka Subheading" w:cs="Sitka Subheading"/>
+        </w:rPr>
+        <w:t>Assign IP inside namespace</w:t>
+      </w:r>
+    </w:p>
+    <w:p>
+      <w:pPr>
+        <w:numPr>
+          <w:ilvl w:val="1"/>
+          <w:numId w:val="11"/>
+        </w:numPr>
+        <w:spacing w:line="360" w:lineRule="auto"/>
+        <w:ind w:left="840" w:leftChars="0" w:hanging="420" w:firstLineChars="0"/>
+        <w:rPr>
+          <w:rFonts w:hint="default" w:ascii="Sitka Subheading" w:hAnsi="Sitka Subheading" w:cs="Sitka Subheading"/>
+        </w:rPr>
+      </w:pPr>
+      <w:r>
+        <w:rPr>
+          <w:rFonts w:hint="default" w:ascii="Sitka Subheading" w:hAnsi="Sitka Subheading" w:cs="Sitka Subheading"/>
+        </w:rPr>
+        <w:t>ip netns exec &lt;namespace-name&gt; ip addr add &lt;ip&gt;/&lt;mask&gt; dev &lt;interface-name&gt;</w:t>
+      </w:r>
+    </w:p>
+    <w:p>
+      <w:pPr>
+        <w:numPr>
+          <w:ilvl w:val="1"/>
+          <w:numId w:val="11"/>
+        </w:numPr>
+        <w:spacing w:line="360" w:lineRule="auto"/>
+        <w:ind w:left="840" w:leftChars="0" w:hanging="420" w:firstLineChars="0"/>
+        <w:rPr>
+          <w:rFonts w:hint="default" w:ascii="Sitka Subheading" w:hAnsi="Sitka Subheading" w:cs="Sitka Subheading"/>
+        </w:rPr>
+      </w:pPr>
+      <w:r>
+        <w:rPr>
+          <w:rFonts w:hint="default" w:ascii="Sitka Subheading" w:hAnsi="Sitka Subheading" w:cs="Sitka Subheading"/>
+        </w:rPr>
+        <w:t>Examples</w:t>
+      </w:r>
+    </w:p>
+    <w:p>
+      <w:pPr>
+        <w:numPr>
+          <w:ilvl w:val="1"/>
+          <w:numId w:val="11"/>
+        </w:numPr>
+        <w:spacing w:line="360" w:lineRule="auto"/>
+        <w:ind w:left="840" w:leftChars="0" w:hanging="420" w:firstLineChars="0"/>
+        <w:rPr>
+          <w:rFonts w:hint="default" w:ascii="Sitka Subheading" w:hAnsi="Sitka Subheading" w:cs="Sitka Subheading"/>
+        </w:rPr>
+      </w:pPr>
+      <w:r>
+        <w:rPr>
+          <w:rFonts w:hint="default" w:ascii="Sitka Subheading" w:hAnsi="Sitka Subheading" w:cs="Sitka Subheading"/>
+        </w:rPr>
+        <w:t>ip netns exec red ip addr add 192.168.15.2/24 dev veth-red</w:t>
+      </w:r>
+    </w:p>
+    <w:p>
+      <w:pPr>
+        <w:numPr>
+          <w:ilvl w:val="1"/>
+          <w:numId w:val="11"/>
+        </w:numPr>
+        <w:spacing w:line="360" w:lineRule="auto"/>
+        <w:ind w:left="840" w:leftChars="0" w:hanging="420" w:firstLineChars="0"/>
+        <w:rPr>
+          <w:rFonts w:hint="default" w:ascii="Sitka Subheading" w:hAnsi="Sitka Subheading" w:cs="Sitka Subheading"/>
+        </w:rPr>
+      </w:pPr>
+      <w:r>
+        <w:rPr>
+          <w:rFonts w:hint="default" w:ascii="Sitka Subheading" w:hAnsi="Sitka Subheading" w:cs="Sitka Subheading"/>
+        </w:rPr>
+        <w:t>ip netns exec blue ip addr add 192.168.15.3/24 dev veth-blue</w:t>
+      </w:r>
+    </w:p>
+    <w:p>
+      <w:pPr>
+        <w:numPr>
+          <w:ilvl w:val="1"/>
+          <w:numId w:val="11"/>
+        </w:numPr>
+        <w:spacing w:line="360" w:lineRule="auto"/>
+        <w:ind w:left="840" w:leftChars="0" w:hanging="420" w:firstLineChars="0"/>
+        <w:rPr>
+          <w:rFonts w:hint="default" w:ascii="Sitka Subheading" w:hAnsi="Sitka Subheading" w:cs="Sitka Subheading"/>
+        </w:rPr>
+      </w:pPr>
+      <w:r>
+        <w:rPr>
+          <w:rFonts w:hint="default" w:ascii="Sitka Subheading" w:hAnsi="Sitka Subheading" w:cs="Sitka Subheading"/>
+        </w:rPr>
+        <w:t>Ping from namespace</w:t>
+      </w:r>
+    </w:p>
+    <w:p>
+      <w:pPr>
+        <w:numPr>
+          <w:ilvl w:val="1"/>
+          <w:numId w:val="11"/>
+        </w:numPr>
+        <w:spacing w:line="360" w:lineRule="auto"/>
+        <w:ind w:left="840" w:leftChars="0" w:hanging="420" w:firstLineChars="0"/>
+        <w:rPr>
+          <w:rFonts w:hint="default" w:ascii="Sitka Subheading" w:hAnsi="Sitka Subheading" w:cs="Sitka Subheading"/>
+        </w:rPr>
+      </w:pPr>
+      <w:r>
+        <w:rPr>
+          <w:rFonts w:hint="default" w:ascii="Sitka Subheading" w:hAnsi="Sitka Subheading" w:cs="Sitka Subheading"/>
+        </w:rPr>
+        <w:t>ip netns exec &lt;namespace-name&gt; ping -c 4 &lt;ip&gt;</w:t>
+      </w:r>
+    </w:p>
+    <w:p>
+      <w:pPr>
+        <w:numPr>
+          <w:ilvl w:val="1"/>
+          <w:numId w:val="11"/>
+        </w:numPr>
+        <w:spacing w:line="360" w:lineRule="auto"/>
+        <w:ind w:left="840" w:leftChars="0" w:hanging="420" w:firstLineChars="0"/>
+        <w:rPr>
+          <w:rFonts w:hint="default" w:ascii="Sitka Subheading" w:hAnsi="Sitka Subheading" w:cs="Sitka Subheading"/>
+        </w:rPr>
+      </w:pPr>
+      <w:r>
+        <w:rPr>
+          <w:rFonts w:hint="default" w:ascii="Sitka Subheading" w:hAnsi="Sitka Subheading" w:cs="Sitka Subheading"/>
+        </w:rPr>
+        <w:t>Examples</w:t>
+      </w:r>
+    </w:p>
+    <w:p>
+      <w:pPr>
+        <w:numPr>
+          <w:ilvl w:val="1"/>
+          <w:numId w:val="11"/>
+        </w:numPr>
+        <w:spacing w:line="360" w:lineRule="auto"/>
+        <w:ind w:left="840" w:leftChars="0" w:hanging="420" w:firstLineChars="0"/>
+        <w:rPr>
+          <w:rFonts w:hint="default" w:ascii="Sitka Subheading" w:hAnsi="Sitka Subheading" w:cs="Sitka Subheading"/>
+        </w:rPr>
+      </w:pPr>
+      <w:r>
+        <w:rPr>
+          <w:rFonts w:hint="default" w:ascii="Sitka Subheading" w:hAnsi="Sitka Subheading" w:cs="Sitka Subheading"/>
+        </w:rPr>
+        <w:t>ip netns exec red ping -c 4 192.168.15.3</w:t>
+      </w:r>
+    </w:p>
+    <w:p>
+      <w:pPr>
+        <w:numPr>
+          <w:ilvl w:val="1"/>
+          <w:numId w:val="11"/>
+        </w:numPr>
+        <w:spacing w:line="360" w:lineRule="auto"/>
+        <w:ind w:left="840" w:leftChars="0" w:hanging="420" w:firstLineChars="0"/>
+        <w:rPr>
+          <w:rFonts w:hint="default" w:ascii="Sitka Subheading" w:hAnsi="Sitka Subheading" w:cs="Sitka Subheading"/>
+        </w:rPr>
+      </w:pPr>
+      <w:r>
+        <w:rPr>
+          <w:rFonts w:hint="default" w:ascii="Sitka Subheading" w:hAnsi="Sitka Subheading" w:cs="Sitka Subheading"/>
+        </w:rPr>
+        <w:t>ip netns exec blue ping -c 4 192.168.15.2</w:t>
+      </w:r>
+    </w:p>
+    <w:p>
+      <w:pPr>
+        <w:numPr>
+          <w:ilvl w:val="1"/>
+          <w:numId w:val="11"/>
+        </w:numPr>
+        <w:spacing w:line="360" w:lineRule="auto"/>
+        <w:ind w:left="840" w:leftChars="0" w:hanging="420" w:firstLineChars="0"/>
+        <w:rPr>
+          <w:rFonts w:hint="default" w:ascii="Sitka Subheading" w:hAnsi="Sitka Subheading" w:cs="Sitka Subheading"/>
+        </w:rPr>
+      </w:pPr>
+      <w:r>
+        <w:rPr>
+          <w:rFonts w:hint="default" w:ascii="Sitka Subheading" w:hAnsi="Sitka Subheading" w:cs="Sitka Subheading"/>
+        </w:rPr>
+        <w:t>Ping from host</w:t>
+      </w:r>
+    </w:p>
+    <w:p>
+      <w:pPr>
+        <w:numPr>
+          <w:ilvl w:val="1"/>
+          <w:numId w:val="11"/>
+        </w:numPr>
+        <w:spacing w:line="360" w:lineRule="auto"/>
+        <w:ind w:left="840" w:leftChars="0" w:hanging="420" w:firstLineChars="0"/>
+        <w:rPr>
+          <w:rFonts w:hint="default" w:ascii="Sitka Subheading" w:hAnsi="Sitka Subheading" w:cs="Sitka Subheading"/>
+        </w:rPr>
+      </w:pPr>
+      <w:r>
+        <w:rPr>
+          <w:rFonts w:hint="default" w:ascii="Sitka Subheading" w:hAnsi="Sitka Subheading" w:cs="Sitka Subheading"/>
+        </w:rPr>
+        <w:t>ping -c 4 &lt;ip&gt;</w:t>
+      </w:r>
+    </w:p>
+    <w:p>
+      <w:pPr>
+        <w:numPr>
+          <w:ilvl w:val="1"/>
+          <w:numId w:val="11"/>
+        </w:numPr>
+        <w:spacing w:line="360" w:lineRule="auto"/>
+        <w:ind w:left="840" w:leftChars="0" w:hanging="420" w:firstLineChars="0"/>
+        <w:rPr>
+          <w:rFonts w:hint="default" w:ascii="Sitka Subheading" w:hAnsi="Sitka Subheading" w:cs="Sitka Subheading"/>
+        </w:rPr>
+      </w:pPr>
+      <w:r>
+        <w:rPr>
+          <w:rFonts w:hint="default" w:ascii="Sitka Subheading" w:hAnsi="Sitka Subheading" w:cs="Sitka Subheading"/>
+        </w:rPr>
+        <w:t>Examples</w:t>
+      </w:r>
+    </w:p>
+    <w:p>
+      <w:pPr>
+        <w:numPr>
+          <w:ilvl w:val="1"/>
+          <w:numId w:val="11"/>
+        </w:numPr>
+        <w:spacing w:line="360" w:lineRule="auto"/>
+        <w:ind w:left="840" w:leftChars="0" w:hanging="420" w:firstLineChars="0"/>
+        <w:rPr>
+          <w:rFonts w:hint="default" w:ascii="Sitka Subheading" w:hAnsi="Sitka Subheading" w:cs="Sitka Subheading"/>
+        </w:rPr>
+      </w:pPr>
+      <w:r>
+        <w:rPr>
+          <w:rFonts w:hint="default" w:ascii="Sitka Subheading" w:hAnsi="Sitka Subheading" w:cs="Sitka Subheading"/>
+        </w:rPr>
+        <w:t>ping -c 4 192.168.15.2</w:t>
+      </w:r>
+    </w:p>
+    <w:p>
+      <w:pPr>
+        <w:numPr>
+          <w:ilvl w:val="1"/>
+          <w:numId w:val="11"/>
+        </w:numPr>
+        <w:spacing w:line="360" w:lineRule="auto"/>
+        <w:ind w:left="840" w:leftChars="0" w:hanging="420" w:firstLineChars="0"/>
+        <w:rPr>
+          <w:rFonts w:hint="default" w:ascii="Sitka Subheading" w:hAnsi="Sitka Subheading" w:cs="Sitka Subheading"/>
+        </w:rPr>
+      </w:pPr>
+      <w:r>
+        <w:rPr>
+          <w:rFonts w:hint="default" w:ascii="Sitka Subheading" w:hAnsi="Sitka Subheading" w:cs="Sitka Subheading"/>
+        </w:rPr>
+        <w:t>ping -c 4 192.168.15.3</w:t>
+      </w:r>
+    </w:p>
+    <w:p>
+      <w:pPr>
+        <w:numPr>
+          <w:ilvl w:val="1"/>
+          <w:numId w:val="11"/>
+        </w:numPr>
+        <w:spacing w:line="360" w:lineRule="auto"/>
+        <w:ind w:left="840" w:leftChars="0" w:hanging="420" w:firstLineChars="0"/>
+        <w:rPr>
+          <w:rFonts w:hint="default" w:ascii="Sitka Subheading" w:hAnsi="Sitka Subheading" w:cs="Sitka Subheading"/>
+        </w:rPr>
+      </w:pPr>
+      <w:r>
+        <w:rPr>
+          <w:rFonts w:hint="default" w:ascii="Sitka Subheading" w:hAnsi="Sitka Subheading" w:cs="Sitka Subheading"/>
+        </w:rPr>
+        <w:t>Add route in host</w:t>
+      </w:r>
+    </w:p>
+    <w:p>
+      <w:pPr>
+        <w:numPr>
+          <w:ilvl w:val="1"/>
+          <w:numId w:val="11"/>
+        </w:numPr>
+        <w:spacing w:line="360" w:lineRule="auto"/>
+        <w:ind w:left="840" w:leftChars="0" w:hanging="420" w:firstLineChars="0"/>
+        <w:rPr>
+          <w:rFonts w:hint="default" w:ascii="Sitka Subheading" w:hAnsi="Sitka Subheading" w:cs="Sitka Subheading"/>
+        </w:rPr>
+      </w:pPr>
+      <w:r>
+        <w:rPr>
+          <w:rFonts w:hint="default" w:ascii="Sitka Subheading" w:hAnsi="Sitka Subheading" w:cs="Sitka Subheading"/>
+        </w:rPr>
+        <w:t>ip route add &lt;network-ip&gt; via &lt;gateway-ip&gt;</w:t>
+      </w:r>
+    </w:p>
+    <w:p>
+      <w:pPr>
+        <w:numPr>
+          <w:ilvl w:val="1"/>
+          <w:numId w:val="11"/>
+        </w:numPr>
+        <w:spacing w:line="360" w:lineRule="auto"/>
+        <w:ind w:left="840" w:leftChars="0" w:hanging="420" w:firstLineChars="0"/>
+        <w:rPr>
+          <w:rFonts w:hint="default" w:ascii="Sitka Subheading" w:hAnsi="Sitka Subheading" w:cs="Sitka Subheading"/>
+        </w:rPr>
+      </w:pPr>
+      <w:r>
+        <w:rPr>
+          <w:rFonts w:hint="default" w:ascii="Sitka Subheading" w:hAnsi="Sitka Subheading" w:cs="Sitka Subheading"/>
+        </w:rPr>
+        <w:t>Example</w:t>
+      </w:r>
+    </w:p>
+    <w:p>
+      <w:pPr>
+        <w:numPr>
+          <w:ilvl w:val="1"/>
+          <w:numId w:val="11"/>
+        </w:numPr>
+        <w:spacing w:line="360" w:lineRule="auto"/>
+        <w:ind w:left="840" w:leftChars="0" w:hanging="420" w:firstLineChars="0"/>
+        <w:rPr>
+          <w:rFonts w:hint="default" w:ascii="Sitka Subheading" w:hAnsi="Sitka Subheading" w:cs="Sitka Subheading"/>
+        </w:rPr>
+      </w:pPr>
+      <w:r>
+        <w:rPr>
+          <w:rFonts w:hint="default" w:ascii="Sitka Subheading" w:hAnsi="Sitka Subheading" w:cs="Sitka Subheading"/>
+        </w:rPr>
+        <w:t>ip route add 192.168.15.0 via 192.168.25.2</w:t>
+      </w:r>
+    </w:p>
+    <w:p>
+      <w:pPr>
+        <w:numPr>
+          <w:ilvl w:val="1"/>
+          <w:numId w:val="11"/>
+        </w:numPr>
+        <w:spacing w:line="360" w:lineRule="auto"/>
+        <w:ind w:left="840" w:leftChars="0" w:hanging="420" w:firstLineChars="0"/>
+        <w:rPr>
+          <w:rFonts w:hint="default" w:ascii="Sitka Subheading" w:hAnsi="Sitka Subheading" w:cs="Sitka Subheading"/>
+        </w:rPr>
+      </w:pPr>
+      <w:r>
+        <w:rPr>
+          <w:rFonts w:hint="default" w:ascii="Sitka Subheading" w:hAnsi="Sitka Subheading" w:cs="Sitka Subheading"/>
+        </w:rPr>
+        <w:t>Delete interface</w:t>
+      </w:r>
+    </w:p>
+    <w:p>
+      <w:pPr>
+        <w:numPr>
+          <w:ilvl w:val="1"/>
+          <w:numId w:val="11"/>
+        </w:numPr>
+        <w:spacing w:line="360" w:lineRule="auto"/>
+        <w:ind w:left="840" w:leftChars="0" w:hanging="420" w:firstLineChars="0"/>
+        <w:rPr>
+          <w:rFonts w:hint="default" w:ascii="Sitka Subheading" w:hAnsi="Sitka Subheading" w:cs="Sitka Subheading"/>
+        </w:rPr>
+      </w:pPr>
+      <w:r>
+        <w:rPr>
+          <w:rFonts w:hint="default" w:ascii="Sitka Subheading" w:hAnsi="Sitka Subheading" w:cs="Sitka Subheading"/>
+        </w:rPr>
+        <w:t>ip link delete &lt;interface-name&gt;</w:t>
+      </w:r>
+    </w:p>
+    <w:p>
+      <w:pPr>
+        <w:numPr>
+          <w:ilvl w:val="1"/>
+          <w:numId w:val="11"/>
+        </w:numPr>
+        <w:spacing w:line="360" w:lineRule="auto"/>
+        <w:ind w:left="840" w:leftChars="0" w:hanging="420" w:firstLineChars="0"/>
+        <w:rPr>
+          <w:rFonts w:hint="default" w:ascii="Sitka Subheading" w:hAnsi="Sitka Subheading" w:cs="Sitka Subheading"/>
+        </w:rPr>
+      </w:pPr>
+      <w:r>
+        <w:rPr>
+          <w:rFonts w:hint="default" w:ascii="Sitka Subheading" w:hAnsi="Sitka Subheading" w:cs="Sitka Subheading"/>
+        </w:rPr>
+        <w:t>Examples</w:t>
+      </w:r>
+    </w:p>
+    <w:p>
+      <w:pPr>
+        <w:numPr>
+          <w:ilvl w:val="1"/>
+          <w:numId w:val="11"/>
+        </w:numPr>
+        <w:spacing w:line="360" w:lineRule="auto"/>
+        <w:ind w:left="840" w:leftChars="0" w:hanging="420" w:firstLineChars="0"/>
+        <w:rPr>
+          <w:rFonts w:hint="default" w:ascii="Sitka Subheading" w:hAnsi="Sitka Subheading" w:cs="Sitka Subheading"/>
+        </w:rPr>
+      </w:pPr>
+      <w:r>
+        <w:rPr>
+          <w:rFonts w:hint="default" w:ascii="Sitka Subheading" w:hAnsi="Sitka Subheading" w:cs="Sitka Subheading"/>
+        </w:rPr>
+        <w:t>ip netns exec red ip link delete veth-red</w:t>
+      </w:r>
+    </w:p>
+    <w:p>
+      <w:pPr>
+        <w:numPr>
+          <w:ilvl w:val="1"/>
+          <w:numId w:val="11"/>
+        </w:numPr>
+        <w:spacing w:line="360" w:lineRule="auto"/>
+        <w:ind w:left="840" w:leftChars="0" w:hanging="420" w:firstLineChars="0"/>
+        <w:rPr>
+          <w:rFonts w:hint="default" w:ascii="Sitka Subheading" w:hAnsi="Sitka Subheading" w:cs="Sitka Subheading"/>
+        </w:rPr>
+      </w:pPr>
+      <w:r>
+        <w:rPr>
+          <w:rFonts w:hint="default" w:ascii="Sitka Subheading" w:hAnsi="Sitka Subheading" w:cs="Sitka Subheading"/>
+        </w:rPr>
+        <w:t>ip link delete veth2-red-host</w:t>
+      </w:r>
+    </w:p>
+    <w:p>
+      <w:pPr>
+        <w:numPr>
+          <w:ilvl w:val="1"/>
+          <w:numId w:val="11"/>
+        </w:numPr>
+        <w:spacing w:line="360" w:lineRule="auto"/>
+        <w:ind w:left="840" w:leftChars="0" w:hanging="420" w:firstLineChars="0"/>
+        <w:rPr>
+          <w:rFonts w:hint="default" w:ascii="Sitka Subheading" w:hAnsi="Sitka Subheading" w:cs="Sitka Subheading"/>
+        </w:rPr>
+      </w:pPr>
+      <w:r>
+        <w:rPr>
+          <w:rFonts w:hint="default" w:ascii="Sitka Subheading" w:hAnsi="Sitka Subheading" w:cs="Sitka Subheading"/>
+        </w:rPr>
+        <w:t>Create bridge</w:t>
+      </w:r>
+    </w:p>
+    <w:p>
+      <w:pPr>
+        <w:numPr>
+          <w:ilvl w:val="1"/>
+          <w:numId w:val="11"/>
+        </w:numPr>
+        <w:spacing w:line="360" w:lineRule="auto"/>
+        <w:ind w:left="840" w:leftChars="0" w:hanging="420" w:firstLineChars="0"/>
+        <w:rPr>
+          <w:rFonts w:hint="default" w:ascii="Sitka Subheading" w:hAnsi="Sitka Subheading" w:cs="Sitka Subheading"/>
+        </w:rPr>
+      </w:pPr>
+      <w:r>
+        <w:rPr>
+          <w:rFonts w:hint="default" w:ascii="Sitka Subheading" w:hAnsi="Sitka Subheading" w:cs="Sitka Subheading"/>
+        </w:rPr>
+        <w:t>ip link add &lt;bridge-name&gt; type bridge</w:t>
+      </w:r>
+    </w:p>
+    <w:p>
+      <w:pPr>
+        <w:numPr>
+          <w:ilvl w:val="1"/>
+          <w:numId w:val="11"/>
+        </w:numPr>
+        <w:spacing w:line="360" w:lineRule="auto"/>
+        <w:ind w:left="840" w:leftChars="0" w:hanging="420" w:firstLineChars="0"/>
+        <w:rPr>
+          <w:rFonts w:hint="default" w:ascii="Sitka Subheading" w:hAnsi="Sitka Subheading" w:cs="Sitka Subheading"/>
+        </w:rPr>
+      </w:pPr>
+      <w:r>
+        <w:rPr>
+          <w:rFonts w:hint="default" w:ascii="Sitka Subheading" w:hAnsi="Sitka Subheading" w:cs="Sitka Subheading"/>
+        </w:rPr>
+        <w:t>Example</w:t>
+      </w:r>
+    </w:p>
+    <w:p>
+      <w:pPr>
+        <w:numPr>
+          <w:ilvl w:val="1"/>
+          <w:numId w:val="11"/>
+        </w:numPr>
+        <w:spacing w:line="360" w:lineRule="auto"/>
+        <w:ind w:left="840" w:leftChars="0" w:hanging="420" w:firstLineChars="0"/>
+        <w:rPr>
+          <w:rFonts w:hint="default" w:ascii="Sitka Subheading" w:hAnsi="Sitka Subheading" w:cs="Sitka Subheading"/>
+        </w:rPr>
+      </w:pPr>
+      <w:r>
+        <w:rPr>
+          <w:rFonts w:hint="default" w:ascii="Sitka Subheading" w:hAnsi="Sitka Subheading" w:cs="Sitka Subheading"/>
+        </w:rPr>
+        <w:t>ip link add v-net-0 type bridge</w:t>
+      </w:r>
+    </w:p>
+    <w:p>
+      <w:pPr>
+        <w:numPr>
+          <w:ilvl w:val="1"/>
+          <w:numId w:val="11"/>
+        </w:numPr>
+        <w:spacing w:line="360" w:lineRule="auto"/>
+        <w:ind w:left="840" w:leftChars="0" w:hanging="420" w:firstLineChars="0"/>
+        <w:rPr>
+          <w:rFonts w:hint="default" w:ascii="Sitka Subheading" w:hAnsi="Sitka Subheading" w:cs="Sitka Subheading"/>
+        </w:rPr>
+      </w:pPr>
+      <w:r>
+        <w:rPr>
+          <w:rFonts w:hint="default" w:ascii="Sitka Subheading" w:hAnsi="Sitka Subheading" w:cs="Sitka Subheading"/>
+        </w:rPr>
+        <w:t>Bring bridge up</w:t>
+      </w:r>
+    </w:p>
+    <w:p>
+      <w:pPr>
+        <w:numPr>
+          <w:ilvl w:val="1"/>
+          <w:numId w:val="11"/>
+        </w:numPr>
+        <w:spacing w:line="360" w:lineRule="auto"/>
+        <w:ind w:left="840" w:leftChars="0" w:hanging="420" w:firstLineChars="0"/>
+        <w:rPr>
+          <w:rFonts w:hint="default" w:ascii="Sitka Subheading" w:hAnsi="Sitka Subheading" w:cs="Sitka Subheading"/>
+        </w:rPr>
+      </w:pPr>
+      <w:r>
+        <w:rPr>
+          <w:rFonts w:hint="default" w:ascii="Sitka Subheading" w:hAnsi="Sitka Subheading" w:cs="Sitka Subheading"/>
+        </w:rPr>
+        <w:t>ip link set &lt;bridge-name&gt; up</w:t>
+      </w:r>
+    </w:p>
+    <w:p>
+      <w:pPr>
+        <w:numPr>
+          <w:ilvl w:val="1"/>
+          <w:numId w:val="11"/>
+        </w:numPr>
+        <w:spacing w:line="360" w:lineRule="auto"/>
+        <w:ind w:left="840" w:leftChars="0" w:hanging="420" w:firstLineChars="0"/>
+        <w:rPr>
+          <w:rFonts w:hint="default" w:ascii="Sitka Subheading" w:hAnsi="Sitka Subheading" w:cs="Sitka Subheading"/>
+        </w:rPr>
+      </w:pPr>
+      <w:r>
+        <w:rPr>
+          <w:rFonts w:hint="default" w:ascii="Sitka Subheading" w:hAnsi="Sitka Subheading" w:cs="Sitka Subheading"/>
+        </w:rPr>
+        <w:t>Example</w:t>
+      </w:r>
+    </w:p>
+    <w:p>
+      <w:pPr>
+        <w:numPr>
+          <w:ilvl w:val="1"/>
+          <w:numId w:val="11"/>
+        </w:numPr>
+        <w:spacing w:line="360" w:lineRule="auto"/>
+        <w:ind w:left="840" w:leftChars="0" w:hanging="420" w:firstLineChars="0"/>
+        <w:rPr>
+          <w:rFonts w:hint="default" w:ascii="Sitka Subheading" w:hAnsi="Sitka Subheading" w:cs="Sitka Subheading"/>
+        </w:rPr>
+      </w:pPr>
+      <w:r>
+        <w:rPr>
+          <w:rFonts w:hint="default" w:ascii="Sitka Subheading" w:hAnsi="Sitka Subheading" w:cs="Sitka Subheading"/>
+        </w:rPr>
+        <w:t>ip link set v-net-0 up</w:t>
+      </w:r>
+    </w:p>
+    <w:p>
+      <w:pPr>
+        <w:numPr>
+          <w:ilvl w:val="1"/>
+          <w:numId w:val="11"/>
+        </w:numPr>
+        <w:spacing w:line="360" w:lineRule="auto"/>
+        <w:ind w:left="840" w:leftChars="0" w:hanging="420" w:firstLineChars="0"/>
+        <w:rPr>
+          <w:rFonts w:hint="default" w:ascii="Sitka Subheading" w:hAnsi="Sitka Subheading" w:cs="Sitka Subheading"/>
+        </w:rPr>
+      </w:pPr>
+      <w:r>
+        <w:rPr>
+          <w:rFonts w:hint="default" w:ascii="Sitka Subheading" w:hAnsi="Sitka Subheading" w:cs="Sitka Subheading"/>
+        </w:rPr>
+        <w:t>Connect interface to bridge</w:t>
+      </w:r>
+    </w:p>
+    <w:p>
+      <w:pPr>
+        <w:numPr>
+          <w:ilvl w:val="1"/>
+          <w:numId w:val="11"/>
+        </w:numPr>
+        <w:spacing w:line="360" w:lineRule="auto"/>
+        <w:ind w:left="840" w:leftChars="0" w:hanging="420" w:firstLineChars="0"/>
+        <w:rPr>
+          <w:rFonts w:hint="default" w:ascii="Sitka Subheading" w:hAnsi="Sitka Subheading" w:cs="Sitka Subheading"/>
+        </w:rPr>
+      </w:pPr>
+      <w:r>
+        <w:rPr>
+          <w:rFonts w:hint="default" w:ascii="Sitka Subheading" w:hAnsi="Sitka Subheading" w:cs="Sitka Subheading"/>
+        </w:rPr>
+        <w:t>ip link set &lt;interface-name&gt; master &lt;bridge-name&gt;</w:t>
+      </w:r>
+    </w:p>
+    <w:p>
+      <w:pPr>
+        <w:numPr>
+          <w:ilvl w:val="1"/>
+          <w:numId w:val="11"/>
+        </w:numPr>
+        <w:spacing w:line="360" w:lineRule="auto"/>
+        <w:ind w:left="840" w:leftChars="0" w:hanging="420" w:firstLineChars="0"/>
+        <w:rPr>
+          <w:rFonts w:hint="default" w:ascii="Sitka Subheading" w:hAnsi="Sitka Subheading" w:cs="Sitka Subheading"/>
+        </w:rPr>
+      </w:pPr>
+      <w:r>
+        <w:rPr>
+          <w:rFonts w:hint="default" w:ascii="Sitka Subheading" w:hAnsi="Sitka Subheading" w:cs="Sitka Subheading"/>
+        </w:rPr>
+        <w:t>Examples</w:t>
+      </w:r>
+    </w:p>
+    <w:p>
+      <w:pPr>
+        <w:numPr>
+          <w:ilvl w:val="1"/>
+          <w:numId w:val="11"/>
+        </w:numPr>
+        <w:spacing w:line="360" w:lineRule="auto"/>
+        <w:ind w:left="840" w:leftChars="0" w:hanging="420" w:firstLineChars="0"/>
+        <w:rPr>
+          <w:rFonts w:hint="default" w:ascii="Sitka Subheading" w:hAnsi="Sitka Subheading" w:cs="Sitka Subheading"/>
+        </w:rPr>
+      </w:pPr>
+      <w:r>
+        <w:rPr>
+          <w:rFonts w:hint="default" w:ascii="Sitka Subheading" w:hAnsi="Sitka Subheading" w:cs="Sitka Subheading"/>
+        </w:rPr>
+        <w:t>ip link set veth-red-br master v-net-0</w:t>
+      </w:r>
+    </w:p>
+    <w:p>
+      <w:pPr>
+        <w:numPr>
+          <w:ilvl w:val="1"/>
+          <w:numId w:val="11"/>
+        </w:numPr>
+        <w:spacing w:line="360" w:lineRule="auto"/>
+        <w:ind w:left="840" w:leftChars="0" w:hanging="420" w:firstLineChars="0"/>
+        <w:rPr>
+          <w:rFonts w:hint="default" w:ascii="Sitka Subheading" w:hAnsi="Sitka Subheading" w:cs="Sitka Subheading"/>
+        </w:rPr>
+      </w:pPr>
+      <w:r>
+        <w:rPr>
+          <w:rFonts w:hint="default" w:ascii="Sitka Subheading" w:hAnsi="Sitka Subheading" w:cs="Sitka Subheading"/>
+        </w:rPr>
+        <w:t>ip link set veth-blue-br master v-net-0</w:t>
+      </w:r>
+    </w:p>
+    <w:p>
+      <w:pPr>
+        <w:numPr>
+          <w:ilvl w:val="1"/>
+          <w:numId w:val="11"/>
+        </w:numPr>
+        <w:spacing w:line="360" w:lineRule="auto"/>
+        <w:ind w:left="840" w:leftChars="0" w:hanging="420" w:firstLineChars="0"/>
+        <w:rPr>
+          <w:rFonts w:hint="default" w:ascii="Sitka Subheading" w:hAnsi="Sitka Subheading" w:cs="Sitka Subheading"/>
+        </w:rPr>
+      </w:pPr>
+      <w:r>
+        <w:rPr>
+          <w:rFonts w:hint="default" w:ascii="Sitka Subheading" w:hAnsi="Sitka Subheading" w:cs="Sitka Subheading"/>
+        </w:rPr>
+        <w:t>Assign IP to bridge</w:t>
+      </w:r>
+    </w:p>
+    <w:p>
+      <w:pPr>
+        <w:numPr>
+          <w:ilvl w:val="1"/>
+          <w:numId w:val="11"/>
+        </w:numPr>
+        <w:spacing w:line="360" w:lineRule="auto"/>
+        <w:ind w:left="840" w:leftChars="0" w:hanging="420" w:firstLineChars="0"/>
+        <w:rPr>
+          <w:rFonts w:hint="default" w:ascii="Sitka Subheading" w:hAnsi="Sitka Subheading" w:cs="Sitka Subheading"/>
+        </w:rPr>
+      </w:pPr>
+      <w:r>
+        <w:rPr>
+          <w:rFonts w:hint="default" w:ascii="Sitka Subheading" w:hAnsi="Sitka Subheading" w:cs="Sitka Subheading"/>
+        </w:rPr>
+        <w:t>ip addr add &lt;ip&gt;/&lt;mask&gt; dev &lt;bridge-name&gt;</w:t>
+      </w:r>
+    </w:p>
+    <w:p>
+      <w:pPr>
+        <w:numPr>
+          <w:ilvl w:val="1"/>
+          <w:numId w:val="11"/>
+        </w:numPr>
+        <w:spacing w:line="360" w:lineRule="auto"/>
+        <w:ind w:left="840" w:leftChars="0" w:hanging="420" w:firstLineChars="0"/>
+        <w:rPr>
+          <w:rFonts w:hint="default" w:ascii="Sitka Subheading" w:hAnsi="Sitka Subheading" w:cs="Sitka Subheading"/>
+        </w:rPr>
+      </w:pPr>
+      <w:r>
+        <w:rPr>
+          <w:rFonts w:hint="default" w:ascii="Sitka Subheading" w:hAnsi="Sitka Subheading" w:cs="Sitka Subheading"/>
+        </w:rPr>
+        <w:t>Example</w:t>
+      </w:r>
+    </w:p>
+    <w:p>
+      <w:pPr>
+        <w:numPr>
+          <w:ilvl w:val="1"/>
+          <w:numId w:val="11"/>
+        </w:numPr>
+        <w:spacing w:line="360" w:lineRule="auto"/>
+        <w:ind w:left="840" w:leftChars="0" w:hanging="420" w:firstLineChars="0"/>
+        <w:rPr>
+          <w:rFonts w:hint="default" w:ascii="Sitka Subheading" w:hAnsi="Sitka Subheading" w:cs="Sitka Subheading"/>
+        </w:rPr>
+      </w:pPr>
+      <w:r>
+        <w:rPr>
+          <w:rFonts w:hint="default" w:ascii="Sitka Subheading" w:hAnsi="Sitka Subheading" w:cs="Sitka Subheading"/>
+        </w:rPr>
+        <w:t>ip addr add 192.168.15.5/24 dev v-net-0</w:t>
+      </w:r>
+    </w:p>
+    <w:p>
+      <w:pPr>
+        <w:numPr>
+          <w:ilvl w:val="1"/>
+          <w:numId w:val="11"/>
+        </w:numPr>
+        <w:spacing w:line="360" w:lineRule="auto"/>
+        <w:ind w:left="840" w:leftChars="0" w:hanging="420" w:firstLineChars="0"/>
+        <w:rPr>
+          <w:rFonts w:hint="default" w:ascii="Sitka Subheading" w:hAnsi="Sitka Subheading" w:cs="Sitka Subheading"/>
+        </w:rPr>
+      </w:pPr>
+      <w:r>
+        <w:rPr>
+          <w:rFonts w:hint="default" w:ascii="Sitka Subheading" w:hAnsi="Sitka Subheading" w:cs="Sitka Subheading"/>
+        </w:rPr>
+        <w:t>Add route inside namespace</w:t>
+      </w:r>
+    </w:p>
+    <w:p>
+      <w:pPr>
+        <w:numPr>
+          <w:ilvl w:val="1"/>
+          <w:numId w:val="11"/>
+        </w:numPr>
+        <w:spacing w:line="360" w:lineRule="auto"/>
+        <w:ind w:left="840" w:leftChars="0" w:hanging="420" w:firstLineChars="0"/>
+        <w:rPr>
+          <w:rFonts w:hint="default" w:ascii="Sitka Subheading" w:hAnsi="Sitka Subheading" w:cs="Sitka Subheading"/>
+        </w:rPr>
+      </w:pPr>
+      <w:r>
+        <w:rPr>
+          <w:rFonts w:hint="default" w:ascii="Sitka Subheading" w:hAnsi="Sitka Subheading" w:cs="Sitka Subheading"/>
+        </w:rPr>
+        <w:t>ip netns exec &lt;namespace-name&gt; ip route add &lt;network&gt;/&lt;mask&gt; via &lt;gateway-ip&gt;</w:t>
+      </w:r>
+    </w:p>
+    <w:p>
+      <w:pPr>
+        <w:numPr>
+          <w:ilvl w:val="1"/>
+          <w:numId w:val="11"/>
+        </w:numPr>
+        <w:spacing w:line="360" w:lineRule="auto"/>
+        <w:ind w:left="840" w:leftChars="0" w:hanging="420" w:firstLineChars="0"/>
+        <w:rPr>
+          <w:rFonts w:hint="default" w:ascii="Sitka Subheading" w:hAnsi="Sitka Subheading" w:cs="Sitka Subheading"/>
+        </w:rPr>
+      </w:pPr>
+      <w:r>
+        <w:rPr>
+          <w:rFonts w:hint="default" w:ascii="Sitka Subheading" w:hAnsi="Sitka Subheading" w:cs="Sitka Subheading"/>
+        </w:rPr>
+        <w:t>Examples</w:t>
+      </w:r>
+    </w:p>
+    <w:p>
+      <w:pPr>
+        <w:numPr>
+          <w:ilvl w:val="1"/>
+          <w:numId w:val="11"/>
+        </w:numPr>
+        <w:spacing w:line="360" w:lineRule="auto"/>
+        <w:ind w:left="840" w:leftChars="0" w:hanging="420" w:firstLineChars="0"/>
+        <w:rPr>
+          <w:rFonts w:hint="default" w:ascii="Sitka Subheading" w:hAnsi="Sitka Subheading" w:cs="Sitka Subheading"/>
+        </w:rPr>
+      </w:pPr>
+      <w:r>
+        <w:rPr>
+          <w:rFonts w:hint="default" w:ascii="Sitka Subheading" w:hAnsi="Sitka Subheading" w:cs="Sitka Subheading"/>
+        </w:rPr>
+        <w:t>ip netns exec red ip route add 10.10.10.0/24 via 192.168.15.5</w:t>
+      </w:r>
+    </w:p>
+    <w:p>
+      <w:pPr>
+        <w:numPr>
+          <w:ilvl w:val="1"/>
+          <w:numId w:val="11"/>
+        </w:numPr>
+        <w:spacing w:line="360" w:lineRule="auto"/>
+        <w:ind w:left="840" w:leftChars="0" w:hanging="420" w:firstLineChars="0"/>
+        <w:rPr>
+          <w:rFonts w:hint="default" w:ascii="Sitka Subheading" w:hAnsi="Sitka Subheading" w:cs="Sitka Subheading"/>
+        </w:rPr>
+      </w:pPr>
+      <w:r>
+        <w:rPr>
+          <w:rFonts w:hint="default" w:ascii="Sitka Subheading" w:hAnsi="Sitka Subheading" w:cs="Sitka Subheading"/>
+        </w:rPr>
+        <w:t>ip netns exec blue ip route add 10.10.10.0/24 via 192.168.15.5</w:t>
+      </w:r>
+    </w:p>
+    <w:p>
+      <w:pPr>
+        <w:numPr>
+          <w:ilvl w:val="1"/>
+          <w:numId w:val="11"/>
+        </w:numPr>
+        <w:spacing w:line="360" w:lineRule="auto"/>
+        <w:ind w:left="840" w:leftChars="0" w:hanging="420" w:firstLineChars="0"/>
+        <w:rPr>
+          <w:rFonts w:hint="default" w:ascii="Sitka Subheading" w:hAnsi="Sitka Subheading" w:cs="Sitka Subheading"/>
+        </w:rPr>
+      </w:pPr>
+      <w:r>
+        <w:rPr>
+          <w:rFonts w:hint="default" w:ascii="Sitka Subheading" w:hAnsi="Sitka Subheading" w:cs="Sitka Subheading"/>
+        </w:rPr>
+        <w:t>Check IP forwarding</w:t>
+      </w:r>
+    </w:p>
+    <w:p>
+      <w:pPr>
+        <w:numPr>
+          <w:ilvl w:val="1"/>
+          <w:numId w:val="11"/>
+        </w:numPr>
+        <w:spacing w:line="360" w:lineRule="auto"/>
+        <w:ind w:left="840" w:leftChars="0" w:hanging="420" w:firstLineChars="0"/>
+        <w:rPr>
+          <w:rFonts w:hint="default" w:ascii="Sitka Subheading" w:hAnsi="Sitka Subheading" w:cs="Sitka Subheading"/>
+        </w:rPr>
+      </w:pPr>
+      <w:r>
+        <w:rPr>
+          <w:rFonts w:hint="default" w:ascii="Sitka Subheading" w:hAnsi="Sitka Subheading" w:cs="Sitka Subheading"/>
+        </w:rPr>
+        <w:t>cat /proc/sys/net/ipv4/ip_forward</w:t>
+      </w:r>
+    </w:p>
+    <w:p>
+      <w:pPr>
+        <w:numPr>
+          <w:ilvl w:val="1"/>
+          <w:numId w:val="11"/>
+        </w:numPr>
+        <w:spacing w:line="360" w:lineRule="auto"/>
+        <w:ind w:left="840" w:leftChars="0" w:hanging="420" w:firstLineChars="0"/>
+        <w:rPr>
+          <w:rFonts w:hint="default" w:ascii="Sitka Subheading" w:hAnsi="Sitka Subheading" w:cs="Sitka Subheading"/>
+        </w:rPr>
+      </w:pPr>
+      <w:r>
+        <w:rPr>
+          <w:rFonts w:hint="default" w:ascii="Sitka Subheading" w:hAnsi="Sitka Subheading" w:cs="Sitka Subheading"/>
+        </w:rPr>
+        <w:t>Enable IP forwarding</w:t>
+      </w:r>
+    </w:p>
+    <w:p>
+      <w:pPr>
+        <w:numPr>
+          <w:ilvl w:val="1"/>
+          <w:numId w:val="11"/>
+        </w:numPr>
+        <w:spacing w:line="360" w:lineRule="auto"/>
+        <w:ind w:left="840" w:leftChars="0" w:hanging="420" w:firstLineChars="0"/>
+        <w:rPr>
+          <w:rFonts w:hint="default" w:ascii="Sitka Subheading" w:hAnsi="Sitka Subheading" w:cs="Sitka Subheading"/>
+        </w:rPr>
+      </w:pPr>
+      <w:r>
+        <w:rPr>
+          <w:rFonts w:hint="default" w:ascii="Sitka Subheading" w:hAnsi="Sitka Subheading" w:cs="Sitka Subheading"/>
+        </w:rPr>
+        <w:t>echo 1 &gt; /proc/sys/net/ipv4/ip_forward</w:t>
+      </w:r>
+    </w:p>
+    <w:p>
+      <w:pPr>
+        <w:numPr>
+          <w:ilvl w:val="1"/>
+          <w:numId w:val="11"/>
+        </w:numPr>
+        <w:spacing w:line="360" w:lineRule="auto"/>
+        <w:ind w:left="840" w:leftChars="0" w:hanging="420" w:firstLineChars="0"/>
+        <w:rPr>
+          <w:rFonts w:hint="default" w:ascii="Sitka Subheading" w:hAnsi="Sitka Subheading" w:cs="Sitka Subheading"/>
+        </w:rPr>
+      </w:pPr>
+      <w:r>
+        <w:rPr>
+          <w:rFonts w:hint="default" w:ascii="Sitka Subheading" w:hAnsi="Sitka Subheading" w:cs="Sitka Subheading"/>
+        </w:rPr>
+        <w:t>Enable NAT</w:t>
+      </w:r>
+    </w:p>
+    <w:p>
+      <w:pPr>
+        <w:numPr>
+          <w:ilvl w:val="1"/>
+          <w:numId w:val="11"/>
+        </w:numPr>
+        <w:spacing w:line="360" w:lineRule="auto"/>
+        <w:ind w:left="840" w:leftChars="0" w:hanging="420" w:firstLineChars="0"/>
+        <w:rPr>
+          <w:rFonts w:hint="default" w:ascii="Sitka Subheading" w:hAnsi="Sitka Subheading" w:cs="Sitka Subheading"/>
+        </w:rPr>
+      </w:pPr>
+      <w:r>
+        <w:rPr>
+          <w:rFonts w:hint="default" w:ascii="Sitka Subheading" w:hAnsi="Sitka Subheading" w:cs="Sitka Subheading"/>
+        </w:rPr>
+        <w:t>iptables -t nat -A POSTROUTING -o &lt;interface-name&gt; -j MASQUERADE</w:t>
+      </w:r>
+    </w:p>
+    <w:p>
+      <w:pPr>
+        <w:numPr>
+          <w:ilvl w:val="1"/>
+          <w:numId w:val="11"/>
+        </w:numPr>
+        <w:spacing w:line="360" w:lineRule="auto"/>
+        <w:ind w:left="840" w:leftChars="0" w:hanging="420" w:firstLineChars="0"/>
+        <w:rPr>
+          <w:rFonts w:hint="default" w:ascii="Sitka Subheading" w:hAnsi="Sitka Subheading" w:cs="Sitka Subheading"/>
+        </w:rPr>
+      </w:pPr>
+      <w:r>
+        <w:rPr>
+          <w:rFonts w:hint="default" w:ascii="Sitka Subheading" w:hAnsi="Sitka Subheading" w:cs="Sitka Subheading"/>
+        </w:rPr>
+        <w:t>Example</w:t>
+      </w:r>
+    </w:p>
+    <w:p>
+      <w:pPr>
+        <w:numPr>
+          <w:ilvl w:val="1"/>
+          <w:numId w:val="11"/>
+        </w:numPr>
+        <w:spacing w:line="360" w:lineRule="auto"/>
+        <w:ind w:left="840" w:leftChars="0" w:hanging="420" w:firstLineChars="0"/>
+        <w:rPr>
+          <w:rFonts w:hint="default" w:ascii="Sitka Subheading" w:hAnsi="Sitka Subheading" w:cs="Sitka Subheading"/>
+        </w:rPr>
+      </w:pPr>
+      <w:r>
+        <w:rPr>
+          <w:rFonts w:hint="default" w:ascii="Sitka Subheading" w:hAnsi="Sitka Subheading" w:cs="Sitka Subheading"/>
+        </w:rPr>
+        <w:t>iptables -t nat -A POSTROUTING -o enp0s8 -j MASQUERADE</w:t>
+      </w:r>
+    </w:p>
+    <w:p>
+      <w:pPr>
+        <w:numPr>
+          <w:ilvl w:val="1"/>
+          <w:numId w:val="11"/>
+        </w:numPr>
+        <w:spacing w:line="360" w:lineRule="auto"/>
+        <w:ind w:left="840" w:leftChars="0" w:hanging="420" w:firstLineChars="0"/>
+        <w:rPr>
+          <w:rFonts w:hint="default" w:ascii="Sitka Subheading" w:hAnsi="Sitka Subheading" w:cs="Sitka Subheading"/>
+        </w:rPr>
+      </w:pPr>
+      <w:r>
+        <w:rPr>
+          <w:rFonts w:hint="default" w:ascii="Sitka Subheading" w:hAnsi="Sitka Subheading" w:cs="Sitka Subheading"/>
+        </w:rPr>
+        <w:t>Add DNAT port forwarding</w:t>
+      </w:r>
+    </w:p>
+    <w:p>
+      <w:pPr>
+        <w:numPr>
+          <w:ilvl w:val="1"/>
+          <w:numId w:val="11"/>
+        </w:numPr>
+        <w:spacing w:line="360" w:lineRule="auto"/>
+        <w:ind w:left="840" w:leftChars="0" w:hanging="420" w:firstLineChars="0"/>
+        <w:rPr>
+          <w:rFonts w:hint="default" w:ascii="Sitka Subheading" w:hAnsi="Sitka Subheading" w:cs="Sitka Subheading"/>
+        </w:rPr>
+      </w:pPr>
+      <w:r>
+        <w:rPr>
+          <w:rFonts w:hint="default" w:ascii="Sitka Subheading" w:hAnsi="Sitka Subheading" w:cs="Sitka Subheading"/>
+        </w:rPr>
+        <w:t>iptables -t nat -A PREROUTING -p tcp --dport &lt;host-port&gt; -j DNAT --to-destination &lt;ip&gt;:&lt;port&gt;</w:t>
+      </w:r>
+    </w:p>
+    <w:p>
+      <w:pPr>
+        <w:numPr>
+          <w:ilvl w:val="1"/>
+          <w:numId w:val="11"/>
+        </w:numPr>
+        <w:spacing w:line="360" w:lineRule="auto"/>
+        <w:ind w:left="840" w:leftChars="0" w:hanging="420" w:firstLineChars="0"/>
+        <w:rPr>
+          <w:rFonts w:hint="default" w:ascii="Sitka Subheading" w:hAnsi="Sitka Subheading" w:cs="Sitka Subheading"/>
+        </w:rPr>
+      </w:pPr>
+      <w:r>
+        <w:rPr>
+          <w:rFonts w:hint="default" w:ascii="Sitka Subheading" w:hAnsi="Sitka Subheading" w:cs="Sitka Subheading"/>
+        </w:rPr>
+        <w:t>Example</w:t>
+      </w:r>
+    </w:p>
+    <w:p>
+      <w:pPr>
+        <w:numPr>
+          <w:ilvl w:val="1"/>
+          <w:numId w:val="11"/>
+        </w:numPr>
+        <w:spacing w:line="360" w:lineRule="auto"/>
+        <w:ind w:left="840" w:leftChars="0" w:hanging="420" w:firstLineChars="0"/>
+        <w:rPr>
+          <w:rFonts w:hint="default" w:ascii="Sitka Subheading" w:hAnsi="Sitka Subheading" w:cs="Sitka Subheading"/>
+        </w:rPr>
+      </w:pPr>
+      <w:r>
+        <w:rPr>
+          <w:rFonts w:hint="default" w:ascii="Sitka Subheading" w:hAnsi="Sitka Subheading" w:cs="Sitka Subheading"/>
+        </w:rPr>
+        <w:t>iptables -t nat -A PREROUTING -p tcp --dport 8080 -j DNAT --to-destination 192.168.15.2:80</w:t>
+      </w:r>
+    </w:p>
+    <w:p>
+      <w:pPr>
+        <w:numPr>
+          <w:ilvl w:val="1"/>
+          <w:numId w:val="11"/>
+        </w:numPr>
+        <w:spacing w:line="360" w:lineRule="auto"/>
+        <w:ind w:left="840" w:leftChars="0" w:hanging="420" w:firstLineChars="0"/>
+        <w:rPr>
+          <w:rFonts w:hint="default" w:ascii="Sitka Subheading" w:hAnsi="Sitka Subheading" w:cs="Sitka Subheading"/>
+        </w:rPr>
+      </w:pPr>
+      <w:r>
+        <w:rPr>
+          <w:rFonts w:hint="default" w:ascii="Sitka Subheading" w:hAnsi="Sitka Subheading" w:cs="Sitka Subheading"/>
+        </w:rPr>
+        <w:t>Access forwarded application</w:t>
+      </w:r>
+    </w:p>
+    <w:p>
+      <w:pPr>
+        <w:numPr>
+          <w:ilvl w:val="1"/>
+          <w:numId w:val="11"/>
+        </w:numPr>
+        <w:spacing w:line="360" w:lineRule="auto"/>
+        <w:ind w:left="840" w:leftChars="0" w:hanging="420" w:firstLineChars="0"/>
+        <w:rPr>
+          <w:rFonts w:hint="default" w:ascii="Sitka Subheading" w:hAnsi="Sitka Subheading" w:cs="Sitka Subheading"/>
+        </w:rPr>
+      </w:pPr>
+      <w:r>
+        <w:rPr>
+          <w:rFonts w:hint="default" w:ascii="Sitka Subheading" w:hAnsi="Sitka Subheading" w:cs="Sitka Subheading"/>
+        </w:rPr>
+        <w:t>curl http://&lt;host-ip&gt;:&lt;port&gt;</w:t>
+      </w:r>
+    </w:p>
+    <w:p>
+      <w:pPr>
+        <w:numPr>
+          <w:ilvl w:val="1"/>
+          <w:numId w:val="11"/>
+        </w:numPr>
+        <w:spacing w:line="360" w:lineRule="auto"/>
+        <w:ind w:left="840" w:leftChars="0" w:hanging="420" w:firstLineChars="0"/>
+        <w:rPr>
+          <w:rFonts w:hint="default" w:ascii="Sitka Subheading" w:hAnsi="Sitka Subheading" w:cs="Sitka Subheading"/>
+        </w:rPr>
+      </w:pPr>
+      <w:r>
+        <w:rPr>
+          <w:rFonts w:hint="default" w:ascii="Sitka Subheading" w:hAnsi="Sitka Subheading" w:cs="Sitka Subheading"/>
+        </w:rPr>
+        <w:t>Example</w:t>
+      </w:r>
+    </w:p>
+    <w:p>
+      <w:pPr>
+        <w:numPr>
+          <w:ilvl w:val="1"/>
+          <w:numId w:val="11"/>
+        </w:numPr>
+        <w:spacing w:line="360" w:lineRule="auto"/>
+        <w:ind w:left="840" w:leftChars="0" w:hanging="420" w:firstLineChars="0"/>
+        <w:rPr>
+          <w:rFonts w:hint="default" w:ascii="Sitka Subheading" w:hAnsi="Sitka Subheading" w:cs="Sitka Subheading"/>
+        </w:rPr>
+      </w:pPr>
+      <w:r>
+        <w:rPr>
+          <w:rFonts w:hint="default" w:ascii="Sitka Subheading" w:hAnsi="Sitka Subheading" w:cs="Sitka Subheading"/>
+        </w:rPr>
+        <w:t>curl http://10.10.10.10:8080</w:t>
+      </w:r>
+    </w:p>
+    <w:p>
+      <w:pPr>
+        <w:numPr>
+          <w:ilvl w:val="0"/>
+          <w:numId w:val="11"/>
+        </w:numPr>
+        <w:spacing w:line="360" w:lineRule="auto"/>
+        <w:rPr>
+          <w:rFonts w:hint="default" w:ascii="Sitka Subheading" w:hAnsi="Sitka Subheading" w:cs="Sitka Subheading"/>
+        </w:rPr>
+      </w:pPr>
+      <w:r>
+        <w:rPr>
+          <w:rFonts w:hint="default" w:ascii="Sitka Subheading" w:hAnsi="Sitka Subheading" w:cs="Sitka Subheading"/>
+          <w:lang w:val="en-IN"/>
+        </w:rPr>
+        <w:t>f</w:t>
+      </w:r>
+    </w:p>
+    <w:p>
+      <w:pPr>
+        <w:rPr>
+          <w:rFonts w:hint="default" w:ascii="Sitka Subheading" w:hAnsi="Sitka Subheading" w:cs="Sitka Subheading"/>
+        </w:rPr>
+      </w:pPr>
+      <w:r>
+        <w:rPr>
+          <w:rFonts w:hint="default" w:ascii="Sitka Subheading" w:hAnsi="Sitka Subheading" w:cs="Sitka Subheading"/>
+          <w:lang w:val="en-IN"/>
+        </w:rPr>
+        <w:br w:type="page"/>
+      </w:r>
+    </w:p>
+    <w:p>
+      <w:pPr>
+        <w:numPr>
+          <w:numId w:val="0"/>
+        </w:numPr>
+        <w:spacing w:line="360" w:lineRule="auto"/>
+        <w:ind w:leftChars="0"/>
+        <w:jc w:val="center"/>
+        <w:rPr>
+          <w:rFonts w:hint="default" w:ascii="Sitka Subheading" w:hAnsi="Sitka Subheading" w:cs="Sitka Subheading"/>
+          <w:b/>
+          <w:bCs/>
+          <w:color w:val="3B5F21" w:themeColor="accent4" w:themeShade="80"/>
+          <w:sz w:val="30"/>
+          <w:szCs w:val="30"/>
+          <w:u w:val="single"/>
+        </w:rPr>
+      </w:pPr>
+      <w:r>
+        <w:rPr>
+          <w:rFonts w:hint="default" w:ascii="Sitka Subheading" w:hAnsi="Sitka Subheading" w:cs="Sitka Subheading"/>
+          <w:b/>
+          <w:bCs/>
+          <w:color w:val="3B5F21" w:themeColor="accent4" w:themeShade="80"/>
+          <w:sz w:val="30"/>
+          <w:szCs w:val="30"/>
+          <w:u w:val="single"/>
+          <w:lang w:val="en-IN"/>
+        </w:rPr>
+        <w:t>DNS (Domain Name Server)</w:t>
+      </w:r>
+    </w:p>
+    <w:p>
+      <w:pPr>
+        <w:numPr>
+          <w:ilvl w:val="0"/>
+          <w:numId w:val="11"/>
+        </w:numPr>
+        <w:spacing w:line="360" w:lineRule="auto"/>
+        <w:rPr>
+          <w:rFonts w:hint="default" w:ascii="Sitka Subheading" w:hAnsi="Sitka Subheading" w:cs="Sitka Subheading"/>
+        </w:rPr>
+      </w:pPr>
+      <w:r>
+        <w:rPr>
+          <w:rFonts w:hint="default" w:ascii="Sitka Subheading" w:hAnsi="Sitka Subheading" w:cs="Sitka Subheading"/>
+          <w:lang w:val="en-IN"/>
+        </w:rPr>
+        <w:t xml:space="preserve">Let say, you are having 2 servers </w:t>
+      </w:r>
+      <w:r>
+        <w:rPr>
+          <w:rFonts w:hint="default" w:ascii="Sitka Subheading" w:hAnsi="Sitka Subheading" w:cs="Sitka Subheading"/>
+          <w:lang w:val="en-IN"/>
+        </w:rPr>
+        <w:br w:type="textWrapping"/>
+      </w:r>
+      <w:r>
+        <w:rPr>
+          <w:rFonts w:hint="default" w:ascii="Sitka Subheading" w:hAnsi="Sitka Subheading" w:cs="Sitka Subheading"/>
+          <w:lang w:val="en-IN"/>
+        </w:rPr>
+        <w:t xml:space="preserve">vm1: 10.10.10.10    </w:t>
+      </w:r>
+      <w:r>
+        <w:rPr>
+          <w:rFonts w:hint="default" w:ascii="Sitka Subheading" w:hAnsi="Sitka Subheading" w:cs="Sitka Subheading"/>
+          <w:lang w:val="en-IN"/>
+        </w:rPr>
+        <w:br w:type="textWrapping"/>
+      </w:r>
+      <w:r>
+        <w:rPr>
+          <w:rFonts w:hint="default" w:ascii="Sitka Subheading" w:hAnsi="Sitka Subheading" w:cs="Sitka Subheading"/>
+          <w:lang w:val="en-IN"/>
+        </w:rPr>
+        <w:t>vm2: 10.10.10.11</w:t>
+      </w:r>
+      <w:r>
+        <w:rPr>
+          <w:rFonts w:hint="default" w:ascii="Sitka Subheading" w:hAnsi="Sitka Subheading" w:cs="Sitka Subheading"/>
+          <w:lang w:val="en-IN"/>
+        </w:rPr>
+        <w:br w:type="textWrapping"/>
+      </w:r>
+      <w:r>
+        <w:rPr>
+          <w:rFonts w:hint="default" w:ascii="Sitka Subheading" w:hAnsi="Sitka Subheading" w:cs="Sitka Subheading"/>
+          <w:lang w:val="en-IN"/>
+        </w:rPr>
+        <w:t>[ vm1 and vm2 are the host names of the respective servers ]</w:t>
+      </w:r>
+    </w:p>
+    <w:p>
+      <w:pPr>
+        <w:numPr>
+          <w:ilvl w:val="1"/>
+          <w:numId w:val="11"/>
+        </w:numPr>
+        <w:spacing w:line="360" w:lineRule="auto"/>
+        <w:ind w:left="840" w:leftChars="0" w:hanging="420" w:firstLineChars="0"/>
+        <w:rPr>
+          <w:rFonts w:hint="default" w:ascii="Sitka Subheading" w:hAnsi="Sitka Subheading" w:cs="Sitka Subheading"/>
+        </w:rPr>
+      </w:pPr>
+      <w:r>
+        <w:rPr>
+          <w:rFonts w:hint="default" w:ascii="Sitka Subheading" w:hAnsi="Sitka Subheading" w:cs="Sitka Subheading"/>
+          <w:lang w:val="en-IN"/>
+        </w:rPr>
+        <w:t>vm1 and vm2 can ping each other using their IP addresses.</w:t>
+      </w:r>
+      <w:r>
+        <w:rPr>
+          <w:rFonts w:hint="default" w:ascii="Sitka Subheading" w:hAnsi="Sitka Subheading" w:cs="Sitka Subheading"/>
+          <w:lang w:val="en-IN"/>
+        </w:rPr>
+        <w:br w:type="textWrapping"/>
+      </w:r>
+      <w:r>
+        <w:rPr>
+          <w:rFonts w:hint="default" w:ascii="Sitka Subheading" w:hAnsi="Sitka Subheading" w:cs="Sitka Subheading"/>
+          <w:i/>
+          <w:iCs/>
+          <w:color w:val="851321" w:themeColor="accent6" w:themeShade="80"/>
+          <w:lang w:val="en-IN"/>
+        </w:rPr>
+        <w:t>ping 10.10.10.11</w:t>
+      </w:r>
+      <w:r>
+        <w:rPr>
+          <w:rFonts w:hint="default" w:ascii="Sitka Subheading" w:hAnsi="Sitka Subheading" w:cs="Sitka Subheading"/>
+          <w:i w:val="0"/>
+          <w:iCs w:val="0"/>
+          <w:color w:val="851321" w:themeColor="accent6" w:themeShade="80"/>
+          <w:lang w:val="en-IN"/>
+        </w:rPr>
+        <w:t xml:space="preserve"> </w:t>
+      </w:r>
+      <w:r>
+        <w:rPr>
+          <w:rFonts w:hint="default" w:ascii="Sitka Subheading" w:hAnsi="Sitka Subheading" w:cs="Sitka Subheading"/>
+          <w:i w:val="0"/>
+          <w:iCs w:val="0"/>
+          <w:lang w:val="en-IN"/>
+        </w:rPr>
+        <w:t xml:space="preserve"> [ from vm1 ]</w:t>
+      </w:r>
+      <w:r>
+        <w:rPr>
+          <w:rFonts w:hint="default" w:ascii="Sitka Subheading" w:hAnsi="Sitka Subheading" w:cs="Sitka Subheading"/>
+          <w:i w:val="0"/>
+          <w:iCs w:val="0"/>
+          <w:lang w:val="en-IN"/>
+        </w:rPr>
+        <w:br w:type="textWrapping"/>
+      </w:r>
+      <w:r>
+        <w:rPr>
+          <w:rFonts w:hint="default" w:ascii="Sitka Subheading" w:hAnsi="Sitka Subheading" w:cs="Sitka Subheading"/>
+          <w:i/>
+          <w:iCs/>
+          <w:color w:val="851321" w:themeColor="accent6" w:themeShade="80"/>
+          <w:lang w:val="en-IN"/>
+        </w:rPr>
+        <w:t>ping 10.10.10.10</w:t>
+      </w:r>
+      <w:r>
+        <w:rPr>
+          <w:rFonts w:hint="default" w:ascii="Sitka Subheading" w:hAnsi="Sitka Subheading" w:cs="Sitka Subheading"/>
+          <w:i w:val="0"/>
+          <w:iCs w:val="0"/>
+          <w:color w:val="851321" w:themeColor="accent6" w:themeShade="80"/>
+          <w:lang w:val="en-IN"/>
+        </w:rPr>
+        <w:t xml:space="preserve"> </w:t>
+      </w:r>
+      <w:r>
+        <w:rPr>
+          <w:rFonts w:hint="default" w:ascii="Sitka Subheading" w:hAnsi="Sitka Subheading" w:cs="Sitka Subheading"/>
+          <w:i w:val="0"/>
+          <w:iCs w:val="0"/>
+          <w:lang w:val="en-IN"/>
+        </w:rPr>
+        <w:t xml:space="preserve"> [ from vm2 ]</w:t>
+      </w:r>
+    </w:p>
+    <w:p>
+      <w:pPr>
+        <w:numPr>
+          <w:ilvl w:val="1"/>
+          <w:numId w:val="11"/>
+        </w:numPr>
+        <w:spacing w:line="360" w:lineRule="auto"/>
+        <w:ind w:left="840" w:leftChars="0" w:hanging="420" w:firstLineChars="0"/>
+        <w:rPr>
+          <w:rFonts w:hint="default" w:ascii="Sitka Subheading" w:hAnsi="Sitka Subheading" w:cs="Sitka Subheading"/>
+        </w:rPr>
+      </w:pPr>
+      <w:r>
+        <w:rPr>
+          <w:rFonts w:hint="default" w:ascii="Sitka Subheading" w:hAnsi="Sitka Subheading" w:cs="Sitka Subheading"/>
+          <w:b/>
+          <w:bCs/>
+          <w:lang w:val="en-IN"/>
+        </w:rPr>
+        <w:t>/etc/hosts</w:t>
+      </w:r>
+      <w:r>
+        <w:rPr>
+          <w:rFonts w:hint="default" w:ascii="Sitka Subheading" w:hAnsi="Sitka Subheading" w:cs="Sitka Subheading"/>
+          <w:b w:val="0"/>
+          <w:bCs w:val="0"/>
+          <w:lang w:val="en-IN"/>
+        </w:rPr>
+        <w:t xml:space="preserve"> file can be updated to get rid of writing IP every time.</w:t>
+      </w:r>
+      <w:r>
+        <w:rPr>
+          <w:rFonts w:hint="default" w:ascii="Sitka Subheading" w:hAnsi="Sitka Subheading" w:cs="Sitka Subheading"/>
+          <w:b w:val="0"/>
+          <w:bCs w:val="0"/>
+          <w:lang w:val="en-IN"/>
+        </w:rPr>
+        <w:br w:type="textWrapping"/>
+      </w:r>
+      <w:r>
+        <w:rPr>
+          <w:rFonts w:hint="default" w:ascii="Sitka Subheading" w:hAnsi="Sitka Subheading" w:cs="Sitka Subheading"/>
+        </w:rPr>
+        <w:drawing>
+          <wp:inline distT="0" distB="0" distL="114300" distR="114300">
+            <wp:extent cx="1092200" cy="347345"/>
+            <wp:effectExtent l="0" t="0" r="0" b="8255"/>
+            <wp:docPr id="25" name="Picture 1"/>
+            <wp:cNvGraphicFramePr>
+              <a:graphicFrameLocks xmlns:a="http://schemas.openxmlformats.org/drawingml/2006/main" noChangeAspect="1"/>
+            </wp:cNvGraphicFramePr>
+            <a:graphic xmlns:a="http://schemas.openxmlformats.org/drawingml/2006/main">
+              <a:graphicData uri="http://schemas.openxmlformats.org/drawingml/2006/picture">
+                <pic:pic xmlns:pic="http://schemas.openxmlformats.org/drawingml/2006/picture">
+                  <pic:nvPicPr>
+                    <pic:cNvPr id="25" name="Picture 1"/>
+                    <pic:cNvPicPr>
+                      <a:picLocks noChangeAspect="1"/>
+                    </pic:cNvPicPr>
+                  </pic:nvPicPr>
+                  <pic:blipFill>
+                    <a:blip r:embed="rId95"/>
+                    <a:stretch>
+                      <a:fillRect/>
+                    </a:stretch>
+                  </pic:blipFill>
+                  <pic:spPr>
+                    <a:xfrm>
+                      <a:off x="0" y="0"/>
+                      <a:ext cx="1092200" cy="347345"/>
+                    </a:xfrm>
+                    <a:prstGeom prst="rect">
+                      <a:avLst/>
+                    </a:prstGeom>
+                    <a:noFill/>
+                    <a:ln>
+                      <a:noFill/>
+                    </a:ln>
+                  </pic:spPr>
+                </pic:pic>
+              </a:graphicData>
+            </a:graphic>
+          </wp:inline>
+        </w:drawing>
+      </w:r>
+      <w:r>
+        <w:rPr>
+          <w:rFonts w:hint="default" w:ascii="Sitka Subheading" w:hAnsi="Sitka Subheading" w:cs="Sitka Subheading"/>
+          <w:lang w:val="en-IN"/>
+        </w:rPr>
+        <w:t xml:space="preserve"> [ like this ]</w:t>
+      </w:r>
+    </w:p>
+    <w:p>
+      <w:pPr>
+        <w:numPr>
+          <w:ilvl w:val="1"/>
+          <w:numId w:val="11"/>
+        </w:numPr>
+        <w:spacing w:line="360" w:lineRule="auto"/>
+        <w:ind w:left="840" w:leftChars="0" w:hanging="420" w:firstLineChars="0"/>
+        <w:rPr>
+          <w:rFonts w:hint="default" w:ascii="Sitka Subheading" w:hAnsi="Sitka Subheading" w:cs="Sitka Subheading"/>
+        </w:rPr>
+      </w:pPr>
+      <w:r>
+        <w:rPr>
+          <w:rFonts w:hint="default" w:ascii="Sitka Subheading" w:hAnsi="Sitka Subheading" w:cs="Sitka Subheading"/>
+          <w:lang w:val="en-IN"/>
+        </w:rPr>
+        <w:t>Now, both can ping like this</w:t>
+      </w:r>
+      <w:r>
+        <w:rPr>
+          <w:rFonts w:hint="default" w:ascii="Sitka Subheading" w:hAnsi="Sitka Subheading" w:cs="Sitka Subheading"/>
+          <w:lang w:val="en-IN"/>
+        </w:rPr>
+        <w:br w:type="textWrapping"/>
+      </w:r>
+      <w:r>
+        <w:rPr>
+          <w:rFonts w:hint="default" w:ascii="Sitka Subheading" w:hAnsi="Sitka Subheading" w:cs="Sitka Subheading"/>
+          <w:i/>
+          <w:iCs/>
+          <w:color w:val="851321" w:themeColor="accent6" w:themeShade="80"/>
+          <w:lang w:val="en-IN"/>
+        </w:rPr>
+        <w:t>ping vm2</w:t>
+      </w:r>
+      <w:r>
+        <w:rPr>
+          <w:rFonts w:hint="default" w:ascii="Sitka Subheading" w:hAnsi="Sitka Subheading" w:cs="Sitka Subheading"/>
+          <w:color w:val="851321" w:themeColor="accent6" w:themeShade="80"/>
+          <w:lang w:val="en-IN"/>
+        </w:rPr>
+        <w:t xml:space="preserve">  </w:t>
+      </w:r>
+      <w:r>
+        <w:rPr>
+          <w:rFonts w:hint="default" w:ascii="Sitka Subheading" w:hAnsi="Sitka Subheading" w:cs="Sitka Subheading"/>
+          <w:lang w:val="en-IN"/>
+        </w:rPr>
+        <w:t xml:space="preserve"> [ from vm1 ]</w:t>
+      </w:r>
+      <w:r>
+        <w:rPr>
+          <w:rFonts w:hint="default" w:ascii="Sitka Subheading" w:hAnsi="Sitka Subheading" w:cs="Sitka Subheading"/>
+          <w:lang w:val="en-IN"/>
+        </w:rPr>
+        <w:br w:type="textWrapping"/>
+      </w:r>
+      <w:r>
+        <w:rPr>
+          <w:rFonts w:hint="default" w:ascii="Sitka Subheading" w:hAnsi="Sitka Subheading" w:cs="Sitka Subheading"/>
+          <w:i/>
+          <w:iCs/>
+          <w:color w:val="851321" w:themeColor="accent6" w:themeShade="80"/>
+          <w:lang w:val="en-IN"/>
+        </w:rPr>
+        <w:t>ping vm1</w:t>
+      </w:r>
+      <w:r>
+        <w:rPr>
+          <w:rFonts w:hint="default" w:ascii="Sitka Subheading" w:hAnsi="Sitka Subheading" w:cs="Sitka Subheading"/>
+          <w:color w:val="851321" w:themeColor="accent6" w:themeShade="80"/>
+          <w:lang w:val="en-IN"/>
+        </w:rPr>
+        <w:t xml:space="preserve"> </w:t>
+      </w:r>
+      <w:r>
+        <w:rPr>
+          <w:rFonts w:hint="default" w:ascii="Sitka Subheading" w:hAnsi="Sitka Subheading" w:cs="Sitka Subheading"/>
+          <w:lang w:val="en-IN"/>
+        </w:rPr>
+        <w:t xml:space="preserve">  [ from vm2 ]</w:t>
+      </w:r>
+    </w:p>
+    <w:p>
+      <w:pPr>
+        <w:numPr>
+          <w:ilvl w:val="1"/>
+          <w:numId w:val="11"/>
+        </w:numPr>
+        <w:spacing w:line="360" w:lineRule="auto"/>
+        <w:ind w:left="840" w:leftChars="0" w:hanging="420" w:firstLineChars="0"/>
+        <w:rPr>
+          <w:rFonts w:hint="default" w:ascii="Sitka Subheading" w:hAnsi="Sitka Subheading" w:cs="Sitka Subheading"/>
+        </w:rPr>
+      </w:pPr>
+      <w:r>
+        <w:rPr>
+          <w:rFonts w:hint="default" w:ascii="Sitka Subheading" w:hAnsi="Sitka Subheading" w:cs="Sitka Subheading"/>
+          <w:lang w:val="en-IN"/>
+        </w:rPr>
+        <w:t>Let say I created one more entry</w:t>
+      </w:r>
+      <w:r>
+        <w:rPr>
+          <w:rFonts w:hint="default" w:ascii="Sitka Subheading" w:hAnsi="Sitka Subheading" w:cs="Sitka Subheading"/>
+          <w:lang w:val="en-IN"/>
+        </w:rPr>
+        <w:br w:type="textWrapping"/>
+      </w:r>
+      <w:r>
+        <w:rPr>
+          <w:rFonts w:hint="default" w:ascii="Sitka Subheading" w:hAnsi="Sitka Subheading" w:cs="Sitka Subheading"/>
+        </w:rPr>
+        <w:drawing>
+          <wp:inline distT="0" distB="0" distL="114300" distR="114300">
+            <wp:extent cx="1363345" cy="342900"/>
+            <wp:effectExtent l="0" t="0" r="8255" b="0"/>
+            <wp:docPr id="36" name="Picture 2"/>
+            <wp:cNvGraphicFramePr>
+              <a:graphicFrameLocks xmlns:a="http://schemas.openxmlformats.org/drawingml/2006/main" noChangeAspect="1"/>
+            </wp:cNvGraphicFramePr>
+            <a:graphic xmlns:a="http://schemas.openxmlformats.org/drawingml/2006/main">
+              <a:graphicData uri="http://schemas.openxmlformats.org/drawingml/2006/picture">
+                <pic:pic xmlns:pic="http://schemas.openxmlformats.org/drawingml/2006/picture">
+                  <pic:nvPicPr>
+                    <pic:cNvPr id="36" name="Picture 2"/>
+                    <pic:cNvPicPr>
+                      <a:picLocks noChangeAspect="1"/>
+                    </pic:cNvPicPr>
+                  </pic:nvPicPr>
+                  <pic:blipFill>
+                    <a:blip r:embed="rId96"/>
+                    <a:stretch>
+                      <a:fillRect/>
+                    </a:stretch>
+                  </pic:blipFill>
+                  <pic:spPr>
+                    <a:xfrm>
+                      <a:off x="0" y="0"/>
+                      <a:ext cx="1363345" cy="342900"/>
+                    </a:xfrm>
+                    <a:prstGeom prst="rect">
+                      <a:avLst/>
+                    </a:prstGeom>
+                    <a:noFill/>
+                    <a:ln>
+                      <a:noFill/>
+                    </a:ln>
+                  </pic:spPr>
+                </pic:pic>
+              </a:graphicData>
+            </a:graphic>
+          </wp:inline>
+        </w:drawing>
+      </w:r>
+      <w:r>
+        <w:rPr>
+          <w:rFonts w:hint="default" w:ascii="Sitka Subheading" w:hAnsi="Sitka Subheading" w:cs="Sitka Subheading"/>
+        </w:rPr>
+        <w:br w:type="textWrapping"/>
+      </w:r>
+      <w:r>
+        <w:rPr>
+          <w:rFonts w:hint="default" w:ascii="Sitka Subheading" w:hAnsi="Sitka Subheading" w:cs="Sitka Subheading"/>
+          <w:lang w:val="en-IN"/>
+        </w:rPr>
+        <w:t>now I have 2 different names for the same IP (vm2), if I ping now</w:t>
+      </w:r>
+      <w:r>
+        <w:rPr>
+          <w:rFonts w:hint="default" w:ascii="Sitka Subheading" w:hAnsi="Sitka Subheading" w:cs="Sitka Subheading"/>
+          <w:lang w:val="en-IN"/>
+        </w:rPr>
+        <w:br w:type="textWrapping"/>
+      </w:r>
+      <w:r>
+        <w:rPr>
+          <w:rFonts w:hint="default" w:ascii="Sitka Subheading" w:hAnsi="Sitka Subheading" w:cs="Sitka Subheading"/>
+          <w:i/>
+          <w:iCs/>
+          <w:color w:val="851321" w:themeColor="accent6" w:themeShade="80"/>
+          <w:lang w:val="en-IN"/>
+        </w:rPr>
+        <w:t>ping my-vm2</w:t>
+      </w:r>
+      <w:r>
+        <w:rPr>
+          <w:rFonts w:hint="default" w:ascii="Sitka Subheading" w:hAnsi="Sitka Subheading" w:cs="Sitka Subheading"/>
+          <w:i w:val="0"/>
+          <w:iCs w:val="0"/>
+          <w:lang w:val="en-IN"/>
+        </w:rPr>
+        <w:t xml:space="preserve"> </w:t>
+      </w:r>
+      <w:r>
+        <w:rPr>
+          <w:rFonts w:hint="default" w:ascii="Sitka Subheading" w:hAnsi="Sitka Subheading" w:cs="Sitka Subheading"/>
+          <w:i w:val="0"/>
+          <w:iCs w:val="0"/>
+          <w:lang w:val="en-IN"/>
+        </w:rPr>
+        <w:br w:type="textWrapping"/>
+      </w:r>
+      <w:r>
+        <w:rPr>
+          <w:rFonts w:hint="default" w:ascii="Sitka Subheading" w:hAnsi="Sitka Subheading" w:cs="Sitka Subheading"/>
+          <w:i w:val="0"/>
+          <w:iCs w:val="0"/>
+          <w:lang w:val="en-IN"/>
+        </w:rPr>
+        <w:t>it’ll work. It doesn’t matter what is the actual hostname of the server having that IP.</w:t>
+      </w:r>
+      <w:r>
+        <w:rPr>
+          <w:rFonts w:hint="default" w:ascii="Sitka Subheading" w:hAnsi="Sitka Subheading" w:cs="Sitka Subheading"/>
+          <w:i w:val="0"/>
+          <w:iCs w:val="0"/>
+          <w:lang w:val="en-IN"/>
+        </w:rPr>
+        <w:br w:type="textWrapping"/>
+      </w:r>
+      <w:r>
+        <w:rPr>
+          <w:rFonts w:hint="default" w:ascii="Sitka Subheading" w:hAnsi="Sitka Subheading" w:cs="Sitka Subheading"/>
+          <w:i w:val="0"/>
+          <w:iCs w:val="0"/>
+          <w:color w:val="795D01" w:themeColor="accent3" w:themeShade="80"/>
+          <w:lang w:val="en-IN"/>
+        </w:rPr>
+        <w:t xml:space="preserve">Whatever you write inside the </w:t>
+      </w:r>
+      <w:r>
+        <w:rPr>
+          <w:rFonts w:hint="default" w:ascii="Sitka Subheading" w:hAnsi="Sitka Subheading" w:cs="Sitka Subheading"/>
+          <w:b/>
+          <w:bCs/>
+          <w:i/>
+          <w:iCs/>
+          <w:color w:val="795D01" w:themeColor="accent3" w:themeShade="80"/>
+          <w:lang w:val="en-IN"/>
+        </w:rPr>
+        <w:t>/etc/hosts</w:t>
+      </w:r>
+      <w:r>
+        <w:rPr>
+          <w:rFonts w:hint="default" w:ascii="Sitka Subheading" w:hAnsi="Sitka Subheading" w:cs="Sitka Subheading"/>
+          <w:b w:val="0"/>
+          <w:bCs w:val="0"/>
+          <w:i w:val="0"/>
+          <w:iCs w:val="0"/>
+          <w:color w:val="795D01" w:themeColor="accent3" w:themeShade="80"/>
+          <w:lang w:val="en-IN"/>
+        </w:rPr>
+        <w:t xml:space="preserve"> file, that can only be used to communicate with the respective server</w:t>
+      </w:r>
+      <w:r>
+        <w:rPr>
+          <w:rFonts w:hint="default" w:ascii="Sitka Subheading" w:hAnsi="Sitka Subheading" w:cs="Sitka Subheading"/>
+          <w:b w:val="0"/>
+          <w:bCs w:val="0"/>
+          <w:i w:val="0"/>
+          <w:iCs w:val="0"/>
+          <w:lang w:val="en-IN"/>
+        </w:rPr>
+        <w:t>.</w:t>
+      </w:r>
+    </w:p>
+    <w:p>
+      <w:pPr>
+        <w:numPr>
+          <w:ilvl w:val="1"/>
+          <w:numId w:val="11"/>
+        </w:numPr>
+        <w:spacing w:line="360" w:lineRule="auto"/>
+        <w:ind w:left="840" w:leftChars="0" w:hanging="420" w:firstLineChars="0"/>
+        <w:rPr>
+          <w:rFonts w:hint="default" w:ascii="Sitka Subheading" w:hAnsi="Sitka Subheading" w:cs="Sitka Subheading"/>
+        </w:rPr>
+      </w:pPr>
+      <w:r>
+        <w:rPr>
+          <w:rFonts w:hint="default" w:ascii="Sitka Subheading" w:hAnsi="Sitka Subheading" w:cs="Sitka Subheading"/>
+          <w:lang w:val="en-IN"/>
+        </w:rPr>
+        <w:t xml:space="preserve">This process is called </w:t>
+      </w:r>
+      <w:r>
+        <w:rPr>
+          <w:rFonts w:hint="default" w:ascii="Sitka Subheading" w:hAnsi="Sitka Subheading" w:cs="Sitka Subheading"/>
+          <w:b/>
+          <w:bCs/>
+          <w:lang w:val="en-IN"/>
+        </w:rPr>
+        <w:t>name resolution</w:t>
+      </w:r>
+      <w:r>
+        <w:rPr>
+          <w:rFonts w:hint="default" w:ascii="Sitka Subheading" w:hAnsi="Sitka Subheading" w:cs="Sitka Subheading"/>
+          <w:b w:val="0"/>
+          <w:bCs w:val="0"/>
+          <w:lang w:val="en-IN"/>
+        </w:rPr>
+        <w:t>.</w:t>
+      </w:r>
+    </w:p>
+    <w:p>
+      <w:pPr>
+        <w:numPr>
+          <w:ilvl w:val="0"/>
+          <w:numId w:val="11"/>
+        </w:numPr>
+        <w:spacing w:line="360" w:lineRule="auto"/>
+        <w:ind w:left="420" w:leftChars="0" w:hanging="420" w:firstLineChars="0"/>
+        <w:rPr>
+          <w:rFonts w:hint="default" w:ascii="Sitka Subheading" w:hAnsi="Sitka Subheading" w:cs="Sitka Subheading"/>
+        </w:rPr>
+      </w:pPr>
+      <w:r>
+        <w:rPr>
+          <w:rFonts w:hint="default" w:ascii="Sitka Subheading" w:hAnsi="Sitka Subheading" w:cs="Sitka Subheading"/>
+          <w:lang w:val="en-IN"/>
+        </w:rPr>
+        <w:t>If you have multiple servers, you need to write each server’s IP with a name (hostname is preferred; but is not necessary).</w:t>
+      </w:r>
+      <w:r>
+        <w:rPr>
+          <w:rFonts w:hint="default" w:ascii="Sitka Subheading" w:hAnsi="Sitka Subheading" w:cs="Sitka Subheading"/>
+          <w:lang w:val="en-IN"/>
+        </w:rPr>
+        <w:br w:type="textWrapping"/>
+      </w:r>
+      <w:r>
+        <w:rPr>
+          <w:rFonts w:hint="default" w:ascii="Sitka Subheading" w:hAnsi="Sitka Subheading" w:cs="Sitka Subheading"/>
+          <w:lang w:val="en-IN"/>
+        </w:rPr>
+        <w:t xml:space="preserve">So, A central server is configured which will keep all these IP to name mappings. </w:t>
+      </w:r>
+      <w:r>
+        <w:rPr>
+          <w:rFonts w:hint="default" w:ascii="Sitka Subheading" w:hAnsi="Sitka Subheading" w:cs="Sitka Subheading"/>
+          <w:lang w:val="en-IN"/>
+        </w:rPr>
+        <w:br w:type="textWrapping"/>
+      </w:r>
+      <w:r>
+        <w:rPr>
+          <w:rFonts w:hint="default" w:ascii="Sitka Subheading" w:hAnsi="Sitka Subheading" w:cs="Sitka Subheading"/>
+          <w:lang w:val="en-IN"/>
+        </w:rPr>
+        <w:t>Now only one server needs to be updated instead of updating each systems</w:t>
+      </w:r>
+      <w:r>
+        <w:rPr>
+          <w:rFonts w:hint="default" w:ascii="Sitka Subheading" w:hAnsi="Sitka Subheading" w:cs="Sitka Subheading"/>
+          <w:b w:val="0"/>
+          <w:bCs w:val="0"/>
+          <w:lang w:val="en-IN"/>
+        </w:rPr>
+        <w:t>.</w:t>
+      </w:r>
+      <w:r>
+        <w:rPr>
+          <w:rFonts w:hint="default" w:ascii="Sitka Subheading" w:hAnsi="Sitka Subheading" w:cs="Sitka Subheading"/>
+          <w:b w:val="0"/>
+          <w:bCs w:val="0"/>
+          <w:lang w:val="en-IN"/>
+        </w:rPr>
+        <w:br w:type="textWrapping"/>
+      </w:r>
+      <w:r>
+        <w:rPr>
+          <w:rFonts w:hint="default" w:ascii="Sitka Subheading" w:hAnsi="Sitka Subheading" w:cs="Sitka Subheading"/>
+          <w:b w:val="0"/>
+          <w:bCs w:val="0"/>
+          <w:lang w:val="en-IN"/>
+        </w:rPr>
+        <w:t xml:space="preserve">This is </w:t>
+      </w:r>
+      <w:r>
+        <w:rPr>
+          <w:rFonts w:hint="default" w:ascii="Sitka Subheading" w:hAnsi="Sitka Subheading" w:cs="Sitka Subheading"/>
+          <w:b/>
+          <w:bCs/>
+          <w:lang w:val="en-IN"/>
+        </w:rPr>
+        <w:t>DNS</w:t>
+      </w:r>
+      <w:r>
+        <w:rPr>
+          <w:rFonts w:hint="default" w:ascii="Sitka Subheading" w:hAnsi="Sitka Subheading" w:cs="Sitka Subheading"/>
+          <w:b w:val="0"/>
+          <w:bCs w:val="0"/>
+          <w:lang w:val="en-IN"/>
+        </w:rPr>
+        <w:t xml:space="preserve"> server.</w:t>
+      </w:r>
+    </w:p>
+    <w:p>
+      <w:pPr>
+        <w:numPr>
+          <w:ilvl w:val="0"/>
+          <w:numId w:val="11"/>
+        </w:numPr>
+        <w:spacing w:line="360" w:lineRule="auto"/>
+        <w:ind w:left="420" w:leftChars="0" w:hanging="420" w:firstLineChars="0"/>
+        <w:rPr>
+          <w:rFonts w:hint="default" w:ascii="Sitka Subheading" w:hAnsi="Sitka Subheading" w:cs="Sitka Subheading"/>
+        </w:rPr>
+      </w:pPr>
+      <w:r>
+        <w:rPr>
+          <w:rFonts w:hint="default" w:ascii="Sitka Subheading" w:hAnsi="Sitka Subheading" w:cs="Sitka Subheading"/>
+          <w:lang w:val="en-IN"/>
+        </w:rPr>
+        <w:t xml:space="preserve">You can maintain both </w:t>
+      </w:r>
+      <w:r>
+        <w:rPr>
+          <w:rFonts w:hint="default" w:ascii="Sitka Subheading" w:hAnsi="Sitka Subheading" w:cs="Sitka Subheading"/>
+          <w:b/>
+          <w:bCs/>
+          <w:i/>
+          <w:iCs/>
+          <w:lang w:val="en-IN"/>
+        </w:rPr>
+        <w:t>/etc/hosts</w:t>
+      </w:r>
+      <w:r>
+        <w:rPr>
+          <w:rFonts w:hint="default" w:ascii="Sitka Subheading" w:hAnsi="Sitka Subheading" w:cs="Sitka Subheading"/>
+          <w:b w:val="0"/>
+          <w:bCs w:val="0"/>
+          <w:i w:val="0"/>
+          <w:iCs w:val="0"/>
+          <w:lang w:val="en-IN"/>
+        </w:rPr>
+        <w:t xml:space="preserve"> (for name resolution) and </w:t>
+      </w:r>
+      <w:r>
+        <w:rPr>
+          <w:rFonts w:hint="default" w:ascii="Sitka Subheading" w:hAnsi="Sitka Subheading" w:cs="Sitka Subheading"/>
+          <w:b/>
+          <w:bCs/>
+          <w:i/>
+          <w:iCs/>
+          <w:lang w:val="en-IN"/>
+        </w:rPr>
+        <w:t>/etc/resolve.conf</w:t>
+      </w:r>
+      <w:r>
+        <w:rPr>
+          <w:rFonts w:hint="default" w:ascii="Sitka Subheading" w:hAnsi="Sitka Subheading" w:cs="Sitka Subheading"/>
+          <w:b w:val="0"/>
+          <w:bCs w:val="0"/>
+          <w:i w:val="0"/>
+          <w:iCs w:val="0"/>
+          <w:lang w:val="en-IN"/>
+        </w:rPr>
+        <w:t xml:space="preserve"> simultaneously.</w:t>
+      </w:r>
+    </w:p>
+    <w:p>
+      <w:pPr>
+        <w:numPr>
+          <w:ilvl w:val="1"/>
+          <w:numId w:val="11"/>
+        </w:numPr>
+        <w:spacing w:line="360" w:lineRule="auto"/>
+        <w:ind w:left="840" w:leftChars="0" w:hanging="420" w:firstLineChars="0"/>
+        <w:rPr>
+          <w:rFonts w:hint="default" w:ascii="Sitka Subheading" w:hAnsi="Sitka Subheading" w:cs="Sitka Subheading"/>
+        </w:rPr>
+      </w:pPr>
+      <w:r>
+        <w:rPr>
+          <w:rFonts w:hint="default" w:ascii="Sitka Subheading" w:hAnsi="Sitka Subheading" w:cs="Sitka Subheading"/>
+          <w:lang w:val="en-IN"/>
+        </w:rPr>
+        <w:t>For this you can configure by yourself, what to see first.</w:t>
+      </w:r>
+    </w:p>
+    <w:p>
+      <w:pPr>
+        <w:numPr>
+          <w:ilvl w:val="1"/>
+          <w:numId w:val="11"/>
+        </w:numPr>
+        <w:spacing w:line="360" w:lineRule="auto"/>
+        <w:ind w:left="840" w:leftChars="0" w:hanging="420" w:firstLineChars="0"/>
+        <w:rPr>
+          <w:rFonts w:hint="default" w:ascii="Sitka Subheading" w:hAnsi="Sitka Subheading" w:cs="Sitka Subheading"/>
+        </w:rPr>
+      </w:pPr>
+      <w:r>
+        <w:rPr>
+          <w:rFonts w:hint="default" w:ascii="Sitka Subheading" w:hAnsi="Sitka Subheading" w:cs="Sitka Subheading"/>
+          <w:lang w:val="en-IN"/>
+        </w:rPr>
+        <w:t xml:space="preserve">By default if you give any name (google.com for example), it’ll first check in the </w:t>
+      </w:r>
+      <w:r>
+        <w:rPr>
+          <w:rFonts w:hint="default" w:ascii="Sitka Subheading" w:hAnsi="Sitka Subheading" w:cs="Sitka Subheading"/>
+          <w:b/>
+          <w:bCs/>
+          <w:lang w:val="en-IN"/>
+        </w:rPr>
+        <w:t>/etc/hosts</w:t>
+      </w:r>
+      <w:r>
+        <w:rPr>
+          <w:rFonts w:hint="default" w:ascii="Sitka Subheading" w:hAnsi="Sitka Subheading" w:cs="Sitka Subheading"/>
+          <w:b w:val="0"/>
+          <w:bCs w:val="0"/>
+          <w:lang w:val="en-IN"/>
+        </w:rPr>
+        <w:t xml:space="preserve"> file, if not found then go to DNS server(s) and check.</w:t>
+      </w:r>
+    </w:p>
+    <w:p>
+      <w:pPr>
+        <w:numPr>
+          <w:ilvl w:val="1"/>
+          <w:numId w:val="11"/>
+        </w:numPr>
+        <w:spacing w:line="360" w:lineRule="auto"/>
+        <w:ind w:left="840" w:leftChars="0" w:hanging="420" w:firstLineChars="0"/>
+        <w:rPr>
+          <w:rFonts w:hint="default" w:ascii="Sitka Subheading" w:hAnsi="Sitka Subheading" w:cs="Sitka Subheading"/>
+        </w:rPr>
+      </w:pPr>
+      <w:r>
+        <w:rPr>
+          <w:rFonts w:hint="default" w:ascii="Sitka Subheading" w:hAnsi="Sitka Subheading" w:cs="Sitka Subheading"/>
+          <w:lang w:val="en-IN"/>
+        </w:rPr>
+        <w:t>This behaviour can be configured in the file</w:t>
+      </w:r>
+      <w:r>
+        <w:rPr>
+          <w:rFonts w:hint="default" w:ascii="Sitka Subheading" w:hAnsi="Sitka Subheading" w:cs="Sitka Subheading"/>
+          <w:color w:val="18605A" w:themeColor="accent5" w:themeShade="80"/>
+          <w:lang w:val="en-IN"/>
+        </w:rPr>
+        <w:t xml:space="preserve"> </w:t>
+      </w:r>
+      <w:r>
+        <w:rPr>
+          <w:rFonts w:hint="default" w:ascii="Sitka Subheading" w:hAnsi="Sitka Subheading" w:cs="Sitka Subheading"/>
+          <w:b/>
+          <w:bCs/>
+          <w:color w:val="18605A" w:themeColor="accent5" w:themeShade="80"/>
+          <w:lang w:val="en-IN"/>
+        </w:rPr>
+        <w:t>/etc/nsswitch.conf</w:t>
+      </w:r>
+      <w:r>
+        <w:rPr>
+          <w:rFonts w:hint="default" w:ascii="Sitka Subheading" w:hAnsi="Sitka Subheading" w:cs="Sitka Subheading"/>
+          <w:b w:val="0"/>
+          <w:bCs w:val="0"/>
+          <w:lang w:val="en-IN"/>
+        </w:rPr>
+        <w:t xml:space="preserve"> </w:t>
+      </w:r>
+      <w:r>
+        <w:rPr>
+          <w:rFonts w:hint="default" w:ascii="Sitka Subheading" w:hAnsi="Sitka Subheading" w:cs="Sitka Subheading"/>
+          <w:b w:val="0"/>
+          <w:bCs w:val="0"/>
+          <w:lang w:val="en-IN"/>
+        </w:rPr>
+        <w:br w:type="textWrapping"/>
+      </w:r>
+      <w:r>
+        <w:rPr>
+          <w:rFonts w:hint="default" w:ascii="Sitka Subheading" w:hAnsi="Sitka Subheading" w:cs="Sitka Subheading"/>
+        </w:rPr>
+        <w:drawing>
+          <wp:inline distT="0" distB="0" distL="114300" distR="114300">
+            <wp:extent cx="1891030" cy="219710"/>
+            <wp:effectExtent l="0" t="0" r="1270" b="8890"/>
+            <wp:docPr id="38" name="Picture 4"/>
+            <wp:cNvGraphicFramePr>
+              <a:graphicFrameLocks xmlns:a="http://schemas.openxmlformats.org/drawingml/2006/main" noChangeAspect="1"/>
+            </wp:cNvGraphicFramePr>
+            <a:graphic xmlns:a="http://schemas.openxmlformats.org/drawingml/2006/main">
+              <a:graphicData uri="http://schemas.openxmlformats.org/drawingml/2006/picture">
+                <pic:pic xmlns:pic="http://schemas.openxmlformats.org/drawingml/2006/picture">
+                  <pic:nvPicPr>
+                    <pic:cNvPr id="38" name="Picture 4"/>
+                    <pic:cNvPicPr>
+                      <a:picLocks noChangeAspect="1"/>
+                    </pic:cNvPicPr>
+                  </pic:nvPicPr>
+                  <pic:blipFill>
+                    <a:blip r:embed="rId97"/>
+                    <a:stretch>
+                      <a:fillRect/>
+                    </a:stretch>
+                  </pic:blipFill>
+                  <pic:spPr>
+                    <a:xfrm>
+                      <a:off x="0" y="0"/>
+                      <a:ext cx="1891030" cy="219710"/>
+                    </a:xfrm>
+                    <a:prstGeom prst="rect">
+                      <a:avLst/>
+                    </a:prstGeom>
+                    <a:noFill/>
+                    <a:ln>
+                      <a:noFill/>
+                    </a:ln>
+                  </pic:spPr>
+                </pic:pic>
+              </a:graphicData>
+            </a:graphic>
+          </wp:inline>
+        </w:drawing>
+      </w:r>
+      <w:r>
+        <w:rPr>
+          <w:rFonts w:hint="default" w:ascii="Sitka Subheading" w:hAnsi="Sitka Subheading" w:cs="Sitka Subheading"/>
+          <w:lang w:val="en-IN"/>
+        </w:rPr>
+        <w:t xml:space="preserve">  [ this is one of the entries ]</w:t>
+      </w:r>
+    </w:p>
+    <w:p>
+      <w:pPr>
+        <w:numPr>
+          <w:ilvl w:val="2"/>
+          <w:numId w:val="11"/>
+        </w:numPr>
+        <w:spacing w:line="360" w:lineRule="auto"/>
+        <w:ind w:left="1260" w:leftChars="0" w:hanging="420" w:firstLineChars="0"/>
+        <w:rPr>
+          <w:rFonts w:hint="default" w:ascii="Sitka Subheading" w:hAnsi="Sitka Subheading" w:cs="Sitka Subheading"/>
+        </w:rPr>
+      </w:pPr>
+      <w:r>
+        <w:rPr>
+          <w:rFonts w:hint="default" w:ascii="Sitka Subheading" w:hAnsi="Sitka Subheading" w:cs="Sitka Subheading"/>
+          <w:b/>
+          <w:bCs/>
+          <w:lang w:val="en-IN"/>
+        </w:rPr>
+        <w:t>files</w:t>
+      </w:r>
+      <w:r>
+        <w:rPr>
+          <w:rFonts w:hint="default" w:ascii="Sitka Subheading" w:hAnsi="Sitka Subheading" w:cs="Sitka Subheading"/>
+          <w:b w:val="0"/>
+          <w:bCs w:val="0"/>
+          <w:lang w:val="en-IN"/>
+        </w:rPr>
+        <w:t xml:space="preserve"> means check </w:t>
+      </w:r>
+      <w:r>
+        <w:rPr>
+          <w:rFonts w:hint="default" w:ascii="Sitka Subheading" w:hAnsi="Sitka Subheading" w:cs="Sitka Subheading"/>
+          <w:b/>
+          <w:bCs/>
+          <w:lang w:val="en-IN"/>
+        </w:rPr>
+        <w:t>/etc/hosts</w:t>
+      </w:r>
+      <w:r>
+        <w:rPr>
+          <w:rFonts w:hint="default" w:ascii="Sitka Subheading" w:hAnsi="Sitka Subheading" w:cs="Sitka Subheading"/>
+          <w:b w:val="0"/>
+          <w:bCs w:val="0"/>
+          <w:lang w:val="en-IN"/>
+        </w:rPr>
+        <w:t xml:space="preserve"> file</w:t>
+      </w:r>
+    </w:p>
+    <w:p>
+      <w:pPr>
+        <w:numPr>
+          <w:ilvl w:val="2"/>
+          <w:numId w:val="11"/>
+        </w:numPr>
+        <w:spacing w:line="360" w:lineRule="auto"/>
+        <w:ind w:left="1260" w:leftChars="0" w:hanging="420" w:firstLineChars="0"/>
+        <w:rPr>
+          <w:rFonts w:hint="default" w:ascii="Sitka Subheading" w:hAnsi="Sitka Subheading" w:cs="Sitka Subheading"/>
+        </w:rPr>
+      </w:pPr>
+      <w:r>
+        <w:rPr>
+          <w:rFonts w:hint="default" w:ascii="Sitka Subheading" w:hAnsi="Sitka Subheading" w:cs="Sitka Subheading"/>
+          <w:b/>
+          <w:bCs/>
+          <w:lang w:val="en-IN"/>
+        </w:rPr>
+        <w:t>dns</w:t>
+      </w:r>
+      <w:r>
+        <w:rPr>
+          <w:rFonts w:hint="default" w:ascii="Sitka Subheading" w:hAnsi="Sitka Subheading" w:cs="Sitka Subheading"/>
+          <w:b w:val="0"/>
+          <w:bCs w:val="0"/>
+          <w:lang w:val="en-IN"/>
+        </w:rPr>
+        <w:t xml:space="preserve"> means check DNS servers mentioned inside </w:t>
+      </w:r>
+      <w:r>
+        <w:rPr>
+          <w:rFonts w:hint="default" w:ascii="Sitka Subheading" w:hAnsi="Sitka Subheading" w:cs="Sitka Subheading"/>
+          <w:b/>
+          <w:bCs/>
+          <w:lang w:val="en-IN"/>
+        </w:rPr>
+        <w:t>/etc/resolve.conf</w:t>
+      </w:r>
+      <w:r>
+        <w:rPr>
+          <w:rFonts w:hint="default" w:ascii="Sitka Subheading" w:hAnsi="Sitka Subheading" w:cs="Sitka Subheading"/>
+          <w:b w:val="0"/>
+          <w:bCs w:val="0"/>
+          <w:lang w:val="en-IN"/>
+        </w:rPr>
+        <w:t xml:space="preserve"> </w:t>
+      </w:r>
+    </w:p>
+    <w:p>
+      <w:pPr>
+        <w:numPr>
+          <w:ilvl w:val="2"/>
+          <w:numId w:val="11"/>
+        </w:numPr>
+        <w:spacing w:line="360" w:lineRule="auto"/>
+        <w:ind w:left="1260" w:leftChars="0" w:hanging="420" w:firstLineChars="0"/>
+        <w:rPr>
+          <w:rFonts w:hint="default" w:ascii="Sitka Subheading" w:hAnsi="Sitka Subheading" w:cs="Sitka Subheading"/>
+        </w:rPr>
+      </w:pPr>
+      <w:r>
+        <w:rPr>
+          <w:rFonts w:hint="default" w:ascii="Sitka Subheading" w:hAnsi="Sitka Subheading" w:cs="Sitka Subheading"/>
+          <w:b w:val="0"/>
+          <w:bCs w:val="0"/>
+          <w:color w:val="795D01" w:themeColor="accent3" w:themeShade="80"/>
+          <w:lang w:val="en-IN"/>
+        </w:rPr>
+        <w:t xml:space="preserve">If the order was like </w:t>
+      </w:r>
+      <w:r>
+        <w:rPr>
+          <w:rFonts w:hint="default" w:ascii="Sitka Subheading" w:hAnsi="Sitka Subheading" w:cs="Sitka Subheading"/>
+          <w:b w:val="0"/>
+          <w:bCs w:val="0"/>
+          <w:color w:val="795D01" w:themeColor="accent3" w:themeShade="80"/>
+          <w:lang w:val="en-IN"/>
+        </w:rPr>
+        <w:br w:type="textWrapping"/>
+      </w:r>
+      <w:r>
+        <w:rPr>
+          <w:rFonts w:hint="default" w:ascii="Sitka Subheading" w:hAnsi="Sitka Subheading" w:cs="Sitka Subheading"/>
+          <w:b/>
+          <w:bCs/>
+          <w:color w:val="7030A0"/>
+          <w:lang w:val="en-IN"/>
+        </w:rPr>
+        <w:t>hosts:  dns files</w:t>
+      </w:r>
+      <w:r>
+        <w:rPr>
+          <w:rFonts w:hint="default" w:ascii="Sitka Subheading" w:hAnsi="Sitka Subheading" w:cs="Sitka Subheading"/>
+          <w:b w:val="0"/>
+          <w:bCs w:val="0"/>
+          <w:color w:val="7030A0"/>
+          <w:lang w:val="en-IN"/>
+        </w:rPr>
+        <w:t xml:space="preserve">  </w:t>
+      </w:r>
+      <w:r>
+        <w:rPr>
+          <w:rFonts w:hint="default" w:ascii="Sitka Subheading" w:hAnsi="Sitka Subheading" w:cs="Sitka Subheading"/>
+          <w:b w:val="0"/>
+          <w:bCs w:val="0"/>
+          <w:color w:val="795D01" w:themeColor="accent3" w:themeShade="80"/>
+          <w:lang w:val="en-IN"/>
+        </w:rPr>
+        <w:br w:type="textWrapping"/>
+      </w:r>
+      <w:r>
+        <w:rPr>
+          <w:rFonts w:hint="default" w:ascii="Sitka Subheading" w:hAnsi="Sitka Subheading" w:cs="Sitka Subheading"/>
+          <w:b w:val="0"/>
+          <w:bCs w:val="0"/>
+          <w:color w:val="795D01" w:themeColor="accent3" w:themeShade="80"/>
+          <w:lang w:val="en-IN"/>
+        </w:rPr>
+        <w:t>then, first DNS then files</w:t>
+      </w:r>
+      <w:r>
+        <w:rPr>
+          <w:rFonts w:hint="default" w:ascii="Sitka Subheading" w:hAnsi="Sitka Subheading" w:cs="Sitka Subheading"/>
+          <w:b w:val="0"/>
+          <w:bCs w:val="0"/>
+          <w:lang w:val="en-IN"/>
+        </w:rPr>
+        <w:t>.</w:t>
+      </w:r>
+    </w:p>
+    <w:p>
+      <w:pPr>
+        <w:numPr>
+          <w:ilvl w:val="1"/>
+          <w:numId w:val="11"/>
+        </w:numPr>
+        <w:spacing w:line="360" w:lineRule="auto"/>
+        <w:ind w:left="840" w:leftChars="0" w:hanging="420" w:firstLineChars="0"/>
+        <w:rPr>
+          <w:rFonts w:hint="default" w:ascii="Sitka Subheading" w:hAnsi="Sitka Subheading" w:cs="Sitka Subheading"/>
+        </w:rPr>
+      </w:pPr>
+      <w:r>
+        <w:rPr>
+          <w:rFonts w:hint="default" w:ascii="Sitka Subheading" w:hAnsi="Sitka Subheading" w:cs="Sitka Subheading"/>
+          <w:b w:val="0"/>
+          <w:bCs w:val="0"/>
+          <w:lang w:val="en-IN"/>
+        </w:rPr>
+        <w:t xml:space="preserve">But it is not limited to </w:t>
+      </w:r>
+      <w:r>
+        <w:rPr>
+          <w:rFonts w:hint="default" w:ascii="Sitka Subheading" w:hAnsi="Sitka Subheading" w:cs="Sitka Subheading"/>
+          <w:b w:val="0"/>
+          <w:bCs w:val="0"/>
+          <w:i/>
+          <w:iCs/>
+          <w:lang w:val="en-IN"/>
+        </w:rPr>
+        <w:t>files</w:t>
+      </w:r>
+      <w:r>
+        <w:rPr>
+          <w:rFonts w:hint="default" w:ascii="Sitka Subheading" w:hAnsi="Sitka Subheading" w:cs="Sitka Subheading"/>
+          <w:b w:val="0"/>
+          <w:bCs w:val="0"/>
+          <w:i w:val="0"/>
+          <w:iCs w:val="0"/>
+          <w:lang w:val="en-IN"/>
+        </w:rPr>
+        <w:t xml:space="preserve"> and </w:t>
+      </w:r>
+      <w:r>
+        <w:rPr>
+          <w:rFonts w:hint="default" w:ascii="Sitka Subheading" w:hAnsi="Sitka Subheading" w:cs="Sitka Subheading"/>
+          <w:b w:val="0"/>
+          <w:bCs w:val="0"/>
+          <w:i/>
+          <w:iCs/>
+          <w:lang w:val="en-IN"/>
+        </w:rPr>
+        <w:t>dns</w:t>
+      </w:r>
+      <w:r>
+        <w:rPr>
+          <w:rFonts w:hint="default" w:ascii="Sitka Subheading" w:hAnsi="Sitka Subheading" w:cs="Sitka Subheading"/>
+          <w:b w:val="0"/>
+          <w:bCs w:val="0"/>
+          <w:i w:val="0"/>
+          <w:iCs w:val="0"/>
+          <w:lang w:val="en-IN"/>
+        </w:rPr>
+        <w:t xml:space="preserve"> only.</w:t>
+      </w:r>
+      <w:r>
+        <w:rPr>
+          <w:rFonts w:hint="default" w:ascii="Sitka Subheading" w:hAnsi="Sitka Subheading" w:cs="Sitka Subheading"/>
+          <w:b w:val="0"/>
+          <w:bCs w:val="0"/>
+          <w:i w:val="0"/>
+          <w:iCs w:val="0"/>
+          <w:lang w:val="en-IN"/>
+        </w:rPr>
+        <w:br w:type="textWrapping"/>
+      </w:r>
+      <w:r>
+        <w:rPr>
+          <w:rFonts w:hint="default" w:ascii="Sitka Subheading" w:hAnsi="Sitka Subheading" w:cs="Sitka Subheading"/>
+        </w:rPr>
+        <w:drawing>
+          <wp:inline distT="0" distB="0" distL="114300" distR="114300">
+            <wp:extent cx="1720850" cy="1720850"/>
+            <wp:effectExtent l="0" t="0" r="6350" b="6350"/>
+            <wp:docPr id="52" name="Picture 5"/>
+            <wp:cNvGraphicFramePr>
+              <a:graphicFrameLocks xmlns:a="http://schemas.openxmlformats.org/drawingml/2006/main" noChangeAspect="1"/>
+            </wp:cNvGraphicFramePr>
+            <a:graphic xmlns:a="http://schemas.openxmlformats.org/drawingml/2006/main">
+              <a:graphicData uri="http://schemas.openxmlformats.org/drawingml/2006/picture">
+                <pic:pic xmlns:pic="http://schemas.openxmlformats.org/drawingml/2006/picture">
+                  <pic:nvPicPr>
+                    <pic:cNvPr id="52" name="Picture 5"/>
+                    <pic:cNvPicPr>
+                      <a:picLocks noChangeAspect="1"/>
+                    </pic:cNvPicPr>
+                  </pic:nvPicPr>
+                  <pic:blipFill>
+                    <a:blip r:embed="rId98"/>
+                    <a:stretch>
+                      <a:fillRect/>
+                    </a:stretch>
+                  </pic:blipFill>
+                  <pic:spPr>
+                    <a:xfrm>
+                      <a:off x="0" y="0"/>
+                      <a:ext cx="1720850" cy="1720850"/>
+                    </a:xfrm>
+                    <a:prstGeom prst="rect">
+                      <a:avLst/>
+                    </a:prstGeom>
+                    <a:noFill/>
+                    <a:ln>
+                      <a:noFill/>
+                    </a:ln>
+                  </pic:spPr>
+                </pic:pic>
+              </a:graphicData>
+            </a:graphic>
+          </wp:inline>
+        </w:drawing>
+      </w:r>
+      <w:r>
+        <w:rPr>
+          <w:rFonts w:hint="default" w:ascii="Sitka Subheading" w:hAnsi="Sitka Subheading" w:cs="Sitka Subheading"/>
+          <w:lang w:val="en-IN"/>
+        </w:rPr>
+        <w:t xml:space="preserve"> [ can be </w:t>
+      </w:r>
+      <w:r>
+        <w:rPr>
+          <w:rFonts w:hint="default" w:ascii="Sitka Subheading" w:hAnsi="Sitka Subheading" w:cs="Sitka Subheading"/>
+          <w:color w:val="7030A0"/>
+          <w:lang w:val="en-IN"/>
+        </w:rPr>
+        <w:t>db</w:t>
+      </w:r>
+      <w:r>
+        <w:rPr>
+          <w:rFonts w:hint="default" w:ascii="Sitka Subheading" w:hAnsi="Sitka Subheading" w:cs="Sitka Subheading"/>
+          <w:lang w:val="en-IN"/>
+        </w:rPr>
+        <w:t xml:space="preserve">, </w:t>
+      </w:r>
+      <w:r>
+        <w:rPr>
+          <w:rFonts w:hint="default" w:ascii="Sitka Subheading" w:hAnsi="Sitka Subheading" w:cs="Sitka Subheading"/>
+          <w:color w:val="7030A0"/>
+          <w:lang w:val="en-IN"/>
+        </w:rPr>
+        <w:t xml:space="preserve">systemd </w:t>
+      </w:r>
+      <w:r>
+        <w:rPr>
+          <w:rFonts w:hint="default" w:ascii="Sitka Subheading" w:hAnsi="Sitka Subheading" w:cs="Sitka Subheading"/>
+          <w:lang w:val="en-IN"/>
+        </w:rPr>
+        <w:t>..etc ]</w:t>
+      </w:r>
+    </w:p>
+    <w:p>
+      <w:pPr>
+        <w:numPr>
+          <w:ilvl w:val="0"/>
+          <w:numId w:val="11"/>
+        </w:numPr>
+        <w:spacing w:line="360" w:lineRule="auto"/>
+        <w:ind w:left="420" w:leftChars="0" w:hanging="420" w:firstLineChars="0"/>
+        <w:rPr>
+          <w:rFonts w:hint="default" w:ascii="Sitka Subheading" w:hAnsi="Sitka Subheading" w:cs="Sitka Subheading"/>
+        </w:rPr>
+      </w:pPr>
+      <w:r>
+        <w:rPr>
+          <w:rFonts w:hint="default" w:ascii="Sitka Subheading" w:hAnsi="Sitka Subheading" w:cs="Sitka Subheading"/>
+          <w:lang w:val="en-IN"/>
+        </w:rPr>
+        <w:t xml:space="preserve">To use a DNS server, you need to udate </w:t>
+      </w:r>
+      <w:r>
+        <w:rPr>
+          <w:rFonts w:hint="default" w:ascii="Sitka Subheading" w:hAnsi="Sitka Subheading" w:cs="Sitka Subheading"/>
+          <w:b/>
+          <w:bCs/>
+          <w:lang w:val="en-IN"/>
+        </w:rPr>
+        <w:t>/etc/resolve.conf</w:t>
+      </w:r>
+      <w:r>
+        <w:rPr>
+          <w:rFonts w:hint="default" w:ascii="Sitka Subheading" w:hAnsi="Sitka Subheading" w:cs="Sitka Subheading"/>
+          <w:b w:val="0"/>
+          <w:bCs w:val="0"/>
+          <w:lang w:val="en-IN"/>
+        </w:rPr>
+        <w:t xml:space="preserve"> file.</w:t>
+      </w:r>
+      <w:r>
+        <w:rPr>
+          <w:rFonts w:hint="default" w:ascii="Sitka Subheading" w:hAnsi="Sitka Subheading" w:cs="Sitka Subheading"/>
+          <w:b w:val="0"/>
+          <w:bCs w:val="0"/>
+          <w:lang w:val="en-IN"/>
+        </w:rPr>
+        <w:br w:type="textWrapping"/>
+      </w:r>
+      <w:r>
+        <w:rPr>
+          <w:rFonts w:hint="default" w:ascii="Sitka Subheading" w:hAnsi="Sitka Subheading" w:cs="Sitka Subheading"/>
+          <w:b/>
+          <w:bCs/>
+          <w:color w:val="851321" w:themeColor="accent6" w:themeShade="80"/>
+          <w:lang w:val="en-IN"/>
+        </w:rPr>
+        <w:t>nameserver &lt;IP</w:t>
+      </w:r>
+      <w:r>
+        <w:rPr>
+          <w:rFonts w:hint="default" w:ascii="Sitka Subheading" w:hAnsi="Sitka Subheading" w:cs="Sitka Subheading"/>
+          <w:b w:val="0"/>
+          <w:bCs w:val="0"/>
+          <w:color w:val="851321" w:themeColor="accent6" w:themeShade="80"/>
+          <w:lang w:val="en-IN"/>
+        </w:rPr>
+        <w:t xml:space="preserve"> of DNS server</w:t>
+      </w:r>
+      <w:r>
+        <w:rPr>
+          <w:rFonts w:hint="default" w:ascii="Sitka Subheading" w:hAnsi="Sitka Subheading" w:cs="Sitka Subheading"/>
+          <w:b/>
+          <w:bCs/>
+          <w:color w:val="851321" w:themeColor="accent6" w:themeShade="80"/>
+          <w:lang w:val="en-IN"/>
+        </w:rPr>
+        <w:t>&gt;</w:t>
+      </w:r>
+      <w:r>
+        <w:rPr>
+          <w:rFonts w:hint="default" w:ascii="Sitka Subheading" w:hAnsi="Sitka Subheading" w:cs="Sitka Subheading"/>
+          <w:b w:val="0"/>
+          <w:bCs w:val="0"/>
+          <w:lang w:val="en-IN"/>
+        </w:rPr>
+        <w:t xml:space="preserve"> [ you can keep as many dns server you want ]</w:t>
+      </w:r>
+      <w:r>
+        <w:rPr>
+          <w:rFonts w:hint="default" w:ascii="Sitka Subheading" w:hAnsi="Sitka Subheading" w:cs="Sitka Subheading"/>
+          <w:b w:val="0"/>
+          <w:bCs w:val="0"/>
+          <w:lang w:val="en-IN"/>
+        </w:rPr>
+        <w:br w:type="textWrapping"/>
+      </w:r>
+      <w:r>
+        <w:rPr>
+          <w:rFonts w:hint="default" w:ascii="Sitka Subheading" w:hAnsi="Sitka Subheading" w:cs="Sitka Subheading"/>
+        </w:rPr>
+        <w:drawing>
+          <wp:inline distT="0" distB="0" distL="114300" distR="114300">
+            <wp:extent cx="1790700" cy="376555"/>
+            <wp:effectExtent l="0" t="0" r="0" b="4445"/>
+            <wp:docPr id="37" name="Picture 3"/>
+            <wp:cNvGraphicFramePr>
+              <a:graphicFrameLocks xmlns:a="http://schemas.openxmlformats.org/drawingml/2006/main" noChangeAspect="1"/>
+            </wp:cNvGraphicFramePr>
+            <a:graphic xmlns:a="http://schemas.openxmlformats.org/drawingml/2006/main">
+              <a:graphicData uri="http://schemas.openxmlformats.org/drawingml/2006/picture">
+                <pic:pic xmlns:pic="http://schemas.openxmlformats.org/drawingml/2006/picture">
+                  <pic:nvPicPr>
+                    <pic:cNvPr id="37" name="Picture 3"/>
+                    <pic:cNvPicPr>
+                      <a:picLocks noChangeAspect="1"/>
+                    </pic:cNvPicPr>
+                  </pic:nvPicPr>
+                  <pic:blipFill>
+                    <a:blip r:embed="rId99"/>
+                    <a:stretch>
+                      <a:fillRect/>
+                    </a:stretch>
+                  </pic:blipFill>
+                  <pic:spPr>
+                    <a:xfrm>
+                      <a:off x="0" y="0"/>
+                      <a:ext cx="1790700" cy="376555"/>
+                    </a:xfrm>
+                    <a:prstGeom prst="rect">
+                      <a:avLst/>
+                    </a:prstGeom>
+                    <a:noFill/>
+                    <a:ln>
+                      <a:noFill/>
+                    </a:ln>
+                  </pic:spPr>
+                </pic:pic>
+              </a:graphicData>
+            </a:graphic>
+          </wp:inline>
+        </w:drawing>
+      </w:r>
+      <w:r>
+        <w:rPr>
+          <w:rFonts w:hint="default" w:ascii="Sitka Subheading" w:hAnsi="Sitka Subheading" w:cs="Sitka Subheading"/>
+          <w:lang w:val="en-IN"/>
+        </w:rPr>
+        <w:t xml:space="preserve"> [ 8.8.8.8 is Google’s DNS server’s IP ]</w:t>
+      </w:r>
+    </w:p>
+    <w:p>
+      <w:pPr>
+        <w:numPr>
+          <w:ilvl w:val="1"/>
+          <w:numId w:val="11"/>
+        </w:numPr>
+        <w:spacing w:line="360" w:lineRule="auto"/>
+        <w:ind w:left="840" w:leftChars="0" w:hanging="420" w:firstLineChars="0"/>
+        <w:rPr>
+          <w:rFonts w:hint="default" w:ascii="Sitka Subheading" w:hAnsi="Sitka Subheading" w:cs="Sitka Subheading"/>
+        </w:rPr>
+      </w:pPr>
+      <w:r>
+        <w:rPr>
+          <w:rFonts w:hint="default" w:ascii="Sitka Subheading" w:hAnsi="Sitka Subheading" w:cs="Sitka Subheading"/>
+          <w:lang w:val="en-IN"/>
+        </w:rPr>
+        <w:t>Now if you execute</w:t>
+      </w:r>
+      <w:r>
+        <w:rPr>
+          <w:rFonts w:hint="default" w:ascii="Sitka Subheading" w:hAnsi="Sitka Subheading" w:cs="Sitka Subheading"/>
+          <w:lang w:val="en-IN"/>
+        </w:rPr>
+        <w:br w:type="textWrapping"/>
+      </w:r>
+      <w:r>
+        <w:rPr>
+          <w:rFonts w:hint="default" w:ascii="Sitka Subheading" w:hAnsi="Sitka Subheading" w:cs="Sitka Subheading"/>
+          <w:b w:val="0"/>
+          <w:bCs w:val="0"/>
+          <w:color w:val="851321" w:themeColor="accent6" w:themeShade="80"/>
+          <w:lang w:val="en-IN"/>
+        </w:rPr>
+        <w:t xml:space="preserve">ping google.com </w:t>
+      </w:r>
+      <w:r>
+        <w:rPr>
+          <w:rFonts w:hint="default" w:ascii="Sitka Subheading" w:hAnsi="Sitka Subheading" w:cs="Sitka Subheading"/>
+          <w:b w:val="0"/>
+          <w:bCs w:val="0"/>
+          <w:lang w:val="en-IN"/>
+        </w:rPr>
+        <w:br w:type="textWrapping"/>
+      </w:r>
+      <w:r>
+        <w:rPr>
+          <w:rFonts w:hint="default" w:ascii="Sitka Subheading" w:hAnsi="Sitka Subheading" w:cs="Sitka Subheading"/>
+          <w:b w:val="0"/>
+          <w:bCs w:val="0"/>
+          <w:lang w:val="en-IN"/>
+        </w:rPr>
+        <w:t>or</w:t>
+      </w:r>
+      <w:r>
+        <w:rPr>
+          <w:rFonts w:hint="default" w:ascii="Sitka Subheading" w:hAnsi="Sitka Subheading" w:cs="Sitka Subheading"/>
+          <w:b w:val="0"/>
+          <w:bCs w:val="0"/>
+          <w:lang w:val="en-IN"/>
+        </w:rPr>
+        <w:br w:type="textWrapping"/>
+      </w:r>
+      <w:r>
+        <w:rPr>
+          <w:rFonts w:hint="default" w:ascii="Sitka Subheading" w:hAnsi="Sitka Subheading" w:cs="Sitka Subheading"/>
+          <w:b w:val="0"/>
+          <w:bCs w:val="0"/>
+          <w:color w:val="851321" w:themeColor="accent6" w:themeShade="80"/>
+          <w:lang w:val="en-IN"/>
+        </w:rPr>
+        <w:t xml:space="preserve">ping facebook.com </w:t>
+      </w:r>
+      <w:r>
+        <w:rPr>
+          <w:rFonts w:hint="default" w:ascii="Sitka Subheading" w:hAnsi="Sitka Subheading" w:cs="Sitka Subheading"/>
+          <w:b w:val="0"/>
+          <w:bCs w:val="0"/>
+          <w:lang w:val="en-IN"/>
+        </w:rPr>
+        <w:t xml:space="preserve"> </w:t>
+      </w:r>
+      <w:r>
+        <w:rPr>
+          <w:rFonts w:hint="default" w:ascii="Sitka Subheading" w:hAnsi="Sitka Subheading" w:cs="Sitka Subheading"/>
+          <w:b w:val="0"/>
+          <w:bCs w:val="0"/>
+          <w:lang w:val="en-IN"/>
+        </w:rPr>
+        <w:br w:type="textWrapping"/>
+      </w:r>
+      <w:r>
+        <w:rPr>
+          <w:rFonts w:hint="default" w:ascii="Sitka Subheading" w:hAnsi="Sitka Subheading" w:cs="Sitka Subheading"/>
+          <w:b w:val="0"/>
+          <w:bCs w:val="0"/>
+          <w:lang w:val="en-IN"/>
+        </w:rPr>
+        <w:t>it’ll work.</w:t>
+      </w:r>
+    </w:p>
+    <w:p>
+      <w:pPr>
+        <w:numPr>
+          <w:ilvl w:val="1"/>
+          <w:numId w:val="11"/>
+        </w:numPr>
+        <w:spacing w:line="360" w:lineRule="auto"/>
+        <w:ind w:left="840" w:leftChars="0" w:hanging="420" w:firstLineChars="0"/>
+        <w:rPr>
+          <w:rFonts w:hint="default" w:ascii="Sitka Subheading" w:hAnsi="Sitka Subheading" w:cs="Sitka Subheading"/>
+        </w:rPr>
+      </w:pPr>
+      <w:r>
+        <w:rPr>
+          <w:rFonts w:hint="default" w:ascii="Sitka Subheading" w:hAnsi="Sitka Subheading" w:cs="Sitka Subheading"/>
+          <w:color w:val="FF0000"/>
+          <w:lang w:val="en-IN"/>
+        </w:rPr>
+        <w:t xml:space="preserve">We mentioned Google’s DNS server but how </w:t>
+      </w:r>
+      <w:r>
+        <w:rPr>
+          <w:rFonts w:hint="default" w:ascii="Sitka Subheading" w:hAnsi="Sitka Subheading" w:cs="Sitka Subheading"/>
+          <w:i/>
+          <w:iCs/>
+          <w:color w:val="FF0000"/>
+          <w:lang w:val="en-IN"/>
+        </w:rPr>
+        <w:t>facebook.com</w:t>
+      </w:r>
+      <w:r>
+        <w:rPr>
+          <w:rFonts w:hint="default" w:ascii="Sitka Subheading" w:hAnsi="Sitka Subheading" w:cs="Sitka Subheading"/>
+          <w:color w:val="FF0000"/>
+          <w:lang w:val="en-IN"/>
+        </w:rPr>
+        <w:t xml:space="preserve"> worked?</w:t>
+      </w:r>
+      <w:r>
+        <w:rPr>
+          <w:rFonts w:hint="default" w:ascii="Sitka Subheading" w:hAnsi="Sitka Subheading" w:cs="Sitka Subheading"/>
+          <w:lang w:val="en-IN"/>
+        </w:rPr>
+        <w:br w:type="textWrapping"/>
+      </w:r>
+      <w:r>
+        <w:rPr>
+          <w:rFonts w:hint="default" w:ascii="Sitka Subheading" w:hAnsi="Sitka Subheading" w:cs="Sitka Subheading"/>
+          <w:b/>
+          <w:bCs/>
+          <w:color w:val="795D01" w:themeColor="accent3" w:themeShade="80"/>
+          <w:lang w:val="en-IN"/>
+        </w:rPr>
+        <w:t xml:space="preserve">Recursive DNS </w:t>
+      </w:r>
+      <w:r>
+        <w:rPr>
+          <w:rFonts w:hint="default" w:ascii="Sitka Subheading" w:hAnsi="Sitka Subheading" w:cs="Sitka Subheading"/>
+          <w:lang w:val="en-IN"/>
+        </w:rPr>
+        <w:t xml:space="preserve"> </w:t>
+      </w:r>
+    </w:p>
+    <w:p>
+      <w:pPr>
+        <w:numPr>
+          <w:ilvl w:val="0"/>
+          <w:numId w:val="11"/>
+        </w:numPr>
+        <w:spacing w:line="360" w:lineRule="auto"/>
+        <w:ind w:left="420" w:leftChars="0" w:hanging="420" w:firstLineChars="0"/>
+        <w:rPr>
+          <w:rFonts w:hint="default" w:ascii="Sitka Subheading" w:hAnsi="Sitka Subheading" w:cs="Sitka Subheading"/>
+        </w:rPr>
+      </w:pPr>
+      <w:r>
+        <w:rPr>
+          <w:rFonts w:hint="default" w:ascii="Sitka Subheading" w:hAnsi="Sitka Subheading" w:cs="Sitka Subheading"/>
+          <w:lang w:val="en-IN"/>
+        </w:rPr>
+        <w:t>Flow of Domain resolving</w:t>
+      </w:r>
+    </w:p>
+    <w:p>
+      <w:pPr>
+        <w:numPr>
+          <w:ilvl w:val="1"/>
+          <w:numId w:val="11"/>
+        </w:numPr>
+        <w:spacing w:line="360" w:lineRule="auto"/>
+        <w:ind w:left="840" w:leftChars="0" w:hanging="420" w:firstLineChars="0"/>
+        <w:rPr>
+          <w:rFonts w:hint="default" w:ascii="Sitka Subheading" w:hAnsi="Sitka Subheading" w:cs="Sitka Subheading"/>
+        </w:rPr>
+      </w:pPr>
+      <w:r>
+        <w:rPr>
+          <w:rFonts w:hint="default" w:ascii="Sitka Subheading" w:hAnsi="Sitka Subheading" w:cs="Sitka Subheading"/>
+          <w:lang w:val="en-IN"/>
+        </w:rPr>
+        <w:t xml:space="preserve">Typically in production the domain is stored in a provider like </w:t>
+      </w:r>
+      <w:r>
+        <w:rPr>
+          <w:rFonts w:hint="default" w:ascii="Sitka Subheading" w:hAnsi="Sitka Subheading" w:cs="Sitka Subheading"/>
+          <w:b w:val="0"/>
+          <w:bCs w:val="0"/>
+          <w:i/>
+          <w:iCs/>
+          <w:lang w:val="en-IN"/>
+        </w:rPr>
+        <w:t>Route53</w:t>
+      </w:r>
+      <w:r>
+        <w:rPr>
+          <w:rFonts w:hint="default" w:ascii="Sitka Subheading" w:hAnsi="Sitka Subheading" w:cs="Sitka Subheading"/>
+          <w:b w:val="0"/>
+          <w:bCs w:val="0"/>
+          <w:i w:val="0"/>
+          <w:iCs w:val="0"/>
+          <w:lang w:val="en-IN"/>
+        </w:rPr>
+        <w:t xml:space="preserve">, </w:t>
+      </w:r>
+      <w:r>
+        <w:rPr>
+          <w:rFonts w:hint="default" w:ascii="Sitka Subheading" w:hAnsi="Sitka Subheading" w:cs="Sitka Subheading"/>
+          <w:b w:val="0"/>
+          <w:bCs w:val="0"/>
+          <w:i/>
+          <w:iCs/>
+          <w:lang w:val="en-IN"/>
+        </w:rPr>
+        <w:t>GoDaddy</w:t>
+      </w:r>
+      <w:r>
+        <w:rPr>
+          <w:rFonts w:hint="default" w:ascii="Sitka Subheading" w:hAnsi="Sitka Subheading" w:cs="Sitka Subheading"/>
+          <w:b w:val="0"/>
+          <w:bCs w:val="0"/>
+          <w:i w:val="0"/>
+          <w:iCs w:val="0"/>
+          <w:lang w:val="en-IN"/>
+        </w:rPr>
+        <w:t xml:space="preserve"> ..etc.</w:t>
+      </w:r>
+    </w:p>
+    <w:p>
+      <w:pPr>
+        <w:numPr>
+          <w:ilvl w:val="2"/>
+          <w:numId w:val="11"/>
+        </w:numPr>
+        <w:spacing w:line="360" w:lineRule="auto"/>
+        <w:ind w:left="1260" w:leftChars="0" w:hanging="420" w:firstLineChars="0"/>
+        <w:rPr>
+          <w:rFonts w:hint="default" w:ascii="Sitka Subheading" w:hAnsi="Sitka Subheading" w:cs="Sitka Subheading"/>
+        </w:rPr>
+      </w:pPr>
+      <w:r>
+        <w:rPr>
+          <w:rFonts w:hint="default" w:ascii="Sitka Subheading" w:hAnsi="Sitka Subheading" w:cs="Sitka Subheading"/>
+          <w:b w:val="0"/>
+          <w:bCs w:val="0"/>
+          <w:i w:val="0"/>
+          <w:iCs w:val="0"/>
+          <w:lang w:val="en-IN"/>
+        </w:rPr>
+        <w:t>These contains all the entries, for example</w:t>
+      </w:r>
+      <w:r>
+        <w:rPr>
+          <w:rFonts w:hint="default" w:ascii="Sitka Subheading" w:hAnsi="Sitka Subheading" w:cs="Sitka Subheading"/>
+          <w:b w:val="0"/>
+          <w:bCs w:val="0"/>
+          <w:i w:val="0"/>
+          <w:iCs w:val="0"/>
+          <w:lang w:val="en-IN"/>
+        </w:rPr>
+        <w:br w:type="textWrapping"/>
+      </w:r>
+      <w:r>
+        <w:rPr>
+          <w:rFonts w:hint="default" w:ascii="Sitka Subheading" w:hAnsi="Sitka Subheading" w:cs="Sitka Subheading"/>
+          <w:b w:val="0"/>
+          <w:bCs w:val="0"/>
+          <w:i/>
+          <w:iCs/>
+          <w:color w:val="3B5F21" w:themeColor="accent4" w:themeShade="80"/>
+          <w:lang w:val="en-IN"/>
+        </w:rPr>
+        <w:t>mycompany.com</w:t>
+      </w:r>
+      <w:r>
+        <w:rPr>
+          <w:rFonts w:hint="default" w:ascii="Sitka Subheading" w:hAnsi="Sitka Subheading" w:cs="Sitka Subheading"/>
+          <w:b w:val="0"/>
+          <w:bCs w:val="0"/>
+          <w:i w:val="0"/>
+          <w:iCs w:val="0"/>
+          <w:lang w:val="en-IN"/>
+        </w:rPr>
+        <w:t xml:space="preserve">   [ main domain, com: TLD (top level domain) ]</w:t>
+      </w:r>
+      <w:r>
+        <w:rPr>
+          <w:rFonts w:hint="default" w:ascii="Sitka Subheading" w:hAnsi="Sitka Subheading" w:cs="Sitka Subheading"/>
+          <w:b w:val="0"/>
+          <w:bCs w:val="0"/>
+          <w:i w:val="0"/>
+          <w:iCs w:val="0"/>
+          <w:lang w:val="en-IN"/>
+        </w:rPr>
+        <w:br w:type="textWrapping"/>
+      </w:r>
+      <w:r>
+        <w:rPr>
+          <w:rFonts w:hint="default" w:ascii="Sitka Subheading" w:hAnsi="Sitka Subheading" w:cs="Sitka Subheading"/>
+          <w:b w:val="0"/>
+          <w:bCs w:val="0"/>
+          <w:i/>
+          <w:iCs/>
+          <w:lang w:val="en-IN"/>
+        </w:rPr>
+        <w:t>prod.myapp.</w:t>
+      </w:r>
+      <w:r>
+        <w:rPr>
+          <w:rFonts w:hint="default" w:ascii="Sitka Subheading" w:hAnsi="Sitka Subheading" w:cs="Sitka Subheading"/>
+          <w:b w:val="0"/>
+          <w:bCs w:val="0"/>
+          <w:i/>
+          <w:iCs/>
+          <w:color w:val="3B5F21" w:themeColor="accent4" w:themeShade="80"/>
+          <w:lang w:val="en-IN"/>
+        </w:rPr>
+        <w:t>mycompany.com</w:t>
+      </w:r>
+      <w:r>
+        <w:rPr>
+          <w:rFonts w:hint="default" w:ascii="Sitka Subheading" w:hAnsi="Sitka Subheading" w:cs="Sitka Subheading"/>
+          <w:b w:val="0"/>
+          <w:bCs w:val="0"/>
+          <w:i/>
+          <w:iCs/>
+          <w:lang w:val="en-IN"/>
+        </w:rPr>
+        <w:br w:type="textWrapping"/>
+      </w:r>
+      <w:r>
+        <w:rPr>
+          <w:rFonts w:hint="default" w:ascii="Sitka Subheading" w:hAnsi="Sitka Subheading" w:cs="Sitka Subheading"/>
+          <w:b w:val="0"/>
+          <w:bCs w:val="0"/>
+          <w:i/>
+          <w:iCs/>
+          <w:lang w:val="en-IN"/>
+        </w:rPr>
+        <w:t>test.myapp.</w:t>
+      </w:r>
+      <w:r>
+        <w:rPr>
+          <w:rFonts w:hint="default" w:ascii="Sitka Subheading" w:hAnsi="Sitka Subheading" w:cs="Sitka Subheading"/>
+          <w:b w:val="0"/>
+          <w:bCs w:val="0"/>
+          <w:i/>
+          <w:iCs/>
+          <w:color w:val="3B5F21" w:themeColor="accent4" w:themeShade="80"/>
+          <w:lang w:val="en-IN"/>
+        </w:rPr>
+        <w:t>mycompany.com</w:t>
+      </w:r>
+      <w:r>
+        <w:rPr>
+          <w:rFonts w:hint="default" w:ascii="Sitka Subheading" w:hAnsi="Sitka Subheading" w:cs="Sitka Subheading"/>
+          <w:b w:val="0"/>
+          <w:bCs w:val="0"/>
+          <w:i/>
+          <w:iCs/>
+          <w:lang w:val="en-IN"/>
+        </w:rPr>
+        <w:br w:type="textWrapping"/>
+      </w:r>
+      <w:r>
+        <w:rPr>
+          <w:rFonts w:hint="default" w:ascii="Sitka Subheading" w:hAnsi="Sitka Subheading" w:cs="Sitka Subheading"/>
+          <w:b w:val="0"/>
+          <w:bCs w:val="0"/>
+          <w:i/>
+          <w:iCs/>
+          <w:lang w:val="en-IN"/>
+        </w:rPr>
+        <w:t>prod.otherapp.</w:t>
+      </w:r>
+      <w:r>
+        <w:rPr>
+          <w:rFonts w:hint="default" w:ascii="Sitka Subheading" w:hAnsi="Sitka Subheading" w:cs="Sitka Subheading"/>
+          <w:b w:val="0"/>
+          <w:bCs w:val="0"/>
+          <w:i/>
+          <w:iCs/>
+          <w:color w:val="3B5F21" w:themeColor="accent4" w:themeShade="80"/>
+          <w:lang w:val="en-IN"/>
+        </w:rPr>
+        <w:t>mycompany.com</w:t>
+      </w:r>
+      <w:r>
+        <w:rPr>
+          <w:rFonts w:hint="default" w:ascii="Sitka Subheading" w:hAnsi="Sitka Subheading" w:cs="Sitka Subheading"/>
+          <w:b w:val="0"/>
+          <w:bCs w:val="0"/>
+          <w:i/>
+          <w:iCs/>
+          <w:lang w:val="en-IN"/>
+        </w:rPr>
+        <w:br w:type="textWrapping"/>
+      </w:r>
+      <w:r>
+        <w:rPr>
+          <w:rFonts w:hint="default" w:ascii="Sitka Subheading" w:hAnsi="Sitka Subheading" w:cs="Sitka Subheading"/>
+          <w:b w:val="0"/>
+          <w:bCs w:val="0"/>
+          <w:i/>
+          <w:iCs/>
+          <w:lang w:val="en-IN"/>
+        </w:rPr>
+        <w:t>api.v1.myapp.</w:t>
+      </w:r>
+      <w:r>
+        <w:rPr>
+          <w:rFonts w:hint="default" w:ascii="Sitka Subheading" w:hAnsi="Sitka Subheading" w:cs="Sitka Subheading"/>
+          <w:b w:val="0"/>
+          <w:bCs w:val="0"/>
+          <w:i/>
+          <w:iCs/>
+          <w:color w:val="3B5F21" w:themeColor="accent4" w:themeShade="80"/>
+          <w:lang w:val="en-IN"/>
+        </w:rPr>
+        <w:t xml:space="preserve">mycompany.com </w:t>
+      </w:r>
+      <w:r>
+        <w:rPr>
+          <w:rFonts w:hint="default" w:ascii="Sitka Subheading" w:hAnsi="Sitka Subheading" w:cs="Sitka Subheading"/>
+          <w:b w:val="0"/>
+          <w:bCs w:val="0"/>
+          <w:i/>
+          <w:iCs/>
+          <w:lang w:val="en-IN"/>
+        </w:rPr>
+        <w:br w:type="textWrapping"/>
+      </w:r>
+      <w:r>
+        <w:rPr>
+          <w:rFonts w:hint="default" w:ascii="Sitka Subheading" w:hAnsi="Sitka Subheading" w:cs="Sitka Subheading"/>
+          <w:b w:val="0"/>
+          <w:bCs w:val="0"/>
+          <w:i/>
+          <w:iCs/>
+          <w:color w:val="auto"/>
+          <w:u w:val="none"/>
+          <w:lang w:val="en-IN"/>
+        </w:rPr>
+        <w:fldChar w:fldCharType="begin"/>
+      </w:r>
+      <w:r>
+        <w:rPr>
+          <w:rFonts w:hint="default" w:ascii="Sitka Subheading" w:hAnsi="Sitka Subheading" w:cs="Sitka Subheading"/>
+          <w:b w:val="0"/>
+          <w:bCs w:val="0"/>
+          <w:i/>
+          <w:iCs/>
+          <w:color w:val="auto"/>
+          <w:u w:val="none"/>
+          <w:lang w:val="en-IN"/>
+        </w:rPr>
+        <w:instrText xml:space="preserve"> HYPERLINK "http://www.mycompany.com" </w:instrText>
+      </w:r>
+      <w:r>
+        <w:rPr>
+          <w:rFonts w:hint="default" w:ascii="Sitka Subheading" w:hAnsi="Sitka Subheading" w:cs="Sitka Subheading"/>
+          <w:b w:val="0"/>
+          <w:bCs w:val="0"/>
+          <w:i/>
+          <w:iCs/>
+          <w:color w:val="auto"/>
+          <w:u w:val="none"/>
+          <w:lang w:val="en-IN"/>
+        </w:rPr>
+        <w:fldChar w:fldCharType="separate"/>
+      </w:r>
+      <w:r>
+        <w:rPr>
+          <w:rStyle w:val="51"/>
+          <w:rFonts w:hint="default" w:ascii="Sitka Subheading" w:hAnsi="Sitka Subheading" w:cs="Sitka Subheading"/>
+          <w:b w:val="0"/>
+          <w:bCs w:val="0"/>
+          <w:i/>
+          <w:iCs/>
+          <w:color w:val="auto"/>
+          <w:u w:val="none"/>
+          <w:lang w:val="en-IN"/>
+        </w:rPr>
+        <w:t>www.</w:t>
+      </w:r>
+      <w:r>
+        <w:rPr>
+          <w:rStyle w:val="51"/>
+          <w:rFonts w:hint="default" w:ascii="Sitka Subheading" w:hAnsi="Sitka Subheading" w:cs="Sitka Subheading"/>
+          <w:b w:val="0"/>
+          <w:bCs w:val="0"/>
+          <w:i/>
+          <w:iCs/>
+          <w:color w:val="3B5F21" w:themeColor="accent4" w:themeShade="80"/>
+          <w:u w:val="none"/>
+          <w:lang w:val="en-IN"/>
+        </w:rPr>
+        <w:t>mycompany.com</w:t>
+      </w:r>
+      <w:r>
+        <w:rPr>
+          <w:rFonts w:hint="default" w:ascii="Sitka Subheading" w:hAnsi="Sitka Subheading" w:cs="Sitka Subheading"/>
+          <w:b w:val="0"/>
+          <w:bCs w:val="0"/>
+          <w:i/>
+          <w:iCs/>
+          <w:color w:val="auto"/>
+          <w:u w:val="none"/>
+          <w:lang w:val="en-IN"/>
+        </w:rPr>
+        <w:fldChar w:fldCharType="end"/>
+      </w:r>
+      <w:r>
+        <w:rPr>
+          <w:rFonts w:hint="default" w:ascii="Sitka Subheading" w:hAnsi="Sitka Subheading" w:cs="Sitka Subheading"/>
+          <w:b w:val="0"/>
+          <w:bCs w:val="0"/>
+          <w:i w:val="0"/>
+          <w:iCs w:val="0"/>
+          <w:color w:val="auto"/>
+          <w:u w:val="none"/>
+          <w:lang w:val="en-IN"/>
+        </w:rPr>
+        <w:t xml:space="preserve"> </w:t>
+      </w:r>
+      <w:r>
+        <w:rPr>
+          <w:rFonts w:hint="default" w:ascii="Sitka Subheading" w:hAnsi="Sitka Subheading" w:cs="Sitka Subheading"/>
+          <w:b w:val="0"/>
+          <w:bCs w:val="0"/>
+          <w:i w:val="0"/>
+          <w:iCs w:val="0"/>
+          <w:lang w:val="en-IN"/>
+        </w:rPr>
+        <w:t>… etc</w:t>
+      </w:r>
+      <w:r>
+        <w:rPr>
+          <w:rFonts w:hint="default" w:ascii="Sitka Subheading" w:hAnsi="Sitka Subheading" w:cs="Sitka Subheading"/>
+          <w:b w:val="0"/>
+          <w:bCs w:val="0"/>
+          <w:i w:val="0"/>
+          <w:iCs w:val="0"/>
+          <w:lang w:val="en-IN"/>
+        </w:rPr>
+        <w:br w:type="textWrapping"/>
+      </w:r>
+      <w:r>
+        <w:rPr>
+          <w:rFonts w:hint="default" w:ascii="Sitka Subheading" w:hAnsi="Sitka Subheading" w:cs="Sitka Subheading"/>
+          <w:b w:val="0"/>
+          <w:bCs w:val="0"/>
+          <w:i w:val="0"/>
+          <w:iCs w:val="0"/>
+          <w:lang w:val="en-IN"/>
+        </w:rPr>
+        <w:t xml:space="preserve">here, whatever comes before </w:t>
+      </w:r>
+      <w:r>
+        <w:rPr>
+          <w:rFonts w:hint="default" w:ascii="Sitka Subheading" w:hAnsi="Sitka Subheading" w:cs="Sitka Subheading"/>
+          <w:b w:val="0"/>
+          <w:bCs w:val="0"/>
+          <w:i/>
+          <w:iCs/>
+          <w:lang w:val="en-IN"/>
+        </w:rPr>
+        <w:t>mycompany.com</w:t>
+      </w:r>
+      <w:r>
+        <w:rPr>
+          <w:rFonts w:hint="default" w:ascii="Sitka Subheading" w:hAnsi="Sitka Subheading" w:cs="Sitka Subheading"/>
+          <w:b w:val="0"/>
+          <w:bCs w:val="0"/>
+          <w:i w:val="0"/>
+          <w:iCs w:val="0"/>
+          <w:lang w:val="en-IN"/>
+        </w:rPr>
+        <w:t xml:space="preserve"> (main domain), all are called </w:t>
+      </w:r>
+      <w:r>
+        <w:rPr>
+          <w:rFonts w:hint="default" w:ascii="Sitka Subheading" w:hAnsi="Sitka Subheading" w:cs="Sitka Subheading"/>
+          <w:b/>
+          <w:bCs/>
+          <w:i w:val="0"/>
+          <w:iCs w:val="0"/>
+          <w:lang w:val="en-IN"/>
+        </w:rPr>
+        <w:t>sub-domains</w:t>
+      </w:r>
+      <w:r>
+        <w:rPr>
+          <w:rFonts w:hint="default" w:ascii="Sitka Subheading" w:hAnsi="Sitka Subheading" w:cs="Sitka Subheading"/>
+          <w:b w:val="0"/>
+          <w:bCs w:val="0"/>
+          <w:i w:val="0"/>
+          <w:iCs w:val="0"/>
+          <w:lang w:val="en-IN"/>
+        </w:rPr>
+        <w:t xml:space="preserve">, </w:t>
+      </w:r>
+      <w:r>
+        <w:rPr>
+          <w:rFonts w:hint="default" w:ascii="Sitka Subheading" w:hAnsi="Sitka Subheading" w:cs="Sitka Subheading"/>
+          <w:b w:val="0"/>
+          <w:bCs w:val="0"/>
+          <w:i w:val="0"/>
+          <w:iCs w:val="0"/>
+          <w:color w:val="795D01" w:themeColor="accent3" w:themeShade="80"/>
+          <w:lang w:val="en-IN"/>
+        </w:rPr>
+        <w:t>there is no limit of the number of sub domains</w:t>
+      </w:r>
+      <w:r>
+        <w:rPr>
+          <w:rFonts w:hint="default" w:ascii="Sitka Subheading" w:hAnsi="Sitka Subheading" w:cs="Sitka Subheading"/>
+          <w:b w:val="0"/>
+          <w:bCs w:val="0"/>
+          <w:i w:val="0"/>
+          <w:iCs w:val="0"/>
+          <w:lang w:val="en-IN"/>
+        </w:rPr>
+        <w:t>.</w:t>
+      </w:r>
+    </w:p>
+    <w:p>
+      <w:pPr>
+        <w:numPr>
+          <w:ilvl w:val="1"/>
+          <w:numId w:val="11"/>
+        </w:numPr>
+        <w:spacing w:line="360" w:lineRule="auto"/>
+        <w:ind w:left="840" w:leftChars="0" w:hanging="420" w:firstLineChars="0"/>
+        <w:rPr>
+          <w:rFonts w:hint="default" w:ascii="Sitka Subheading" w:hAnsi="Sitka Subheading" w:cs="Sitka Subheading"/>
+        </w:rPr>
+      </w:pPr>
+      <w:r>
+        <w:rPr>
+          <w:rFonts w:hint="default" w:ascii="Sitka Subheading" w:hAnsi="Sitka Subheading" w:cs="Sitka Subheading"/>
+        </w:rPr>
+        <w:t>Application initiates request</w:t>
+      </w:r>
+      <w:r>
+        <w:rPr>
+          <w:rFonts w:hint="default" w:ascii="Sitka Subheading" w:hAnsi="Sitka Subheading" w:cs="Sitka Subheading"/>
+        </w:rPr>
+        <w:br w:type="textWrapping"/>
+      </w:r>
+      <w:r>
+        <w:rPr>
+          <w:rFonts w:hint="default" w:ascii="Sitka Subheading" w:hAnsi="Sitka Subheading" w:cs="Sitka Subheading"/>
+        </w:rPr>
+        <w:t xml:space="preserve">Example: </w:t>
+      </w:r>
+      <w:r>
+        <w:rPr>
+          <w:rFonts w:hint="default" w:ascii="Sitka Subheading" w:hAnsi="Sitka Subheading" w:cs="Sitka Subheading"/>
+          <w:color w:val="851321" w:themeColor="accent6" w:themeShade="80"/>
+        </w:rPr>
+        <w:t>ping page.alok.facebook.com</w:t>
+      </w:r>
+    </w:p>
+    <w:p>
+      <w:pPr>
+        <w:numPr>
+          <w:ilvl w:val="1"/>
+          <w:numId w:val="11"/>
+        </w:numPr>
+        <w:spacing w:line="360" w:lineRule="auto"/>
+        <w:ind w:left="840" w:leftChars="0" w:hanging="420" w:firstLineChars="0"/>
+        <w:rPr>
+          <w:rFonts w:hint="default" w:ascii="Sitka Subheading" w:hAnsi="Sitka Subheading" w:cs="Sitka Subheading"/>
+        </w:rPr>
+      </w:pPr>
+      <w:r>
+        <w:rPr>
+          <w:rFonts w:hint="default" w:ascii="Sitka Subheading" w:hAnsi="Sitka Subheading" w:cs="Sitka Subheading"/>
+        </w:rPr>
+        <w:t>System checks nsswitch.con</w:t>
+      </w:r>
+      <w:r>
+        <w:rPr>
+          <w:rFonts w:hint="default" w:ascii="Sitka Subheading" w:hAnsi="Sitka Subheading" w:cs="Sitka Subheading"/>
+          <w:lang w:val="en-IN"/>
+        </w:rPr>
+        <w:t>f</w:t>
+      </w:r>
+      <w:r>
+        <w:rPr>
+          <w:rFonts w:hint="default" w:ascii="Sitka Subheading" w:hAnsi="Sitka Subheading" w:cs="Sitka Subheading"/>
+          <w:lang w:val="en-IN"/>
+        </w:rPr>
+        <w:br w:type="textWrapping"/>
+      </w:r>
+      <w:r>
+        <w:rPr>
+          <w:rFonts w:hint="default" w:ascii="Sitka Subheading" w:hAnsi="Sitka Subheading" w:cs="Sitka Subheading"/>
+        </w:rPr>
+        <w:t>hosts: files dns</w:t>
+      </w:r>
+    </w:p>
+    <w:p>
+      <w:pPr>
+        <w:numPr>
+          <w:ilvl w:val="2"/>
+          <w:numId w:val="11"/>
+        </w:numPr>
+        <w:spacing w:line="360" w:lineRule="auto"/>
+        <w:ind w:left="1260" w:leftChars="0" w:hanging="420" w:firstLineChars="0"/>
+        <w:rPr>
+          <w:rFonts w:hint="default" w:ascii="Sitka Subheading" w:hAnsi="Sitka Subheading" w:cs="Sitka Subheading"/>
+        </w:rPr>
+      </w:pPr>
+      <w:r>
+        <w:rPr>
+          <w:rFonts w:hint="default" w:ascii="Sitka Subheading" w:hAnsi="Sitka Subheading" w:cs="Sitka Subheading"/>
+        </w:rPr>
+        <w:t xml:space="preserve">first check </w:t>
+      </w:r>
+      <w:r>
+        <w:rPr>
+          <w:rFonts w:hint="default" w:ascii="Sitka Subheading" w:hAnsi="Sitka Subheading" w:cs="Sitka Subheading"/>
+          <w:color w:val="18605A" w:themeColor="accent5" w:themeShade="80"/>
+        </w:rPr>
+        <w:t>/etc/hosts</w:t>
+      </w:r>
+    </w:p>
+    <w:p>
+      <w:pPr>
+        <w:numPr>
+          <w:ilvl w:val="2"/>
+          <w:numId w:val="11"/>
+        </w:numPr>
+        <w:spacing w:line="360" w:lineRule="auto"/>
+        <w:ind w:left="1260" w:leftChars="0" w:hanging="420" w:firstLineChars="0"/>
+        <w:rPr>
+          <w:rFonts w:hint="default" w:ascii="Sitka Subheading" w:hAnsi="Sitka Subheading" w:cs="Sitka Subheading"/>
+        </w:rPr>
+      </w:pPr>
+      <w:r>
+        <w:rPr>
+          <w:rFonts w:hint="default" w:ascii="Sitka Subheading" w:hAnsi="Sitka Subheading" w:cs="Sitka Subheading"/>
+          <w:lang w:val="en-IN"/>
+        </w:rPr>
+        <w:t>i</w:t>
+      </w:r>
+      <w:r>
+        <w:rPr>
+          <w:rFonts w:hint="default" w:ascii="Sitka Subheading" w:hAnsi="Sitka Subheading" w:cs="Sitka Subheading"/>
+        </w:rPr>
+        <w:t xml:space="preserve">f not found, use </w:t>
+      </w:r>
+      <w:r>
+        <w:rPr>
+          <w:rFonts w:hint="default" w:ascii="Sitka Subheading" w:hAnsi="Sitka Subheading" w:cs="Sitka Subheading"/>
+          <w:color w:val="18605A" w:themeColor="accent5" w:themeShade="80"/>
+        </w:rPr>
+        <w:t>DNS</w:t>
+      </w:r>
+    </w:p>
+    <w:p>
+      <w:pPr>
+        <w:numPr>
+          <w:ilvl w:val="1"/>
+          <w:numId w:val="11"/>
+        </w:numPr>
+        <w:spacing w:line="360" w:lineRule="auto"/>
+        <w:ind w:left="840" w:leftChars="0" w:hanging="420" w:firstLineChars="0"/>
+        <w:rPr>
+          <w:rFonts w:hint="default" w:ascii="Sitka Subheading" w:hAnsi="Sitka Subheading" w:cs="Sitka Subheading"/>
+        </w:rPr>
+      </w:pPr>
+      <w:r>
+        <w:rPr>
+          <w:rFonts w:hint="default" w:ascii="Sitka Subheading" w:hAnsi="Sitka Subheading" w:cs="Sitka Subheading"/>
+        </w:rPr>
+        <w:t xml:space="preserve">System reads </w:t>
+      </w:r>
+      <w:r>
+        <w:rPr>
+          <w:rFonts w:hint="default" w:ascii="Sitka Subheading" w:hAnsi="Sitka Subheading" w:cs="Sitka Subheading"/>
+          <w:color w:val="18605A" w:themeColor="accent5" w:themeShade="80"/>
+        </w:rPr>
+        <w:t>/etc/resolv.conf</w:t>
+      </w:r>
+      <w:r>
+        <w:rPr>
+          <w:rFonts w:hint="default" w:ascii="Sitka Subheading" w:hAnsi="Sitka Subheading" w:cs="Sitka Subheading"/>
+        </w:rPr>
+        <w:br w:type="textWrapping"/>
+      </w:r>
+      <w:r>
+        <w:rPr>
+          <w:rFonts w:hint="default" w:ascii="Sitka Subheading" w:hAnsi="Sitka Subheading" w:cs="Sitka Subheading"/>
+        </w:rPr>
+        <w:t>nameserver 127.0.0.53</w:t>
+      </w:r>
+      <w:r>
+        <w:rPr>
+          <w:rFonts w:hint="default" w:ascii="Sitka Subheading" w:hAnsi="Sitka Subheading" w:cs="Sitka Subheading"/>
+          <w:lang w:val="en-IN"/>
+        </w:rPr>
+        <w:t xml:space="preserve">   [ </w:t>
+      </w:r>
+      <w:r>
+        <w:rPr>
+          <w:rFonts w:hint="default" w:ascii="Sitka Subheading" w:hAnsi="Sitka Subheading" w:cs="Sitka Subheading"/>
+          <w:color w:val="843F0B" w:themeColor="accent2" w:themeShade="80"/>
+          <w:lang w:val="en-IN"/>
+        </w:rPr>
+        <w:t>local resolver</w:t>
+      </w:r>
+      <w:r>
+        <w:rPr>
+          <w:rFonts w:hint="default" w:ascii="Sitka Subheading" w:hAnsi="Sitka Subheading" w:cs="Sitka Subheading"/>
+          <w:lang w:val="en-IN"/>
+        </w:rPr>
+        <w:t xml:space="preserve"> ]</w:t>
+      </w:r>
+    </w:p>
+    <w:p>
+      <w:pPr>
+        <w:numPr>
+          <w:ilvl w:val="1"/>
+          <w:numId w:val="11"/>
+        </w:numPr>
+        <w:spacing w:line="360" w:lineRule="auto"/>
+        <w:ind w:left="840" w:leftChars="0" w:hanging="420" w:firstLineChars="0"/>
+        <w:rPr>
+          <w:rFonts w:hint="default" w:ascii="Sitka Subheading" w:hAnsi="Sitka Subheading" w:cs="Sitka Subheading"/>
+        </w:rPr>
+      </w:pPr>
+      <w:r>
+        <w:rPr>
+          <w:rFonts w:hint="default" w:ascii="Sitka Subheading" w:hAnsi="Sitka Subheading" w:cs="Sitka Subheading"/>
+        </w:rPr>
+        <w:t>Local resolver (systemd-resolved) receives query</w:t>
+      </w:r>
+    </w:p>
+    <w:p>
+      <w:pPr>
+        <w:numPr>
+          <w:ilvl w:val="2"/>
+          <w:numId w:val="11"/>
+        </w:numPr>
+        <w:spacing w:line="360" w:lineRule="auto"/>
+        <w:ind w:left="1260" w:leftChars="0" w:hanging="420" w:firstLineChars="0"/>
+        <w:rPr>
+          <w:rFonts w:hint="default" w:ascii="Sitka Subheading" w:hAnsi="Sitka Subheading" w:cs="Sitka Subheading"/>
+        </w:rPr>
+      </w:pPr>
+      <w:r>
+        <w:rPr>
+          <w:rFonts w:hint="default" w:ascii="Sitka Subheading" w:hAnsi="Sitka Subheading" w:cs="Sitka Subheading"/>
+        </w:rPr>
+        <w:t>checks local cache</w:t>
+      </w:r>
+    </w:p>
+    <w:p>
+      <w:pPr>
+        <w:numPr>
+          <w:ilvl w:val="2"/>
+          <w:numId w:val="11"/>
+        </w:numPr>
+        <w:spacing w:line="360" w:lineRule="auto"/>
+        <w:ind w:left="1260" w:leftChars="0" w:hanging="420" w:firstLineChars="0"/>
+        <w:rPr>
+          <w:rFonts w:hint="default" w:ascii="Sitka Subheading" w:hAnsi="Sitka Subheading" w:cs="Sitka Subheading"/>
+        </w:rPr>
+      </w:pPr>
+      <w:r>
+        <w:rPr>
+          <w:rFonts w:hint="default" w:ascii="Sitka Subheading" w:hAnsi="Sitka Subheading" w:cs="Sitka Subheading"/>
+        </w:rPr>
+        <w:t>if not found, forwards request</w:t>
+      </w:r>
+    </w:p>
+    <w:p>
+      <w:pPr>
+        <w:numPr>
+          <w:ilvl w:val="1"/>
+          <w:numId w:val="11"/>
+        </w:numPr>
+        <w:spacing w:line="360" w:lineRule="auto"/>
+        <w:ind w:left="840" w:leftChars="0" w:hanging="420" w:firstLineChars="0"/>
+        <w:rPr>
+          <w:rFonts w:hint="default" w:ascii="Sitka Subheading" w:hAnsi="Sitka Subheading" w:cs="Sitka Subheading"/>
+        </w:rPr>
+      </w:pPr>
+      <w:r>
+        <w:rPr>
+          <w:rFonts w:hint="default" w:ascii="Sitka Subheading" w:hAnsi="Sitka Subheading" w:cs="Sitka Subheading"/>
+        </w:rPr>
+        <w:t>Local resolver forwards query to router DNS</w:t>
+      </w:r>
+      <w:r>
+        <w:rPr>
+          <w:rFonts w:hint="default" w:ascii="Sitka Subheading" w:hAnsi="Sitka Subheading" w:cs="Sitka Subheading"/>
+        </w:rPr>
+        <w:br w:type="textWrapping"/>
+      </w:r>
+      <w:r>
+        <w:rPr>
+          <w:rFonts w:hint="default" w:ascii="Sitka Subheading" w:hAnsi="Sitka Subheading" w:cs="Sitka Subheading"/>
+        </w:rPr>
+        <w:t>Example: 192.168.0.1</w:t>
+      </w:r>
+    </w:p>
+    <w:p>
+      <w:pPr>
+        <w:numPr>
+          <w:ilvl w:val="2"/>
+          <w:numId w:val="11"/>
+        </w:numPr>
+        <w:spacing w:line="360" w:lineRule="auto"/>
+        <w:ind w:left="1260" w:leftChars="0" w:hanging="420" w:firstLineChars="0"/>
+        <w:rPr>
+          <w:rFonts w:hint="default" w:ascii="Sitka Subheading" w:hAnsi="Sitka Subheading" w:cs="Sitka Subheading"/>
+        </w:rPr>
+      </w:pPr>
+      <w:r>
+        <w:rPr>
+          <w:rFonts w:hint="default" w:ascii="Sitka Subheading" w:hAnsi="Sitka Subheading" w:cs="Sitka Subheading"/>
+        </w:rPr>
+        <w:t>acts as DNS forwarder</w:t>
+      </w:r>
+    </w:p>
+    <w:p>
+      <w:pPr>
+        <w:numPr>
+          <w:ilvl w:val="1"/>
+          <w:numId w:val="11"/>
+        </w:numPr>
+        <w:spacing w:line="360" w:lineRule="auto"/>
+        <w:ind w:left="840" w:leftChars="0" w:hanging="420" w:firstLineChars="0"/>
+        <w:rPr>
+          <w:rFonts w:hint="default" w:ascii="Sitka Subheading" w:hAnsi="Sitka Subheading" w:cs="Sitka Subheading"/>
+        </w:rPr>
+      </w:pPr>
+      <w:r>
+        <w:rPr>
+          <w:rFonts w:hint="default" w:ascii="Sitka Subheading" w:hAnsi="Sitka Subheading" w:cs="Sitka Subheading"/>
+        </w:rPr>
+        <w:t>Router DNS checks its cache</w:t>
+      </w:r>
+    </w:p>
+    <w:p>
+      <w:pPr>
+        <w:numPr>
+          <w:ilvl w:val="2"/>
+          <w:numId w:val="11"/>
+        </w:numPr>
+        <w:spacing w:line="360" w:lineRule="auto"/>
+        <w:ind w:left="1260" w:leftChars="0" w:hanging="420" w:firstLineChars="0"/>
+        <w:rPr>
+          <w:rFonts w:hint="default" w:ascii="Sitka Subheading" w:hAnsi="Sitka Subheading" w:cs="Sitka Subheading"/>
+        </w:rPr>
+      </w:pPr>
+      <w:r>
+        <w:rPr>
+          <w:rFonts w:hint="default" w:ascii="Sitka Subheading" w:hAnsi="Sitka Subheading" w:cs="Sitka Subheading"/>
+        </w:rPr>
+        <w:t>if found, return result</w:t>
+      </w:r>
+    </w:p>
+    <w:p>
+      <w:pPr>
+        <w:numPr>
+          <w:ilvl w:val="2"/>
+          <w:numId w:val="11"/>
+        </w:numPr>
+        <w:spacing w:line="360" w:lineRule="auto"/>
+        <w:ind w:left="1260" w:leftChars="0" w:hanging="420" w:firstLineChars="0"/>
+        <w:rPr>
+          <w:rFonts w:hint="default" w:ascii="Sitka Subheading" w:hAnsi="Sitka Subheading" w:cs="Sitka Subheading"/>
+        </w:rPr>
+      </w:pPr>
+      <w:r>
+        <w:rPr>
+          <w:rFonts w:hint="default" w:ascii="Sitka Subheading" w:hAnsi="Sitka Subheading" w:cs="Sitka Subheading"/>
+        </w:rPr>
+        <w:t xml:space="preserve">if not, forwards request to </w:t>
+      </w:r>
+      <w:r>
+        <w:rPr>
+          <w:rFonts w:hint="default" w:ascii="Sitka Subheading" w:hAnsi="Sitka Subheading" w:cs="Sitka Subheading"/>
+          <w:color w:val="18605A" w:themeColor="accent5" w:themeShade="80"/>
+          <w:lang w:val="en-IN"/>
+        </w:rPr>
+        <w:t>R</w:t>
+      </w:r>
+      <w:r>
+        <w:rPr>
+          <w:rFonts w:hint="default" w:ascii="Sitka Subheading" w:hAnsi="Sitka Subheading" w:cs="Sitka Subheading"/>
+          <w:color w:val="18605A" w:themeColor="accent5" w:themeShade="80"/>
+        </w:rPr>
+        <w:t>ecursive DNS</w:t>
+      </w:r>
+    </w:p>
+    <w:p>
+      <w:pPr>
+        <w:numPr>
+          <w:ilvl w:val="1"/>
+          <w:numId w:val="11"/>
+        </w:numPr>
+        <w:spacing w:line="360" w:lineRule="auto"/>
+        <w:ind w:left="840" w:leftChars="0" w:hanging="420" w:firstLineChars="0"/>
+        <w:rPr>
+          <w:rFonts w:hint="default" w:ascii="Sitka Subheading" w:hAnsi="Sitka Subheading" w:cs="Sitka Subheading"/>
+        </w:rPr>
+      </w:pPr>
+      <w:r>
+        <w:rPr>
+          <w:rFonts w:hint="default" w:ascii="Sitka Subheading" w:hAnsi="Sitka Subheading" w:cs="Sitka Subheading"/>
+        </w:rPr>
+        <w:t>Router forwards query to recursive DNS server</w:t>
+      </w:r>
+      <w:r>
+        <w:rPr>
+          <w:rFonts w:hint="default" w:ascii="Sitka Subheading" w:hAnsi="Sitka Subheading" w:cs="Sitka Subheading"/>
+        </w:rPr>
+        <w:br w:type="textWrapping"/>
+      </w:r>
+      <w:r>
+        <w:rPr>
+          <w:rFonts w:hint="default" w:ascii="Sitka Subheading" w:hAnsi="Sitka Subheading" w:cs="Sitka Subheading"/>
+        </w:rPr>
+        <w:t>Example: 8.8.8.8 (Google Public DNS)</w:t>
+      </w:r>
+    </w:p>
+    <w:p>
+      <w:pPr>
+        <w:numPr>
+          <w:ilvl w:val="2"/>
+          <w:numId w:val="11"/>
+        </w:numPr>
+        <w:spacing w:line="360" w:lineRule="auto"/>
+        <w:ind w:left="1260" w:leftChars="0" w:hanging="420" w:firstLineChars="0"/>
+        <w:rPr>
+          <w:rFonts w:hint="default" w:ascii="Sitka Subheading" w:hAnsi="Sitka Subheading" w:cs="Sitka Subheading"/>
+        </w:rPr>
+      </w:pPr>
+      <w:r>
+        <w:rPr>
+          <w:rFonts w:hint="default" w:ascii="Sitka Subheading" w:hAnsi="Sitka Subheading" w:cs="Sitka Subheading"/>
+        </w:rPr>
+        <w:t>this is the actual recursive resolver</w:t>
+      </w:r>
+    </w:p>
+    <w:p>
+      <w:pPr>
+        <w:numPr>
+          <w:ilvl w:val="1"/>
+          <w:numId w:val="11"/>
+        </w:numPr>
+        <w:spacing w:line="360" w:lineRule="auto"/>
+        <w:ind w:left="840" w:leftChars="0" w:hanging="420" w:firstLineChars="0"/>
+        <w:rPr>
+          <w:rFonts w:hint="default" w:ascii="Sitka Subheading" w:hAnsi="Sitka Subheading" w:cs="Sitka Subheading"/>
+        </w:rPr>
+      </w:pPr>
+      <w:r>
+        <w:rPr>
+          <w:rFonts w:hint="default" w:ascii="Sitka Subheading" w:hAnsi="Sitka Subheading" w:cs="Sitka Subheading"/>
+        </w:rPr>
+        <w:t>Recursive DNS checks its cache</w:t>
+      </w:r>
+    </w:p>
+    <w:p>
+      <w:pPr>
+        <w:numPr>
+          <w:ilvl w:val="2"/>
+          <w:numId w:val="11"/>
+        </w:numPr>
+        <w:spacing w:line="360" w:lineRule="auto"/>
+        <w:ind w:left="1260" w:leftChars="0" w:hanging="420" w:firstLineChars="0"/>
+        <w:rPr>
+          <w:rFonts w:hint="default" w:ascii="Sitka Subheading" w:hAnsi="Sitka Subheading" w:cs="Sitka Subheading"/>
+        </w:rPr>
+      </w:pPr>
+      <w:r>
+        <w:rPr>
+          <w:rFonts w:hint="default" w:ascii="Sitka Subheading" w:hAnsi="Sitka Subheading" w:cs="Sitka Subheading"/>
+        </w:rPr>
+        <w:t>if found, return result</w:t>
+      </w:r>
+    </w:p>
+    <w:p>
+      <w:pPr>
+        <w:numPr>
+          <w:ilvl w:val="2"/>
+          <w:numId w:val="11"/>
+        </w:numPr>
+        <w:spacing w:line="360" w:lineRule="auto"/>
+        <w:ind w:left="1260" w:leftChars="0" w:hanging="420" w:firstLineChars="0"/>
+        <w:rPr>
+          <w:rFonts w:hint="default" w:ascii="Sitka Subheading" w:hAnsi="Sitka Subheading" w:cs="Sitka Subheading"/>
+        </w:rPr>
+      </w:pPr>
+      <w:r>
+        <w:rPr>
+          <w:rFonts w:hint="default" w:ascii="Sitka Subheading" w:hAnsi="Sitka Subheading" w:cs="Sitka Subheading"/>
+        </w:rPr>
+        <w:t xml:space="preserve">if not, starts </w:t>
+      </w:r>
+      <w:r>
+        <w:rPr>
+          <w:rFonts w:hint="default" w:ascii="Sitka Subheading" w:hAnsi="Sitka Subheading" w:cs="Sitka Subheading"/>
+          <w:u w:val="single"/>
+        </w:rPr>
+        <w:t>full DNS resolution</w:t>
+      </w:r>
+    </w:p>
+    <w:p>
+      <w:pPr>
+        <w:numPr>
+          <w:ilvl w:val="1"/>
+          <w:numId w:val="11"/>
+        </w:numPr>
+        <w:spacing w:line="360" w:lineRule="auto"/>
+        <w:ind w:left="840" w:leftChars="0" w:hanging="420" w:firstLineChars="0"/>
+        <w:rPr>
+          <w:rFonts w:hint="default" w:ascii="Sitka Subheading" w:hAnsi="Sitka Subheading" w:cs="Sitka Subheading"/>
+        </w:rPr>
+      </w:pPr>
+      <w:r>
+        <w:rPr>
+          <w:rFonts w:hint="default" w:ascii="Sitka Subheading" w:hAnsi="Sitka Subheading" w:cs="Sitka Subheading"/>
+        </w:rPr>
+        <w:t>Recursive DNS queries Root (</w:t>
+      </w:r>
+      <w:r>
+        <w:rPr>
+          <w:rFonts w:hint="default" w:ascii="Sitka Subheading" w:hAnsi="Sitka Subheading" w:cs="Sitka Subheading"/>
+          <w:color w:val="7030A0"/>
+          <w:shd w:val="clear" w:color="FFFFFF" w:fill="D9D9D9"/>
+        </w:rPr>
+        <w:t>.</w:t>
+      </w:r>
+      <w:r>
+        <w:rPr>
+          <w:rFonts w:hint="default" w:ascii="Sitka Subheading" w:hAnsi="Sitka Subheading" w:cs="Sitka Subheading"/>
+        </w:rPr>
+        <w:t>) servers</w:t>
+      </w:r>
+    </w:p>
+    <w:p>
+      <w:pPr>
+        <w:numPr>
+          <w:ilvl w:val="2"/>
+          <w:numId w:val="11"/>
+        </w:numPr>
+        <w:spacing w:line="360" w:lineRule="auto"/>
+        <w:ind w:left="1260" w:leftChars="0" w:hanging="420" w:firstLineChars="0"/>
+        <w:rPr>
+          <w:rFonts w:hint="default" w:ascii="Sitka Subheading" w:hAnsi="Sitka Subheading" w:cs="Sitka Subheading"/>
+        </w:rPr>
+      </w:pPr>
+      <w:r>
+        <w:rPr>
+          <w:rFonts w:hint="default" w:ascii="Sitka Subheading" w:hAnsi="Sitka Subheading" w:cs="Sitka Subheading"/>
+        </w:rPr>
+        <w:t>asks: who handles</w:t>
+      </w:r>
+      <w:r>
+        <w:rPr>
+          <w:rFonts w:hint="default" w:ascii="Sitka Subheading" w:hAnsi="Sitka Subheading" w:cs="Sitka Subheading"/>
+          <w:color w:val="7030A0"/>
+          <w:shd w:val="clear" w:color="auto" w:fill="auto"/>
+        </w:rPr>
+        <w:t xml:space="preserve"> .com</w:t>
+      </w:r>
+    </w:p>
+    <w:p>
+      <w:pPr>
+        <w:numPr>
+          <w:ilvl w:val="1"/>
+          <w:numId w:val="11"/>
+        </w:numPr>
+        <w:spacing w:line="360" w:lineRule="auto"/>
+        <w:ind w:left="840" w:leftChars="0" w:hanging="420" w:firstLineChars="0"/>
+        <w:rPr>
+          <w:rFonts w:hint="default" w:ascii="Sitka Subheading" w:hAnsi="Sitka Subheading" w:cs="Sitka Subheading"/>
+        </w:rPr>
+      </w:pPr>
+      <w:r>
+        <w:rPr>
+          <w:rFonts w:hint="default" w:ascii="Sitka Subheading" w:hAnsi="Sitka Subheading" w:cs="Sitka Subheading"/>
+        </w:rPr>
+        <w:t xml:space="preserve">Root server responds with </w:t>
+      </w:r>
+      <w:r>
+        <w:rPr>
+          <w:rFonts w:hint="default" w:ascii="Sitka Subheading" w:hAnsi="Sitka Subheading" w:cs="Sitka Subheading"/>
+          <w:color w:val="18605A" w:themeColor="accent5" w:themeShade="80"/>
+        </w:rPr>
+        <w:t>TLD</w:t>
+      </w:r>
+      <w:r>
+        <w:rPr>
+          <w:rFonts w:hint="default" w:ascii="Sitka Subheading" w:hAnsi="Sitka Subheading" w:cs="Sitka Subheading"/>
+        </w:rPr>
+        <w:t xml:space="preserve"> servers for</w:t>
+      </w:r>
+      <w:r>
+        <w:rPr>
+          <w:rFonts w:hint="default" w:ascii="Sitka Subheading" w:hAnsi="Sitka Subheading" w:cs="Sitka Subheading"/>
+          <w:shd w:val="clear" w:color="auto" w:fill="auto"/>
+        </w:rPr>
+        <w:t xml:space="preserve"> </w:t>
+      </w:r>
+      <w:r>
+        <w:rPr>
+          <w:rFonts w:hint="default" w:ascii="Sitka Subheading" w:hAnsi="Sitka Subheading" w:cs="Sitka Subheading"/>
+          <w:color w:val="7030A0"/>
+          <w:shd w:val="clear" w:color="auto" w:fill="auto"/>
+        </w:rPr>
+        <w:t>.com</w:t>
+      </w:r>
+    </w:p>
+    <w:p>
+      <w:pPr>
+        <w:numPr>
+          <w:ilvl w:val="1"/>
+          <w:numId w:val="11"/>
+        </w:numPr>
+        <w:spacing w:line="360" w:lineRule="auto"/>
+        <w:ind w:left="840" w:leftChars="0" w:hanging="420" w:firstLineChars="0"/>
+        <w:rPr>
+          <w:rFonts w:hint="default" w:ascii="Sitka Subheading" w:hAnsi="Sitka Subheading" w:cs="Sitka Subheading"/>
+        </w:rPr>
+      </w:pPr>
+      <w:r>
+        <w:rPr>
+          <w:rFonts w:hint="default" w:ascii="Sitka Subheading" w:hAnsi="Sitka Subheading" w:cs="Sitka Subheading"/>
+        </w:rPr>
+        <w:t xml:space="preserve">Recursive DNS queries </w:t>
+      </w:r>
+      <w:r>
+        <w:rPr>
+          <w:rFonts w:hint="default" w:ascii="Sitka Subheading" w:hAnsi="Sitka Subheading" w:cs="Sitka Subheading"/>
+          <w:color w:val="7030A0"/>
+        </w:rPr>
+        <w:t>.com</w:t>
+      </w:r>
+      <w:r>
+        <w:rPr>
+          <w:rFonts w:hint="default" w:ascii="Sitka Subheading" w:hAnsi="Sitka Subheading" w:cs="Sitka Subheading"/>
+        </w:rPr>
+        <w:t xml:space="preserve"> TLD server</w:t>
+      </w:r>
+    </w:p>
+    <w:p>
+      <w:pPr>
+        <w:numPr>
+          <w:ilvl w:val="2"/>
+          <w:numId w:val="11"/>
+        </w:numPr>
+        <w:spacing w:line="360" w:lineRule="auto"/>
+        <w:ind w:left="1260" w:leftChars="0" w:hanging="420" w:firstLineChars="0"/>
+        <w:rPr>
+          <w:rFonts w:hint="default" w:ascii="Sitka Subheading" w:hAnsi="Sitka Subheading" w:cs="Sitka Subheading"/>
+        </w:rPr>
+      </w:pPr>
+      <w:r>
+        <w:rPr>
+          <w:rFonts w:hint="default" w:ascii="Sitka Subheading" w:hAnsi="Sitka Subheading" w:cs="Sitka Subheading"/>
+        </w:rPr>
+        <w:t xml:space="preserve">asks: who handles </w:t>
+      </w:r>
+      <w:r>
+        <w:rPr>
+          <w:rFonts w:hint="default" w:ascii="Sitka Subheading" w:hAnsi="Sitka Subheading" w:cs="Sitka Subheading"/>
+          <w:color w:val="7030A0"/>
+        </w:rPr>
+        <w:t>facebook.com</w:t>
+      </w:r>
+    </w:p>
+    <w:p>
+      <w:pPr>
+        <w:numPr>
+          <w:ilvl w:val="1"/>
+          <w:numId w:val="11"/>
+        </w:numPr>
+        <w:spacing w:line="360" w:lineRule="auto"/>
+        <w:ind w:left="840" w:leftChars="0" w:hanging="420" w:firstLineChars="0"/>
+        <w:rPr>
+          <w:rFonts w:hint="default" w:ascii="Sitka Subheading" w:hAnsi="Sitka Subheading" w:cs="Sitka Subheading"/>
+        </w:rPr>
+      </w:pPr>
+      <w:r>
+        <w:rPr>
+          <w:rFonts w:hint="default" w:ascii="Sitka Subheading" w:hAnsi="Sitka Subheading" w:cs="Sitka Subheading"/>
+        </w:rPr>
+        <w:t xml:space="preserve">TLD server responds with </w:t>
+      </w:r>
+      <w:r>
+        <w:rPr>
+          <w:rFonts w:hint="default" w:ascii="Sitka Subheading" w:hAnsi="Sitka Subheading" w:cs="Sitka Subheading"/>
+          <w:color w:val="18605A" w:themeColor="accent5" w:themeShade="80"/>
+        </w:rPr>
+        <w:t>authoritative nameservers</w:t>
+      </w:r>
+      <w:r>
+        <w:rPr>
+          <w:rFonts w:hint="default" w:ascii="Sitka Subheading" w:hAnsi="Sitka Subheading" w:cs="Sitka Subheading"/>
+        </w:rPr>
+        <w:t xml:space="preserve"> for </w:t>
+      </w:r>
+      <w:r>
+        <w:rPr>
+          <w:rFonts w:hint="default" w:ascii="Sitka Subheading" w:hAnsi="Sitka Subheading" w:cs="Sitka Subheading"/>
+          <w:color w:val="7030A0"/>
+        </w:rPr>
+        <w:t>facebook.com</w:t>
+      </w:r>
+    </w:p>
+    <w:p>
+      <w:pPr>
+        <w:numPr>
+          <w:ilvl w:val="1"/>
+          <w:numId w:val="11"/>
+        </w:numPr>
+        <w:spacing w:line="360" w:lineRule="auto"/>
+        <w:ind w:left="840" w:leftChars="0" w:hanging="420" w:firstLineChars="0"/>
+        <w:rPr>
+          <w:rFonts w:hint="default" w:ascii="Sitka Subheading" w:hAnsi="Sitka Subheading" w:cs="Sitka Subheading"/>
+        </w:rPr>
+      </w:pPr>
+      <w:r>
+        <w:rPr>
+          <w:rFonts w:hint="default" w:ascii="Sitka Subheading" w:hAnsi="Sitka Subheading" w:cs="Sitka Subheading"/>
+        </w:rPr>
+        <w:t>Recursive DNS queries authoritative nameserver</w:t>
+      </w:r>
+    </w:p>
+    <w:p>
+      <w:pPr>
+        <w:numPr>
+          <w:ilvl w:val="2"/>
+          <w:numId w:val="11"/>
+        </w:numPr>
+        <w:spacing w:line="360" w:lineRule="auto"/>
+        <w:ind w:left="1260" w:leftChars="0" w:hanging="420" w:firstLineChars="0"/>
+        <w:rPr>
+          <w:rFonts w:hint="default" w:ascii="Sitka Subheading" w:hAnsi="Sitka Subheading" w:cs="Sitka Subheading"/>
+        </w:rPr>
+      </w:pPr>
+      <w:r>
+        <w:rPr>
+          <w:rFonts w:hint="default" w:ascii="Sitka Subheading" w:hAnsi="Sitka Subheading" w:cs="Sitka Subheading"/>
+        </w:rPr>
+        <w:t xml:space="preserve">asks: what is IP of </w:t>
+      </w:r>
+      <w:r>
+        <w:rPr>
+          <w:rFonts w:hint="default" w:ascii="Sitka Subheading" w:hAnsi="Sitka Subheading" w:cs="Sitka Subheading"/>
+          <w:color w:val="7030A0"/>
+        </w:rPr>
+        <w:t>page.alok.facebook.com</w:t>
+      </w:r>
+    </w:p>
+    <w:p>
+      <w:pPr>
+        <w:numPr>
+          <w:ilvl w:val="1"/>
+          <w:numId w:val="11"/>
+        </w:numPr>
+        <w:spacing w:line="360" w:lineRule="auto"/>
+        <w:ind w:left="840" w:leftChars="0" w:hanging="420" w:firstLineChars="0"/>
+        <w:rPr>
+          <w:rFonts w:hint="default" w:ascii="Sitka Subheading" w:hAnsi="Sitka Subheading" w:cs="Sitka Subheading"/>
+        </w:rPr>
+      </w:pPr>
+      <w:r>
+        <w:rPr>
+          <w:rFonts w:hint="default" w:ascii="Sitka Subheading" w:hAnsi="Sitka Subheading" w:cs="Sitka Subheading"/>
+        </w:rPr>
+        <w:t xml:space="preserve">Authoritative server checks </w:t>
+      </w:r>
+      <w:r>
+        <w:rPr>
+          <w:rFonts w:hint="default" w:ascii="Sitka Subheading" w:hAnsi="Sitka Subheading" w:cs="Sitka Subheading"/>
+          <w:color w:val="18605A" w:themeColor="accent5" w:themeShade="80"/>
+        </w:rPr>
+        <w:t>zone records</w:t>
+      </w:r>
+    </w:p>
+    <w:p>
+      <w:pPr>
+        <w:numPr>
+          <w:ilvl w:val="2"/>
+          <w:numId w:val="11"/>
+        </w:numPr>
+        <w:spacing w:line="360" w:lineRule="auto"/>
+        <w:ind w:left="1260" w:leftChars="0" w:hanging="420" w:firstLineChars="0"/>
+        <w:rPr>
+          <w:rFonts w:hint="default" w:ascii="Sitka Subheading" w:hAnsi="Sitka Subheading" w:cs="Sitka Subheading"/>
+        </w:rPr>
+      </w:pPr>
+      <w:r>
+        <w:rPr>
+          <w:rFonts w:hint="default" w:ascii="Sitka Subheading" w:hAnsi="Sitka Subheading" w:cs="Sitka Subheading"/>
+        </w:rPr>
+        <w:t>finds matching record (or wildcard)</w:t>
+      </w:r>
+    </w:p>
+    <w:p>
+      <w:pPr>
+        <w:numPr>
+          <w:ilvl w:val="2"/>
+          <w:numId w:val="11"/>
+        </w:numPr>
+        <w:spacing w:line="360" w:lineRule="auto"/>
+        <w:ind w:left="1260" w:leftChars="0" w:hanging="420" w:firstLineChars="0"/>
+        <w:rPr>
+          <w:rFonts w:hint="default" w:ascii="Sitka Subheading" w:hAnsi="Sitka Subheading" w:cs="Sitka Subheading"/>
+        </w:rPr>
+      </w:pPr>
+      <w:r>
+        <w:rPr>
+          <w:rFonts w:hint="default" w:ascii="Sitka Subheading" w:hAnsi="Sitka Subheading" w:cs="Sitka Subheading"/>
+        </w:rPr>
+        <w:t>returns IP address</w:t>
+      </w:r>
+    </w:p>
+    <w:p>
+      <w:pPr>
+        <w:numPr>
+          <w:ilvl w:val="1"/>
+          <w:numId w:val="11"/>
+        </w:numPr>
+        <w:spacing w:line="360" w:lineRule="auto"/>
+        <w:ind w:left="840" w:leftChars="0" w:hanging="420" w:firstLineChars="0"/>
+        <w:rPr>
+          <w:rFonts w:hint="default" w:ascii="Sitka Subheading" w:hAnsi="Sitka Subheading" w:cs="Sitka Subheading"/>
+        </w:rPr>
+      </w:pPr>
+      <w:r>
+        <w:rPr>
+          <w:rFonts w:hint="default" w:ascii="Sitka Subheading" w:hAnsi="Sitka Subheading" w:cs="Sitka Subheading"/>
+        </w:rPr>
+        <w:t>Recursive DNS caches the result</w:t>
+      </w:r>
+    </w:p>
+    <w:p>
+      <w:pPr>
+        <w:numPr>
+          <w:ilvl w:val="1"/>
+          <w:numId w:val="11"/>
+        </w:numPr>
+        <w:spacing w:line="360" w:lineRule="auto"/>
+        <w:ind w:left="840" w:leftChars="0" w:hanging="420" w:firstLineChars="0"/>
+        <w:rPr>
+          <w:rFonts w:hint="default" w:ascii="Sitka Subheading" w:hAnsi="Sitka Subheading" w:cs="Sitka Subheading"/>
+        </w:rPr>
+      </w:pPr>
+      <w:r>
+        <w:rPr>
+          <w:rFonts w:hint="default" w:ascii="Sitka Subheading" w:hAnsi="Sitka Subheading" w:cs="Sitka Subheading"/>
+        </w:rPr>
+        <w:t>Recursive DNS returns IP to router (192.168.0.1)</w:t>
+      </w:r>
+    </w:p>
+    <w:p>
+      <w:pPr>
+        <w:numPr>
+          <w:ilvl w:val="1"/>
+          <w:numId w:val="11"/>
+        </w:numPr>
+        <w:spacing w:line="360" w:lineRule="auto"/>
+        <w:ind w:left="840" w:leftChars="0" w:hanging="420" w:firstLineChars="0"/>
+        <w:rPr>
+          <w:rFonts w:hint="default" w:ascii="Sitka Subheading" w:hAnsi="Sitka Subheading" w:cs="Sitka Subheading"/>
+        </w:rPr>
+      </w:pPr>
+      <w:r>
+        <w:rPr>
+          <w:rFonts w:hint="default" w:ascii="Sitka Subheading" w:hAnsi="Sitka Subheading" w:cs="Sitka Subheading"/>
+        </w:rPr>
+        <w:t>Router returns IP to local resolver (127.0.0.53)</w:t>
+      </w:r>
+    </w:p>
+    <w:p>
+      <w:pPr>
+        <w:numPr>
+          <w:ilvl w:val="1"/>
+          <w:numId w:val="11"/>
+        </w:numPr>
+        <w:spacing w:line="360" w:lineRule="auto"/>
+        <w:ind w:left="840" w:leftChars="0" w:hanging="420" w:firstLineChars="0"/>
+        <w:rPr>
+          <w:rFonts w:hint="default" w:ascii="Sitka Subheading" w:hAnsi="Sitka Subheading" w:cs="Sitka Subheading"/>
+        </w:rPr>
+      </w:pPr>
+      <w:r>
+        <w:rPr>
+          <w:rFonts w:hint="default" w:ascii="Sitka Subheading" w:hAnsi="Sitka Subheading" w:cs="Sitka Subheading"/>
+        </w:rPr>
+        <w:t>Local resolver caches the result</w:t>
+      </w:r>
+    </w:p>
+    <w:p>
+      <w:pPr>
+        <w:numPr>
+          <w:ilvl w:val="1"/>
+          <w:numId w:val="11"/>
+        </w:numPr>
+        <w:spacing w:line="360" w:lineRule="auto"/>
+        <w:ind w:left="840" w:leftChars="0" w:hanging="420" w:firstLineChars="0"/>
+        <w:rPr>
+          <w:rFonts w:hint="default" w:ascii="Sitka Subheading" w:hAnsi="Sitka Subheading" w:cs="Sitka Subheading"/>
+        </w:rPr>
+      </w:pPr>
+      <w:r>
+        <w:rPr>
+          <w:rFonts w:hint="default" w:ascii="Sitka Subheading" w:hAnsi="Sitka Subheading" w:cs="Sitka Subheading"/>
+        </w:rPr>
+        <w:t>Local resolver returns IP to application</w:t>
+      </w:r>
+    </w:p>
+    <w:p>
+      <w:pPr>
+        <w:numPr>
+          <w:ilvl w:val="1"/>
+          <w:numId w:val="11"/>
+        </w:numPr>
+        <w:spacing w:line="360" w:lineRule="auto"/>
+        <w:ind w:left="840" w:leftChars="0" w:hanging="420" w:firstLineChars="0"/>
+        <w:rPr>
+          <w:rFonts w:hint="default" w:ascii="Sitka Subheading" w:hAnsi="Sitka Subheading" w:cs="Sitka Subheading"/>
+        </w:rPr>
+      </w:pPr>
+      <w:r>
+        <w:rPr>
+          <w:rFonts w:hint="default" w:ascii="Sitka Subheading" w:hAnsi="Sitka Subheading" w:cs="Sitka Subheading"/>
+        </w:rPr>
+        <w:t>Application uses IP to communicate with server</w:t>
+      </w:r>
+      <w:r>
+        <w:rPr>
+          <w:rFonts w:hint="default" w:ascii="Sitka Subheading" w:hAnsi="Sitka Subheading" w:cs="Sitka Subheading"/>
+        </w:rPr>
+        <w:br w:type="textWrapping"/>
+      </w:r>
+      <w:r>
+        <w:rPr>
+          <w:rFonts w:hint="default" w:ascii="Sitka Subheading" w:hAnsi="Sitka Subheading" w:cs="Sitka Subheading"/>
+        </w:rPr>
+        <w:t>Example: ping / curl / browser connects to that IP</w:t>
+      </w:r>
+    </w:p>
+    <w:p>
+      <w:pPr>
+        <w:numPr>
+          <w:ilvl w:val="0"/>
+          <w:numId w:val="11"/>
+        </w:numPr>
+        <w:spacing w:line="360" w:lineRule="auto"/>
+        <w:rPr>
+          <w:rFonts w:hint="default" w:ascii="Sitka Subheading" w:hAnsi="Sitka Subheading" w:cs="Sitka Subheading"/>
+        </w:rPr>
+      </w:pPr>
+      <w:r>
+        <w:rPr>
+          <w:rFonts w:hint="default" w:ascii="Sitka Subheading" w:hAnsi="Sitka Subheading" w:cs="Sitka Subheading"/>
+        </w:rPr>
+        <w:t>Local Resolver (systemd-resolved)</w:t>
+      </w:r>
+      <w:r>
+        <w:rPr>
+          <w:rFonts w:hint="default" w:ascii="Sitka Subheading" w:hAnsi="Sitka Subheading" w:cs="Sitka Subheading"/>
+          <w:lang w:val="en-IN"/>
+        </w:rPr>
+        <w:t xml:space="preserve">   [ 々machine-level helper ]</w:t>
+      </w:r>
+    </w:p>
+    <w:p>
+      <w:pPr>
+        <w:numPr>
+          <w:ilvl w:val="1"/>
+          <w:numId w:val="11"/>
+        </w:numPr>
+        <w:spacing w:line="360" w:lineRule="auto"/>
+        <w:ind w:left="840" w:leftChars="0" w:hanging="420" w:firstLineChars="0"/>
+        <w:rPr>
+          <w:rFonts w:hint="default" w:ascii="Sitka Subheading" w:hAnsi="Sitka Subheading" w:cs="Sitka Subheading"/>
+        </w:rPr>
+      </w:pPr>
+      <w:r>
+        <w:rPr>
+          <w:rFonts w:hint="default" w:ascii="Sitka Subheading" w:hAnsi="Sitka Subheading" w:cs="Sitka Subheading"/>
+        </w:rPr>
+        <w:t>Runs on your machine (127.0.0.53)</w:t>
+      </w:r>
+    </w:p>
+    <w:p>
+      <w:pPr>
+        <w:numPr>
+          <w:ilvl w:val="1"/>
+          <w:numId w:val="11"/>
+        </w:numPr>
+        <w:spacing w:line="360" w:lineRule="auto"/>
+        <w:ind w:left="840" w:leftChars="0" w:hanging="420" w:firstLineChars="0"/>
+        <w:rPr>
+          <w:rFonts w:hint="default" w:ascii="Sitka Subheading" w:hAnsi="Sitka Subheading" w:cs="Sitka Subheading"/>
+        </w:rPr>
+      </w:pPr>
+      <w:r>
+        <w:rPr>
+          <w:rFonts w:hint="default" w:ascii="Sitka Subheading" w:hAnsi="Sitka Subheading" w:cs="Sitka Subheading"/>
+        </w:rPr>
+        <w:t>Type: stub resolver</w:t>
+      </w:r>
+    </w:p>
+    <w:p>
+      <w:pPr>
+        <w:numPr>
+          <w:ilvl w:val="1"/>
+          <w:numId w:val="11"/>
+        </w:numPr>
+        <w:spacing w:line="360" w:lineRule="auto"/>
+        <w:ind w:left="840" w:leftChars="0" w:hanging="420" w:firstLineChars="0"/>
+        <w:rPr>
+          <w:rFonts w:hint="default" w:ascii="Sitka Subheading" w:hAnsi="Sitka Subheading" w:cs="Sitka Subheading"/>
+        </w:rPr>
+      </w:pPr>
+      <w:r>
+        <w:rPr>
+          <w:rFonts w:hint="default" w:ascii="Sitka Subheading" w:hAnsi="Sitka Subheading" w:cs="Sitka Subheading"/>
+        </w:rPr>
+        <w:t>Receives DNS queries from applications</w:t>
+      </w:r>
+    </w:p>
+    <w:p>
+      <w:pPr>
+        <w:numPr>
+          <w:ilvl w:val="1"/>
+          <w:numId w:val="11"/>
+        </w:numPr>
+        <w:spacing w:line="360" w:lineRule="auto"/>
+        <w:ind w:left="840" w:leftChars="0" w:hanging="420" w:firstLineChars="0"/>
+        <w:rPr>
+          <w:rFonts w:hint="default" w:ascii="Sitka Subheading" w:hAnsi="Sitka Subheading" w:cs="Sitka Subheading"/>
+        </w:rPr>
+      </w:pPr>
+      <w:r>
+        <w:rPr>
+          <w:rFonts w:hint="default" w:ascii="Sitka Subheading" w:hAnsi="Sitka Subheading" w:cs="Sitka Subheading"/>
+        </w:rPr>
+        <w:t>Checks local cache</w:t>
+      </w:r>
+    </w:p>
+    <w:p>
+      <w:pPr>
+        <w:numPr>
+          <w:ilvl w:val="1"/>
+          <w:numId w:val="11"/>
+        </w:numPr>
+        <w:spacing w:line="360" w:lineRule="auto"/>
+        <w:ind w:left="840" w:leftChars="0" w:hanging="420" w:firstLineChars="0"/>
+        <w:rPr>
+          <w:rFonts w:hint="default" w:ascii="Sitka Subheading" w:hAnsi="Sitka Subheading" w:cs="Sitka Subheading"/>
+        </w:rPr>
+      </w:pPr>
+      <w:r>
+        <w:rPr>
+          <w:rFonts w:hint="default" w:ascii="Sitka Subheading" w:hAnsi="Sitka Subheading" w:cs="Sitka Subheading"/>
+        </w:rPr>
+        <w:t>Forwards queries to upstream DNS</w:t>
+      </w:r>
+    </w:p>
+    <w:p>
+      <w:pPr>
+        <w:numPr>
+          <w:ilvl w:val="1"/>
+          <w:numId w:val="11"/>
+        </w:numPr>
+        <w:spacing w:line="360" w:lineRule="auto"/>
+        <w:ind w:left="840" w:leftChars="0" w:hanging="420" w:firstLineChars="0"/>
+        <w:rPr>
+          <w:rFonts w:hint="default" w:ascii="Sitka Subheading" w:hAnsi="Sitka Subheading" w:cs="Sitka Subheading"/>
+        </w:rPr>
+      </w:pPr>
+      <w:r>
+        <w:rPr>
+          <w:rFonts w:hint="default" w:ascii="Sitka Subheading" w:hAnsi="Sitka Subheading" w:cs="Sitka Subheading"/>
+        </w:rPr>
+        <w:t>Does NOT perform full DNS recursion (no root → TLD → authoritative)</w:t>
+      </w:r>
+    </w:p>
+    <w:p>
+      <w:pPr>
+        <w:numPr>
+          <w:ilvl w:val="0"/>
+          <w:numId w:val="11"/>
+        </w:numPr>
+        <w:spacing w:line="360" w:lineRule="auto"/>
+        <w:rPr>
+          <w:rFonts w:hint="default" w:ascii="Sitka Subheading" w:hAnsi="Sitka Subheading" w:cs="Sitka Subheading"/>
+        </w:rPr>
+      </w:pPr>
+      <w:r>
+        <w:rPr>
+          <w:rFonts w:hint="default" w:ascii="Sitka Subheading" w:hAnsi="Sitka Subheading" w:cs="Sitka Subheading"/>
+        </w:rPr>
+        <w:t>Router DNS (192.168.0.1)</w:t>
+      </w:r>
+      <w:r>
+        <w:rPr>
+          <w:rFonts w:hint="default" w:ascii="Sitka Subheading" w:hAnsi="Sitka Subheading" w:cs="Sitka Subheading"/>
+          <w:lang w:val="en-IN"/>
+        </w:rPr>
+        <w:t xml:space="preserve">    [ network-level forwarder ]</w:t>
+      </w:r>
+    </w:p>
+    <w:p>
+      <w:pPr>
+        <w:numPr>
+          <w:ilvl w:val="1"/>
+          <w:numId w:val="11"/>
+        </w:numPr>
+        <w:spacing w:line="360" w:lineRule="auto"/>
+        <w:ind w:left="840" w:leftChars="0" w:hanging="420" w:firstLineChars="0"/>
+        <w:rPr>
+          <w:rFonts w:hint="default" w:ascii="Sitka Subheading" w:hAnsi="Sitka Subheading" w:cs="Sitka Subheading"/>
+        </w:rPr>
+      </w:pPr>
+      <w:r>
+        <w:rPr>
+          <w:rFonts w:hint="default" w:ascii="Sitka Subheading" w:hAnsi="Sitka Subheading" w:cs="Sitka Subheading"/>
+        </w:rPr>
+        <w:t>Runs on your network router</w:t>
+      </w:r>
+    </w:p>
+    <w:p>
+      <w:pPr>
+        <w:numPr>
+          <w:ilvl w:val="1"/>
+          <w:numId w:val="11"/>
+        </w:numPr>
+        <w:spacing w:line="360" w:lineRule="auto"/>
+        <w:ind w:left="840" w:leftChars="0" w:hanging="420" w:firstLineChars="0"/>
+        <w:rPr>
+          <w:rFonts w:hint="default" w:ascii="Sitka Subheading" w:hAnsi="Sitka Subheading" w:cs="Sitka Subheading"/>
+        </w:rPr>
+      </w:pPr>
+      <w:r>
+        <w:rPr>
+          <w:rFonts w:hint="default" w:ascii="Sitka Subheading" w:hAnsi="Sitka Subheading" w:cs="Sitka Subheading"/>
+        </w:rPr>
+        <w:t>Type: DNS forwarder (sometimes basic resolver)</w:t>
+      </w:r>
+    </w:p>
+    <w:p>
+      <w:pPr>
+        <w:numPr>
+          <w:ilvl w:val="1"/>
+          <w:numId w:val="11"/>
+        </w:numPr>
+        <w:spacing w:line="360" w:lineRule="auto"/>
+        <w:ind w:left="840" w:leftChars="0" w:hanging="420" w:firstLineChars="0"/>
+        <w:rPr>
+          <w:rFonts w:hint="default" w:ascii="Sitka Subheading" w:hAnsi="Sitka Subheading" w:cs="Sitka Subheading"/>
+        </w:rPr>
+      </w:pPr>
+      <w:r>
+        <w:rPr>
+          <w:rFonts w:hint="default" w:ascii="Sitka Subheading" w:hAnsi="Sitka Subheading" w:cs="Sitka Subheading"/>
+        </w:rPr>
+        <w:t>Receives DNS queries from devices in network</w:t>
+      </w:r>
+    </w:p>
+    <w:p>
+      <w:pPr>
+        <w:numPr>
+          <w:ilvl w:val="1"/>
+          <w:numId w:val="11"/>
+        </w:numPr>
+        <w:spacing w:line="360" w:lineRule="auto"/>
+        <w:ind w:left="840" w:leftChars="0" w:hanging="420" w:firstLineChars="0"/>
+        <w:rPr>
+          <w:rFonts w:hint="default" w:ascii="Sitka Subheading" w:hAnsi="Sitka Subheading" w:cs="Sitka Subheading"/>
+        </w:rPr>
+      </w:pPr>
+      <w:r>
+        <w:rPr>
+          <w:rFonts w:hint="default" w:ascii="Sitka Subheading" w:hAnsi="Sitka Subheading" w:cs="Sitka Subheading"/>
+        </w:rPr>
+        <w:t>Checks its cache</w:t>
+      </w:r>
+    </w:p>
+    <w:p>
+      <w:pPr>
+        <w:numPr>
+          <w:ilvl w:val="1"/>
+          <w:numId w:val="11"/>
+        </w:numPr>
+        <w:spacing w:line="360" w:lineRule="auto"/>
+        <w:ind w:left="840" w:leftChars="0" w:hanging="420" w:firstLineChars="0"/>
+        <w:rPr>
+          <w:rFonts w:hint="default" w:ascii="Sitka Subheading" w:hAnsi="Sitka Subheading" w:cs="Sitka Subheading"/>
+        </w:rPr>
+      </w:pPr>
+      <w:r>
+        <w:rPr>
+          <w:rFonts w:hint="default" w:ascii="Sitka Subheading" w:hAnsi="Sitka Subheading" w:cs="Sitka Subheading"/>
+        </w:rPr>
+        <w:t>Forwards queries to ISP DNS or public DNS (e.g., 8.8.8.8)</w:t>
+      </w:r>
+    </w:p>
+    <w:p>
+      <w:pPr>
+        <w:numPr>
+          <w:ilvl w:val="1"/>
+          <w:numId w:val="11"/>
+        </w:numPr>
+        <w:spacing w:line="360" w:lineRule="auto"/>
+        <w:ind w:left="840" w:leftChars="0" w:hanging="420" w:firstLineChars="0"/>
+        <w:rPr>
+          <w:rFonts w:hint="default" w:ascii="Sitka Subheading" w:hAnsi="Sitka Subheading" w:cs="Sitka Subheading"/>
+        </w:rPr>
+      </w:pPr>
+      <w:r>
+        <w:rPr>
+          <w:rFonts w:hint="default" w:ascii="Sitka Subheading" w:hAnsi="Sitka Subheading" w:cs="Sitka Subheading"/>
+        </w:rPr>
+        <w:t>Usually does NOT perform full recursion (depends on router)</w:t>
+      </w:r>
+    </w:p>
+    <w:p>
+      <w:pPr>
+        <w:numPr>
+          <w:ilvl w:val="0"/>
+          <w:numId w:val="11"/>
+        </w:numPr>
+        <w:spacing w:line="360" w:lineRule="auto"/>
+        <w:rPr>
+          <w:rFonts w:hint="default" w:ascii="Sitka Subheading" w:hAnsi="Sitka Subheading" w:cs="Sitka Subheading"/>
+        </w:rPr>
+      </w:pPr>
+      <w:r>
+        <w:rPr>
+          <w:rFonts w:hint="default" w:ascii="Sitka Subheading" w:hAnsi="Sitka Subheading" w:cs="Sitka Subheading"/>
+        </w:rPr>
+        <w:t>Both:</w:t>
+      </w:r>
+      <w:r>
+        <w:rPr>
+          <w:rFonts w:hint="default" w:ascii="Sitka Subheading" w:hAnsi="Sitka Subheading" w:cs="Sitka Subheading"/>
+          <w:lang w:val="en-IN"/>
+        </w:rPr>
+        <w:t xml:space="preserve"> </w:t>
+      </w:r>
+      <w:r>
+        <w:rPr>
+          <w:rFonts w:hint="default" w:ascii="Sitka Subheading" w:hAnsi="Sitka Subheading" w:cs="Sitka Subheading"/>
+        </w:rPr>
+        <w:t>Cache DNS results</w:t>
+      </w:r>
+      <w:r>
+        <w:rPr>
+          <w:rFonts w:hint="default" w:ascii="Sitka Subheading" w:hAnsi="Sitka Subheading" w:cs="Sitka Subheading"/>
+          <w:lang w:val="en-IN"/>
+        </w:rPr>
+        <w:t xml:space="preserve"> &amp; </w:t>
+      </w:r>
+      <w:bookmarkStart w:id="0" w:name="_GoBack"/>
       <w:bookmarkEnd w:id="0"/>
-    </w:p>
-    <w:p>
-      <w:pPr>
-        <w:numPr>
-          <w:ilvl w:val="1"/>
-          <w:numId w:val="11"/>
-        </w:numPr>
-        <w:spacing w:line="360" w:lineRule="auto"/>
-        <w:ind w:left="840" w:leftChars="0" w:hanging="420" w:firstLineChars="0"/>
-        <w:rPr>
-          <w:rFonts w:hint="default" w:ascii="Sitka Subheading" w:hAnsi="Sitka Subheading" w:cs="Sitka Subheading"/>
-        </w:rPr>
-      </w:pPr>
-    </w:p>
-    <w:p>
-      <w:pPr>
-        <w:numPr>
-          <w:ilvl w:val="1"/>
-          <w:numId w:val="11"/>
-        </w:numPr>
-        <w:spacing w:line="360" w:lineRule="auto"/>
-        <w:ind w:left="840" w:leftChars="0" w:hanging="420" w:firstLineChars="0"/>
-        <w:rPr>
-          <w:rFonts w:hint="default" w:ascii="Sitka Subheading" w:hAnsi="Sitka Subheading" w:cs="Sitka Subheading"/>
-        </w:rPr>
-      </w:pPr>
-      <w:r>
-        <w:rPr>
-          <w:rFonts w:hint="default" w:ascii="Sitka Subheading" w:hAnsi="Sitka Subheading" w:cs="Sitka Subheading"/>
-        </w:rPr>
-        <w:t>Create veth pair</w:t>
-      </w:r>
-    </w:p>
-    <w:p>
-      <w:pPr>
-        <w:numPr>
-          <w:ilvl w:val="1"/>
-          <w:numId w:val="11"/>
-        </w:numPr>
-        <w:spacing w:line="360" w:lineRule="auto"/>
-        <w:ind w:left="840" w:leftChars="0" w:hanging="420" w:firstLineChars="0"/>
-        <w:rPr>
-          <w:rFonts w:hint="default" w:ascii="Sitka Subheading" w:hAnsi="Sitka Subheading" w:cs="Sitka Subheading"/>
-        </w:rPr>
-      </w:pPr>
-    </w:p>
-    <w:p>
-      <w:pPr>
-        <w:numPr>
-          <w:ilvl w:val="1"/>
-          <w:numId w:val="11"/>
-        </w:numPr>
-        <w:spacing w:line="360" w:lineRule="auto"/>
-        <w:ind w:left="840" w:leftChars="0" w:hanging="420" w:firstLineChars="0"/>
-        <w:rPr>
-          <w:rFonts w:hint="default" w:ascii="Sitka Subheading" w:hAnsi="Sitka Subheading" w:cs="Sitka Subheading"/>
-        </w:rPr>
-      </w:pPr>
-      <w:r>
-        <w:rPr>
-          <w:rFonts w:hint="default" w:ascii="Sitka Subheading" w:hAnsi="Sitka Subheading" w:cs="Sitka Subheading"/>
-        </w:rPr>
-        <w:t>ip link add &lt;veth1&gt; type veth peer name &lt;veth2&gt;</w:t>
-      </w:r>
-    </w:p>
-    <w:p>
-      <w:pPr>
-        <w:numPr>
-          <w:ilvl w:val="1"/>
-          <w:numId w:val="11"/>
-        </w:numPr>
-        <w:spacing w:line="360" w:lineRule="auto"/>
-        <w:ind w:left="840" w:leftChars="0" w:hanging="420" w:firstLineChars="0"/>
-        <w:rPr>
-          <w:rFonts w:hint="default" w:ascii="Sitka Subheading" w:hAnsi="Sitka Subheading" w:cs="Sitka Subheading"/>
-        </w:rPr>
-      </w:pPr>
-    </w:p>
-    <w:p>
-      <w:pPr>
-        <w:numPr>
-          <w:ilvl w:val="1"/>
-          <w:numId w:val="11"/>
-        </w:numPr>
-        <w:spacing w:line="360" w:lineRule="auto"/>
-        <w:ind w:left="840" w:leftChars="0" w:hanging="420" w:firstLineChars="0"/>
-        <w:rPr>
-          <w:rFonts w:hint="default" w:ascii="Sitka Subheading" w:hAnsi="Sitka Subheading" w:cs="Sitka Subheading"/>
-        </w:rPr>
-      </w:pPr>
-      <w:r>
-        <w:rPr>
-          <w:rFonts w:hint="default" w:ascii="Sitka Subheading" w:hAnsi="Sitka Subheading" w:cs="Sitka Subheading"/>
-        </w:rPr>
-        <w:t>Example</w:t>
-      </w:r>
-    </w:p>
-    <w:p>
-      <w:pPr>
-        <w:numPr>
-          <w:ilvl w:val="1"/>
-          <w:numId w:val="11"/>
-        </w:numPr>
-        <w:spacing w:line="360" w:lineRule="auto"/>
-        <w:ind w:left="840" w:leftChars="0" w:hanging="420" w:firstLineChars="0"/>
-        <w:rPr>
-          <w:rFonts w:hint="default" w:ascii="Sitka Subheading" w:hAnsi="Sitka Subheading" w:cs="Sitka Subheading"/>
-        </w:rPr>
-      </w:pPr>
-    </w:p>
-    <w:p>
-      <w:pPr>
-        <w:numPr>
-          <w:ilvl w:val="1"/>
-          <w:numId w:val="11"/>
-        </w:numPr>
-        <w:spacing w:line="360" w:lineRule="auto"/>
-        <w:ind w:left="840" w:leftChars="0" w:hanging="420" w:firstLineChars="0"/>
-        <w:rPr>
-          <w:rFonts w:hint="default" w:ascii="Sitka Subheading" w:hAnsi="Sitka Subheading" w:cs="Sitka Subheading"/>
-        </w:rPr>
-      </w:pPr>
-      <w:r>
-        <w:rPr>
-          <w:rFonts w:hint="default" w:ascii="Sitka Subheading" w:hAnsi="Sitka Subheading" w:cs="Sitka Subheading"/>
-        </w:rPr>
-        <w:t>ip link add veth-red type veth peer name veth-blue</w:t>
-      </w:r>
-    </w:p>
-    <w:p>
-      <w:pPr>
-        <w:numPr>
-          <w:ilvl w:val="1"/>
-          <w:numId w:val="11"/>
-        </w:numPr>
-        <w:spacing w:line="360" w:lineRule="auto"/>
-        <w:ind w:left="840" w:leftChars="0" w:hanging="420" w:firstLineChars="0"/>
-        <w:rPr>
-          <w:rFonts w:hint="default" w:ascii="Sitka Subheading" w:hAnsi="Sitka Subheading" w:cs="Sitka Subheading"/>
-        </w:rPr>
-      </w:pPr>
-    </w:p>
-    <w:p>
-      <w:pPr>
-        <w:numPr>
-          <w:ilvl w:val="1"/>
-          <w:numId w:val="11"/>
-        </w:numPr>
-        <w:spacing w:line="360" w:lineRule="auto"/>
-        <w:ind w:left="840" w:leftChars="0" w:hanging="420" w:firstLineChars="0"/>
-        <w:rPr>
-          <w:rFonts w:hint="default" w:ascii="Sitka Subheading" w:hAnsi="Sitka Subheading" w:cs="Sitka Subheading"/>
-        </w:rPr>
-      </w:pPr>
-      <w:r>
-        <w:rPr>
-          <w:rFonts w:hint="default" w:ascii="Sitka Subheading" w:hAnsi="Sitka Subheading" w:cs="Sitka Subheading"/>
-        </w:rPr>
-        <w:t>Connect veth to namespace</w:t>
-      </w:r>
-    </w:p>
-    <w:p>
-      <w:pPr>
-        <w:numPr>
-          <w:ilvl w:val="1"/>
-          <w:numId w:val="11"/>
-        </w:numPr>
-        <w:spacing w:line="360" w:lineRule="auto"/>
-        <w:ind w:left="840" w:leftChars="0" w:hanging="420" w:firstLineChars="0"/>
-        <w:rPr>
-          <w:rFonts w:hint="default" w:ascii="Sitka Subheading" w:hAnsi="Sitka Subheading" w:cs="Sitka Subheading"/>
-        </w:rPr>
-      </w:pPr>
-    </w:p>
-    <w:p>
-      <w:pPr>
-        <w:numPr>
-          <w:ilvl w:val="1"/>
-          <w:numId w:val="11"/>
-        </w:numPr>
-        <w:spacing w:line="360" w:lineRule="auto"/>
-        <w:ind w:left="840" w:leftChars="0" w:hanging="420" w:firstLineChars="0"/>
-        <w:rPr>
-          <w:rFonts w:hint="default" w:ascii="Sitka Subheading" w:hAnsi="Sitka Subheading" w:cs="Sitka Subheading"/>
-        </w:rPr>
-      </w:pPr>
-      <w:r>
-        <w:rPr>
-          <w:rFonts w:hint="default" w:ascii="Sitka Subheading" w:hAnsi="Sitka Subheading" w:cs="Sitka Subheading"/>
-        </w:rPr>
-        <w:t>ip link set &lt;veth-name&gt; netns &lt;namespace-name&gt;</w:t>
-      </w:r>
-    </w:p>
-    <w:p>
-      <w:pPr>
-        <w:numPr>
-          <w:ilvl w:val="1"/>
-          <w:numId w:val="11"/>
-        </w:numPr>
-        <w:spacing w:line="360" w:lineRule="auto"/>
-        <w:ind w:left="840" w:leftChars="0" w:hanging="420" w:firstLineChars="0"/>
-        <w:rPr>
-          <w:rFonts w:hint="default" w:ascii="Sitka Subheading" w:hAnsi="Sitka Subheading" w:cs="Sitka Subheading"/>
-        </w:rPr>
-      </w:pPr>
-    </w:p>
-    <w:p>
-      <w:pPr>
-        <w:numPr>
-          <w:ilvl w:val="1"/>
-          <w:numId w:val="11"/>
-        </w:numPr>
-        <w:spacing w:line="360" w:lineRule="auto"/>
-        <w:ind w:left="840" w:leftChars="0" w:hanging="420" w:firstLineChars="0"/>
-        <w:rPr>
-          <w:rFonts w:hint="default" w:ascii="Sitka Subheading" w:hAnsi="Sitka Subheading" w:cs="Sitka Subheading"/>
-        </w:rPr>
-      </w:pPr>
-      <w:r>
-        <w:rPr>
-          <w:rFonts w:hint="default" w:ascii="Sitka Subheading" w:hAnsi="Sitka Subheading" w:cs="Sitka Subheading"/>
-        </w:rPr>
-        <w:t>Example</w:t>
-      </w:r>
-    </w:p>
-    <w:p>
-      <w:pPr>
-        <w:numPr>
-          <w:ilvl w:val="1"/>
-          <w:numId w:val="11"/>
-        </w:numPr>
-        <w:spacing w:line="360" w:lineRule="auto"/>
-        <w:ind w:left="840" w:leftChars="0" w:hanging="420" w:firstLineChars="0"/>
-        <w:rPr>
-          <w:rFonts w:hint="default" w:ascii="Sitka Subheading" w:hAnsi="Sitka Subheading" w:cs="Sitka Subheading"/>
-        </w:rPr>
-      </w:pPr>
-    </w:p>
-    <w:p>
-      <w:pPr>
-        <w:numPr>
-          <w:ilvl w:val="1"/>
-          <w:numId w:val="11"/>
-        </w:numPr>
-        <w:spacing w:line="360" w:lineRule="auto"/>
-        <w:ind w:left="840" w:leftChars="0" w:hanging="420" w:firstLineChars="0"/>
-        <w:rPr>
-          <w:rFonts w:hint="default" w:ascii="Sitka Subheading" w:hAnsi="Sitka Subheading" w:cs="Sitka Subheading"/>
-        </w:rPr>
-      </w:pPr>
-      <w:r>
-        <w:rPr>
-          <w:rFonts w:hint="default" w:ascii="Sitka Subheading" w:hAnsi="Sitka Subheading" w:cs="Sitka Subheading"/>
-        </w:rPr>
-        <w:t>ip link set veth-red netns red</w:t>
-      </w:r>
-    </w:p>
-    <w:p>
-      <w:pPr>
-        <w:numPr>
-          <w:ilvl w:val="1"/>
-          <w:numId w:val="11"/>
-        </w:numPr>
-        <w:spacing w:line="360" w:lineRule="auto"/>
-        <w:ind w:left="840" w:leftChars="0" w:hanging="420" w:firstLineChars="0"/>
-        <w:rPr>
-          <w:rFonts w:hint="default" w:ascii="Sitka Subheading" w:hAnsi="Sitka Subheading" w:cs="Sitka Subheading"/>
-        </w:rPr>
-      </w:pPr>
-    </w:p>
-    <w:p>
-      <w:pPr>
-        <w:numPr>
-          <w:ilvl w:val="1"/>
-          <w:numId w:val="11"/>
-        </w:numPr>
-        <w:spacing w:line="360" w:lineRule="auto"/>
-        <w:ind w:left="840" w:leftChars="0" w:hanging="420" w:firstLineChars="0"/>
-        <w:rPr>
-          <w:rFonts w:hint="default" w:ascii="Sitka Subheading" w:hAnsi="Sitka Subheading" w:cs="Sitka Subheading"/>
-        </w:rPr>
-      </w:pPr>
-      <w:r>
-        <w:rPr>
-          <w:rFonts w:hint="default" w:ascii="Sitka Subheading" w:hAnsi="Sitka Subheading" w:cs="Sitka Subheading"/>
-        </w:rPr>
-        <w:t>Bring interface up inside namespace</w:t>
-      </w:r>
-    </w:p>
-    <w:p>
-      <w:pPr>
-        <w:numPr>
-          <w:ilvl w:val="1"/>
-          <w:numId w:val="11"/>
-        </w:numPr>
-        <w:spacing w:line="360" w:lineRule="auto"/>
-        <w:ind w:left="840" w:leftChars="0" w:hanging="420" w:firstLineChars="0"/>
-        <w:rPr>
-          <w:rFonts w:hint="default" w:ascii="Sitka Subheading" w:hAnsi="Sitka Subheading" w:cs="Sitka Subheading"/>
-        </w:rPr>
-      </w:pPr>
-    </w:p>
-    <w:p>
-      <w:pPr>
-        <w:numPr>
-          <w:ilvl w:val="1"/>
-          <w:numId w:val="11"/>
-        </w:numPr>
-        <w:spacing w:line="360" w:lineRule="auto"/>
-        <w:ind w:left="840" w:leftChars="0" w:hanging="420" w:firstLineChars="0"/>
-        <w:rPr>
-          <w:rFonts w:hint="default" w:ascii="Sitka Subheading" w:hAnsi="Sitka Subheading" w:cs="Sitka Subheading"/>
-        </w:rPr>
-      </w:pPr>
-      <w:r>
-        <w:rPr>
-          <w:rFonts w:hint="default" w:ascii="Sitka Subheading" w:hAnsi="Sitka Subheading" w:cs="Sitka Subheading"/>
-        </w:rPr>
-        <w:t>ip netns exec &lt;namespace-name&gt; ip link set &lt;interface-name&gt; up</w:t>
-      </w:r>
-    </w:p>
-    <w:p>
-      <w:pPr>
-        <w:numPr>
-          <w:ilvl w:val="1"/>
-          <w:numId w:val="11"/>
-        </w:numPr>
-        <w:spacing w:line="360" w:lineRule="auto"/>
-        <w:ind w:left="840" w:leftChars="0" w:hanging="420" w:firstLineChars="0"/>
-        <w:rPr>
-          <w:rFonts w:hint="default" w:ascii="Sitka Subheading" w:hAnsi="Sitka Subheading" w:cs="Sitka Subheading"/>
-        </w:rPr>
-      </w:pPr>
-    </w:p>
-    <w:p>
-      <w:pPr>
-        <w:numPr>
-          <w:ilvl w:val="1"/>
-          <w:numId w:val="11"/>
-        </w:numPr>
-        <w:spacing w:line="360" w:lineRule="auto"/>
-        <w:ind w:left="840" w:leftChars="0" w:hanging="420" w:firstLineChars="0"/>
-        <w:rPr>
-          <w:rFonts w:hint="default" w:ascii="Sitka Subheading" w:hAnsi="Sitka Subheading" w:cs="Sitka Subheading"/>
-        </w:rPr>
-      </w:pPr>
-      <w:r>
-        <w:rPr>
-          <w:rFonts w:hint="default" w:ascii="Sitka Subheading" w:hAnsi="Sitka Subheading" w:cs="Sitka Subheading"/>
-        </w:rPr>
-        <w:t>Examples</w:t>
-      </w:r>
-    </w:p>
-    <w:p>
-      <w:pPr>
-        <w:numPr>
-          <w:ilvl w:val="1"/>
-          <w:numId w:val="11"/>
-        </w:numPr>
-        <w:spacing w:line="360" w:lineRule="auto"/>
-        <w:ind w:left="840" w:leftChars="0" w:hanging="420" w:firstLineChars="0"/>
-        <w:rPr>
-          <w:rFonts w:hint="default" w:ascii="Sitka Subheading" w:hAnsi="Sitka Subheading" w:cs="Sitka Subheading"/>
-        </w:rPr>
-      </w:pPr>
-    </w:p>
-    <w:p>
-      <w:pPr>
-        <w:numPr>
-          <w:ilvl w:val="1"/>
-          <w:numId w:val="11"/>
-        </w:numPr>
-        <w:spacing w:line="360" w:lineRule="auto"/>
-        <w:ind w:left="840" w:leftChars="0" w:hanging="420" w:firstLineChars="0"/>
-        <w:rPr>
-          <w:rFonts w:hint="default" w:ascii="Sitka Subheading" w:hAnsi="Sitka Subheading" w:cs="Sitka Subheading"/>
-        </w:rPr>
-      </w:pPr>
-      <w:r>
-        <w:rPr>
-          <w:rFonts w:hint="default" w:ascii="Sitka Subheading" w:hAnsi="Sitka Subheading" w:cs="Sitka Subheading"/>
-        </w:rPr>
-        <w:t>ip netns exec red ip link set lo up</w:t>
-      </w:r>
-    </w:p>
-    <w:p>
-      <w:pPr>
-        <w:numPr>
-          <w:ilvl w:val="1"/>
-          <w:numId w:val="11"/>
-        </w:numPr>
-        <w:spacing w:line="360" w:lineRule="auto"/>
-        <w:ind w:left="840" w:leftChars="0" w:hanging="420" w:firstLineChars="0"/>
-        <w:rPr>
-          <w:rFonts w:hint="default" w:ascii="Sitka Subheading" w:hAnsi="Sitka Subheading" w:cs="Sitka Subheading"/>
-        </w:rPr>
-      </w:pPr>
-    </w:p>
-    <w:p>
-      <w:pPr>
-        <w:numPr>
-          <w:ilvl w:val="1"/>
-          <w:numId w:val="11"/>
-        </w:numPr>
-        <w:spacing w:line="360" w:lineRule="auto"/>
-        <w:ind w:left="840" w:leftChars="0" w:hanging="420" w:firstLineChars="0"/>
-        <w:rPr>
-          <w:rFonts w:hint="default" w:ascii="Sitka Subheading" w:hAnsi="Sitka Subheading" w:cs="Sitka Subheading"/>
-        </w:rPr>
-      </w:pPr>
-      <w:r>
-        <w:rPr>
-          <w:rFonts w:hint="default" w:ascii="Sitka Subheading" w:hAnsi="Sitka Subheading" w:cs="Sitka Subheading"/>
-        </w:rPr>
-        <w:t>ip netns exec red ip link set veth-red up</w:t>
-      </w:r>
-    </w:p>
-    <w:p>
-      <w:pPr>
-        <w:numPr>
-          <w:ilvl w:val="1"/>
-          <w:numId w:val="11"/>
-        </w:numPr>
-        <w:spacing w:line="360" w:lineRule="auto"/>
-        <w:ind w:left="840" w:leftChars="0" w:hanging="420" w:firstLineChars="0"/>
-        <w:rPr>
-          <w:rFonts w:hint="default" w:ascii="Sitka Subheading" w:hAnsi="Sitka Subheading" w:cs="Sitka Subheading"/>
-        </w:rPr>
-      </w:pPr>
-    </w:p>
-    <w:p>
-      <w:pPr>
-        <w:numPr>
-          <w:ilvl w:val="1"/>
-          <w:numId w:val="11"/>
-        </w:numPr>
-        <w:spacing w:line="360" w:lineRule="auto"/>
-        <w:ind w:left="840" w:leftChars="0" w:hanging="420" w:firstLineChars="0"/>
-        <w:rPr>
-          <w:rFonts w:hint="default" w:ascii="Sitka Subheading" w:hAnsi="Sitka Subheading" w:cs="Sitka Subheading"/>
-        </w:rPr>
-      </w:pPr>
-      <w:r>
-        <w:rPr>
-          <w:rFonts w:hint="default" w:ascii="Sitka Subheading" w:hAnsi="Sitka Subheading" w:cs="Sitka Subheading"/>
-        </w:rPr>
-        <w:t>Assign IP inside namespace</w:t>
-      </w:r>
-    </w:p>
-    <w:p>
-      <w:pPr>
-        <w:numPr>
-          <w:ilvl w:val="1"/>
-          <w:numId w:val="11"/>
-        </w:numPr>
-        <w:spacing w:line="360" w:lineRule="auto"/>
-        <w:ind w:left="840" w:leftChars="0" w:hanging="420" w:firstLineChars="0"/>
-        <w:rPr>
-          <w:rFonts w:hint="default" w:ascii="Sitka Subheading" w:hAnsi="Sitka Subheading" w:cs="Sitka Subheading"/>
-        </w:rPr>
-      </w:pPr>
-    </w:p>
-    <w:p>
-      <w:pPr>
-        <w:numPr>
-          <w:ilvl w:val="1"/>
-          <w:numId w:val="11"/>
-        </w:numPr>
-        <w:spacing w:line="360" w:lineRule="auto"/>
-        <w:ind w:left="840" w:leftChars="0" w:hanging="420" w:firstLineChars="0"/>
-        <w:rPr>
-          <w:rFonts w:hint="default" w:ascii="Sitka Subheading" w:hAnsi="Sitka Subheading" w:cs="Sitka Subheading"/>
-        </w:rPr>
-      </w:pPr>
-      <w:r>
-        <w:rPr>
-          <w:rFonts w:hint="default" w:ascii="Sitka Subheading" w:hAnsi="Sitka Subheading" w:cs="Sitka Subheading"/>
-        </w:rPr>
-        <w:t>ip netns exec &lt;namespace-name&gt; ip addr add &lt;ip&gt;/&lt;mask&gt; dev &lt;interface-name&gt;</w:t>
-      </w:r>
-    </w:p>
-    <w:p>
-      <w:pPr>
-        <w:numPr>
-          <w:ilvl w:val="1"/>
-          <w:numId w:val="11"/>
-        </w:numPr>
-        <w:spacing w:line="360" w:lineRule="auto"/>
-        <w:ind w:left="840" w:leftChars="0" w:hanging="420" w:firstLineChars="0"/>
-        <w:rPr>
-          <w:rFonts w:hint="default" w:ascii="Sitka Subheading" w:hAnsi="Sitka Subheading" w:cs="Sitka Subheading"/>
-        </w:rPr>
-      </w:pPr>
-    </w:p>
-    <w:p>
-      <w:pPr>
-        <w:numPr>
-          <w:ilvl w:val="1"/>
-          <w:numId w:val="11"/>
-        </w:numPr>
-        <w:spacing w:line="360" w:lineRule="auto"/>
-        <w:ind w:left="840" w:leftChars="0" w:hanging="420" w:firstLineChars="0"/>
-        <w:rPr>
-          <w:rFonts w:hint="default" w:ascii="Sitka Subheading" w:hAnsi="Sitka Subheading" w:cs="Sitka Subheading"/>
-        </w:rPr>
-      </w:pPr>
-      <w:r>
-        <w:rPr>
-          <w:rFonts w:hint="default" w:ascii="Sitka Subheading" w:hAnsi="Sitka Subheading" w:cs="Sitka Subheading"/>
-        </w:rPr>
-        <w:t>Examples</w:t>
-      </w:r>
-    </w:p>
-    <w:p>
-      <w:pPr>
-        <w:numPr>
-          <w:ilvl w:val="1"/>
-          <w:numId w:val="11"/>
-        </w:numPr>
-        <w:spacing w:line="360" w:lineRule="auto"/>
-        <w:ind w:left="840" w:leftChars="0" w:hanging="420" w:firstLineChars="0"/>
-        <w:rPr>
-          <w:rFonts w:hint="default" w:ascii="Sitka Subheading" w:hAnsi="Sitka Subheading" w:cs="Sitka Subheading"/>
-        </w:rPr>
-      </w:pPr>
-    </w:p>
-    <w:p>
-      <w:pPr>
-        <w:numPr>
-          <w:ilvl w:val="1"/>
-          <w:numId w:val="11"/>
-        </w:numPr>
-        <w:spacing w:line="360" w:lineRule="auto"/>
-        <w:ind w:left="840" w:leftChars="0" w:hanging="420" w:firstLineChars="0"/>
-        <w:rPr>
-          <w:rFonts w:hint="default" w:ascii="Sitka Subheading" w:hAnsi="Sitka Subheading" w:cs="Sitka Subheading"/>
-        </w:rPr>
-      </w:pPr>
-      <w:r>
-        <w:rPr>
-          <w:rFonts w:hint="default" w:ascii="Sitka Subheading" w:hAnsi="Sitka Subheading" w:cs="Sitka Subheading"/>
-        </w:rPr>
-        <w:t>ip netns exec red ip addr add 192.168.15.2/24 dev veth-red</w:t>
-      </w:r>
-    </w:p>
-    <w:p>
-      <w:pPr>
-        <w:numPr>
-          <w:ilvl w:val="1"/>
-          <w:numId w:val="11"/>
-        </w:numPr>
-        <w:spacing w:line="360" w:lineRule="auto"/>
-        <w:ind w:left="840" w:leftChars="0" w:hanging="420" w:firstLineChars="0"/>
-        <w:rPr>
-          <w:rFonts w:hint="default" w:ascii="Sitka Subheading" w:hAnsi="Sitka Subheading" w:cs="Sitka Subheading"/>
-        </w:rPr>
-      </w:pPr>
-    </w:p>
-    <w:p>
-      <w:pPr>
-        <w:numPr>
-          <w:ilvl w:val="1"/>
-          <w:numId w:val="11"/>
-        </w:numPr>
-        <w:spacing w:line="360" w:lineRule="auto"/>
-        <w:ind w:left="840" w:leftChars="0" w:hanging="420" w:firstLineChars="0"/>
-        <w:rPr>
-          <w:rFonts w:hint="default" w:ascii="Sitka Subheading" w:hAnsi="Sitka Subheading" w:cs="Sitka Subheading"/>
-        </w:rPr>
-      </w:pPr>
-      <w:r>
-        <w:rPr>
-          <w:rFonts w:hint="default" w:ascii="Sitka Subheading" w:hAnsi="Sitka Subheading" w:cs="Sitka Subheading"/>
-        </w:rPr>
-        <w:t>ip netns exec blue ip addr add 192.168.15.3/24 dev veth-blue</w:t>
-      </w:r>
-    </w:p>
-    <w:p>
-      <w:pPr>
-        <w:numPr>
-          <w:ilvl w:val="1"/>
-          <w:numId w:val="11"/>
-        </w:numPr>
-        <w:spacing w:line="360" w:lineRule="auto"/>
-        <w:ind w:left="840" w:leftChars="0" w:hanging="420" w:firstLineChars="0"/>
-        <w:rPr>
-          <w:rFonts w:hint="default" w:ascii="Sitka Subheading" w:hAnsi="Sitka Subheading" w:cs="Sitka Subheading"/>
-        </w:rPr>
-      </w:pPr>
-    </w:p>
-    <w:p>
-      <w:pPr>
-        <w:numPr>
-          <w:ilvl w:val="1"/>
-          <w:numId w:val="11"/>
-        </w:numPr>
-        <w:spacing w:line="360" w:lineRule="auto"/>
-        <w:ind w:left="840" w:leftChars="0" w:hanging="420" w:firstLineChars="0"/>
-        <w:rPr>
-          <w:rFonts w:hint="default" w:ascii="Sitka Subheading" w:hAnsi="Sitka Subheading" w:cs="Sitka Subheading"/>
-        </w:rPr>
-      </w:pPr>
-      <w:r>
-        <w:rPr>
-          <w:rFonts w:hint="default" w:ascii="Sitka Subheading" w:hAnsi="Sitka Subheading" w:cs="Sitka Subheading"/>
-        </w:rPr>
-        <w:t>Ping from namespace</w:t>
-      </w:r>
-    </w:p>
-    <w:p>
-      <w:pPr>
-        <w:numPr>
-          <w:ilvl w:val="1"/>
-          <w:numId w:val="11"/>
-        </w:numPr>
-        <w:spacing w:line="360" w:lineRule="auto"/>
-        <w:ind w:left="840" w:leftChars="0" w:hanging="420" w:firstLineChars="0"/>
-        <w:rPr>
-          <w:rFonts w:hint="default" w:ascii="Sitka Subheading" w:hAnsi="Sitka Subheading" w:cs="Sitka Subheading"/>
-        </w:rPr>
-      </w:pPr>
-    </w:p>
-    <w:p>
-      <w:pPr>
-        <w:numPr>
-          <w:ilvl w:val="1"/>
-          <w:numId w:val="11"/>
-        </w:numPr>
-        <w:spacing w:line="360" w:lineRule="auto"/>
-        <w:ind w:left="840" w:leftChars="0" w:hanging="420" w:firstLineChars="0"/>
-        <w:rPr>
-          <w:rFonts w:hint="default" w:ascii="Sitka Subheading" w:hAnsi="Sitka Subheading" w:cs="Sitka Subheading"/>
-        </w:rPr>
-      </w:pPr>
-      <w:r>
-        <w:rPr>
-          <w:rFonts w:hint="default" w:ascii="Sitka Subheading" w:hAnsi="Sitka Subheading" w:cs="Sitka Subheading"/>
-        </w:rPr>
-        <w:t>ip netns exec &lt;namespace-name&gt; ping -c 4 &lt;ip&gt;</w:t>
-      </w:r>
-    </w:p>
-    <w:p>
-      <w:pPr>
-        <w:numPr>
-          <w:ilvl w:val="1"/>
-          <w:numId w:val="11"/>
-        </w:numPr>
-        <w:spacing w:line="360" w:lineRule="auto"/>
-        <w:ind w:left="840" w:leftChars="0" w:hanging="420" w:firstLineChars="0"/>
-        <w:rPr>
-          <w:rFonts w:hint="default" w:ascii="Sitka Subheading" w:hAnsi="Sitka Subheading" w:cs="Sitka Subheading"/>
-        </w:rPr>
-      </w:pPr>
-    </w:p>
-    <w:p>
-      <w:pPr>
-        <w:numPr>
-          <w:ilvl w:val="1"/>
-          <w:numId w:val="11"/>
-        </w:numPr>
-        <w:spacing w:line="360" w:lineRule="auto"/>
-        <w:ind w:left="840" w:leftChars="0" w:hanging="420" w:firstLineChars="0"/>
-        <w:rPr>
-          <w:rFonts w:hint="default" w:ascii="Sitka Subheading" w:hAnsi="Sitka Subheading" w:cs="Sitka Subheading"/>
-        </w:rPr>
-      </w:pPr>
-      <w:r>
-        <w:rPr>
-          <w:rFonts w:hint="default" w:ascii="Sitka Subheading" w:hAnsi="Sitka Subheading" w:cs="Sitka Subheading"/>
-        </w:rPr>
-        <w:t>Examples</w:t>
-      </w:r>
-    </w:p>
-    <w:p>
-      <w:pPr>
-        <w:numPr>
-          <w:ilvl w:val="1"/>
-          <w:numId w:val="11"/>
-        </w:numPr>
-        <w:spacing w:line="360" w:lineRule="auto"/>
-        <w:ind w:left="840" w:leftChars="0" w:hanging="420" w:firstLineChars="0"/>
-        <w:rPr>
-          <w:rFonts w:hint="default" w:ascii="Sitka Subheading" w:hAnsi="Sitka Subheading" w:cs="Sitka Subheading"/>
-        </w:rPr>
-      </w:pPr>
-    </w:p>
-    <w:p>
-      <w:pPr>
-        <w:numPr>
-          <w:ilvl w:val="1"/>
-          <w:numId w:val="11"/>
-        </w:numPr>
-        <w:spacing w:line="360" w:lineRule="auto"/>
-        <w:ind w:left="840" w:leftChars="0" w:hanging="420" w:firstLineChars="0"/>
-        <w:rPr>
-          <w:rFonts w:hint="default" w:ascii="Sitka Subheading" w:hAnsi="Sitka Subheading" w:cs="Sitka Subheading"/>
-        </w:rPr>
-      </w:pPr>
-      <w:r>
-        <w:rPr>
-          <w:rFonts w:hint="default" w:ascii="Sitka Subheading" w:hAnsi="Sitka Subheading" w:cs="Sitka Subheading"/>
-        </w:rPr>
-        <w:t>ip netns exec red ping -c 4 192.168.15.3</w:t>
-      </w:r>
-    </w:p>
-    <w:p>
-      <w:pPr>
-        <w:numPr>
-          <w:ilvl w:val="1"/>
-          <w:numId w:val="11"/>
-        </w:numPr>
-        <w:spacing w:line="360" w:lineRule="auto"/>
-        <w:ind w:left="840" w:leftChars="0" w:hanging="420" w:firstLineChars="0"/>
-        <w:rPr>
-          <w:rFonts w:hint="default" w:ascii="Sitka Subheading" w:hAnsi="Sitka Subheading" w:cs="Sitka Subheading"/>
-        </w:rPr>
-      </w:pPr>
-    </w:p>
-    <w:p>
-      <w:pPr>
-        <w:numPr>
-          <w:ilvl w:val="1"/>
-          <w:numId w:val="11"/>
-        </w:numPr>
-        <w:spacing w:line="360" w:lineRule="auto"/>
-        <w:ind w:left="840" w:leftChars="0" w:hanging="420" w:firstLineChars="0"/>
-        <w:rPr>
-          <w:rFonts w:hint="default" w:ascii="Sitka Subheading" w:hAnsi="Sitka Subheading" w:cs="Sitka Subheading"/>
-        </w:rPr>
-      </w:pPr>
-      <w:r>
-        <w:rPr>
-          <w:rFonts w:hint="default" w:ascii="Sitka Subheading" w:hAnsi="Sitka Subheading" w:cs="Sitka Subheading"/>
-        </w:rPr>
-        <w:t>ip netns exec blue ping -c 4 192.168.15.2</w:t>
-      </w:r>
-    </w:p>
-    <w:p>
-      <w:pPr>
-        <w:numPr>
-          <w:ilvl w:val="1"/>
-          <w:numId w:val="11"/>
-        </w:numPr>
-        <w:spacing w:line="360" w:lineRule="auto"/>
-        <w:ind w:left="840" w:leftChars="0" w:hanging="420" w:firstLineChars="0"/>
-        <w:rPr>
-          <w:rFonts w:hint="default" w:ascii="Sitka Subheading" w:hAnsi="Sitka Subheading" w:cs="Sitka Subheading"/>
-        </w:rPr>
-      </w:pPr>
-    </w:p>
-    <w:p>
-      <w:pPr>
-        <w:numPr>
-          <w:ilvl w:val="1"/>
-          <w:numId w:val="11"/>
-        </w:numPr>
-        <w:spacing w:line="360" w:lineRule="auto"/>
-        <w:ind w:left="840" w:leftChars="0" w:hanging="420" w:firstLineChars="0"/>
-        <w:rPr>
-          <w:rFonts w:hint="default" w:ascii="Sitka Subheading" w:hAnsi="Sitka Subheading" w:cs="Sitka Subheading"/>
-        </w:rPr>
-      </w:pPr>
-      <w:r>
-        <w:rPr>
-          <w:rFonts w:hint="default" w:ascii="Sitka Subheading" w:hAnsi="Sitka Subheading" w:cs="Sitka Subheading"/>
-        </w:rPr>
-        <w:t>Ping from host</w:t>
-      </w:r>
-    </w:p>
-    <w:p>
-      <w:pPr>
-        <w:numPr>
-          <w:ilvl w:val="1"/>
-          <w:numId w:val="11"/>
-        </w:numPr>
-        <w:spacing w:line="360" w:lineRule="auto"/>
-        <w:ind w:left="840" w:leftChars="0" w:hanging="420" w:firstLineChars="0"/>
-        <w:rPr>
-          <w:rFonts w:hint="default" w:ascii="Sitka Subheading" w:hAnsi="Sitka Subheading" w:cs="Sitka Subheading"/>
-        </w:rPr>
-      </w:pPr>
-    </w:p>
-    <w:p>
-      <w:pPr>
-        <w:numPr>
-          <w:ilvl w:val="1"/>
-          <w:numId w:val="11"/>
-        </w:numPr>
-        <w:spacing w:line="360" w:lineRule="auto"/>
-        <w:ind w:left="840" w:leftChars="0" w:hanging="420" w:firstLineChars="0"/>
-        <w:rPr>
-          <w:rFonts w:hint="default" w:ascii="Sitka Subheading" w:hAnsi="Sitka Subheading" w:cs="Sitka Subheading"/>
-        </w:rPr>
-      </w:pPr>
-      <w:r>
-        <w:rPr>
-          <w:rFonts w:hint="default" w:ascii="Sitka Subheading" w:hAnsi="Sitka Subheading" w:cs="Sitka Subheading"/>
-        </w:rPr>
-        <w:t>ping -c 4 &lt;ip&gt;</w:t>
-      </w:r>
-    </w:p>
-    <w:p>
-      <w:pPr>
-        <w:numPr>
-          <w:ilvl w:val="1"/>
-          <w:numId w:val="11"/>
-        </w:numPr>
-        <w:spacing w:line="360" w:lineRule="auto"/>
-        <w:ind w:left="840" w:leftChars="0" w:hanging="420" w:firstLineChars="0"/>
-        <w:rPr>
-          <w:rFonts w:hint="default" w:ascii="Sitka Subheading" w:hAnsi="Sitka Subheading" w:cs="Sitka Subheading"/>
-        </w:rPr>
-      </w:pPr>
-    </w:p>
-    <w:p>
-      <w:pPr>
-        <w:numPr>
-          <w:ilvl w:val="1"/>
-          <w:numId w:val="11"/>
-        </w:numPr>
-        <w:spacing w:line="360" w:lineRule="auto"/>
-        <w:ind w:left="840" w:leftChars="0" w:hanging="420" w:firstLineChars="0"/>
-        <w:rPr>
-          <w:rFonts w:hint="default" w:ascii="Sitka Subheading" w:hAnsi="Sitka Subheading" w:cs="Sitka Subheading"/>
-        </w:rPr>
-      </w:pPr>
-      <w:r>
-        <w:rPr>
-          <w:rFonts w:hint="default" w:ascii="Sitka Subheading" w:hAnsi="Sitka Subheading" w:cs="Sitka Subheading"/>
-        </w:rPr>
-        <w:t>Examples</w:t>
-      </w:r>
-    </w:p>
-    <w:p>
-      <w:pPr>
-        <w:numPr>
-          <w:ilvl w:val="1"/>
-          <w:numId w:val="11"/>
-        </w:numPr>
-        <w:spacing w:line="360" w:lineRule="auto"/>
-        <w:ind w:left="840" w:leftChars="0" w:hanging="420" w:firstLineChars="0"/>
-        <w:rPr>
-          <w:rFonts w:hint="default" w:ascii="Sitka Subheading" w:hAnsi="Sitka Subheading" w:cs="Sitka Subheading"/>
-        </w:rPr>
-      </w:pPr>
-    </w:p>
-    <w:p>
-      <w:pPr>
-        <w:numPr>
-          <w:ilvl w:val="1"/>
-          <w:numId w:val="11"/>
-        </w:numPr>
-        <w:spacing w:line="360" w:lineRule="auto"/>
-        <w:ind w:left="840" w:leftChars="0" w:hanging="420" w:firstLineChars="0"/>
-        <w:rPr>
-          <w:rFonts w:hint="default" w:ascii="Sitka Subheading" w:hAnsi="Sitka Subheading" w:cs="Sitka Subheading"/>
-        </w:rPr>
-      </w:pPr>
-      <w:r>
-        <w:rPr>
-          <w:rFonts w:hint="default" w:ascii="Sitka Subheading" w:hAnsi="Sitka Subheading" w:cs="Sitka Subheading"/>
-        </w:rPr>
-        <w:t>ping -c 4 192.168.15.2</w:t>
-      </w:r>
-    </w:p>
-    <w:p>
-      <w:pPr>
-        <w:numPr>
-          <w:ilvl w:val="1"/>
-          <w:numId w:val="11"/>
-        </w:numPr>
-        <w:spacing w:line="360" w:lineRule="auto"/>
-        <w:ind w:left="840" w:leftChars="0" w:hanging="420" w:firstLineChars="0"/>
-        <w:rPr>
-          <w:rFonts w:hint="default" w:ascii="Sitka Subheading" w:hAnsi="Sitka Subheading" w:cs="Sitka Subheading"/>
-        </w:rPr>
-      </w:pPr>
-    </w:p>
-    <w:p>
-      <w:pPr>
-        <w:numPr>
-          <w:ilvl w:val="1"/>
-          <w:numId w:val="11"/>
-        </w:numPr>
-        <w:spacing w:line="360" w:lineRule="auto"/>
-        <w:ind w:left="840" w:leftChars="0" w:hanging="420" w:firstLineChars="0"/>
-        <w:rPr>
-          <w:rFonts w:hint="default" w:ascii="Sitka Subheading" w:hAnsi="Sitka Subheading" w:cs="Sitka Subheading"/>
-        </w:rPr>
-      </w:pPr>
-      <w:r>
-        <w:rPr>
-          <w:rFonts w:hint="default" w:ascii="Sitka Subheading" w:hAnsi="Sitka Subheading" w:cs="Sitka Subheading"/>
-        </w:rPr>
-        <w:t>ping -c 4 192.168.15.3</w:t>
-      </w:r>
-    </w:p>
-    <w:p>
-      <w:pPr>
-        <w:numPr>
-          <w:ilvl w:val="1"/>
-          <w:numId w:val="11"/>
-        </w:numPr>
-        <w:spacing w:line="360" w:lineRule="auto"/>
-        <w:ind w:left="840" w:leftChars="0" w:hanging="420" w:firstLineChars="0"/>
-        <w:rPr>
-          <w:rFonts w:hint="default" w:ascii="Sitka Subheading" w:hAnsi="Sitka Subheading" w:cs="Sitka Subheading"/>
-        </w:rPr>
-      </w:pPr>
-    </w:p>
-    <w:p>
-      <w:pPr>
-        <w:numPr>
-          <w:ilvl w:val="1"/>
-          <w:numId w:val="11"/>
-        </w:numPr>
-        <w:spacing w:line="360" w:lineRule="auto"/>
-        <w:ind w:left="840" w:leftChars="0" w:hanging="420" w:firstLineChars="0"/>
-        <w:rPr>
-          <w:rFonts w:hint="default" w:ascii="Sitka Subheading" w:hAnsi="Sitka Subheading" w:cs="Sitka Subheading"/>
-        </w:rPr>
-      </w:pPr>
-      <w:r>
-        <w:rPr>
-          <w:rFonts w:hint="default" w:ascii="Sitka Subheading" w:hAnsi="Sitka Subheading" w:cs="Sitka Subheading"/>
-        </w:rPr>
-        <w:t>Add route in host</w:t>
-      </w:r>
-    </w:p>
-    <w:p>
-      <w:pPr>
-        <w:numPr>
-          <w:ilvl w:val="1"/>
-          <w:numId w:val="11"/>
-        </w:numPr>
-        <w:spacing w:line="360" w:lineRule="auto"/>
-        <w:ind w:left="840" w:leftChars="0" w:hanging="420" w:firstLineChars="0"/>
-        <w:rPr>
-          <w:rFonts w:hint="default" w:ascii="Sitka Subheading" w:hAnsi="Sitka Subheading" w:cs="Sitka Subheading"/>
-        </w:rPr>
-      </w:pPr>
-    </w:p>
-    <w:p>
-      <w:pPr>
-        <w:numPr>
-          <w:ilvl w:val="1"/>
-          <w:numId w:val="11"/>
-        </w:numPr>
-        <w:spacing w:line="360" w:lineRule="auto"/>
-        <w:ind w:left="840" w:leftChars="0" w:hanging="420" w:firstLineChars="0"/>
-        <w:rPr>
-          <w:rFonts w:hint="default" w:ascii="Sitka Subheading" w:hAnsi="Sitka Subheading" w:cs="Sitka Subheading"/>
-        </w:rPr>
-      </w:pPr>
-      <w:r>
-        <w:rPr>
-          <w:rFonts w:hint="default" w:ascii="Sitka Subheading" w:hAnsi="Sitka Subheading" w:cs="Sitka Subheading"/>
-        </w:rPr>
-        <w:t>ip route add &lt;network-ip&gt; via &lt;gateway-ip&gt;</w:t>
-      </w:r>
-    </w:p>
-    <w:p>
-      <w:pPr>
-        <w:numPr>
-          <w:ilvl w:val="1"/>
-          <w:numId w:val="11"/>
-        </w:numPr>
-        <w:spacing w:line="360" w:lineRule="auto"/>
-        <w:ind w:left="840" w:leftChars="0" w:hanging="420" w:firstLineChars="0"/>
-        <w:rPr>
-          <w:rFonts w:hint="default" w:ascii="Sitka Subheading" w:hAnsi="Sitka Subheading" w:cs="Sitka Subheading"/>
-        </w:rPr>
-      </w:pPr>
-    </w:p>
-    <w:p>
-      <w:pPr>
-        <w:numPr>
-          <w:ilvl w:val="1"/>
-          <w:numId w:val="11"/>
-        </w:numPr>
-        <w:spacing w:line="360" w:lineRule="auto"/>
-        <w:ind w:left="840" w:leftChars="0" w:hanging="420" w:firstLineChars="0"/>
-        <w:rPr>
-          <w:rFonts w:hint="default" w:ascii="Sitka Subheading" w:hAnsi="Sitka Subheading" w:cs="Sitka Subheading"/>
-        </w:rPr>
-      </w:pPr>
-      <w:r>
-        <w:rPr>
-          <w:rFonts w:hint="default" w:ascii="Sitka Subheading" w:hAnsi="Sitka Subheading" w:cs="Sitka Subheading"/>
-        </w:rPr>
-        <w:t>Example</w:t>
-      </w:r>
-    </w:p>
-    <w:p>
-      <w:pPr>
-        <w:numPr>
-          <w:ilvl w:val="1"/>
-          <w:numId w:val="11"/>
-        </w:numPr>
-        <w:spacing w:line="360" w:lineRule="auto"/>
-        <w:ind w:left="840" w:leftChars="0" w:hanging="420" w:firstLineChars="0"/>
-        <w:rPr>
-          <w:rFonts w:hint="default" w:ascii="Sitka Subheading" w:hAnsi="Sitka Subheading" w:cs="Sitka Subheading"/>
-        </w:rPr>
-      </w:pPr>
-    </w:p>
-    <w:p>
-      <w:pPr>
-        <w:numPr>
-          <w:ilvl w:val="1"/>
-          <w:numId w:val="11"/>
-        </w:numPr>
-        <w:spacing w:line="360" w:lineRule="auto"/>
-        <w:ind w:left="840" w:leftChars="0" w:hanging="420" w:firstLineChars="0"/>
-        <w:rPr>
-          <w:rFonts w:hint="default" w:ascii="Sitka Subheading" w:hAnsi="Sitka Subheading" w:cs="Sitka Subheading"/>
-        </w:rPr>
-      </w:pPr>
-      <w:r>
-        <w:rPr>
-          <w:rFonts w:hint="default" w:ascii="Sitka Subheading" w:hAnsi="Sitka Subheading" w:cs="Sitka Subheading"/>
-        </w:rPr>
-        <w:t>ip route add 192.168.15.0 via 192.168.25.2</w:t>
-      </w:r>
-    </w:p>
-    <w:p>
-      <w:pPr>
-        <w:numPr>
-          <w:ilvl w:val="1"/>
-          <w:numId w:val="11"/>
-        </w:numPr>
-        <w:spacing w:line="360" w:lineRule="auto"/>
-        <w:ind w:left="840" w:leftChars="0" w:hanging="420" w:firstLineChars="0"/>
-        <w:rPr>
-          <w:rFonts w:hint="default" w:ascii="Sitka Subheading" w:hAnsi="Sitka Subheading" w:cs="Sitka Subheading"/>
-        </w:rPr>
-      </w:pPr>
-    </w:p>
-    <w:p>
-      <w:pPr>
-        <w:numPr>
-          <w:ilvl w:val="1"/>
-          <w:numId w:val="11"/>
-        </w:numPr>
-        <w:spacing w:line="360" w:lineRule="auto"/>
-        <w:ind w:left="840" w:leftChars="0" w:hanging="420" w:firstLineChars="0"/>
-        <w:rPr>
-          <w:rFonts w:hint="default" w:ascii="Sitka Subheading" w:hAnsi="Sitka Subheading" w:cs="Sitka Subheading"/>
-        </w:rPr>
-      </w:pPr>
-      <w:r>
-        <w:rPr>
-          <w:rFonts w:hint="default" w:ascii="Sitka Subheading" w:hAnsi="Sitka Subheading" w:cs="Sitka Subheading"/>
-        </w:rPr>
-        <w:t>Delete interface</w:t>
-      </w:r>
-    </w:p>
-    <w:p>
-      <w:pPr>
-        <w:numPr>
-          <w:ilvl w:val="1"/>
-          <w:numId w:val="11"/>
-        </w:numPr>
-        <w:spacing w:line="360" w:lineRule="auto"/>
-        <w:ind w:left="840" w:leftChars="0" w:hanging="420" w:firstLineChars="0"/>
-        <w:rPr>
-          <w:rFonts w:hint="default" w:ascii="Sitka Subheading" w:hAnsi="Sitka Subheading" w:cs="Sitka Subheading"/>
-        </w:rPr>
-      </w:pPr>
-    </w:p>
-    <w:p>
-      <w:pPr>
-        <w:numPr>
-          <w:ilvl w:val="1"/>
-          <w:numId w:val="11"/>
-        </w:numPr>
-        <w:spacing w:line="360" w:lineRule="auto"/>
-        <w:ind w:left="840" w:leftChars="0" w:hanging="420" w:firstLineChars="0"/>
-        <w:rPr>
-          <w:rFonts w:hint="default" w:ascii="Sitka Subheading" w:hAnsi="Sitka Subheading" w:cs="Sitka Subheading"/>
-        </w:rPr>
-      </w:pPr>
-      <w:r>
-        <w:rPr>
-          <w:rFonts w:hint="default" w:ascii="Sitka Subheading" w:hAnsi="Sitka Subheading" w:cs="Sitka Subheading"/>
-        </w:rPr>
-        <w:t>ip link delete &lt;interface-name&gt;</w:t>
-      </w:r>
-    </w:p>
-    <w:p>
-      <w:pPr>
-        <w:numPr>
-          <w:ilvl w:val="1"/>
-          <w:numId w:val="11"/>
-        </w:numPr>
-        <w:spacing w:line="360" w:lineRule="auto"/>
-        <w:ind w:left="840" w:leftChars="0" w:hanging="420" w:firstLineChars="0"/>
-        <w:rPr>
-          <w:rFonts w:hint="default" w:ascii="Sitka Subheading" w:hAnsi="Sitka Subheading" w:cs="Sitka Subheading"/>
-        </w:rPr>
-      </w:pPr>
-    </w:p>
-    <w:p>
-      <w:pPr>
-        <w:numPr>
-          <w:ilvl w:val="1"/>
-          <w:numId w:val="11"/>
-        </w:numPr>
-        <w:spacing w:line="360" w:lineRule="auto"/>
-        <w:ind w:left="840" w:leftChars="0" w:hanging="420" w:firstLineChars="0"/>
-        <w:rPr>
-          <w:rFonts w:hint="default" w:ascii="Sitka Subheading" w:hAnsi="Sitka Subheading" w:cs="Sitka Subheading"/>
-        </w:rPr>
-      </w:pPr>
-      <w:r>
-        <w:rPr>
-          <w:rFonts w:hint="default" w:ascii="Sitka Subheading" w:hAnsi="Sitka Subheading" w:cs="Sitka Subheading"/>
-        </w:rPr>
-        <w:t>Examples</w:t>
-      </w:r>
-    </w:p>
-    <w:p>
-      <w:pPr>
-        <w:numPr>
-          <w:ilvl w:val="1"/>
-          <w:numId w:val="11"/>
-        </w:numPr>
-        <w:spacing w:line="360" w:lineRule="auto"/>
-        <w:ind w:left="840" w:leftChars="0" w:hanging="420" w:firstLineChars="0"/>
-        <w:rPr>
-          <w:rFonts w:hint="default" w:ascii="Sitka Subheading" w:hAnsi="Sitka Subheading" w:cs="Sitka Subheading"/>
-        </w:rPr>
-      </w:pPr>
-    </w:p>
-    <w:p>
-      <w:pPr>
-        <w:numPr>
-          <w:ilvl w:val="1"/>
-          <w:numId w:val="11"/>
-        </w:numPr>
-        <w:spacing w:line="360" w:lineRule="auto"/>
-        <w:ind w:left="840" w:leftChars="0" w:hanging="420" w:firstLineChars="0"/>
-        <w:rPr>
-          <w:rFonts w:hint="default" w:ascii="Sitka Subheading" w:hAnsi="Sitka Subheading" w:cs="Sitka Subheading"/>
-        </w:rPr>
-      </w:pPr>
-      <w:r>
-        <w:rPr>
-          <w:rFonts w:hint="default" w:ascii="Sitka Subheading" w:hAnsi="Sitka Subheading" w:cs="Sitka Subheading"/>
-        </w:rPr>
-        <w:t>ip netns exec red ip link delete veth-red</w:t>
-      </w:r>
-    </w:p>
-    <w:p>
-      <w:pPr>
-        <w:numPr>
-          <w:ilvl w:val="1"/>
-          <w:numId w:val="11"/>
-        </w:numPr>
-        <w:spacing w:line="360" w:lineRule="auto"/>
-        <w:ind w:left="840" w:leftChars="0" w:hanging="420" w:firstLineChars="0"/>
-        <w:rPr>
-          <w:rFonts w:hint="default" w:ascii="Sitka Subheading" w:hAnsi="Sitka Subheading" w:cs="Sitka Subheading"/>
-        </w:rPr>
-      </w:pPr>
-    </w:p>
-    <w:p>
-      <w:pPr>
-        <w:numPr>
-          <w:ilvl w:val="1"/>
-          <w:numId w:val="11"/>
-        </w:numPr>
-        <w:spacing w:line="360" w:lineRule="auto"/>
-        <w:ind w:left="840" w:leftChars="0" w:hanging="420" w:firstLineChars="0"/>
-        <w:rPr>
-          <w:rFonts w:hint="default" w:ascii="Sitka Subheading" w:hAnsi="Sitka Subheading" w:cs="Sitka Subheading"/>
-        </w:rPr>
-      </w:pPr>
-      <w:r>
-        <w:rPr>
-          <w:rFonts w:hint="default" w:ascii="Sitka Subheading" w:hAnsi="Sitka Subheading" w:cs="Sitka Subheading"/>
-        </w:rPr>
-        <w:t>ip link delete veth2-red-host</w:t>
-      </w:r>
-    </w:p>
-    <w:p>
-      <w:pPr>
-        <w:numPr>
-          <w:ilvl w:val="1"/>
-          <w:numId w:val="11"/>
-        </w:numPr>
-        <w:spacing w:line="360" w:lineRule="auto"/>
-        <w:ind w:left="840" w:leftChars="0" w:hanging="420" w:firstLineChars="0"/>
-        <w:rPr>
-          <w:rFonts w:hint="default" w:ascii="Sitka Subheading" w:hAnsi="Sitka Subheading" w:cs="Sitka Subheading"/>
-        </w:rPr>
-      </w:pPr>
-    </w:p>
-    <w:p>
-      <w:pPr>
-        <w:numPr>
-          <w:ilvl w:val="1"/>
-          <w:numId w:val="11"/>
-        </w:numPr>
-        <w:spacing w:line="360" w:lineRule="auto"/>
-        <w:ind w:left="840" w:leftChars="0" w:hanging="420" w:firstLineChars="0"/>
-        <w:rPr>
-          <w:rFonts w:hint="default" w:ascii="Sitka Subheading" w:hAnsi="Sitka Subheading" w:cs="Sitka Subheading"/>
-        </w:rPr>
-      </w:pPr>
-      <w:r>
-        <w:rPr>
-          <w:rFonts w:hint="default" w:ascii="Sitka Subheading" w:hAnsi="Sitka Subheading" w:cs="Sitka Subheading"/>
-        </w:rPr>
-        <w:t>Create bridge</w:t>
-      </w:r>
-    </w:p>
-    <w:p>
-      <w:pPr>
-        <w:numPr>
-          <w:ilvl w:val="1"/>
-          <w:numId w:val="11"/>
-        </w:numPr>
-        <w:spacing w:line="360" w:lineRule="auto"/>
-        <w:ind w:left="840" w:leftChars="0" w:hanging="420" w:firstLineChars="0"/>
-        <w:rPr>
-          <w:rFonts w:hint="default" w:ascii="Sitka Subheading" w:hAnsi="Sitka Subheading" w:cs="Sitka Subheading"/>
-        </w:rPr>
-      </w:pPr>
-    </w:p>
-    <w:p>
-      <w:pPr>
-        <w:numPr>
-          <w:ilvl w:val="1"/>
-          <w:numId w:val="11"/>
-        </w:numPr>
-        <w:spacing w:line="360" w:lineRule="auto"/>
-        <w:ind w:left="840" w:leftChars="0" w:hanging="420" w:firstLineChars="0"/>
-        <w:rPr>
-          <w:rFonts w:hint="default" w:ascii="Sitka Subheading" w:hAnsi="Sitka Subheading" w:cs="Sitka Subheading"/>
-        </w:rPr>
-      </w:pPr>
-      <w:r>
-        <w:rPr>
-          <w:rFonts w:hint="default" w:ascii="Sitka Subheading" w:hAnsi="Sitka Subheading" w:cs="Sitka Subheading"/>
-        </w:rPr>
-        <w:t>ip link add &lt;bridge-name&gt; type bridge</w:t>
-      </w:r>
-    </w:p>
-    <w:p>
-      <w:pPr>
-        <w:numPr>
-          <w:ilvl w:val="1"/>
-          <w:numId w:val="11"/>
-        </w:numPr>
-        <w:spacing w:line="360" w:lineRule="auto"/>
-        <w:ind w:left="840" w:leftChars="0" w:hanging="420" w:firstLineChars="0"/>
-        <w:rPr>
-          <w:rFonts w:hint="default" w:ascii="Sitka Subheading" w:hAnsi="Sitka Subheading" w:cs="Sitka Subheading"/>
-        </w:rPr>
-      </w:pPr>
-    </w:p>
-    <w:p>
-      <w:pPr>
-        <w:numPr>
-          <w:ilvl w:val="1"/>
-          <w:numId w:val="11"/>
-        </w:numPr>
-        <w:spacing w:line="360" w:lineRule="auto"/>
-        <w:ind w:left="840" w:leftChars="0" w:hanging="420" w:firstLineChars="0"/>
-        <w:rPr>
-          <w:rFonts w:hint="default" w:ascii="Sitka Subheading" w:hAnsi="Sitka Subheading" w:cs="Sitka Subheading"/>
-        </w:rPr>
-      </w:pPr>
-      <w:r>
-        <w:rPr>
-          <w:rFonts w:hint="default" w:ascii="Sitka Subheading" w:hAnsi="Sitka Subheading" w:cs="Sitka Subheading"/>
-        </w:rPr>
-        <w:t>Example</w:t>
-      </w:r>
-    </w:p>
-    <w:p>
-      <w:pPr>
-        <w:numPr>
-          <w:ilvl w:val="1"/>
-          <w:numId w:val="11"/>
-        </w:numPr>
-        <w:spacing w:line="360" w:lineRule="auto"/>
-        <w:ind w:left="840" w:leftChars="0" w:hanging="420" w:firstLineChars="0"/>
-        <w:rPr>
-          <w:rFonts w:hint="default" w:ascii="Sitka Subheading" w:hAnsi="Sitka Subheading" w:cs="Sitka Subheading"/>
-        </w:rPr>
-      </w:pPr>
-    </w:p>
-    <w:p>
-      <w:pPr>
-        <w:numPr>
-          <w:ilvl w:val="1"/>
-          <w:numId w:val="11"/>
-        </w:numPr>
-        <w:spacing w:line="360" w:lineRule="auto"/>
-        <w:ind w:left="840" w:leftChars="0" w:hanging="420" w:firstLineChars="0"/>
-        <w:rPr>
-          <w:rFonts w:hint="default" w:ascii="Sitka Subheading" w:hAnsi="Sitka Subheading" w:cs="Sitka Subheading"/>
-        </w:rPr>
-      </w:pPr>
-      <w:r>
-        <w:rPr>
-          <w:rFonts w:hint="default" w:ascii="Sitka Subheading" w:hAnsi="Sitka Subheading" w:cs="Sitka Subheading"/>
-        </w:rPr>
-        <w:t>ip link add v-net-0 type bridge</w:t>
-      </w:r>
-    </w:p>
-    <w:p>
-      <w:pPr>
-        <w:numPr>
-          <w:ilvl w:val="1"/>
-          <w:numId w:val="11"/>
-        </w:numPr>
-        <w:spacing w:line="360" w:lineRule="auto"/>
-        <w:ind w:left="840" w:leftChars="0" w:hanging="420" w:firstLineChars="0"/>
-        <w:rPr>
-          <w:rFonts w:hint="default" w:ascii="Sitka Subheading" w:hAnsi="Sitka Subheading" w:cs="Sitka Subheading"/>
-        </w:rPr>
-      </w:pPr>
-    </w:p>
-    <w:p>
-      <w:pPr>
-        <w:numPr>
-          <w:ilvl w:val="1"/>
-          <w:numId w:val="11"/>
-        </w:numPr>
-        <w:spacing w:line="360" w:lineRule="auto"/>
-        <w:ind w:left="840" w:leftChars="0" w:hanging="420" w:firstLineChars="0"/>
-        <w:rPr>
-          <w:rFonts w:hint="default" w:ascii="Sitka Subheading" w:hAnsi="Sitka Subheading" w:cs="Sitka Subheading"/>
-        </w:rPr>
-      </w:pPr>
-      <w:r>
-        <w:rPr>
-          <w:rFonts w:hint="default" w:ascii="Sitka Subheading" w:hAnsi="Sitka Subheading" w:cs="Sitka Subheading"/>
-        </w:rPr>
-        <w:t>Bring bridge up</w:t>
-      </w:r>
-    </w:p>
-    <w:p>
-      <w:pPr>
-        <w:numPr>
-          <w:ilvl w:val="1"/>
-          <w:numId w:val="11"/>
-        </w:numPr>
-        <w:spacing w:line="360" w:lineRule="auto"/>
-        <w:ind w:left="840" w:leftChars="0" w:hanging="420" w:firstLineChars="0"/>
-        <w:rPr>
-          <w:rFonts w:hint="default" w:ascii="Sitka Subheading" w:hAnsi="Sitka Subheading" w:cs="Sitka Subheading"/>
-        </w:rPr>
-      </w:pPr>
-    </w:p>
-    <w:p>
-      <w:pPr>
-        <w:numPr>
-          <w:ilvl w:val="1"/>
-          <w:numId w:val="11"/>
-        </w:numPr>
-        <w:spacing w:line="360" w:lineRule="auto"/>
-        <w:ind w:left="840" w:leftChars="0" w:hanging="420" w:firstLineChars="0"/>
-        <w:rPr>
-          <w:rFonts w:hint="default" w:ascii="Sitka Subheading" w:hAnsi="Sitka Subheading" w:cs="Sitka Subheading"/>
-        </w:rPr>
-      </w:pPr>
-      <w:r>
-        <w:rPr>
-          <w:rFonts w:hint="default" w:ascii="Sitka Subheading" w:hAnsi="Sitka Subheading" w:cs="Sitka Subheading"/>
-        </w:rPr>
-        <w:t>ip link set &lt;bridge-name&gt; up</w:t>
-      </w:r>
-    </w:p>
-    <w:p>
-      <w:pPr>
-        <w:numPr>
-          <w:ilvl w:val="1"/>
-          <w:numId w:val="11"/>
-        </w:numPr>
-        <w:spacing w:line="360" w:lineRule="auto"/>
-        <w:ind w:left="840" w:leftChars="0" w:hanging="420" w:firstLineChars="0"/>
-        <w:rPr>
-          <w:rFonts w:hint="default" w:ascii="Sitka Subheading" w:hAnsi="Sitka Subheading" w:cs="Sitka Subheading"/>
-        </w:rPr>
-      </w:pPr>
-    </w:p>
-    <w:p>
-      <w:pPr>
-        <w:numPr>
-          <w:ilvl w:val="1"/>
-          <w:numId w:val="11"/>
-        </w:numPr>
-        <w:spacing w:line="360" w:lineRule="auto"/>
-        <w:ind w:left="840" w:leftChars="0" w:hanging="420" w:firstLineChars="0"/>
-        <w:rPr>
-          <w:rFonts w:hint="default" w:ascii="Sitka Subheading" w:hAnsi="Sitka Subheading" w:cs="Sitka Subheading"/>
-        </w:rPr>
-      </w:pPr>
-      <w:r>
-        <w:rPr>
-          <w:rFonts w:hint="default" w:ascii="Sitka Subheading" w:hAnsi="Sitka Subheading" w:cs="Sitka Subheading"/>
-        </w:rPr>
-        <w:t>Example</w:t>
-      </w:r>
-    </w:p>
-    <w:p>
-      <w:pPr>
-        <w:numPr>
-          <w:ilvl w:val="1"/>
-          <w:numId w:val="11"/>
-        </w:numPr>
-        <w:spacing w:line="360" w:lineRule="auto"/>
-        <w:ind w:left="840" w:leftChars="0" w:hanging="420" w:firstLineChars="0"/>
-        <w:rPr>
-          <w:rFonts w:hint="default" w:ascii="Sitka Subheading" w:hAnsi="Sitka Subheading" w:cs="Sitka Subheading"/>
-        </w:rPr>
-      </w:pPr>
-    </w:p>
-    <w:p>
-      <w:pPr>
-        <w:numPr>
-          <w:ilvl w:val="1"/>
-          <w:numId w:val="11"/>
-        </w:numPr>
-        <w:spacing w:line="360" w:lineRule="auto"/>
-        <w:ind w:left="840" w:leftChars="0" w:hanging="420" w:firstLineChars="0"/>
-        <w:rPr>
-          <w:rFonts w:hint="default" w:ascii="Sitka Subheading" w:hAnsi="Sitka Subheading" w:cs="Sitka Subheading"/>
-        </w:rPr>
-      </w:pPr>
-      <w:r>
-        <w:rPr>
-          <w:rFonts w:hint="default" w:ascii="Sitka Subheading" w:hAnsi="Sitka Subheading" w:cs="Sitka Subheading"/>
-        </w:rPr>
-        <w:t>ip link set v-net-0 up</w:t>
-      </w:r>
-    </w:p>
-    <w:p>
-      <w:pPr>
-        <w:numPr>
-          <w:ilvl w:val="1"/>
-          <w:numId w:val="11"/>
-        </w:numPr>
-        <w:spacing w:line="360" w:lineRule="auto"/>
-        <w:ind w:left="840" w:leftChars="0" w:hanging="420" w:firstLineChars="0"/>
-        <w:rPr>
-          <w:rFonts w:hint="default" w:ascii="Sitka Subheading" w:hAnsi="Sitka Subheading" w:cs="Sitka Subheading"/>
-        </w:rPr>
-      </w:pPr>
-    </w:p>
-    <w:p>
-      <w:pPr>
-        <w:numPr>
-          <w:ilvl w:val="1"/>
-          <w:numId w:val="11"/>
-        </w:numPr>
-        <w:spacing w:line="360" w:lineRule="auto"/>
-        <w:ind w:left="840" w:leftChars="0" w:hanging="420" w:firstLineChars="0"/>
-        <w:rPr>
-          <w:rFonts w:hint="default" w:ascii="Sitka Subheading" w:hAnsi="Sitka Subheading" w:cs="Sitka Subheading"/>
-        </w:rPr>
-      </w:pPr>
-      <w:r>
-        <w:rPr>
-          <w:rFonts w:hint="default" w:ascii="Sitka Subheading" w:hAnsi="Sitka Subheading" w:cs="Sitka Subheading"/>
-        </w:rPr>
-        <w:t>Connect interface to bridge</w:t>
-      </w:r>
-    </w:p>
-    <w:p>
-      <w:pPr>
-        <w:numPr>
-          <w:ilvl w:val="1"/>
-          <w:numId w:val="11"/>
-        </w:numPr>
-        <w:spacing w:line="360" w:lineRule="auto"/>
-        <w:ind w:left="840" w:leftChars="0" w:hanging="420" w:firstLineChars="0"/>
-        <w:rPr>
-          <w:rFonts w:hint="default" w:ascii="Sitka Subheading" w:hAnsi="Sitka Subheading" w:cs="Sitka Subheading"/>
-        </w:rPr>
-      </w:pPr>
-    </w:p>
-    <w:p>
-      <w:pPr>
-        <w:numPr>
-          <w:ilvl w:val="1"/>
-          <w:numId w:val="11"/>
-        </w:numPr>
-        <w:spacing w:line="360" w:lineRule="auto"/>
-        <w:ind w:left="840" w:leftChars="0" w:hanging="420" w:firstLineChars="0"/>
-        <w:rPr>
-          <w:rFonts w:hint="default" w:ascii="Sitka Subheading" w:hAnsi="Sitka Subheading" w:cs="Sitka Subheading"/>
-        </w:rPr>
-      </w:pPr>
-      <w:r>
-        <w:rPr>
-          <w:rFonts w:hint="default" w:ascii="Sitka Subheading" w:hAnsi="Sitka Subheading" w:cs="Sitka Subheading"/>
-        </w:rPr>
-        <w:t>ip link set &lt;interface-name&gt; master &lt;bridge-name&gt;</w:t>
-      </w:r>
-    </w:p>
-    <w:p>
-      <w:pPr>
-        <w:numPr>
-          <w:ilvl w:val="1"/>
-          <w:numId w:val="11"/>
-        </w:numPr>
-        <w:spacing w:line="360" w:lineRule="auto"/>
-        <w:ind w:left="840" w:leftChars="0" w:hanging="420" w:firstLineChars="0"/>
-        <w:rPr>
-          <w:rFonts w:hint="default" w:ascii="Sitka Subheading" w:hAnsi="Sitka Subheading" w:cs="Sitka Subheading"/>
-        </w:rPr>
-      </w:pPr>
-    </w:p>
-    <w:p>
-      <w:pPr>
-        <w:numPr>
-          <w:ilvl w:val="1"/>
-          <w:numId w:val="11"/>
-        </w:numPr>
-        <w:spacing w:line="360" w:lineRule="auto"/>
-        <w:ind w:left="840" w:leftChars="0" w:hanging="420" w:firstLineChars="0"/>
-        <w:rPr>
-          <w:rFonts w:hint="default" w:ascii="Sitka Subheading" w:hAnsi="Sitka Subheading" w:cs="Sitka Subheading"/>
-        </w:rPr>
-      </w:pPr>
-      <w:r>
-        <w:rPr>
-          <w:rFonts w:hint="default" w:ascii="Sitka Subheading" w:hAnsi="Sitka Subheading" w:cs="Sitka Subheading"/>
-        </w:rPr>
-        <w:t>Examples</w:t>
-      </w:r>
-    </w:p>
-    <w:p>
-      <w:pPr>
-        <w:numPr>
-          <w:ilvl w:val="1"/>
-          <w:numId w:val="11"/>
-        </w:numPr>
-        <w:spacing w:line="360" w:lineRule="auto"/>
-        <w:ind w:left="840" w:leftChars="0" w:hanging="420" w:firstLineChars="0"/>
-        <w:rPr>
-          <w:rFonts w:hint="default" w:ascii="Sitka Subheading" w:hAnsi="Sitka Subheading" w:cs="Sitka Subheading"/>
-        </w:rPr>
-      </w:pPr>
-    </w:p>
-    <w:p>
-      <w:pPr>
-        <w:numPr>
-          <w:ilvl w:val="1"/>
-          <w:numId w:val="11"/>
-        </w:numPr>
-        <w:spacing w:line="360" w:lineRule="auto"/>
-        <w:ind w:left="840" w:leftChars="0" w:hanging="420" w:firstLineChars="0"/>
-        <w:rPr>
-          <w:rFonts w:hint="default" w:ascii="Sitka Subheading" w:hAnsi="Sitka Subheading" w:cs="Sitka Subheading"/>
-        </w:rPr>
-      </w:pPr>
-      <w:r>
-        <w:rPr>
-          <w:rFonts w:hint="default" w:ascii="Sitka Subheading" w:hAnsi="Sitka Subheading" w:cs="Sitka Subheading"/>
-        </w:rPr>
-        <w:t>ip link set veth-red-br master v-net-0</w:t>
-      </w:r>
-    </w:p>
-    <w:p>
-      <w:pPr>
-        <w:numPr>
-          <w:ilvl w:val="1"/>
-          <w:numId w:val="11"/>
-        </w:numPr>
-        <w:spacing w:line="360" w:lineRule="auto"/>
-        <w:ind w:left="840" w:leftChars="0" w:hanging="420" w:firstLineChars="0"/>
-        <w:rPr>
-          <w:rFonts w:hint="default" w:ascii="Sitka Subheading" w:hAnsi="Sitka Subheading" w:cs="Sitka Subheading"/>
-        </w:rPr>
-      </w:pPr>
-    </w:p>
-    <w:p>
-      <w:pPr>
-        <w:numPr>
-          <w:ilvl w:val="1"/>
-          <w:numId w:val="11"/>
-        </w:numPr>
-        <w:spacing w:line="360" w:lineRule="auto"/>
-        <w:ind w:left="840" w:leftChars="0" w:hanging="420" w:firstLineChars="0"/>
-        <w:rPr>
-          <w:rFonts w:hint="default" w:ascii="Sitka Subheading" w:hAnsi="Sitka Subheading" w:cs="Sitka Subheading"/>
-        </w:rPr>
-      </w:pPr>
-      <w:r>
-        <w:rPr>
-          <w:rFonts w:hint="default" w:ascii="Sitka Subheading" w:hAnsi="Sitka Subheading" w:cs="Sitka Subheading"/>
-        </w:rPr>
-        <w:t>ip link set veth-blue-br master v-net-0</w:t>
-      </w:r>
-    </w:p>
-    <w:p>
-      <w:pPr>
-        <w:numPr>
-          <w:ilvl w:val="1"/>
-          <w:numId w:val="11"/>
-        </w:numPr>
-        <w:spacing w:line="360" w:lineRule="auto"/>
-        <w:ind w:left="840" w:leftChars="0" w:hanging="420" w:firstLineChars="0"/>
-        <w:rPr>
-          <w:rFonts w:hint="default" w:ascii="Sitka Subheading" w:hAnsi="Sitka Subheading" w:cs="Sitka Subheading"/>
-        </w:rPr>
-      </w:pPr>
-    </w:p>
-    <w:p>
-      <w:pPr>
-        <w:numPr>
-          <w:ilvl w:val="1"/>
-          <w:numId w:val="11"/>
-        </w:numPr>
-        <w:spacing w:line="360" w:lineRule="auto"/>
-        <w:ind w:left="840" w:leftChars="0" w:hanging="420" w:firstLineChars="0"/>
-        <w:rPr>
-          <w:rFonts w:hint="default" w:ascii="Sitka Subheading" w:hAnsi="Sitka Subheading" w:cs="Sitka Subheading"/>
-        </w:rPr>
-      </w:pPr>
-      <w:r>
-        <w:rPr>
-          <w:rFonts w:hint="default" w:ascii="Sitka Subheading" w:hAnsi="Sitka Subheading" w:cs="Sitka Subheading"/>
-        </w:rPr>
-        <w:t>Assign IP to bridge</w:t>
-      </w:r>
-    </w:p>
-    <w:p>
-      <w:pPr>
-        <w:numPr>
-          <w:ilvl w:val="1"/>
-          <w:numId w:val="11"/>
-        </w:numPr>
-        <w:spacing w:line="360" w:lineRule="auto"/>
-        <w:ind w:left="840" w:leftChars="0" w:hanging="420" w:firstLineChars="0"/>
-        <w:rPr>
-          <w:rFonts w:hint="default" w:ascii="Sitka Subheading" w:hAnsi="Sitka Subheading" w:cs="Sitka Subheading"/>
-        </w:rPr>
-      </w:pPr>
-    </w:p>
-    <w:p>
-      <w:pPr>
-        <w:numPr>
-          <w:ilvl w:val="1"/>
-          <w:numId w:val="11"/>
-        </w:numPr>
-        <w:spacing w:line="360" w:lineRule="auto"/>
-        <w:ind w:left="840" w:leftChars="0" w:hanging="420" w:firstLineChars="0"/>
-        <w:rPr>
-          <w:rFonts w:hint="default" w:ascii="Sitka Subheading" w:hAnsi="Sitka Subheading" w:cs="Sitka Subheading"/>
-        </w:rPr>
-      </w:pPr>
-      <w:r>
-        <w:rPr>
-          <w:rFonts w:hint="default" w:ascii="Sitka Subheading" w:hAnsi="Sitka Subheading" w:cs="Sitka Subheading"/>
-        </w:rPr>
-        <w:t>ip addr add &lt;ip&gt;/&lt;mask&gt; dev &lt;bridge-name&gt;</w:t>
-      </w:r>
-    </w:p>
-    <w:p>
-      <w:pPr>
-        <w:numPr>
-          <w:ilvl w:val="1"/>
-          <w:numId w:val="11"/>
-        </w:numPr>
-        <w:spacing w:line="360" w:lineRule="auto"/>
-        <w:ind w:left="840" w:leftChars="0" w:hanging="420" w:firstLineChars="0"/>
-        <w:rPr>
-          <w:rFonts w:hint="default" w:ascii="Sitka Subheading" w:hAnsi="Sitka Subheading" w:cs="Sitka Subheading"/>
-        </w:rPr>
-      </w:pPr>
-    </w:p>
-    <w:p>
-      <w:pPr>
-        <w:numPr>
-          <w:ilvl w:val="1"/>
-          <w:numId w:val="11"/>
-        </w:numPr>
-        <w:spacing w:line="360" w:lineRule="auto"/>
-        <w:ind w:left="840" w:leftChars="0" w:hanging="420" w:firstLineChars="0"/>
-        <w:rPr>
-          <w:rFonts w:hint="default" w:ascii="Sitka Subheading" w:hAnsi="Sitka Subheading" w:cs="Sitka Subheading"/>
-        </w:rPr>
-      </w:pPr>
-      <w:r>
-        <w:rPr>
-          <w:rFonts w:hint="default" w:ascii="Sitka Subheading" w:hAnsi="Sitka Subheading" w:cs="Sitka Subheading"/>
-        </w:rPr>
-        <w:t>Example</w:t>
-      </w:r>
-    </w:p>
-    <w:p>
-      <w:pPr>
-        <w:numPr>
-          <w:ilvl w:val="1"/>
-          <w:numId w:val="11"/>
-        </w:numPr>
-        <w:spacing w:line="360" w:lineRule="auto"/>
-        <w:ind w:left="840" w:leftChars="0" w:hanging="420" w:firstLineChars="0"/>
-        <w:rPr>
-          <w:rFonts w:hint="default" w:ascii="Sitka Subheading" w:hAnsi="Sitka Subheading" w:cs="Sitka Subheading"/>
-        </w:rPr>
-      </w:pPr>
-    </w:p>
-    <w:p>
-      <w:pPr>
-        <w:numPr>
-          <w:ilvl w:val="1"/>
-          <w:numId w:val="11"/>
-        </w:numPr>
-        <w:spacing w:line="360" w:lineRule="auto"/>
-        <w:ind w:left="840" w:leftChars="0" w:hanging="420" w:firstLineChars="0"/>
-        <w:rPr>
-          <w:rFonts w:hint="default" w:ascii="Sitka Subheading" w:hAnsi="Sitka Subheading" w:cs="Sitka Subheading"/>
-        </w:rPr>
-      </w:pPr>
-      <w:r>
-        <w:rPr>
-          <w:rFonts w:hint="default" w:ascii="Sitka Subheading" w:hAnsi="Sitka Subheading" w:cs="Sitka Subheading"/>
-        </w:rPr>
-        <w:t>ip addr add 192.168.15.5/24 dev v-net-0</w:t>
-      </w:r>
-    </w:p>
-    <w:p>
-      <w:pPr>
-        <w:numPr>
-          <w:ilvl w:val="1"/>
-          <w:numId w:val="11"/>
-        </w:numPr>
-        <w:spacing w:line="360" w:lineRule="auto"/>
-        <w:ind w:left="840" w:leftChars="0" w:hanging="420" w:firstLineChars="0"/>
-        <w:rPr>
-          <w:rFonts w:hint="default" w:ascii="Sitka Subheading" w:hAnsi="Sitka Subheading" w:cs="Sitka Subheading"/>
-        </w:rPr>
-      </w:pPr>
-    </w:p>
-    <w:p>
-      <w:pPr>
-        <w:numPr>
-          <w:ilvl w:val="1"/>
-          <w:numId w:val="11"/>
-        </w:numPr>
-        <w:spacing w:line="360" w:lineRule="auto"/>
-        <w:ind w:left="840" w:leftChars="0" w:hanging="420" w:firstLineChars="0"/>
-        <w:rPr>
-          <w:rFonts w:hint="default" w:ascii="Sitka Subheading" w:hAnsi="Sitka Subheading" w:cs="Sitka Subheading"/>
-        </w:rPr>
-      </w:pPr>
-      <w:r>
-        <w:rPr>
-          <w:rFonts w:hint="default" w:ascii="Sitka Subheading" w:hAnsi="Sitka Subheading" w:cs="Sitka Subheading"/>
-        </w:rPr>
-        <w:t>Add route inside namespace</w:t>
-      </w:r>
-    </w:p>
-    <w:p>
-      <w:pPr>
-        <w:numPr>
-          <w:ilvl w:val="1"/>
-          <w:numId w:val="11"/>
-        </w:numPr>
-        <w:spacing w:line="360" w:lineRule="auto"/>
-        <w:ind w:left="840" w:leftChars="0" w:hanging="420" w:firstLineChars="0"/>
-        <w:rPr>
-          <w:rFonts w:hint="default" w:ascii="Sitka Subheading" w:hAnsi="Sitka Subheading" w:cs="Sitka Subheading"/>
-        </w:rPr>
-      </w:pPr>
-    </w:p>
-    <w:p>
-      <w:pPr>
-        <w:numPr>
-          <w:ilvl w:val="1"/>
-          <w:numId w:val="11"/>
-        </w:numPr>
-        <w:spacing w:line="360" w:lineRule="auto"/>
-        <w:ind w:left="840" w:leftChars="0" w:hanging="420" w:firstLineChars="0"/>
-        <w:rPr>
-          <w:rFonts w:hint="default" w:ascii="Sitka Subheading" w:hAnsi="Sitka Subheading" w:cs="Sitka Subheading"/>
-        </w:rPr>
-      </w:pPr>
-      <w:r>
-        <w:rPr>
-          <w:rFonts w:hint="default" w:ascii="Sitka Subheading" w:hAnsi="Sitka Subheading" w:cs="Sitka Subheading"/>
-        </w:rPr>
-        <w:t>ip netns exec &lt;namespace-name&gt; ip route add &lt;network&gt;/&lt;mask&gt; via &lt;gateway-ip&gt;</w:t>
-      </w:r>
-    </w:p>
-    <w:p>
-      <w:pPr>
-        <w:numPr>
-          <w:ilvl w:val="1"/>
-          <w:numId w:val="11"/>
-        </w:numPr>
-        <w:spacing w:line="360" w:lineRule="auto"/>
-        <w:ind w:left="840" w:leftChars="0" w:hanging="420" w:firstLineChars="0"/>
-        <w:rPr>
-          <w:rFonts w:hint="default" w:ascii="Sitka Subheading" w:hAnsi="Sitka Subheading" w:cs="Sitka Subheading"/>
-        </w:rPr>
-      </w:pPr>
-    </w:p>
-    <w:p>
-      <w:pPr>
-        <w:numPr>
-          <w:ilvl w:val="1"/>
-          <w:numId w:val="11"/>
-        </w:numPr>
-        <w:spacing w:line="360" w:lineRule="auto"/>
-        <w:ind w:left="840" w:leftChars="0" w:hanging="420" w:firstLineChars="0"/>
-        <w:rPr>
-          <w:rFonts w:hint="default" w:ascii="Sitka Subheading" w:hAnsi="Sitka Subheading" w:cs="Sitka Subheading"/>
-        </w:rPr>
-      </w:pPr>
-      <w:r>
-        <w:rPr>
-          <w:rFonts w:hint="default" w:ascii="Sitka Subheading" w:hAnsi="Sitka Subheading" w:cs="Sitka Subheading"/>
-        </w:rPr>
-        <w:t>Examples</w:t>
-      </w:r>
-    </w:p>
-    <w:p>
-      <w:pPr>
-        <w:numPr>
-          <w:ilvl w:val="1"/>
-          <w:numId w:val="11"/>
-        </w:numPr>
-        <w:spacing w:line="360" w:lineRule="auto"/>
-        <w:ind w:left="840" w:leftChars="0" w:hanging="420" w:firstLineChars="0"/>
-        <w:rPr>
-          <w:rFonts w:hint="default" w:ascii="Sitka Subheading" w:hAnsi="Sitka Subheading" w:cs="Sitka Subheading"/>
-        </w:rPr>
-      </w:pPr>
-    </w:p>
-    <w:p>
-      <w:pPr>
-        <w:numPr>
-          <w:ilvl w:val="1"/>
-          <w:numId w:val="11"/>
-        </w:numPr>
-        <w:spacing w:line="360" w:lineRule="auto"/>
-        <w:ind w:left="840" w:leftChars="0" w:hanging="420" w:firstLineChars="0"/>
-        <w:rPr>
-          <w:rFonts w:hint="default" w:ascii="Sitka Subheading" w:hAnsi="Sitka Subheading" w:cs="Sitka Subheading"/>
-        </w:rPr>
-      </w:pPr>
-      <w:r>
-        <w:rPr>
-          <w:rFonts w:hint="default" w:ascii="Sitka Subheading" w:hAnsi="Sitka Subheading" w:cs="Sitka Subheading"/>
-        </w:rPr>
-        <w:t>ip netns exec red ip route add 10.10.10.0/24 via 192.168.15.5</w:t>
-      </w:r>
-    </w:p>
-    <w:p>
-      <w:pPr>
-        <w:numPr>
-          <w:ilvl w:val="1"/>
-          <w:numId w:val="11"/>
-        </w:numPr>
-        <w:spacing w:line="360" w:lineRule="auto"/>
-        <w:ind w:left="840" w:leftChars="0" w:hanging="420" w:firstLineChars="0"/>
-        <w:rPr>
-          <w:rFonts w:hint="default" w:ascii="Sitka Subheading" w:hAnsi="Sitka Subheading" w:cs="Sitka Subheading"/>
-        </w:rPr>
-      </w:pPr>
-    </w:p>
-    <w:p>
-      <w:pPr>
-        <w:numPr>
-          <w:ilvl w:val="1"/>
-          <w:numId w:val="11"/>
-        </w:numPr>
-        <w:spacing w:line="360" w:lineRule="auto"/>
-        <w:ind w:left="840" w:leftChars="0" w:hanging="420" w:firstLineChars="0"/>
-        <w:rPr>
-          <w:rFonts w:hint="default" w:ascii="Sitka Subheading" w:hAnsi="Sitka Subheading" w:cs="Sitka Subheading"/>
-        </w:rPr>
-      </w:pPr>
-      <w:r>
-        <w:rPr>
-          <w:rFonts w:hint="default" w:ascii="Sitka Subheading" w:hAnsi="Sitka Subheading" w:cs="Sitka Subheading"/>
-        </w:rPr>
-        <w:t>ip netns exec blue ip route add 10.10.10.0/24 via 192.168.15.5</w:t>
-      </w:r>
-    </w:p>
-    <w:p>
-      <w:pPr>
-        <w:numPr>
-          <w:ilvl w:val="1"/>
-          <w:numId w:val="11"/>
-        </w:numPr>
-        <w:spacing w:line="360" w:lineRule="auto"/>
-        <w:ind w:left="840" w:leftChars="0" w:hanging="420" w:firstLineChars="0"/>
-        <w:rPr>
-          <w:rFonts w:hint="default" w:ascii="Sitka Subheading" w:hAnsi="Sitka Subheading" w:cs="Sitka Subheading"/>
-        </w:rPr>
-      </w:pPr>
-    </w:p>
-    <w:p>
-      <w:pPr>
-        <w:numPr>
-          <w:ilvl w:val="1"/>
-          <w:numId w:val="11"/>
-        </w:numPr>
-        <w:spacing w:line="360" w:lineRule="auto"/>
-        <w:ind w:left="840" w:leftChars="0" w:hanging="420" w:firstLineChars="0"/>
-        <w:rPr>
-          <w:rFonts w:hint="default" w:ascii="Sitka Subheading" w:hAnsi="Sitka Subheading" w:cs="Sitka Subheading"/>
-        </w:rPr>
-      </w:pPr>
-      <w:r>
-        <w:rPr>
-          <w:rFonts w:hint="default" w:ascii="Sitka Subheading" w:hAnsi="Sitka Subheading" w:cs="Sitka Subheading"/>
-        </w:rPr>
-        <w:t>Check IP forwarding</w:t>
-      </w:r>
-    </w:p>
-    <w:p>
-      <w:pPr>
-        <w:numPr>
-          <w:ilvl w:val="1"/>
-          <w:numId w:val="11"/>
-        </w:numPr>
-        <w:spacing w:line="360" w:lineRule="auto"/>
-        <w:ind w:left="840" w:leftChars="0" w:hanging="420" w:firstLineChars="0"/>
-        <w:rPr>
-          <w:rFonts w:hint="default" w:ascii="Sitka Subheading" w:hAnsi="Sitka Subheading" w:cs="Sitka Subheading"/>
-        </w:rPr>
-      </w:pPr>
-    </w:p>
-    <w:p>
-      <w:pPr>
-        <w:numPr>
-          <w:ilvl w:val="1"/>
-          <w:numId w:val="11"/>
-        </w:numPr>
-        <w:spacing w:line="360" w:lineRule="auto"/>
-        <w:ind w:left="840" w:leftChars="0" w:hanging="420" w:firstLineChars="0"/>
-        <w:rPr>
-          <w:rFonts w:hint="default" w:ascii="Sitka Subheading" w:hAnsi="Sitka Subheading" w:cs="Sitka Subheading"/>
-        </w:rPr>
-      </w:pPr>
-      <w:r>
-        <w:rPr>
-          <w:rFonts w:hint="default" w:ascii="Sitka Subheading" w:hAnsi="Sitka Subheading" w:cs="Sitka Subheading"/>
-        </w:rPr>
-        <w:t>cat /proc/sys/net/ipv4/ip_forward</w:t>
-      </w:r>
-    </w:p>
-    <w:p>
-      <w:pPr>
-        <w:numPr>
-          <w:ilvl w:val="1"/>
-          <w:numId w:val="11"/>
-        </w:numPr>
-        <w:spacing w:line="360" w:lineRule="auto"/>
-        <w:ind w:left="840" w:leftChars="0" w:hanging="420" w:firstLineChars="0"/>
-        <w:rPr>
-          <w:rFonts w:hint="default" w:ascii="Sitka Subheading" w:hAnsi="Sitka Subheading" w:cs="Sitka Subheading"/>
-        </w:rPr>
-      </w:pPr>
-    </w:p>
-    <w:p>
-      <w:pPr>
-        <w:numPr>
-          <w:ilvl w:val="1"/>
-          <w:numId w:val="11"/>
-        </w:numPr>
-        <w:spacing w:line="360" w:lineRule="auto"/>
-        <w:ind w:left="840" w:leftChars="0" w:hanging="420" w:firstLineChars="0"/>
-        <w:rPr>
-          <w:rFonts w:hint="default" w:ascii="Sitka Subheading" w:hAnsi="Sitka Subheading" w:cs="Sitka Subheading"/>
-        </w:rPr>
-      </w:pPr>
-      <w:r>
-        <w:rPr>
-          <w:rFonts w:hint="default" w:ascii="Sitka Subheading" w:hAnsi="Sitka Subheading" w:cs="Sitka Subheading"/>
-        </w:rPr>
-        <w:t>Enable IP forwarding</w:t>
-      </w:r>
-    </w:p>
-    <w:p>
-      <w:pPr>
-        <w:numPr>
-          <w:ilvl w:val="1"/>
-          <w:numId w:val="11"/>
-        </w:numPr>
-        <w:spacing w:line="360" w:lineRule="auto"/>
-        <w:ind w:left="840" w:leftChars="0" w:hanging="420" w:firstLineChars="0"/>
-        <w:rPr>
-          <w:rFonts w:hint="default" w:ascii="Sitka Subheading" w:hAnsi="Sitka Subheading" w:cs="Sitka Subheading"/>
-        </w:rPr>
-      </w:pPr>
-    </w:p>
-    <w:p>
-      <w:pPr>
-        <w:numPr>
-          <w:ilvl w:val="1"/>
-          <w:numId w:val="11"/>
-        </w:numPr>
-        <w:spacing w:line="360" w:lineRule="auto"/>
-        <w:ind w:left="840" w:leftChars="0" w:hanging="420" w:firstLineChars="0"/>
-        <w:rPr>
-          <w:rFonts w:hint="default" w:ascii="Sitka Subheading" w:hAnsi="Sitka Subheading" w:cs="Sitka Subheading"/>
-        </w:rPr>
-      </w:pPr>
-      <w:r>
-        <w:rPr>
-          <w:rFonts w:hint="default" w:ascii="Sitka Subheading" w:hAnsi="Sitka Subheading" w:cs="Sitka Subheading"/>
-        </w:rPr>
-        <w:t>echo 1 &gt; /proc/sys/net/ipv4/ip_forward</w:t>
-      </w:r>
-    </w:p>
-    <w:p>
-      <w:pPr>
-        <w:numPr>
-          <w:ilvl w:val="1"/>
-          <w:numId w:val="11"/>
-        </w:numPr>
-        <w:spacing w:line="360" w:lineRule="auto"/>
-        <w:ind w:left="840" w:leftChars="0" w:hanging="420" w:firstLineChars="0"/>
-        <w:rPr>
-          <w:rFonts w:hint="default" w:ascii="Sitka Subheading" w:hAnsi="Sitka Subheading" w:cs="Sitka Subheading"/>
-        </w:rPr>
-      </w:pPr>
-    </w:p>
-    <w:p>
-      <w:pPr>
-        <w:numPr>
-          <w:ilvl w:val="1"/>
-          <w:numId w:val="11"/>
-        </w:numPr>
-        <w:spacing w:line="360" w:lineRule="auto"/>
-        <w:ind w:left="840" w:leftChars="0" w:hanging="420" w:firstLineChars="0"/>
-        <w:rPr>
-          <w:rFonts w:hint="default" w:ascii="Sitka Subheading" w:hAnsi="Sitka Subheading" w:cs="Sitka Subheading"/>
-        </w:rPr>
-      </w:pPr>
-      <w:r>
-        <w:rPr>
-          <w:rFonts w:hint="default" w:ascii="Sitka Subheading" w:hAnsi="Sitka Subheading" w:cs="Sitka Subheading"/>
-        </w:rPr>
-        <w:t>Enable NAT</w:t>
-      </w:r>
-    </w:p>
-    <w:p>
-      <w:pPr>
-        <w:numPr>
-          <w:ilvl w:val="1"/>
-          <w:numId w:val="11"/>
-        </w:numPr>
-        <w:spacing w:line="360" w:lineRule="auto"/>
-        <w:ind w:left="840" w:leftChars="0" w:hanging="420" w:firstLineChars="0"/>
-        <w:rPr>
-          <w:rFonts w:hint="default" w:ascii="Sitka Subheading" w:hAnsi="Sitka Subheading" w:cs="Sitka Subheading"/>
-        </w:rPr>
-      </w:pPr>
-    </w:p>
-    <w:p>
-      <w:pPr>
-        <w:numPr>
-          <w:ilvl w:val="1"/>
-          <w:numId w:val="11"/>
-        </w:numPr>
-        <w:spacing w:line="360" w:lineRule="auto"/>
-        <w:ind w:left="840" w:leftChars="0" w:hanging="420" w:firstLineChars="0"/>
-        <w:rPr>
-          <w:rFonts w:hint="default" w:ascii="Sitka Subheading" w:hAnsi="Sitka Subheading" w:cs="Sitka Subheading"/>
-        </w:rPr>
-      </w:pPr>
-      <w:r>
-        <w:rPr>
-          <w:rFonts w:hint="default" w:ascii="Sitka Subheading" w:hAnsi="Sitka Subheading" w:cs="Sitka Subheading"/>
-        </w:rPr>
-        <w:t>iptables -t nat -A POSTROUTING -o &lt;interface-name&gt; -j MASQUERADE</w:t>
-      </w:r>
-    </w:p>
-    <w:p>
-      <w:pPr>
-        <w:numPr>
-          <w:ilvl w:val="1"/>
-          <w:numId w:val="11"/>
-        </w:numPr>
-        <w:spacing w:line="360" w:lineRule="auto"/>
-        <w:ind w:left="840" w:leftChars="0" w:hanging="420" w:firstLineChars="0"/>
-        <w:rPr>
-          <w:rFonts w:hint="default" w:ascii="Sitka Subheading" w:hAnsi="Sitka Subheading" w:cs="Sitka Subheading"/>
-        </w:rPr>
-      </w:pPr>
-    </w:p>
-    <w:p>
-      <w:pPr>
-        <w:numPr>
-          <w:ilvl w:val="1"/>
-          <w:numId w:val="11"/>
-        </w:numPr>
-        <w:spacing w:line="360" w:lineRule="auto"/>
-        <w:ind w:left="840" w:leftChars="0" w:hanging="420" w:firstLineChars="0"/>
-        <w:rPr>
-          <w:rFonts w:hint="default" w:ascii="Sitka Subheading" w:hAnsi="Sitka Subheading" w:cs="Sitka Subheading"/>
-        </w:rPr>
-      </w:pPr>
-      <w:r>
-        <w:rPr>
-          <w:rFonts w:hint="default" w:ascii="Sitka Subheading" w:hAnsi="Sitka Subheading" w:cs="Sitka Subheading"/>
-        </w:rPr>
-        <w:t>Example</w:t>
-      </w:r>
-    </w:p>
-    <w:p>
-      <w:pPr>
-        <w:numPr>
-          <w:ilvl w:val="1"/>
-          <w:numId w:val="11"/>
-        </w:numPr>
-        <w:spacing w:line="360" w:lineRule="auto"/>
-        <w:ind w:left="840" w:leftChars="0" w:hanging="420" w:firstLineChars="0"/>
-        <w:rPr>
-          <w:rFonts w:hint="default" w:ascii="Sitka Subheading" w:hAnsi="Sitka Subheading" w:cs="Sitka Subheading"/>
-        </w:rPr>
-      </w:pPr>
-    </w:p>
-    <w:p>
-      <w:pPr>
-        <w:numPr>
-          <w:ilvl w:val="1"/>
-          <w:numId w:val="11"/>
-        </w:numPr>
-        <w:spacing w:line="360" w:lineRule="auto"/>
-        <w:ind w:left="840" w:leftChars="0" w:hanging="420" w:firstLineChars="0"/>
-        <w:rPr>
-          <w:rFonts w:hint="default" w:ascii="Sitka Subheading" w:hAnsi="Sitka Subheading" w:cs="Sitka Subheading"/>
-        </w:rPr>
-      </w:pPr>
-      <w:r>
-        <w:rPr>
-          <w:rFonts w:hint="default" w:ascii="Sitka Subheading" w:hAnsi="Sitka Subheading" w:cs="Sitka Subheading"/>
-        </w:rPr>
-        <w:t>iptables -t nat -A POSTROUTING -o enp0s8 -j MASQUERADE</w:t>
-      </w:r>
-    </w:p>
-    <w:p>
-      <w:pPr>
-        <w:numPr>
-          <w:ilvl w:val="1"/>
-          <w:numId w:val="11"/>
-        </w:numPr>
-        <w:spacing w:line="360" w:lineRule="auto"/>
-        <w:ind w:left="840" w:leftChars="0" w:hanging="420" w:firstLineChars="0"/>
-        <w:rPr>
-          <w:rFonts w:hint="default" w:ascii="Sitka Subheading" w:hAnsi="Sitka Subheading" w:cs="Sitka Subheading"/>
-        </w:rPr>
-      </w:pPr>
-    </w:p>
-    <w:p>
-      <w:pPr>
-        <w:numPr>
-          <w:ilvl w:val="1"/>
-          <w:numId w:val="11"/>
-        </w:numPr>
-        <w:spacing w:line="360" w:lineRule="auto"/>
-        <w:ind w:left="840" w:leftChars="0" w:hanging="420" w:firstLineChars="0"/>
-        <w:rPr>
-          <w:rFonts w:hint="default" w:ascii="Sitka Subheading" w:hAnsi="Sitka Subheading" w:cs="Sitka Subheading"/>
-        </w:rPr>
-      </w:pPr>
-      <w:r>
-        <w:rPr>
-          <w:rFonts w:hint="default" w:ascii="Sitka Subheading" w:hAnsi="Sitka Subheading" w:cs="Sitka Subheading"/>
-        </w:rPr>
-        <w:t>Add DNAT port forwarding</w:t>
-      </w:r>
-    </w:p>
-    <w:p>
-      <w:pPr>
-        <w:numPr>
-          <w:ilvl w:val="1"/>
-          <w:numId w:val="11"/>
-        </w:numPr>
-        <w:spacing w:line="360" w:lineRule="auto"/>
-        <w:ind w:left="840" w:leftChars="0" w:hanging="420" w:firstLineChars="0"/>
-        <w:rPr>
-          <w:rFonts w:hint="default" w:ascii="Sitka Subheading" w:hAnsi="Sitka Subheading" w:cs="Sitka Subheading"/>
-        </w:rPr>
-      </w:pPr>
-    </w:p>
-    <w:p>
-      <w:pPr>
-        <w:numPr>
-          <w:ilvl w:val="1"/>
-          <w:numId w:val="11"/>
-        </w:numPr>
-        <w:spacing w:line="360" w:lineRule="auto"/>
-        <w:ind w:left="840" w:leftChars="0" w:hanging="420" w:firstLineChars="0"/>
-        <w:rPr>
-          <w:rFonts w:hint="default" w:ascii="Sitka Subheading" w:hAnsi="Sitka Subheading" w:cs="Sitka Subheading"/>
-        </w:rPr>
-      </w:pPr>
-      <w:r>
-        <w:rPr>
-          <w:rFonts w:hint="default" w:ascii="Sitka Subheading" w:hAnsi="Sitka Subheading" w:cs="Sitka Subheading"/>
-        </w:rPr>
-        <w:t>iptables -t nat -A PREROUTING -p tcp --dport &lt;host-port&gt; -j DNAT --to-destination &lt;ip&gt;:&lt;port&gt;</w:t>
-      </w:r>
-    </w:p>
-    <w:p>
-      <w:pPr>
-        <w:numPr>
-          <w:ilvl w:val="1"/>
-          <w:numId w:val="11"/>
-        </w:numPr>
-        <w:spacing w:line="360" w:lineRule="auto"/>
-        <w:ind w:left="840" w:leftChars="0" w:hanging="420" w:firstLineChars="0"/>
-        <w:rPr>
-          <w:rFonts w:hint="default" w:ascii="Sitka Subheading" w:hAnsi="Sitka Subheading" w:cs="Sitka Subheading"/>
-        </w:rPr>
-      </w:pPr>
-    </w:p>
-    <w:p>
-      <w:pPr>
-        <w:numPr>
-          <w:ilvl w:val="1"/>
-          <w:numId w:val="11"/>
-        </w:numPr>
-        <w:spacing w:line="360" w:lineRule="auto"/>
-        <w:ind w:left="840" w:leftChars="0" w:hanging="420" w:firstLineChars="0"/>
-        <w:rPr>
-          <w:rFonts w:hint="default" w:ascii="Sitka Subheading" w:hAnsi="Sitka Subheading" w:cs="Sitka Subheading"/>
-        </w:rPr>
-      </w:pPr>
-      <w:r>
-        <w:rPr>
-          <w:rFonts w:hint="default" w:ascii="Sitka Subheading" w:hAnsi="Sitka Subheading" w:cs="Sitka Subheading"/>
-        </w:rPr>
-        <w:t>Example</w:t>
-      </w:r>
-    </w:p>
-    <w:p>
-      <w:pPr>
-        <w:numPr>
-          <w:ilvl w:val="1"/>
-          <w:numId w:val="11"/>
-        </w:numPr>
-        <w:spacing w:line="360" w:lineRule="auto"/>
-        <w:ind w:left="840" w:leftChars="0" w:hanging="420" w:firstLineChars="0"/>
-        <w:rPr>
-          <w:rFonts w:hint="default" w:ascii="Sitka Subheading" w:hAnsi="Sitka Subheading" w:cs="Sitka Subheading"/>
-        </w:rPr>
-      </w:pPr>
-    </w:p>
-    <w:p>
-      <w:pPr>
-        <w:numPr>
-          <w:ilvl w:val="1"/>
-          <w:numId w:val="11"/>
-        </w:numPr>
-        <w:spacing w:line="360" w:lineRule="auto"/>
-        <w:ind w:left="840" w:leftChars="0" w:hanging="420" w:firstLineChars="0"/>
-        <w:rPr>
-          <w:rFonts w:hint="default" w:ascii="Sitka Subheading" w:hAnsi="Sitka Subheading" w:cs="Sitka Subheading"/>
-        </w:rPr>
-      </w:pPr>
-      <w:r>
-        <w:rPr>
-          <w:rFonts w:hint="default" w:ascii="Sitka Subheading" w:hAnsi="Sitka Subheading" w:cs="Sitka Subheading"/>
-        </w:rPr>
-        <w:t>iptables -t nat -A PREROUTING -p tcp --dport 8080 -j DNAT --to-destination 192.168.15.2:80</w:t>
-      </w:r>
-    </w:p>
-    <w:p>
-      <w:pPr>
-        <w:numPr>
-          <w:ilvl w:val="1"/>
-          <w:numId w:val="11"/>
-        </w:numPr>
-        <w:spacing w:line="360" w:lineRule="auto"/>
-        <w:ind w:left="840" w:leftChars="0" w:hanging="420" w:firstLineChars="0"/>
-        <w:rPr>
-          <w:rFonts w:hint="default" w:ascii="Sitka Subheading" w:hAnsi="Sitka Subheading" w:cs="Sitka Subheading"/>
-        </w:rPr>
-      </w:pPr>
-    </w:p>
-    <w:p>
-      <w:pPr>
-        <w:numPr>
-          <w:ilvl w:val="1"/>
-          <w:numId w:val="11"/>
-        </w:numPr>
-        <w:spacing w:line="360" w:lineRule="auto"/>
-        <w:ind w:left="840" w:leftChars="0" w:hanging="420" w:firstLineChars="0"/>
-        <w:rPr>
-          <w:rFonts w:hint="default" w:ascii="Sitka Subheading" w:hAnsi="Sitka Subheading" w:cs="Sitka Subheading"/>
-        </w:rPr>
-      </w:pPr>
-      <w:r>
-        <w:rPr>
-          <w:rFonts w:hint="default" w:ascii="Sitka Subheading" w:hAnsi="Sitka Subheading" w:cs="Sitka Subheading"/>
-        </w:rPr>
-        <w:t>Access forwarded application</w:t>
-      </w:r>
-    </w:p>
-    <w:p>
-      <w:pPr>
-        <w:numPr>
-          <w:ilvl w:val="1"/>
-          <w:numId w:val="11"/>
-        </w:numPr>
-        <w:spacing w:line="360" w:lineRule="auto"/>
-        <w:ind w:left="840" w:leftChars="0" w:hanging="420" w:firstLineChars="0"/>
-        <w:rPr>
-          <w:rFonts w:hint="default" w:ascii="Sitka Subheading" w:hAnsi="Sitka Subheading" w:cs="Sitka Subheading"/>
-        </w:rPr>
-      </w:pPr>
-    </w:p>
-    <w:p>
-      <w:pPr>
-        <w:numPr>
-          <w:ilvl w:val="1"/>
-          <w:numId w:val="11"/>
-        </w:numPr>
-        <w:spacing w:line="360" w:lineRule="auto"/>
-        <w:ind w:left="840" w:leftChars="0" w:hanging="420" w:firstLineChars="0"/>
-        <w:rPr>
-          <w:rFonts w:hint="default" w:ascii="Sitka Subheading" w:hAnsi="Sitka Subheading" w:cs="Sitka Subheading"/>
-        </w:rPr>
-      </w:pPr>
-      <w:r>
-        <w:rPr>
-          <w:rFonts w:hint="default" w:ascii="Sitka Subheading" w:hAnsi="Sitka Subheading" w:cs="Sitka Subheading"/>
-        </w:rPr>
-        <w:t>curl http://&lt;host-ip&gt;:&lt;port&gt;</w:t>
-      </w:r>
-    </w:p>
-    <w:p>
-      <w:pPr>
-        <w:numPr>
-          <w:ilvl w:val="1"/>
-          <w:numId w:val="11"/>
-        </w:numPr>
-        <w:spacing w:line="360" w:lineRule="auto"/>
-        <w:ind w:left="840" w:leftChars="0" w:hanging="420" w:firstLineChars="0"/>
-        <w:rPr>
-          <w:rFonts w:hint="default" w:ascii="Sitka Subheading" w:hAnsi="Sitka Subheading" w:cs="Sitka Subheading"/>
-        </w:rPr>
-      </w:pPr>
-    </w:p>
-    <w:p>
-      <w:pPr>
-        <w:numPr>
-          <w:ilvl w:val="1"/>
-          <w:numId w:val="11"/>
-        </w:numPr>
-        <w:spacing w:line="360" w:lineRule="auto"/>
-        <w:ind w:left="840" w:leftChars="0" w:hanging="420" w:firstLineChars="0"/>
-        <w:rPr>
-          <w:rFonts w:hint="default" w:ascii="Sitka Subheading" w:hAnsi="Sitka Subheading" w:cs="Sitka Subheading"/>
-        </w:rPr>
-      </w:pPr>
-      <w:r>
-        <w:rPr>
-          <w:rFonts w:hint="default" w:ascii="Sitka Subheading" w:hAnsi="Sitka Subheading" w:cs="Sitka Subheading"/>
-        </w:rPr>
-        <w:t>Example</w:t>
-      </w:r>
-    </w:p>
-    <w:p>
-      <w:pPr>
-        <w:numPr>
-          <w:ilvl w:val="1"/>
-          <w:numId w:val="11"/>
-        </w:numPr>
-        <w:spacing w:line="360" w:lineRule="auto"/>
-        <w:ind w:left="840" w:leftChars="0" w:hanging="420" w:firstLineChars="0"/>
-        <w:rPr>
-          <w:rFonts w:hint="default" w:ascii="Sitka Subheading" w:hAnsi="Sitka Subheading" w:cs="Sitka Subheading"/>
-        </w:rPr>
-      </w:pPr>
-    </w:p>
-    <w:p>
-      <w:pPr>
-        <w:numPr>
-          <w:ilvl w:val="1"/>
-          <w:numId w:val="11"/>
-        </w:numPr>
-        <w:spacing w:line="360" w:lineRule="auto"/>
-        <w:ind w:left="840" w:leftChars="0" w:hanging="420" w:firstLineChars="0"/>
-        <w:rPr>
-          <w:rFonts w:hint="default" w:ascii="Sitka Subheading" w:hAnsi="Sitka Subheading" w:cs="Sitka Subheading"/>
-        </w:rPr>
-      </w:pPr>
-      <w:r>
-        <w:rPr>
-          <w:rFonts w:hint="default" w:ascii="Sitka Subheading" w:hAnsi="Sitka Subheading" w:cs="Sitka Subheading"/>
-        </w:rPr>
-        <w:t>curl http://10.10.10.10:8080</w:t>
+      <w:r>
+        <w:rPr>
+          <w:rFonts w:hint="default" w:ascii="Sitka Subheading" w:hAnsi="Sitka Subheading" w:cs="Sitka Subheading"/>
+        </w:rPr>
+        <w:t>Forward queries</w:t>
       </w:r>
     </w:p>
     <w:p>
@@ -38547,7 +40978,26 @@
           <w:rFonts w:hint="default" w:ascii="Sitka Subheading" w:hAnsi="Sitka Subheading" w:cs="Sitka Subheading"/>
           <w:lang w:val="en-IN"/>
         </w:rPr>
-        <w:t>f</w:t>
+        <w:t>F</w:t>
+      </w:r>
+    </w:p>
+    <w:p>
+      <w:pPr>
+        <w:numPr>
+          <w:ilvl w:val="0"/>
+          <w:numId w:val="11"/>
+        </w:numPr>
+        <w:spacing w:line="360" w:lineRule="auto"/>
+        <w:rPr>
+          <w:rFonts w:hint="default" w:ascii="Sitka Subheading" w:hAnsi="Sitka Subheading" w:cs="Sitka Subheading"/>
+        </w:rPr>
+      </w:pPr>
+      <w:r>
+        <w:rPr>
+          <w:rFonts w:hint="default" w:ascii="Sitka Subheading" w:hAnsi="Sitka Subheading" w:cs="Sitka Subheading"/>
+          <w:lang w:val="en-IN"/>
+        </w:rPr>
+        <w:t>F</w:t>
       </w:r>
     </w:p>
     <w:p>

--- a/docs (kubernetes)/kcna_summary.docx
+++ b/docs (kubernetes)/kcna_summary.docx
@@ -4047,7 +4047,7 @@
           <w:rFonts w:hint="default" w:ascii="Sitka Subheading" w:hAnsi="Sitka Subheading" w:cs="Sitka Subheading"/>
           <w:lang w:val="en-IN"/>
         </w:rPr>
-        <w:t xml:space="preserve"> used for giving extra info like build versin info, adding tool details ..etc without impacting anything.</w:t>
+        <w:t xml:space="preserve"> used for giving extra info like build version info, adding tool details ..etc without impacting anything.</w:t>
       </w:r>
     </w:p>
     <w:p>
@@ -4446,7 +4446,17 @@
           <w:iCs/>
           <w:lang w:val="en-IN"/>
         </w:rPr>
-        <w:t>kubectl taint node node01 env=prod:NoSchedule-</w:t>
+        <w:t>kubectl taint node node01 env=prod:NoSchedule</w:t>
+      </w:r>
+      <w:r>
+        <w:rPr>
+          <w:rFonts w:hint="default" w:ascii="Sitka Subheading" w:hAnsi="Sitka Subheading" w:cs="Sitka Subheading"/>
+          <w:i/>
+          <w:iCs/>
+          <w:shd w:val="clear" w:color="FFFFFF" w:fill="D9D9D9"/>
+          <w:lang w:val="en-IN"/>
+        </w:rPr>
+        <w:t>-</w:t>
       </w:r>
       <w:r>
         <w:rPr>
@@ -4478,6 +4488,7 @@
           <w:bCs/>
           <w:i/>
           <w:iCs/>
+          <w:shd w:val="clear" w:color="FFFFFF" w:fill="D9D9D9"/>
           <w:lang w:val="en-IN"/>
         </w:rPr>
         <w:t>-</w:t>
@@ -4503,7 +4514,17 @@
           <w:iCs/>
           <w:lang w:val="en-IN"/>
         </w:rPr>
-        <w:t>kubectl taint node node01 env-</w:t>
+        <w:t>kubectl taint node node01 env</w:t>
+      </w:r>
+      <w:r>
+        <w:rPr>
+          <w:rFonts w:hint="default" w:ascii="Sitka Subheading" w:hAnsi="Sitka Subheading" w:cs="Sitka Subheading"/>
+          <w:i/>
+          <w:iCs/>
+          <w:shd w:val="clear" w:color="FFFFFF" w:fill="D9D9D9"/>
+          <w:lang w:val="en-IN"/>
+        </w:rPr>
+        <w:t>-</w:t>
       </w:r>
       <w:r>
         <w:rPr>
@@ -7592,7 +7613,7 @@
           <w:rFonts w:hint="default" w:ascii="Sitka Subheading" w:hAnsi="Sitka Subheading" w:cs="Sitka Subheading"/>
           <w:lang w:val="en-IN"/>
         </w:rPr>
-        <w:t>API Server know keeps info that got from Kubelet only.</w:t>
+        <w:t>API Server keeps info that is gotten from Kubelet only.</w:t>
       </w:r>
     </w:p>
     <w:p>
@@ -8165,7 +8186,22 @@
           <w:rFonts w:hint="default" w:ascii="Sitka Subheading" w:hAnsi="Sitka Subheading" w:cs="Sitka Subheading"/>
           <w:lang w:val="en-IN"/>
         </w:rPr>
-        <w:t xml:space="preserve">  [ kind: KubeSchedulerConfiguration; optional ]</w:t>
+        <w:t xml:space="preserve">  [ kind: </w:t>
+      </w:r>
+      <w:r>
+        <w:rPr>
+          <w:rFonts w:hint="default" w:ascii="Sitka Subheading" w:hAnsi="Sitka Subheading" w:cs="Sitka Subheading"/>
+          <w:color w:val="7030A0"/>
+          <w:lang w:val="en-IN"/>
+        </w:rPr>
+        <w:t>KubeSchedulerConfiguration</w:t>
+      </w:r>
+      <w:r>
+        <w:rPr>
+          <w:rFonts w:hint="default" w:ascii="Sitka Subheading" w:hAnsi="Sitka Subheading" w:cs="Sitka Subheading"/>
+          <w:lang w:val="en-IN"/>
+        </w:rPr>
+        <w:t>; optional ]</w:t>
       </w:r>
     </w:p>
     <w:p>
@@ -8737,9 +8773,17 @@
       <w:r>
         <w:rPr>
           <w:rFonts w:hint="default" w:ascii="Sitka Subheading" w:hAnsi="Sitka Subheading" w:cs="Sitka Subheading"/>
-          <w:lang w:val="en-IN"/>
-        </w:rPr>
-        <w:t>Scheduler profiles runs on different threads.</w:t>
+          <w:color w:val="795D01" w:themeColor="accent3" w:themeShade="80"/>
+          <w:lang w:val="en-IN"/>
+        </w:rPr>
+        <w:t>Scheduler profiles runs on different threads</w:t>
+      </w:r>
+      <w:r>
+        <w:rPr>
+          <w:rFonts w:hint="default" w:ascii="Sitka Subheading" w:hAnsi="Sitka Subheading" w:cs="Sitka Subheading"/>
+          <w:lang w:val="en-IN"/>
+        </w:rPr>
+        <w:t>.</w:t>
       </w:r>
       <w:r>
         <w:rPr>
@@ -8755,13 +8799,19 @@
         </w:rPr>
         <w:t>In each scheduler profile, you can decide which plugins has to be enabled or disabled.</w:t>
       </w:r>
-      <w:r>
-        <w:rPr>
-          <w:rFonts w:hint="default" w:ascii="Sitka Subheading" w:hAnsi="Sitka Subheading" w:cs="Sitka Subheading"/>
-          <w:lang w:val="en-IN"/>
-        </w:rPr>
-        <w:br w:type="textWrapping"/>
-      </w:r>
+    </w:p>
+    <w:p>
+      <w:pPr>
+        <w:numPr>
+          <w:ilvl w:val="2"/>
+          <w:numId w:val="11"/>
+        </w:numPr>
+        <w:spacing w:line="360" w:lineRule="auto"/>
+        <w:ind w:left="1260" w:leftChars="0" w:hanging="420" w:firstLineChars="0"/>
+        <w:rPr>
+          <w:rFonts w:hint="default" w:ascii="Sitka Subheading" w:hAnsi="Sitka Subheading" w:cs="Sitka Subheading"/>
+        </w:rPr>
+      </w:pPr>
       <w:r>
         <w:rPr>
           <w:rFonts w:hint="default" w:ascii="Sitka Subheading" w:hAnsi="Sitka Subheading" w:cs="Sitka Subheading"/>
@@ -9980,7 +10030,7 @@
           <w:rFonts w:hint="default" w:ascii="Sitka Subheading" w:hAnsi="Sitka Subheading" w:cs="Sitka Subheading"/>
           <w:lang w:val="en-IN"/>
         </w:rPr>
-        <w:t>If he signs in any certificate, then that certificate will valid (proof).</w:t>
+        <w:t>If he signs in any certificate, then that certificate will be valid (proof).</w:t>
       </w:r>
     </w:p>
     <w:p>
@@ -10686,7 +10736,7 @@
           <w:color w:val="851321" w:themeColor="accent6" w:themeShade="80"/>
           <w:lang w:val="en-IN"/>
         </w:rPr>
-        <w:t>openssl generate -out &lt;</w:t>
+        <w:t>openssl genrsa -out &lt;</w:t>
       </w:r>
       <w:r>
         <w:rPr>
@@ -10920,7 +10970,7 @@
           <w:iCs/>
           <w:lang w:val="en-IN"/>
         </w:rPr>
-        <w:t>Openssl req -new -key server.key -subj ”/CN=etcd” -out server.csr</w:t>
+        <w:t>openssl req -new -key server.key -subj ”/CN=etcd” -out server.csr</w:t>
       </w:r>
       <w:r>
         <w:rPr>
@@ -11490,7 +11540,7 @@
           <w:color w:val="851321" w:themeColor="accent6" w:themeShade="80"/>
           <w:lang w:val="en-IN"/>
         </w:rPr>
-        <w:t>&gt;.crt |</w:t>
+        <w:t>&gt;.key |</w:t>
       </w:r>
       <w:r>
         <w:rPr>
@@ -15523,7 +15573,7 @@
           <w:color w:val="851321" w:themeColor="accent6" w:themeShade="80"/>
           <w:lang w:val="en-IN"/>
         </w:rPr>
-        <w:t>kubectl config view --raw -o jsonpath=’{</w:t>
+        <w:t>kubectl config view --raw -o jsonpath=‘{</w:t>
       </w:r>
       <w:r>
         <w:rPr>
@@ -16612,7 +16662,7 @@
           <w:u w:val="none"/>
           <w:lang w:val="en-IN"/>
         </w:rPr>
-        <w:t>”&lt;version&gt;” : ( /api ), because api group is not present here</w:t>
+        <w:t>“&lt;version&gt;” : ( /api ), because api group is not present here</w:t>
       </w:r>
       <w:r>
         <w:rPr>
@@ -16632,7 +16682,7 @@
           <w:u w:val="none"/>
           <w:lang w:val="en-IN"/>
         </w:rPr>
-        <w:t>”&lt;api group&gt;/&lt;version&gt;” : ( /apis ), api groups are here</w:t>
+        <w:t>“&lt;api group&gt;/&lt;version&gt;” : ( /apis ), api groups are here</w:t>
       </w:r>
       <w:r>
         <w:rPr>
@@ -17285,7 +17335,16 @@
           <w:rFonts w:hint="default" w:ascii="Sitka Subheading" w:hAnsi="Sitka Subheading" w:cs="Sitka Subheading"/>
           <w:lang w:val="en-IN"/>
         </w:rPr>
-        <w:t>token is required to communicate with API server.</w:t>
+        <w:t xml:space="preserve">token is required to communicate with API </w:t>
+      </w:r>
+      <w:bookmarkStart w:id="0" w:name="_GoBack"/>
+      <w:bookmarkEnd w:id="0"/>
+      <w:r>
+        <w:rPr>
+          <w:rFonts w:hint="default" w:ascii="Sitka Subheading" w:hAnsi="Sitka Subheading" w:cs="Sitka Subheading"/>
+          <w:lang w:val="en-IN"/>
+        </w:rPr>
+        <w:t>server.</w:t>
       </w:r>
     </w:p>
     <w:p>
@@ -17305,6 +17364,7 @@
           <w:rFonts w:hint="default" w:ascii="Sitka Subheading" w:hAnsi="Sitka Subheading" w:cs="Sitka Subheading"/>
           <w:b/>
           <w:bCs/>
+          <w:color w:val="851321" w:themeColor="accent6" w:themeShade="80"/>
           <w:lang w:val="en-IN"/>
         </w:rPr>
         <w:t>kubectl create token &lt;</w:t>
@@ -17314,6 +17374,7 @@
           <w:rFonts w:hint="default" w:ascii="Sitka Subheading" w:hAnsi="Sitka Subheading" w:cs="Sitka Subheading"/>
           <w:b w:val="0"/>
           <w:bCs w:val="0"/>
+          <w:color w:val="851321" w:themeColor="accent6" w:themeShade="80"/>
           <w:lang w:val="en-IN"/>
         </w:rPr>
         <w:t>service account name</w:t>
@@ -17323,6 +17384,7 @@
           <w:rFonts w:hint="default" w:ascii="Sitka Subheading" w:hAnsi="Sitka Subheading" w:cs="Sitka Subheading"/>
           <w:b/>
           <w:bCs/>
+          <w:color w:val="851321" w:themeColor="accent6" w:themeShade="80"/>
           <w:lang w:val="en-IN"/>
         </w:rPr>
         <w:t>&gt;</w:t>
@@ -23188,8 +23250,6 @@
           <w:szCs w:val="22"/>
         </w:rPr>
       </w:pPr>
-      <w:bookmarkStart w:id="0" w:name="_GoBack"/>
-      <w:bookmarkEnd w:id="0"/>
     </w:p>
     <w:p>
       <w:pPr>
@@ -38211,6 +38271,7 @@
   </w:style>
   <w:style w:type="character" w:customStyle="1" w:styleId="250">
     <w:name w:val="10"/>
+    <w:qFormat/>
     <w:uiPriority w:val="0"/>
     <w:rPr>
       <w:rFonts w:hint="default" w:ascii="Times New Roman" w:hAnsi="Times New Roman" w:cs="Times New Roman"/>
@@ -38218,6 +38279,7 @@
   </w:style>
   <w:style w:type="character" w:customStyle="1" w:styleId="251">
     <w:name w:val="16"/>
+    <w:qFormat/>
     <w:uiPriority w:val="0"/>
     <w:rPr>
       <w:rFonts w:hint="default" w:ascii="Times New Roman" w:hAnsi="Times New Roman" w:cs="Times New Roman"/>
@@ -38227,6 +38289,7 @@
   </w:style>
   <w:style w:type="character" w:customStyle="1" w:styleId="252">
     <w:name w:val="15"/>
+    <w:qFormat/>
     <w:uiPriority w:val="0"/>
     <w:rPr>
       <w:rFonts w:hint="default" w:ascii="Times New Roman" w:hAnsi="Times New Roman" w:cs="Times New Roman"/>
